--- a/BSS_paper.docx
+++ b/BSS_paper.docx
@@ -22,14 +22,24 @@
         <w:outlineLvl w:val="0"/>
       </w:pPr>
       <w:r>
-        <w:t>Alexander M. Glandon</w:t>
-      </w:r>
+        <w:t xml:space="preserve">Alexander M. </w:t>
+      </w:r>
+      <w:proofErr w:type="spellStart"/>
+      <w:r>
+        <w:t>Glandon</w:t>
+      </w:r>
+      <w:proofErr w:type="spellEnd"/>
       <w:r>
         <w:t xml:space="preserve">*, </w:t>
       </w:r>
       <w:r>
-        <w:t>Khan M. Iftekharuddin</w:t>
-      </w:r>
+        <w:t xml:space="preserve">Khan M. </w:t>
+      </w:r>
+      <w:proofErr w:type="spellStart"/>
+      <w:r>
+        <w:t>Iftekharuddin</w:t>
+      </w:r>
+      <w:proofErr w:type="spellEnd"/>
       <w:r>
         <w:rPr>
           <w:vertAlign w:val="superscript"/>
@@ -148,40 +158,71 @@
     <w:p>
       <w:pPr>
         <w:pStyle w:val="SPIEbodytext"/>
+      </w:pPr>
+      <w:r>
+        <w:t xml:space="preserve">Blind source separation is a problem where multiple signals transmitted </w:t>
+      </w:r>
+      <w:r>
+        <w:t xml:space="preserve">by multiple sources arrive at a receiver. The goal is to take the signal that is received from the combination of the sources and to determine what the original unmixed source signals are with the minimal error. Two approaches to this problem have been attempted in past research. Some groups have used a non-negative matrix factorization approach. This means looking at the receiver signal at multiple receivers such as in an array of sensors, and decomposing the measurement matrix into a transmission matrix and signal loss matrix. Our method improves upon this approach by using a more realistic model of amplitude mixing instead of power mixing. Existing methods use prior constraints on the transmitted signals to search for the unique solution from a space of low rank matrix factorization. We do not assume any preconditions on the transmitted signal, either signal statistics or cross correlation statistics between signals. We consider that the signals decay with inverse square loss, and use this knowledge to convert the underdetermined low rank matrix factorization into an overdetermined factorization problem given the receiver positions. There is other work using the receiver positions, which is different from our approach. </w:t>
+      </w:r>
+      <w:r>
+        <w:rPr>
+          <w:highlight w:val="yellow"/>
+        </w:rPr>
+        <w:t xml:space="preserve">One sentence </w:t>
+      </w:r>
+      <w:proofErr w:type="gramStart"/>
+      <w:r>
+        <w:rPr>
+          <w:highlight w:val="yellow"/>
+        </w:rPr>
+        <w:t>why</w:t>
+      </w:r>
+      <w:proofErr w:type="gramEnd"/>
+      <w:r>
+        <w:rPr>
+          <w:highlight w:val="yellow"/>
+        </w:rPr>
+        <w:t xml:space="preserve"> our method is better than angle of arrival and existing receiver position methods.</w:t>
+      </w:r>
+      <w:r>
+        <w:t xml:space="preserve"> </w:t>
+      </w:r>
+    </w:p>
+    <w:p>
+      <w:pPr>
+        <w:pStyle w:val="SPIEbodytext"/>
+      </w:pPr>
+    </w:p>
+    <w:p>
+      <w:pPr>
+        <w:pStyle w:val="Heading1"/>
+      </w:pPr>
+      <w:r>
+        <w:t>Background</w:t>
+      </w:r>
+      <w:r>
+        <w:t xml:space="preserve"> </w:t>
+      </w:r>
+    </w:p>
+    <w:p>
+      <w:r>
+        <w:t>First</w:t>
+      </w:r>
+      <w:r>
+        <w:t>,</w:t>
+      </w:r>
+      <w:r>
+        <w:t xml:space="preserve"> we will discuss existing matrix factorization approaches to blind source separation. We will review what prior constraints these works place on the transmitted signals. </w:t>
+      </w:r>
+    </w:p>
+    <w:p>
+      <w:pPr>
+        <w:pStyle w:val="SPIEbodytext"/>
         <w:rPr>
           <w:i/>
         </w:rPr>
       </w:pPr>
-      <w:r>
-        <w:t xml:space="preserve">Begin the Introduction two lines below the Keywords. </w:t>
-      </w:r>
-      <w:r>
-        <w:t>The manuscript should not have headers</w:t>
-      </w:r>
-      <w:r>
-        <w:t>,</w:t>
-      </w:r>
-      <w:r>
-        <w:t xml:space="preserve"> footers</w:t>
-      </w:r>
-      <w:r>
-        <w:t>, or page numbers</w:t>
-      </w:r>
-      <w:r>
-        <w:t>.</w:t>
-      </w:r>
-      <w:r>
-        <w:t xml:space="preserve"> It should be in a one-column format.</w:t>
-      </w:r>
-      <w:r>
-        <w:t xml:space="preserve"> </w:t>
-      </w:r>
-      <w:r>
-        <w:t>References should be listed at the end of the manuscript and numbered consecutively in the order of their citation in the text. In-text citations can use superscript or bracketed reference numbers</w:t>
-      </w:r>
-      <w:r>
-        <w:t>.</w:t>
-      </w:r>
     </w:p>
     <w:p>
       <w:pPr>
@@ -368,14 +409,29 @@
                                 <w:sz w:val="18"/>
                               </w:rPr>
                               <w:tab/>
-                              <w:t xml:space="preserve">2.54 cm       </w:t>
+                              <w:t xml:space="preserve">2.54 cm     </w:t>
+                            </w:r>
+                            <w:proofErr w:type="gramStart"/>
+                            <w:r>
+                              <w:rPr>
+                                <w:sz w:val="18"/>
+                              </w:rPr>
+                              <w:t xml:space="preserve">  </w:t>
                             </w:r>
                             <w:r>
                               <w:rPr>
                                 <w:i/>
                                 <w:sz w:val="18"/>
                               </w:rPr>
-                              <w:t xml:space="preserve"> (1in.)</w:t>
+                              <w:t xml:space="preserve"> (</w:t>
+                            </w:r>
+                            <w:proofErr w:type="gramEnd"/>
+                            <w:r>
+                              <w:rPr>
+                                <w:i/>
+                                <w:sz w:val="18"/>
+                              </w:rPr>
+                              <w:t>1in.)</w:t>
                             </w:r>
                             <w:r>
                               <w:rPr>
@@ -424,7 +480,23 @@
                                 <w:szCs w:val="18"/>
                               </w:rPr>
                               <w:tab/>
-                              <w:t xml:space="preserve">4.94  cm </w:t>
+                              <w:t>4.</w:t>
+                            </w:r>
+                            <w:proofErr w:type="gramStart"/>
+                            <w:r>
+                              <w:rPr>
+                                <w:sz w:val="18"/>
+                                <w:szCs w:val="18"/>
+                              </w:rPr>
+                              <w:t>94  cm</w:t>
+                            </w:r>
+                            <w:proofErr w:type="gramEnd"/>
+                            <w:r>
+                              <w:rPr>
+                                <w:sz w:val="18"/>
+                                <w:szCs w:val="18"/>
+                              </w:rPr>
+                              <w:t xml:space="preserve"> </w:t>
                             </w:r>
                             <w:r>
                               <w:rPr>
@@ -518,6 +590,7 @@
                               </w:rPr>
                               <w:t xml:space="preserve"> cm</w:t>
                             </w:r>
+                            <w:proofErr w:type="gramStart"/>
                             <w:r>
                               <w:rPr>
                                 <w:sz w:val="18"/>
@@ -531,7 +604,16 @@
                                 <w:sz w:val="18"/>
                                 <w:szCs w:val="18"/>
                               </w:rPr>
-                              <w:t>(.76 in.)</w:t>
+                              <w:t>(</w:t>
+                            </w:r>
+                            <w:proofErr w:type="gramEnd"/>
+                            <w:r>
+                              <w:rPr>
+                                <w:i/>
+                                <w:sz w:val="18"/>
+                                <w:szCs w:val="18"/>
+                              </w:rPr>
+                              <w:t>.76 in.)</w:t>
                             </w:r>
                             <w:r>
                               <w:rPr>
@@ -703,14 +785,29 @@
                           <w:sz w:val="18"/>
                         </w:rPr>
                         <w:tab/>
-                        <w:t xml:space="preserve">2.54 cm       </w:t>
+                        <w:t xml:space="preserve">2.54 cm     </w:t>
+                      </w:r>
+                      <w:proofErr w:type="gramStart"/>
+                      <w:r>
+                        <w:rPr>
+                          <w:sz w:val="18"/>
+                        </w:rPr>
+                        <w:t xml:space="preserve">  </w:t>
                       </w:r>
                       <w:r>
                         <w:rPr>
                           <w:i/>
                           <w:sz w:val="18"/>
                         </w:rPr>
-                        <w:t xml:space="preserve"> (1in.)</w:t>
+                        <w:t xml:space="preserve"> (</w:t>
+                      </w:r>
+                      <w:proofErr w:type="gramEnd"/>
+                      <w:r>
+                        <w:rPr>
+                          <w:i/>
+                          <w:sz w:val="18"/>
+                        </w:rPr>
+                        <w:t>1in.)</w:t>
                       </w:r>
                       <w:r>
                         <w:rPr>
@@ -759,7 +856,23 @@
                           <w:szCs w:val="18"/>
                         </w:rPr>
                         <w:tab/>
-                        <w:t xml:space="preserve">4.94  cm </w:t>
+                        <w:t>4.</w:t>
+                      </w:r>
+                      <w:proofErr w:type="gramStart"/>
+                      <w:r>
+                        <w:rPr>
+                          <w:sz w:val="18"/>
+                          <w:szCs w:val="18"/>
+                        </w:rPr>
+                        <w:t>94  cm</w:t>
+                      </w:r>
+                      <w:proofErr w:type="gramEnd"/>
+                      <w:r>
+                        <w:rPr>
+                          <w:sz w:val="18"/>
+                          <w:szCs w:val="18"/>
+                        </w:rPr>
+                        <w:t xml:space="preserve"> </w:t>
                       </w:r>
                       <w:r>
                         <w:rPr>
@@ -853,6 +966,7 @@
                         </w:rPr>
                         <w:t xml:space="preserve"> cm</w:t>
                       </w:r>
+                      <w:proofErr w:type="gramStart"/>
                       <w:r>
                         <w:rPr>
                           <w:sz w:val="18"/>
@@ -866,7 +980,16 @@
                           <w:sz w:val="18"/>
                           <w:szCs w:val="18"/>
                         </w:rPr>
-                        <w:t>(.76 in.)</w:t>
+                        <w:t>(</w:t>
+                      </w:r>
+                      <w:proofErr w:type="gramEnd"/>
+                      <w:r>
+                        <w:rPr>
+                          <w:i/>
+                          <w:sz w:val="18"/>
+                          <w:szCs w:val="18"/>
+                        </w:rPr>
+                        <w:t>.76 in.)</w:t>
                       </w:r>
                       <w:r>
                         <w:rPr>
@@ -2559,8 +2682,13 @@
       <w:r>
         <w:t xml:space="preserve">Table 3 lists the specifications for the </w:t>
       </w:r>
-      <w:r>
-        <w:t xml:space="preserve">mulitimedia </w:t>
+      <w:proofErr w:type="spellStart"/>
+      <w:r>
+        <w:t>mulitimedia</w:t>
+      </w:r>
+      <w:proofErr w:type="spellEnd"/>
+      <w:r>
+        <w:t xml:space="preserve"> </w:t>
       </w:r>
       <w:r>
         <w:t>files. Use a screenshot or anothe</w:t>
@@ -4460,7 +4588,23 @@
               <w:t xml:space="preserve"> .mp4,</w:t>
             </w:r>
             <w:r>
-              <w:t xml:space="preserve"> .mov (Quicktime), .wmv (Windows Media Player)</w:t>
+              <w:t xml:space="preserve"> .mov (</w:t>
+            </w:r>
+            <w:proofErr w:type="spellStart"/>
+            <w:r>
+              <w:t>Quicktime</w:t>
+            </w:r>
+            <w:proofErr w:type="spellEnd"/>
+            <w:r>
+              <w:t>), .</w:t>
+            </w:r>
+            <w:proofErr w:type="spellStart"/>
+            <w:r>
+              <w:t>wmv</w:t>
+            </w:r>
+            <w:proofErr w:type="spellEnd"/>
+            <w:r>
+              <w:t xml:space="preserve"> (Windows Media Player)</w:t>
             </w:r>
           </w:p>
         </w:tc>
@@ -4562,7 +4706,7 @@
           <v:shape id="_x0000_i1025" type="#_x0000_t75" style="width:27.75pt;height:30.75pt" o:ole="">
             <v:imagedata r:id="rId12" o:title=""/>
           </v:shape>
-          <o:OLEObject Type="Embed" ProgID="Equation.3" ShapeID="_x0000_i1025" DrawAspect="Content" ObjectID="_1832427618" r:id="rId13"/>
+          <o:OLEObject Type="Embed" ProgID="Equation.3" ShapeID="_x0000_i1025" DrawAspect="Content" ObjectID="_1832428315" r:id="rId13"/>
         </w:object>
       </w:r>
       <w:r>
@@ -4604,7 +4748,7 @@
           <v:shape id="_x0000_i1026" type="#_x0000_t75" style="width:77.25pt;height:34.5pt" o:ole="">
             <v:imagedata r:id="rId14" o:title=""/>
           </v:shape>
-          <o:OLEObject Type="Embed" ProgID="Equation.3" ShapeID="_x0000_i1026" DrawAspect="Content" ObjectID="_1832427619" r:id="rId15"/>
+          <o:OLEObject Type="Embed" ProgID="Equation.3" ShapeID="_x0000_i1026" DrawAspect="Content" ObjectID="_1832428316" r:id="rId15"/>
         </w:object>
       </w:r>
       <w:r>
@@ -4652,7 +4796,7 @@
           <v:shape id="_x0000_i1027" type="#_x0000_t75" style="width:54.75pt;height:20.25pt" o:ole="">
             <v:imagedata r:id="rId16" o:title=""/>
           </v:shape>
-          <o:OLEObject Type="Embed" ProgID="Equation.3" ShapeID="_x0000_i1027" DrawAspect="Content" ObjectID="_1832427620" r:id="rId17"/>
+          <o:OLEObject Type="Embed" ProgID="Equation.3" ShapeID="_x0000_i1027" DrawAspect="Content" ObjectID="_1832428317" r:id="rId17"/>
         </w:object>
       </w:r>
       <w:r>
@@ -5042,6 +5186,7 @@
           <w:sz w:val="20"/>
         </w:rPr>
       </w:pPr>
+      <w:proofErr w:type="spellStart"/>
       <w:r>
         <w:rPr>
           <w:rStyle w:val="body31"/>
@@ -5049,7 +5194,77 @@
           <w:color w:val="auto"/>
           <w:sz w:val="20"/>
         </w:rPr>
-        <w:t xml:space="preserve">Blackberrie Eddins and Muyinatu A. Lediju Bell, “Design of a multifiber light delivery system for photoacoustic-guided surgery," J. Biomed. Opt. 22(4), 041011 (13 Jan 2022). </w:t>
+        <w:t>Blackberrie</w:t>
+      </w:r>
+      <w:proofErr w:type="spellEnd"/>
+      <w:r>
+        <w:rPr>
+          <w:rStyle w:val="body31"/>
+          <w:rFonts w:ascii="Times New Roman" w:hAnsi="Times New Roman"/>
+          <w:color w:val="auto"/>
+          <w:sz w:val="20"/>
+        </w:rPr>
+        <w:t xml:space="preserve"> </w:t>
+      </w:r>
+      <w:proofErr w:type="spellStart"/>
+      <w:r>
+        <w:rPr>
+          <w:rStyle w:val="body31"/>
+          <w:rFonts w:ascii="Times New Roman" w:hAnsi="Times New Roman"/>
+          <w:color w:val="auto"/>
+          <w:sz w:val="20"/>
+        </w:rPr>
+        <w:t>Eddins</w:t>
+      </w:r>
+      <w:proofErr w:type="spellEnd"/>
+      <w:r>
+        <w:rPr>
+          <w:rStyle w:val="body31"/>
+          <w:rFonts w:ascii="Times New Roman" w:hAnsi="Times New Roman"/>
+          <w:color w:val="auto"/>
+          <w:sz w:val="20"/>
+        </w:rPr>
+        <w:t xml:space="preserve"> and </w:t>
+      </w:r>
+      <w:proofErr w:type="spellStart"/>
+      <w:r>
+        <w:rPr>
+          <w:rStyle w:val="body31"/>
+          <w:rFonts w:ascii="Times New Roman" w:hAnsi="Times New Roman"/>
+          <w:color w:val="auto"/>
+          <w:sz w:val="20"/>
+        </w:rPr>
+        <w:t>Muyinatu</w:t>
+      </w:r>
+      <w:proofErr w:type="spellEnd"/>
+      <w:r>
+        <w:rPr>
+          <w:rStyle w:val="body31"/>
+          <w:rFonts w:ascii="Times New Roman" w:hAnsi="Times New Roman"/>
+          <w:color w:val="auto"/>
+          <w:sz w:val="20"/>
+        </w:rPr>
+        <w:t xml:space="preserve"> A. </w:t>
+      </w:r>
+      <w:proofErr w:type="spellStart"/>
+      <w:r>
+        <w:rPr>
+          <w:rStyle w:val="body31"/>
+          <w:rFonts w:ascii="Times New Roman" w:hAnsi="Times New Roman"/>
+          <w:color w:val="auto"/>
+          <w:sz w:val="20"/>
+        </w:rPr>
+        <w:t>Lediju</w:t>
+      </w:r>
+      <w:proofErr w:type="spellEnd"/>
+      <w:r>
+        <w:rPr>
+          <w:rStyle w:val="body31"/>
+          <w:rFonts w:ascii="Times New Roman" w:hAnsi="Times New Roman"/>
+          <w:color w:val="auto"/>
+          <w:sz w:val="20"/>
+        </w:rPr>
+        <w:t xml:space="preserve"> Bell, “Design of a multifiber light delivery system for photoacoustic-guided surgery," J. Biomed. Opt. 22(4), 041011 (13 Jan 2022). </w:t>
       </w:r>
       <w:hyperlink r:id="rId21" w:history="1">
         <w:r>

--- a/BSS_paper.docx
+++ b/BSS_paper.docx
@@ -22,24 +22,14 @@
         <w:outlineLvl w:val="0"/>
       </w:pPr>
       <w:r>
-        <w:t xml:space="preserve">Alexander M. </w:t>
-      </w:r>
-      <w:proofErr w:type="spellStart"/>
-      <w:r>
-        <w:t>Glandon</w:t>
-      </w:r>
-      <w:proofErr w:type="spellEnd"/>
+        <w:t>Alexander M. Glandon</w:t>
+      </w:r>
       <w:r>
         <w:t xml:space="preserve">*, </w:t>
       </w:r>
       <w:r>
-        <w:t xml:space="preserve">Khan M. </w:t>
-      </w:r>
-      <w:proofErr w:type="spellStart"/>
-      <w:r>
-        <w:t>Iftekharuddin</w:t>
-      </w:r>
-      <w:proofErr w:type="spellEnd"/>
+        <w:t>Khan M. Iftekharuddin</w:t>
+      </w:r>
       <w:r>
         <w:rPr>
           <w:vertAlign w:val="superscript"/>
@@ -169,52 +159,64 @@
         <w:rPr>
           <w:highlight w:val="yellow"/>
         </w:rPr>
-        <w:t xml:space="preserve">One sentence </w:t>
-      </w:r>
-      <w:proofErr w:type="gramStart"/>
-      <w:r>
+        <w:t>One sentence why our method is better than angle of arrival and existing receiver position methods.</w:t>
+      </w:r>
+      <w:r>
+        <w:t xml:space="preserve"> </w:t>
+      </w:r>
+    </w:p>
+    <w:p>
+      <w:pPr>
+        <w:pStyle w:val="SPIEbodytext"/>
+      </w:pPr>
+    </w:p>
+    <w:p>
+      <w:pPr>
+        <w:pStyle w:val="Heading1"/>
+      </w:pPr>
+      <w:r>
+        <w:t>Background</w:t>
+      </w:r>
+      <w:r>
+        <w:t xml:space="preserve"> </w:t>
+      </w:r>
+    </w:p>
+    <w:p>
+      <w:r>
+        <w:t>First</w:t>
+      </w:r>
+      <w:r>
+        <w:t>,</w:t>
+      </w:r>
+      <w:r>
+        <w:t xml:space="preserve"> we will discuss existing matrix factorization approaches to blind source separation. We will review what prior constraints these works place on the transmitted signals. </w:t>
+      </w:r>
+    </w:p>
+    <w:p/>
+    <w:p>
+      <w:r>
+        <w:t>Earlier least square trilateration (difficult to implement and obtain convergence)</w:t>
+      </w:r>
+    </w:p>
+    <w:p/>
+    <w:p>
+      <w:r>
+        <w:t>Current inverse problem approach</w:t>
+      </w:r>
+    </w:p>
+    <w:p/>
+    <w:p>
+      <w:r>
+        <w:t>Other groups using receiver locations</w:t>
+      </w:r>
+    </w:p>
+    <w:p>
+      <w:pPr>
+        <w:pStyle w:val="SPIEbodytext"/>
         <w:rPr>
-          <w:highlight w:val="yellow"/>
+          <w:i/>
         </w:rPr>
-        <w:t>why</w:t>
-      </w:r>
-      <w:proofErr w:type="gramEnd"/>
-      <w:r>
-        <w:rPr>
-          <w:highlight w:val="yellow"/>
-        </w:rPr>
-        <w:t xml:space="preserve"> our method is better than angle of arrival and existing receiver position methods.</w:t>
-      </w:r>
-      <w:r>
-        <w:t xml:space="preserve"> </w:t>
-      </w:r>
-    </w:p>
-    <w:p>
-      <w:pPr>
-        <w:pStyle w:val="SPIEbodytext"/>
-      </w:pPr>
-    </w:p>
-    <w:p>
-      <w:pPr>
-        <w:pStyle w:val="Heading1"/>
-      </w:pPr>
-      <w:r>
-        <w:t>Background</w:t>
-      </w:r>
-      <w:r>
-        <w:t xml:space="preserve"> </w:t>
-      </w:r>
-    </w:p>
-    <w:p>
-      <w:r>
-        <w:t>First</w:t>
-      </w:r>
-      <w:r>
-        <w:t>,</w:t>
-      </w:r>
-      <w:r>
-        <w:t xml:space="preserve"> we will discuss existing matrix factorization approaches to blind source separation. We will review what prior constraints these works place on the transmitted signals. </w:t>
-      </w:r>
+      </w:pPr>
     </w:p>
     <w:p>
       <w:pPr>
@@ -409,29 +411,14 @@
                                 <w:sz w:val="18"/>
                               </w:rPr>
                               <w:tab/>
-                              <w:t xml:space="preserve">2.54 cm     </w:t>
-                            </w:r>
-                            <w:proofErr w:type="gramStart"/>
-                            <w:r>
-                              <w:rPr>
-                                <w:sz w:val="18"/>
-                              </w:rPr>
-                              <w:t xml:space="preserve">  </w:t>
+                              <w:t xml:space="preserve">2.54 cm       </w:t>
                             </w:r>
                             <w:r>
                               <w:rPr>
                                 <w:i/>
                                 <w:sz w:val="18"/>
                               </w:rPr>
-                              <w:t xml:space="preserve"> (</w:t>
-                            </w:r>
-                            <w:proofErr w:type="gramEnd"/>
-                            <w:r>
-                              <w:rPr>
-                                <w:i/>
-                                <w:sz w:val="18"/>
-                              </w:rPr>
-                              <w:t>1in.)</w:t>
+                              <w:t xml:space="preserve"> (1in.)</w:t>
                             </w:r>
                             <w:r>
                               <w:rPr>
@@ -480,23 +467,7 @@
                                 <w:szCs w:val="18"/>
                               </w:rPr>
                               <w:tab/>
-                              <w:t>4.</w:t>
-                            </w:r>
-                            <w:proofErr w:type="gramStart"/>
-                            <w:r>
-                              <w:rPr>
-                                <w:sz w:val="18"/>
-                                <w:szCs w:val="18"/>
-                              </w:rPr>
-                              <w:t>94  cm</w:t>
-                            </w:r>
-                            <w:proofErr w:type="gramEnd"/>
-                            <w:r>
-                              <w:rPr>
-                                <w:sz w:val="18"/>
-                                <w:szCs w:val="18"/>
-                              </w:rPr>
-                              <w:t xml:space="preserve"> </w:t>
+                              <w:t xml:space="preserve">4.94  cm </w:t>
                             </w:r>
                             <w:r>
                               <w:rPr>
@@ -590,7 +561,6 @@
                               </w:rPr>
                               <w:t xml:space="preserve"> cm</w:t>
                             </w:r>
-                            <w:proofErr w:type="gramStart"/>
                             <w:r>
                               <w:rPr>
                                 <w:sz w:val="18"/>
@@ -604,16 +574,7 @@
                                 <w:sz w:val="18"/>
                                 <w:szCs w:val="18"/>
                               </w:rPr>
-                              <w:t>(</w:t>
-                            </w:r>
-                            <w:proofErr w:type="gramEnd"/>
-                            <w:r>
-                              <w:rPr>
-                                <w:i/>
-                                <w:sz w:val="18"/>
-                                <w:szCs w:val="18"/>
-                              </w:rPr>
-                              <w:t>.76 in.)</w:t>
+                              <w:t>(.76 in.)</w:t>
                             </w:r>
                             <w:r>
                               <w:rPr>
@@ -785,29 +746,14 @@
                           <w:sz w:val="18"/>
                         </w:rPr>
                         <w:tab/>
-                        <w:t xml:space="preserve">2.54 cm     </w:t>
-                      </w:r>
-                      <w:proofErr w:type="gramStart"/>
-                      <w:r>
-                        <w:rPr>
-                          <w:sz w:val="18"/>
-                        </w:rPr>
-                        <w:t xml:space="preserve">  </w:t>
+                        <w:t xml:space="preserve">2.54 cm       </w:t>
                       </w:r>
                       <w:r>
                         <w:rPr>
                           <w:i/>
                           <w:sz w:val="18"/>
                         </w:rPr>
-                        <w:t xml:space="preserve"> (</w:t>
-                      </w:r>
-                      <w:proofErr w:type="gramEnd"/>
-                      <w:r>
-                        <w:rPr>
-                          <w:i/>
-                          <w:sz w:val="18"/>
-                        </w:rPr>
-                        <w:t>1in.)</w:t>
+                        <w:t xml:space="preserve"> (1in.)</w:t>
                       </w:r>
                       <w:r>
                         <w:rPr>
@@ -856,23 +802,7 @@
                           <w:szCs w:val="18"/>
                         </w:rPr>
                         <w:tab/>
-                        <w:t>4.</w:t>
-                      </w:r>
-                      <w:proofErr w:type="gramStart"/>
-                      <w:r>
-                        <w:rPr>
-                          <w:sz w:val="18"/>
-                          <w:szCs w:val="18"/>
-                        </w:rPr>
-                        <w:t>94  cm</w:t>
-                      </w:r>
-                      <w:proofErr w:type="gramEnd"/>
-                      <w:r>
-                        <w:rPr>
-                          <w:sz w:val="18"/>
-                          <w:szCs w:val="18"/>
-                        </w:rPr>
-                        <w:t xml:space="preserve"> </w:t>
+                        <w:t xml:space="preserve">4.94  cm </w:t>
                       </w:r>
                       <w:r>
                         <w:rPr>
@@ -966,7 +896,6 @@
                         </w:rPr>
                         <w:t xml:space="preserve"> cm</w:t>
                       </w:r>
-                      <w:proofErr w:type="gramStart"/>
                       <w:r>
                         <w:rPr>
                           <w:sz w:val="18"/>
@@ -980,16 +909,7 @@
                           <w:sz w:val="18"/>
                           <w:szCs w:val="18"/>
                         </w:rPr>
-                        <w:t>(</w:t>
-                      </w:r>
-                      <w:proofErr w:type="gramEnd"/>
-                      <w:r>
-                        <w:rPr>
-                          <w:i/>
-                          <w:sz w:val="18"/>
-                          <w:szCs w:val="18"/>
-                        </w:rPr>
-                        <w:t>.76 in.)</w:t>
+                        <w:t>(.76 in.)</w:t>
                       </w:r>
                       <w:r>
                         <w:rPr>
@@ -2682,13 +2602,8 @@
       <w:r>
         <w:t xml:space="preserve">Table 3 lists the specifications for the </w:t>
       </w:r>
-      <w:proofErr w:type="spellStart"/>
-      <w:r>
-        <w:t>mulitimedia</w:t>
-      </w:r>
-      <w:proofErr w:type="spellEnd"/>
-      <w:r>
-        <w:t xml:space="preserve"> </w:t>
+      <w:r>
+        <w:t xml:space="preserve">mulitimedia </w:t>
       </w:r>
       <w:r>
         <w:t>files. Use a screenshot or anothe</w:t>
@@ -4588,23 +4503,7 @@
               <w:t xml:space="preserve"> .mp4,</w:t>
             </w:r>
             <w:r>
-              <w:t xml:space="preserve"> .mov (</w:t>
-            </w:r>
-            <w:proofErr w:type="spellStart"/>
-            <w:r>
-              <w:t>Quicktime</w:t>
-            </w:r>
-            <w:proofErr w:type="spellEnd"/>
-            <w:r>
-              <w:t>), .</w:t>
-            </w:r>
-            <w:proofErr w:type="spellStart"/>
-            <w:r>
-              <w:t>wmv</w:t>
-            </w:r>
-            <w:proofErr w:type="spellEnd"/>
-            <w:r>
-              <w:t xml:space="preserve"> (Windows Media Player)</w:t>
+              <w:t xml:space="preserve"> .mov (Quicktime), .wmv (Windows Media Player)</w:t>
             </w:r>
           </w:p>
         </w:tc>
@@ -4706,7 +4605,7 @@
           <v:shape id="_x0000_i1025" type="#_x0000_t75" style="width:27.75pt;height:30.75pt" o:ole="">
             <v:imagedata r:id="rId12" o:title=""/>
           </v:shape>
-          <o:OLEObject Type="Embed" ProgID="Equation.3" ShapeID="_x0000_i1025" DrawAspect="Content" ObjectID="_1832428315" r:id="rId13"/>
+          <o:OLEObject Type="Embed" ProgID="Equation.3" ShapeID="_x0000_i1025" DrawAspect="Content" ObjectID="_1832428517" r:id="rId13"/>
         </w:object>
       </w:r>
       <w:r>
@@ -4748,7 +4647,7 @@
           <v:shape id="_x0000_i1026" type="#_x0000_t75" style="width:77.25pt;height:34.5pt" o:ole="">
             <v:imagedata r:id="rId14" o:title=""/>
           </v:shape>
-          <o:OLEObject Type="Embed" ProgID="Equation.3" ShapeID="_x0000_i1026" DrawAspect="Content" ObjectID="_1832428316" r:id="rId15"/>
+          <o:OLEObject Type="Embed" ProgID="Equation.3" ShapeID="_x0000_i1026" DrawAspect="Content" ObjectID="_1832428518" r:id="rId15"/>
         </w:object>
       </w:r>
       <w:r>
@@ -4796,7 +4695,7 @@
           <v:shape id="_x0000_i1027" type="#_x0000_t75" style="width:54.75pt;height:20.25pt" o:ole="">
             <v:imagedata r:id="rId16" o:title=""/>
           </v:shape>
-          <o:OLEObject Type="Embed" ProgID="Equation.3" ShapeID="_x0000_i1027" DrawAspect="Content" ObjectID="_1832428317" r:id="rId17"/>
+          <o:OLEObject Type="Embed" ProgID="Equation.3" ShapeID="_x0000_i1027" DrawAspect="Content" ObjectID="_1832428519" r:id="rId17"/>
         </w:object>
       </w:r>
       <w:r>
@@ -5186,7 +5085,6 @@
           <w:sz w:val="20"/>
         </w:rPr>
       </w:pPr>
-      <w:proofErr w:type="spellStart"/>
       <w:r>
         <w:rPr>
           <w:rStyle w:val="body31"/>
@@ -5194,77 +5092,7 @@
           <w:color w:val="auto"/>
           <w:sz w:val="20"/>
         </w:rPr>
-        <w:t>Blackberrie</w:t>
-      </w:r>
-      <w:proofErr w:type="spellEnd"/>
-      <w:r>
-        <w:rPr>
-          <w:rStyle w:val="body31"/>
-          <w:rFonts w:ascii="Times New Roman" w:hAnsi="Times New Roman"/>
-          <w:color w:val="auto"/>
-          <w:sz w:val="20"/>
-        </w:rPr>
-        <w:t xml:space="preserve"> </w:t>
-      </w:r>
-      <w:proofErr w:type="spellStart"/>
-      <w:r>
-        <w:rPr>
-          <w:rStyle w:val="body31"/>
-          <w:rFonts w:ascii="Times New Roman" w:hAnsi="Times New Roman"/>
-          <w:color w:val="auto"/>
-          <w:sz w:val="20"/>
-        </w:rPr>
-        <w:t>Eddins</w:t>
-      </w:r>
-      <w:proofErr w:type="spellEnd"/>
-      <w:r>
-        <w:rPr>
-          <w:rStyle w:val="body31"/>
-          <w:rFonts w:ascii="Times New Roman" w:hAnsi="Times New Roman"/>
-          <w:color w:val="auto"/>
-          <w:sz w:val="20"/>
-        </w:rPr>
-        <w:t xml:space="preserve"> and </w:t>
-      </w:r>
-      <w:proofErr w:type="spellStart"/>
-      <w:r>
-        <w:rPr>
-          <w:rStyle w:val="body31"/>
-          <w:rFonts w:ascii="Times New Roman" w:hAnsi="Times New Roman"/>
-          <w:color w:val="auto"/>
-          <w:sz w:val="20"/>
-        </w:rPr>
-        <w:t>Muyinatu</w:t>
-      </w:r>
-      <w:proofErr w:type="spellEnd"/>
-      <w:r>
-        <w:rPr>
-          <w:rStyle w:val="body31"/>
-          <w:rFonts w:ascii="Times New Roman" w:hAnsi="Times New Roman"/>
-          <w:color w:val="auto"/>
-          <w:sz w:val="20"/>
-        </w:rPr>
-        <w:t xml:space="preserve"> A. </w:t>
-      </w:r>
-      <w:proofErr w:type="spellStart"/>
-      <w:r>
-        <w:rPr>
-          <w:rStyle w:val="body31"/>
-          <w:rFonts w:ascii="Times New Roman" w:hAnsi="Times New Roman"/>
-          <w:color w:val="auto"/>
-          <w:sz w:val="20"/>
-        </w:rPr>
-        <w:t>Lediju</w:t>
-      </w:r>
-      <w:proofErr w:type="spellEnd"/>
-      <w:r>
-        <w:rPr>
-          <w:rStyle w:val="body31"/>
-          <w:rFonts w:ascii="Times New Roman" w:hAnsi="Times New Roman"/>
-          <w:color w:val="auto"/>
-          <w:sz w:val="20"/>
-        </w:rPr>
-        <w:t xml:space="preserve"> Bell, “Design of a multifiber light delivery system for photoacoustic-guided surgery," J. Biomed. Opt. 22(4), 041011 (13 Jan 2022). </w:t>
+        <w:t xml:space="preserve">Blackberrie Eddins and Muyinatu A. Lediju Bell, “Design of a multifiber light delivery system for photoacoustic-guided surgery," J. Biomed. Opt. 22(4), 041011 (13 Jan 2022). </w:t>
       </w:r>
       <w:hyperlink r:id="rId21" w:history="1">
         <w:r>

--- a/BSS_paper.docx
+++ b/BSS_paper.docx
@@ -22,14 +22,24 @@
         <w:outlineLvl w:val="0"/>
       </w:pPr>
       <w:r>
-        <w:t>Alexander M. Glandon</w:t>
-      </w:r>
+        <w:t xml:space="preserve">Alexander M. </w:t>
+      </w:r>
+      <w:proofErr w:type="spellStart"/>
+      <w:r>
+        <w:t>Glandon</w:t>
+      </w:r>
+      <w:proofErr w:type="spellEnd"/>
       <w:r>
         <w:t xml:space="preserve">*, </w:t>
       </w:r>
       <w:r>
-        <w:t>Khan M. Iftekharuddin</w:t>
-      </w:r>
+        <w:t xml:space="preserve">Khan M. </w:t>
+      </w:r>
+      <w:proofErr w:type="spellStart"/>
+      <w:r>
+        <w:t>Iftekharuddin</w:t>
+      </w:r>
+      <w:proofErr w:type="spellEnd"/>
       <w:r>
         <w:rPr>
           <w:vertAlign w:val="superscript"/>
@@ -190,6 +200,536 @@
       </w:r>
       <w:r>
         <w:t xml:space="preserve"> we will discuss existing matrix factorization approaches to blind source separation. We will review what prior constraints these works place on the transmitted signals. </w:t>
+      </w:r>
+      <w:r>
+        <w:t xml:space="preserve">The matrix factorization approach is based on the factorization in eq. 1. The transmitted signals are given in </w:t>
+      </w:r>
+      <w:r>
+        <w:rPr>
+          <w:i/>
+          <w:iCs/>
+        </w:rPr>
+        <w:t>Q</w:t>
+      </w:r>
+      <w:r>
+        <w:t xml:space="preserve">, where </w:t>
+      </w:r>
+      <w:r>
+        <w:rPr>
+          <w:i/>
+          <w:iCs/>
+        </w:rPr>
+        <w:t>Q</w:t>
+      </w:r>
+      <w:r>
+        <w:rPr>
+          <w:i/>
+          <w:iCs/>
+          <w:vertAlign w:val="subscript"/>
+        </w:rPr>
+        <w:t>n,t</w:t>
+      </w:r>
+      <w:r>
+        <w:t xml:space="preserve"> is the </w:t>
+      </w:r>
+      <w:r>
+        <w:t xml:space="preserve">transmitted signal amplitude from source </w:t>
+      </w:r>
+      <w:r>
+        <w:rPr>
+          <w:i/>
+          <w:iCs/>
+        </w:rPr>
+        <w:t>n</w:t>
+      </w:r>
+      <w:r>
+        <w:t xml:space="preserve"> at time </w:t>
+      </w:r>
+      <w:r>
+        <w:rPr>
+          <w:i/>
+          <w:iCs/>
+        </w:rPr>
+        <w:t>t</w:t>
+      </w:r>
+      <w:r>
+        <w:t xml:space="preserve">. Note that without loss of generality this approach can also index the frequency </w:t>
+      </w:r>
+      <w:r>
+        <w:rPr>
+          <w:i/>
+          <w:iCs/>
+        </w:rPr>
+        <w:t>f</w:t>
+      </w:r>
+      <w:r>
+        <w:t xml:space="preserve"> similarly to the time </w:t>
+      </w:r>
+      <w:r>
+        <w:rPr>
+          <w:i/>
+          <w:iCs/>
+        </w:rPr>
+        <w:t>t</w:t>
+      </w:r>
+      <w:r>
+        <w:t xml:space="preserve">. </w:t>
+      </w:r>
+      <w:r>
+        <w:t xml:space="preserve">The path loss due to inverse square signal decay is given as </w:t>
+      </w:r>
+      <w:r>
+        <w:rPr>
+          <w:i/>
+          <w:iCs/>
+        </w:rPr>
+        <w:t>U</w:t>
+      </w:r>
+      <w:r>
+        <w:t xml:space="preserve">, where </w:t>
+      </w:r>
+      <w:r>
+        <w:rPr>
+          <w:i/>
+          <w:iCs/>
+        </w:rPr>
+        <w:t>U</w:t>
+      </w:r>
+      <w:r>
+        <w:rPr>
+          <w:i/>
+          <w:iCs/>
+          <w:vertAlign w:val="subscript"/>
+        </w:rPr>
+        <w:t>m,n</w:t>
+      </w:r>
+      <w:r>
+        <w:t xml:space="preserve"> is</w:t>
+      </w:r>
+      <w:r>
+        <w:t xml:space="preserve"> the loss from transmitter location </w:t>
+      </w:r>
+      <w:r>
+        <w:rPr>
+          <w:i/>
+          <w:iCs/>
+        </w:rPr>
+        <w:t>n</w:t>
+      </w:r>
+      <w:r>
+        <w:t xml:space="preserve"> to receiver location </w:t>
+      </w:r>
+      <w:r>
+        <w:rPr>
+          <w:i/>
+          <w:iCs/>
+        </w:rPr>
+        <w:t>m</w:t>
+      </w:r>
+      <w:r>
+        <w:t xml:space="preserve">. </w:t>
+      </w:r>
+      <w:r>
+        <w:t xml:space="preserve">The received combined signals are given in </w:t>
+      </w:r>
+      <w:r>
+        <w:rPr>
+          <w:i/>
+          <w:iCs/>
+        </w:rPr>
+        <w:t>P</w:t>
+      </w:r>
+      <w:r>
+        <w:t xml:space="preserve">, where </w:t>
+      </w:r>
+      <w:r>
+        <w:rPr>
+          <w:i/>
+          <w:iCs/>
+        </w:rPr>
+        <w:t>P</w:t>
+      </w:r>
+      <w:r>
+        <w:rPr>
+          <w:i/>
+          <w:iCs/>
+          <w:vertAlign w:val="subscript"/>
+        </w:rPr>
+        <w:t>m,t</w:t>
+      </w:r>
+      <w:r>
+        <w:t xml:space="preserve"> is the received combined signal at receiver </w:t>
+      </w:r>
+      <w:r>
+        <w:rPr>
+          <w:i/>
+          <w:iCs/>
+        </w:rPr>
+        <w:t>m</w:t>
+      </w:r>
+      <w:r>
+        <w:t xml:space="preserve">, at time </w:t>
+      </w:r>
+      <w:r>
+        <w:rPr>
+          <w:i/>
+          <w:iCs/>
+        </w:rPr>
+        <w:t>t</w:t>
+      </w:r>
+      <w:r>
+        <w:t xml:space="preserve">. </w:t>
+      </w:r>
+    </w:p>
+    <w:p/>
+    <w:p>
+      <w:pPr>
+        <w:jc w:val="right"/>
+      </w:pPr>
+      <m:oMath>
+        <m:r>
+          <w:rPr>
+            <w:rFonts w:ascii="Cambria Math" w:hAnsi="Cambria Math"/>
+          </w:rPr>
+          <m:t>P=UQ</m:t>
+        </m:r>
+      </m:oMath>
+      <w:r>
+        <w:t xml:space="preserve">                                                                                   </w:t>
+      </w:r>
+      <w:r>
+        <w:t>(1)</w:t>
+      </w:r>
+    </w:p>
+    <w:p/>
+    <w:p>
+      <w:r>
+        <w:t xml:space="preserve">The dimensions of </w:t>
+      </w:r>
+      <w:r>
+        <w:rPr>
+          <w:i/>
+          <w:iCs/>
+        </w:rPr>
+        <w:t>P</w:t>
+      </w:r>
+      <w:r>
+        <w:t xml:space="preserve"> are </w:t>
+      </w:r>
+      <w:r>
+        <w:rPr>
+          <w:i/>
+          <w:iCs/>
+        </w:rPr>
+        <w:t>M</w:t>
+      </w:r>
+      <w:r>
+        <w:rPr>
+          <w:i/>
+          <w:iCs/>
+        </w:rPr>
+        <w:t>×T</w:t>
+      </w:r>
+      <w:r>
+        <w:t xml:space="preserve">, the dimensions of </w:t>
+      </w:r>
+      <w:r>
+        <w:rPr>
+          <w:i/>
+          <w:iCs/>
+        </w:rPr>
+        <w:t>U</w:t>
+      </w:r>
+      <w:r>
+        <w:t xml:space="preserve"> are </w:t>
+      </w:r>
+      <w:r>
+        <w:rPr>
+          <w:i/>
+          <w:iCs/>
+        </w:rPr>
+        <w:t>M×</w:t>
+      </w:r>
+      <w:r>
+        <w:rPr>
+          <w:i/>
+          <w:iCs/>
+        </w:rPr>
+        <w:t>N</w:t>
+      </w:r>
+      <w:r>
+        <w:t xml:space="preserve">, and the dimensions of </w:t>
+      </w:r>
+      <w:r>
+        <w:rPr>
+          <w:i/>
+          <w:iCs/>
+        </w:rPr>
+        <w:t>Q</w:t>
+      </w:r>
+      <w:r>
+        <w:t xml:space="preserve"> are </w:t>
+      </w:r>
+      <w:r>
+        <w:rPr>
+          <w:i/>
+          <w:iCs/>
+        </w:rPr>
+        <w:t>N</w:t>
+      </w:r>
+      <w:r>
+        <w:rPr>
+          <w:i/>
+          <w:iCs/>
+        </w:rPr>
+        <w:t>×T</w:t>
+      </w:r>
+      <w:r>
+        <w:t xml:space="preserve">. </w:t>
+      </w:r>
+      <w:r>
+        <w:t xml:space="preserve">This factorization, given the receiver power </w:t>
+      </w:r>
+      <w:r>
+        <w:rPr>
+          <w:i/>
+          <w:iCs/>
+        </w:rPr>
+        <w:t>P</w:t>
+      </w:r>
+      <w:r>
+        <w:t>,</w:t>
+      </w:r>
+      <w:r>
+        <w:t xml:space="preserve"> is not unique. It can be solved by finding a low rank matrix factorization of </w:t>
+      </w:r>
+      <w:r>
+        <w:rPr>
+          <w:i/>
+          <w:iCs/>
+        </w:rPr>
+        <w:t>P</w:t>
+      </w:r>
+      <w:r>
+        <w:t xml:space="preserve"> into </w:t>
+      </w:r>
+      <w:r>
+        <w:rPr>
+          <w:i/>
+          <w:iCs/>
+        </w:rPr>
+        <w:t>U</w:t>
+      </w:r>
+      <w:r>
+        <w:t xml:space="preserve"> and </w:t>
+      </w:r>
+      <w:r>
+        <w:rPr>
+          <w:i/>
+          <w:iCs/>
+        </w:rPr>
+        <w:t>Q</w:t>
+      </w:r>
+      <w:r>
+        <w:t>, since typically the number of received samples</w:t>
+      </w:r>
+      <w:r>
+        <w:t xml:space="preserve"> </w:t>
+      </w:r>
+      <w:r>
+        <w:t xml:space="preserve">in time </w:t>
+      </w:r>
+      <w:r>
+        <w:rPr>
+          <w:i/>
+          <w:iCs/>
+        </w:rPr>
+        <w:t>T</w:t>
+      </w:r>
+      <w:r>
+        <w:t xml:space="preserve"> and the number of receivers </w:t>
+      </w:r>
+      <w:r>
+        <w:rPr>
+          <w:i/>
+          <w:iCs/>
+        </w:rPr>
+        <w:t>M</w:t>
+      </w:r>
+      <w:r>
+        <w:t xml:space="preserve"> are both </w:t>
+      </w:r>
+      <w:r>
+        <w:t xml:space="preserve">larger than the inner </w:t>
+      </w:r>
+      <w:r>
+        <w:lastRenderedPageBreak/>
+        <w:t>dimension of the factorization given by the number of transmitters</w:t>
+      </w:r>
+      <w:r>
+        <w:t xml:space="preserve"> </w:t>
+      </w:r>
+      <w:r>
+        <w:rPr>
+          <w:i/>
+          <w:iCs/>
+        </w:rPr>
+        <w:t>N</w:t>
+      </w:r>
+      <w:r>
+        <w:t xml:space="preserve">. </w:t>
+      </w:r>
+      <w:r>
+        <w:t xml:space="preserve">Because the subspace </w:t>
+      </w:r>
+      <w:r>
+        <w:t xml:space="preserve">of rank </w:t>
+      </w:r>
+      <w:r>
+        <w:rPr>
+          <w:i/>
+          <w:iCs/>
+        </w:rPr>
+        <w:t>N</w:t>
+      </w:r>
+      <w:r>
+        <w:t xml:space="preserve"> has infinitely many representations or possible bases that can span the space, the factorization is not unique. </w:t>
+      </w:r>
+    </w:p>
+    <w:p>
+      <w:pPr>
+        <w:jc w:val="right"/>
+      </w:pPr>
+    </w:p>
+    <w:p>
+      <w:pPr>
+        <w:jc w:val="right"/>
+      </w:pPr>
+      <w:r>
+        <w:t xml:space="preserve"> </w:t>
+      </w:r>
+    </w:p>
+    <w:p/>
+    <w:p/>
+    <w:p/>
+    <w:p/>
+    <w:p>
+      <w:r>
+        <w:t>Z. Hu et al., "Robust non-negative matrix factorization for joint spectrum sensing and</w:t>
+      </w:r>
+    </w:p>
+    <w:p>
+      <w:r>
+        <w:t>primary user localization in cognitive radio networks," in Waveform Diversity &amp; Design</w:t>
+      </w:r>
+    </w:p>
+    <w:p>
+      <w:r>
+        <w:t>Conference (WDD), 2012 International, 2012, pp. 303-307: IEEE.</w:t>
+      </w:r>
+    </w:p>
+    <w:p/>
+    <w:p>
+      <w:r>
+        <w:t xml:space="preserve">A. </w:t>
+      </w:r>
+      <w:proofErr w:type="spellStart"/>
+      <w:r>
+        <w:t>Zaeemzadeh</w:t>
+      </w:r>
+      <w:proofErr w:type="spellEnd"/>
+      <w:r>
+        <w:t xml:space="preserve">, M. </w:t>
+      </w:r>
+      <w:proofErr w:type="spellStart"/>
+      <w:r>
+        <w:t>Joneidi</w:t>
+      </w:r>
+      <w:proofErr w:type="spellEnd"/>
+      <w:r>
+        <w:t xml:space="preserve">, B. </w:t>
+      </w:r>
+      <w:proofErr w:type="spellStart"/>
+      <w:r>
+        <w:t>Shahrasbi</w:t>
+      </w:r>
+      <w:proofErr w:type="spellEnd"/>
+      <w:r>
+        <w:t xml:space="preserve">, and N. </w:t>
+      </w:r>
+      <w:proofErr w:type="spellStart"/>
+      <w:r>
+        <w:t>Rahnavard</w:t>
+      </w:r>
+      <w:proofErr w:type="spellEnd"/>
+      <w:r>
+        <w:t>, "Missing spectrum-data</w:t>
+      </w:r>
+    </w:p>
+    <w:p>
+      <w:r>
+        <w:t>recovery in cognitive radio networks using piecewise constant nonnegative matrix</w:t>
+      </w:r>
+    </w:p>
+    <w:p>
+      <w:r>
+        <w:t>factorization," in Military Communications Conference, MILCOM 2015-2015 IEEE,</w:t>
+      </w:r>
+    </w:p>
+    <w:p>
+      <w:r>
+        <w:t>2015, pp. 238-243: IEEE.</w:t>
+      </w:r>
+    </w:p>
+    <w:p>
+      <w:r>
+        <w:t xml:space="preserve">X. Fu, N. D. </w:t>
+      </w:r>
+      <w:proofErr w:type="spellStart"/>
+      <w:r>
+        <w:t>Sidiropoulos</w:t>
+      </w:r>
+      <w:proofErr w:type="spellEnd"/>
+      <w:r>
+        <w:t>, and W.-K. Ma, "Power spectra separation via structured</w:t>
+      </w:r>
+    </w:p>
+    <w:p>
+      <w:r>
+        <w:t>matrix factorization," IEEE J. Sel. Topics Signal Process, 2015</w:t>
+      </w:r>
+      <w:r>
+        <w:t>.</w:t>
+      </w:r>
+    </w:p>
+    <w:p/>
+    <w:p>
+      <w:r>
+        <w:t xml:space="preserve">X. Fu, N. D. </w:t>
+      </w:r>
+      <w:proofErr w:type="spellStart"/>
+      <w:r>
+        <w:t>Sidiropoulos</w:t>
+      </w:r>
+      <w:proofErr w:type="spellEnd"/>
+      <w:r>
+        <w:t>, J. H. Tranter, and W.-K. Ma, "A factor analysis framework for</w:t>
+      </w:r>
+    </w:p>
+    <w:p>
+      <w:r>
+        <w:t>power spectra separation and multiple emitter localization," IEEE Transactions on Signal</w:t>
+      </w:r>
+    </w:p>
+    <w:p>
+      <w:r>
+        <w:t>Processing, vol. 63, no. 24, pp. 6581-6594, 2015.</w:t>
+      </w:r>
+    </w:p>
+    <w:p/>
+    <w:p>
+      <w:r>
+        <w:t>https://digitalcommons.odu.edu/cgi/viewcontent.cgi?article=1016&amp;context=ece_etds</w:t>
       </w:r>
     </w:p>
     <w:p/>
@@ -2602,8 +3142,13 @@
       <w:r>
         <w:t xml:space="preserve">Table 3 lists the specifications for the </w:t>
       </w:r>
-      <w:r>
-        <w:t xml:space="preserve">mulitimedia </w:t>
+      <w:proofErr w:type="spellStart"/>
+      <w:r>
+        <w:t>mulitimedia</w:t>
+      </w:r>
+      <w:proofErr w:type="spellEnd"/>
+      <w:r>
+        <w:t xml:space="preserve"> </w:t>
       </w:r>
       <w:r>
         <w:t>files. Use a screenshot or anothe</w:t>
@@ -4503,7 +5048,23 @@
               <w:t xml:space="preserve"> .mp4,</w:t>
             </w:r>
             <w:r>
-              <w:t xml:space="preserve"> .mov (Quicktime), .wmv (Windows Media Player)</w:t>
+              <w:t xml:space="preserve"> .mov (</w:t>
+            </w:r>
+            <w:proofErr w:type="spellStart"/>
+            <w:r>
+              <w:t>Quicktime</w:t>
+            </w:r>
+            <w:proofErr w:type="spellEnd"/>
+            <w:r>
+              <w:t>), .</w:t>
+            </w:r>
+            <w:proofErr w:type="spellStart"/>
+            <w:r>
+              <w:t>wmv</w:t>
+            </w:r>
+            <w:proofErr w:type="spellEnd"/>
+            <w:r>
+              <w:t xml:space="preserve"> (Windows Media Player)</w:t>
             </w:r>
           </w:p>
         </w:tc>
@@ -4602,10 +5163,10 @@
             <v:path o:extrusionok="f" gradientshapeok="t" o:connecttype="rect"/>
             <o:lock v:ext="edit" aspectratio="t"/>
           </v:shapetype>
-          <v:shape id="_x0000_i1025" type="#_x0000_t75" style="width:27.75pt;height:30.75pt" o:ole="">
+          <v:shape id="_x0000_i1025" type="#_x0000_t75" style="width:27.65pt;height:30.55pt" o:ole="">
             <v:imagedata r:id="rId12" o:title=""/>
           </v:shape>
-          <o:OLEObject Type="Embed" ProgID="Equation.3" ShapeID="_x0000_i1025" DrawAspect="Content" ObjectID="_1832428517" r:id="rId13"/>
+          <o:OLEObject Type="Embed" ProgID="Equation.3" ShapeID="_x0000_i1025" DrawAspect="Content" ObjectID="_1832430038" r:id="rId13"/>
         </w:object>
       </w:r>
       <w:r>
@@ -4635,6 +5196,7 @@
           <w:tab w:val="right" w:pos="9540"/>
         </w:tabs>
       </w:pPr>
+      <w:bookmarkStart w:id="1" w:name="_Hlk221816261"/>
       <w:r>
         <w:tab/>
         <w:t xml:space="preserve">α = </w:t>
@@ -4644,16 +5206,17 @@
           <w:position w:val="-24"/>
         </w:rPr>
         <w:object w:dxaOrig="1520" w:dyaOrig="680" w14:anchorId="59D0F624">
-          <v:shape id="_x0000_i1026" type="#_x0000_t75" style="width:77.25pt;height:34.5pt" o:ole="">
+          <v:shape id="_x0000_i1026" type="#_x0000_t75" style="width:77.2pt;height:34.55pt" o:ole="">
             <v:imagedata r:id="rId14" o:title=""/>
           </v:shape>
-          <o:OLEObject Type="Embed" ProgID="Equation.3" ShapeID="_x0000_i1026" DrawAspect="Content" ObjectID="_1832428518" r:id="rId15"/>
+          <o:OLEObject Type="Embed" ProgID="Equation.3" ShapeID="_x0000_i1026" DrawAspect="Content" ObjectID="_1832430039" r:id="rId15"/>
         </w:object>
       </w:r>
       <w:r>
         <w:tab/>
         <w:t>(1)</w:t>
       </w:r>
+      <w:bookmarkEnd w:id="1"/>
     </w:p>
     <w:p>
       <w:pPr>
@@ -4692,10 +5255,10 @@
           <w:position w:val="-14"/>
         </w:rPr>
         <w:object w:dxaOrig="1100" w:dyaOrig="400" w14:anchorId="407FA04A">
-          <v:shape id="_x0000_i1027" type="#_x0000_t75" style="width:54.75pt;height:20.25pt" o:ole="">
+          <v:shape id="_x0000_i1027" type="#_x0000_t75" style="width:54.7pt;height:20.15pt" o:ole="">
             <v:imagedata r:id="rId16" o:title=""/>
           </v:shape>
-          <o:OLEObject Type="Embed" ProgID="Equation.3" ShapeID="_x0000_i1027" DrawAspect="Content" ObjectID="_1832428519" r:id="rId17"/>
+          <o:OLEObject Type="Embed" ProgID="Equation.3" ShapeID="_x0000_i1027" DrawAspect="Content" ObjectID="_1832430040" r:id="rId17"/>
         </w:object>
       </w:r>
       <w:r>
@@ -4844,11 +5407,11 @@
       <w:r>
         <w:t xml:space="preserve">Alternatively, you can delete all text and select the SPIE style for each manuscript element (i.e., title, heading, subheading, text body) by </w:t>
       </w:r>
-      <w:bookmarkStart w:id="1" w:name="_Hlk143770921"/>
+      <w:bookmarkStart w:id="2" w:name="_Hlk143770921"/>
       <w:r>
         <w:t>highlighting the text you wish to format, right click, select "Styles" and at the bottom of the Styles menu, select "Apply Styles."</w:t>
       </w:r>
-      <w:bookmarkEnd w:id="1"/>
+      <w:bookmarkEnd w:id="2"/>
       <w:r>
         <w:t xml:space="preserve"> You will then be able to select your desired style from the drop-down menu.</w:t>
       </w:r>
@@ -4932,7 +5495,7 @@
       <w:pPr>
         <w:pStyle w:val="SPIEreferences"/>
       </w:pPr>
-      <w:bookmarkStart w:id="2" w:name="_Hlk146208277"/>
+      <w:bookmarkStart w:id="3" w:name="_Hlk146208277"/>
       <w:r>
         <w:lastRenderedPageBreak/>
         <w:t>Acknowledgements</w:t>
@@ -4950,7 +5513,7 @@
         </w:rPr>
         <w:t>Use this section to identify people who have aided the authors in accomplishing the work presented and to acknowledge sources of funding. Include grant numbers and the full name of the funding body.</w:t>
       </w:r>
-      <w:bookmarkEnd w:id="2"/>
+      <w:bookmarkEnd w:id="3"/>
     </w:p>
     <w:p>
       <w:pPr>
@@ -4970,7 +5533,7 @@
           <w:sz w:val="20"/>
         </w:rPr>
       </w:pPr>
-      <w:bookmarkStart w:id="3" w:name="_Hlk146208299"/>
+      <w:bookmarkStart w:id="4" w:name="_Hlk146208299"/>
       <w:r>
         <w:rPr>
           <w:rStyle w:val="body31"/>
@@ -5085,6 +5648,7 @@
           <w:sz w:val="20"/>
         </w:rPr>
       </w:pPr>
+      <w:proofErr w:type="spellStart"/>
       <w:r>
         <w:rPr>
           <w:rStyle w:val="body31"/>
@@ -5092,7 +5656,77 @@
           <w:color w:val="auto"/>
           <w:sz w:val="20"/>
         </w:rPr>
-        <w:t xml:space="preserve">Blackberrie Eddins and Muyinatu A. Lediju Bell, “Design of a multifiber light delivery system for photoacoustic-guided surgery," J. Biomed. Opt. 22(4), 041011 (13 Jan 2022). </w:t>
+        <w:t>Blackberrie</w:t>
+      </w:r>
+      <w:proofErr w:type="spellEnd"/>
+      <w:r>
+        <w:rPr>
+          <w:rStyle w:val="body31"/>
+          <w:rFonts w:ascii="Times New Roman" w:hAnsi="Times New Roman"/>
+          <w:color w:val="auto"/>
+          <w:sz w:val="20"/>
+        </w:rPr>
+        <w:t xml:space="preserve"> </w:t>
+      </w:r>
+      <w:proofErr w:type="spellStart"/>
+      <w:r>
+        <w:rPr>
+          <w:rStyle w:val="body31"/>
+          <w:rFonts w:ascii="Times New Roman" w:hAnsi="Times New Roman"/>
+          <w:color w:val="auto"/>
+          <w:sz w:val="20"/>
+        </w:rPr>
+        <w:t>Eddins</w:t>
+      </w:r>
+      <w:proofErr w:type="spellEnd"/>
+      <w:r>
+        <w:rPr>
+          <w:rStyle w:val="body31"/>
+          <w:rFonts w:ascii="Times New Roman" w:hAnsi="Times New Roman"/>
+          <w:color w:val="auto"/>
+          <w:sz w:val="20"/>
+        </w:rPr>
+        <w:t xml:space="preserve"> and </w:t>
+      </w:r>
+      <w:proofErr w:type="spellStart"/>
+      <w:r>
+        <w:rPr>
+          <w:rStyle w:val="body31"/>
+          <w:rFonts w:ascii="Times New Roman" w:hAnsi="Times New Roman"/>
+          <w:color w:val="auto"/>
+          <w:sz w:val="20"/>
+        </w:rPr>
+        <w:t>Muyinatu</w:t>
+      </w:r>
+      <w:proofErr w:type="spellEnd"/>
+      <w:r>
+        <w:rPr>
+          <w:rStyle w:val="body31"/>
+          <w:rFonts w:ascii="Times New Roman" w:hAnsi="Times New Roman"/>
+          <w:color w:val="auto"/>
+          <w:sz w:val="20"/>
+        </w:rPr>
+        <w:t xml:space="preserve"> A. </w:t>
+      </w:r>
+      <w:proofErr w:type="spellStart"/>
+      <w:r>
+        <w:rPr>
+          <w:rStyle w:val="body31"/>
+          <w:rFonts w:ascii="Times New Roman" w:hAnsi="Times New Roman"/>
+          <w:color w:val="auto"/>
+          <w:sz w:val="20"/>
+        </w:rPr>
+        <w:t>Lediju</w:t>
+      </w:r>
+      <w:proofErr w:type="spellEnd"/>
+      <w:r>
+        <w:rPr>
+          <w:rStyle w:val="body31"/>
+          <w:rFonts w:ascii="Times New Roman" w:hAnsi="Times New Roman"/>
+          <w:color w:val="auto"/>
+          <w:sz w:val="20"/>
+        </w:rPr>
+        <w:t xml:space="preserve"> Bell, “Design of a multifiber light delivery system for photoacoustic-guided surgery," J. Biomed. Opt. 22(4), 041011 (13 Jan 2022). </w:t>
       </w:r>
       <w:hyperlink r:id="rId21" w:history="1">
         <w:r>
@@ -5164,7 +5798,7 @@
         <w:t>Digest Tech. Papers 32(1), 934-937 (2001). http://dx.doi.org/10.0011/10.000000</w:t>
       </w:r>
     </w:p>
-    <w:bookmarkEnd w:id="3"/>
+    <w:bookmarkEnd w:id="4"/>
     <w:p>
       <w:pPr>
         <w:pStyle w:val="SPIEreferencelisting"/>
@@ -7336,6 +7970,16 @@
       <w:lang w:val="en-US" w:eastAsia="en-US" w:bidi="ar-SA"/>
     </w:rPr>
   </w:style>
+  <w:style w:type="character" w:styleId="PlaceholderText">
+    <w:name w:val="Placeholder Text"/>
+    <w:basedOn w:val="DefaultParagraphFont"/>
+    <w:uiPriority w:val="99"/>
+    <w:semiHidden/>
+    <w:rsid w:val="0027604B"/>
+    <w:rPr>
+      <w:color w:val="666666"/>
+    </w:rPr>
+  </w:style>
 </w:styles>
 </file>
 

--- a/BSS_paper.docx
+++ b/BSS_paper.docx
@@ -1,6 +1,6 @@
 
 <file path=word/document.xml><?xml version="1.0" encoding="utf-8"?>
-<w:document xmlns:wpc="http://schemas.microsoft.com/office/word/2010/wordprocessingCanvas" xmlns:cx="http://schemas.microsoft.com/office/drawing/2014/chartex" xmlns:cx1="http://schemas.microsoft.com/office/drawing/2015/9/8/chartex" xmlns:cx2="http://schemas.microsoft.com/office/drawing/2015/10/21/chartex" xmlns:cx3="http://schemas.microsoft.com/office/drawing/2016/5/9/chartex" xmlns:cx4="http://schemas.microsoft.com/office/drawing/2016/5/10/chartex" xmlns:cx5="http://schemas.microsoft.com/office/drawing/2016/5/11/chartex" xmlns:cx6="http://schemas.microsoft.com/office/drawing/2016/5/12/chartex" xmlns:cx7="http://schemas.microsoft.com/office/drawing/2016/5/13/chartex" xmlns:cx8="http://schemas.microsoft.com/office/drawing/2016/5/14/chartex" xmlns:mc="http://schemas.openxmlformats.org/markup-compatibility/2006" xmlns:aink="http://schemas.microsoft.com/office/drawing/2016/ink" xmlns:am3d="http://schemas.microsoft.com/office/drawing/2017/model3d" xmlns:o="urn:schemas-microsoft-com:office:office" xmlns:oel="http://schemas.microsoft.com/office/2019/extlst" xmlns:r="http://schemas.openxmlformats.org/officeDocument/2006/relationships" xmlns:m="http://schemas.openxmlformats.org/officeDocument/2006/math" xmlns:v="urn:schemas-microsoft-com:vml" xmlns:wp14="http://schemas.microsoft.com/office/word/2010/wordprocessingDrawing" xmlns:wp="http://schemas.openxmlformats.org/drawingml/2006/wordprocessingDrawing" xmlns:w10="urn:schemas-microsoft-com:office:word" xmlns:w="http://schemas.openxmlformats.org/wordprocessingml/2006/main" xmlns:w14="http://schemas.microsoft.com/office/word/2010/wordml" xmlns:w15="http://schemas.microsoft.com/office/word/2012/wordml" xmlns:w16cex="http://schemas.microsoft.com/office/word/2018/wordml/cex" xmlns:w16cid="http://schemas.microsoft.com/office/word/2016/wordml/cid" xmlns:w16="http://schemas.microsoft.com/office/word/2018/wordml" xmlns:w16sdtdh="http://schemas.microsoft.com/office/word/2020/wordml/sdtdatahash" xmlns:w16se="http://schemas.microsoft.com/office/word/2015/wordml/symex" xmlns:wpg="http://schemas.microsoft.com/office/word/2010/wordprocessingGroup" xmlns:wpi="http://schemas.microsoft.com/office/word/2010/wordprocessingInk" xmlns:wne="http://schemas.microsoft.com/office/word/2006/wordml" xmlns:wps="http://schemas.microsoft.com/office/word/2010/wordprocessingShape" mc:Ignorable="w14 w15 w16se w16cid w16 w16cex w16sdtdh wp14">
+<w:document xmlns:wpc="http://schemas.microsoft.com/office/word/2010/wordprocessingCanvas" xmlns:cx="http://schemas.microsoft.com/office/drawing/2014/chartex" xmlns:cx1="http://schemas.microsoft.com/office/drawing/2015/9/8/chartex" xmlns:cx2="http://schemas.microsoft.com/office/drawing/2015/10/21/chartex" xmlns:cx3="http://schemas.microsoft.com/office/drawing/2016/5/9/chartex" xmlns:cx4="http://schemas.microsoft.com/office/drawing/2016/5/10/chartex" xmlns:cx5="http://schemas.microsoft.com/office/drawing/2016/5/11/chartex" xmlns:cx6="http://schemas.microsoft.com/office/drawing/2016/5/12/chartex" xmlns:cx7="http://schemas.microsoft.com/office/drawing/2016/5/13/chartex" xmlns:cx8="http://schemas.microsoft.com/office/drawing/2016/5/14/chartex" xmlns:mc="http://schemas.openxmlformats.org/markup-compatibility/2006" xmlns:aink="http://schemas.microsoft.com/office/drawing/2016/ink" xmlns:am3d="http://schemas.microsoft.com/office/drawing/2017/model3d" xmlns:o="urn:schemas-microsoft-com:office:office" xmlns:oel="http://schemas.microsoft.com/office/2019/extlst" xmlns:r="http://schemas.openxmlformats.org/officeDocument/2006/relationships" xmlns:m="http://schemas.openxmlformats.org/officeDocument/2006/math" xmlns:v="urn:schemas-microsoft-com:vml" xmlns:wp14="http://schemas.microsoft.com/office/word/2010/wordprocessingDrawing" xmlns:wp="http://schemas.openxmlformats.org/drawingml/2006/wordprocessingDrawing" xmlns:w10="urn:schemas-microsoft-com:office:word" xmlns:w="http://schemas.openxmlformats.org/wordprocessingml/2006/main" xmlns:w14="http://schemas.microsoft.com/office/word/2010/wordml" xmlns:w15="http://schemas.microsoft.com/office/word/2012/wordml" xmlns:w16cex="http://schemas.microsoft.com/office/word/2018/wordml/cex" xmlns:w16cid="http://schemas.microsoft.com/office/word/2016/wordml/cid" xmlns:w16="http://schemas.microsoft.com/office/word/2018/wordml" xmlns:w16du="http://schemas.microsoft.com/office/word/2023/wordml/word16du" xmlns:w16sdtdh="http://schemas.microsoft.com/office/word/2020/wordml/sdtdatahash" xmlns:w16sdtfl="http://schemas.microsoft.com/office/word/2024/wordml/sdtformatlock" xmlns:w16se="http://schemas.microsoft.com/office/word/2015/wordml/symex" xmlns:wpg="http://schemas.microsoft.com/office/word/2010/wordprocessingGroup" xmlns:wpi="http://schemas.microsoft.com/office/word/2010/wordprocessingInk" xmlns:wne="http://schemas.microsoft.com/office/word/2006/wordml" xmlns:wps="http://schemas.microsoft.com/office/word/2010/wordprocessingShape" mc:Ignorable="w14 w15 w16se w16cid w16 w16cex w16sdtdh w16sdtfl w16du wp14">
   <w:body>
     <w:p>
       <w:pPr>
@@ -22,13 +22,8 @@
         <w:outlineLvl w:val="0"/>
       </w:pPr>
       <w:r>
-        <w:t xml:space="preserve">Alexander M. </w:t>
-      </w:r>
-      <w:proofErr w:type="spellStart"/>
-      <w:r>
-        <w:t>Glandon</w:t>
-      </w:r>
-      <w:proofErr w:type="spellEnd"/>
+        <w:t>Alexander M. Glandon</w:t>
+      </w:r>
       <w:r>
         <w:t xml:space="preserve">*, </w:t>
       </w:r>
@@ -105,7 +100,15 @@
         <w:t>a</w:t>
       </w:r>
       <w:r>
-        <w:t>tion of signals that decay with inverse square of the distance from each transmitter. A difference in our approach is that we don't make any prior assumptions about the signal statistics. This will allow the method to be used for a very general class of signals.  This approach works for waves where the speed of propagation is large relative to the sensor array dimension. This approach will apply to multisource audio separation, and will also for electromagnetic signal separation with possibly larger arrays. We also see potential applications in medical sensing, for example ultrasound. For more distant EM signals, we perform an analysis of the operating limits of the method for different receiver arrays configurations. For example, given a SNR of 80dB, we can use an array to separate sources with no prior knowledge and obtain a root mean squared error of 0.00551 for a signal with power (mean squared amplitude) of 1 unit</w:t>
+        <w:t xml:space="preserve">tion of signals that decay with inverse square of the distance from each transmitter. A difference in our approach is that we don't make any prior assumptions about the signal statistics. This will allow the method to be used for a very general class of signals.  This approach works for waves where the speed of propagation is large relative to the sensor array dimension. This approach will apply to multisource audio </w:t>
+      </w:r>
+      <w:proofErr w:type="gramStart"/>
+      <w:r>
+        <w:t>separation, and</w:t>
+      </w:r>
+      <w:proofErr w:type="gramEnd"/>
+      <w:r>
+        <w:t xml:space="preserve"> will also for electromagnetic signal separation with possibly larger arrays. We also see potential applications in medical sensing, for example ultrasound. For more distant EM signals, we perform an analysis of the operating limits of the method for different receiver arrays configurations. For example, given a SNR of 80dB, we can use an array to separate sources with no prior knowledge and obtain a root mean squared error of 0.00551 for a signal with power (mean squared amplitude) of 1 unit</w:t>
       </w:r>
       <w:r>
         <w:t>.</w:t>
@@ -163,13 +166,43 @@
         <w:t xml:space="preserve">Blind source separation is a problem where multiple signals transmitted </w:t>
       </w:r>
       <w:r>
-        <w:t xml:space="preserve">by multiple sources arrive at a receiver. The goal is to take the signal that is received from the combination of the sources and to determine what the original unmixed source signals are with the minimal error. Two approaches to this problem have been attempted in past research. Some groups have used a non-negative matrix factorization approach. This means looking at the receiver signal at multiple receivers such as in an array of sensors, and decomposing the measurement matrix into a transmission matrix and signal loss matrix. Our method improves upon this approach by using a more realistic model of amplitude mixing instead of power mixing. Existing methods use prior constraints on the transmitted signals to search for the unique solution from a space of low rank matrix factorization. We do not assume any preconditions on the transmitted signal, either signal statistics or cross correlation statistics between signals. We consider that the signals decay with inverse square loss, and use this knowledge to convert the underdetermined low rank matrix factorization into an overdetermined factorization problem given the receiver positions. There is other work using the receiver positions, which is different from our approach. </w:t>
+        <w:t xml:space="preserve">by multiple sources arrive at a receiver. The goal is to take the signal that is received from the combination of the sources and to determine what the original unmixed source signals are with the minimal error. Two approaches to this problem have been attempted in past research. Some groups have used a non-negative matrix factorization approach. This means looking at the receiver signal at multiple receivers such as in an array of </w:t>
+      </w:r>
+      <w:proofErr w:type="gramStart"/>
+      <w:r>
+        <w:t>sensors, and</w:t>
+      </w:r>
+      <w:proofErr w:type="gramEnd"/>
+      <w:r>
+        <w:t xml:space="preserve"> decomposing the measurement matrix into a transmission matrix and signal loss matrix. Our method improves upon this approach by using a more realistic model of amplitude mixing instead of power mixing. Existing methods use prior constraints on the transmitted signals to search for the unique solution from a space of low rank matrix factorization. We do not assume any preconditions on the transmitted signal, either signal statistics or cross correlation statistics between signals. We consider that the signals decay with inverse square </w:t>
+      </w:r>
+      <w:proofErr w:type="gramStart"/>
+      <w:r>
+        <w:t>loss, and</w:t>
+      </w:r>
+      <w:proofErr w:type="gramEnd"/>
+      <w:r>
+        <w:t xml:space="preserve"> use this knowledge to convert the underdetermined low rank matrix factorization into an overdetermined factorization problem given the receiver positions. There is other work using the receiver positions, which is different from our approach. </w:t>
       </w:r>
       <w:r>
         <w:rPr>
           <w:highlight w:val="yellow"/>
         </w:rPr>
-        <w:t>One sentence why our method is better than angle of arrival and existing receiver position methods.</w:t>
+        <w:t xml:space="preserve">One sentence </w:t>
+      </w:r>
+      <w:proofErr w:type="gramStart"/>
+      <w:r>
+        <w:rPr>
+          <w:highlight w:val="yellow"/>
+        </w:rPr>
+        <w:t>why</w:t>
+      </w:r>
+      <w:proofErr w:type="gramEnd"/>
+      <w:r>
+        <w:rPr>
+          <w:highlight w:val="yellow"/>
+        </w:rPr>
+        <w:t xml:space="preserve"> our method is better than angle of arrival and existing receiver position methods.</w:t>
       </w:r>
       <w:r>
         <w:t xml:space="preserve"> </w:t>
@@ -185,10 +218,7 @@
         <w:pStyle w:val="Heading1"/>
       </w:pPr>
       <w:r>
-        <w:t>Background</w:t>
-      </w:r>
-      <w:r>
-        <w:t xml:space="preserve"> </w:t>
+        <w:t xml:space="preserve">Background </w:t>
       </w:r>
     </w:p>
     <w:p>
@@ -395,10 +425,7 @@
         </m:r>
       </m:oMath>
       <w:r>
-        <w:t xml:space="preserve">                                                                                   </w:t>
-      </w:r>
-      <w:r>
-        <w:t>(1)</w:t>
+        <w:t xml:space="preserve">                                                                                   (1)</w:t>
       </w:r>
     </w:p>
     <w:p/>
@@ -421,181 +448,232 @@
           <w:i/>
           <w:iCs/>
         </w:rPr>
-        <w:t>M</w:t>
+        <w:t>M×T</w:t>
+      </w:r>
+      <w:r>
+        <w:t xml:space="preserve">, the dimensions of </w:t>
       </w:r>
       <w:r>
         <w:rPr>
           <w:i/>
           <w:iCs/>
         </w:rPr>
-        <w:t>×T</w:t>
-      </w:r>
-      <w:r>
-        <w:t xml:space="preserve">, the dimensions of </w:t>
+        <w:t>U</w:t>
+      </w:r>
+      <w:r>
+        <w:t xml:space="preserve"> are </w:t>
       </w:r>
       <w:r>
         <w:rPr>
           <w:i/>
           <w:iCs/>
         </w:rPr>
-        <w:t>U</w:t>
-      </w:r>
-      <w:r>
-        <w:t xml:space="preserve"> are </w:t>
+        <w:t>M×N</w:t>
+      </w:r>
+      <w:r>
+        <w:t xml:space="preserve">, and the dimensions of </w:t>
       </w:r>
       <w:r>
         <w:rPr>
           <w:i/>
           <w:iCs/>
         </w:rPr>
-        <w:t>M×</w:t>
+        <w:t>Q</w:t>
+      </w:r>
+      <w:r>
+        <w:t xml:space="preserve"> are </w:t>
       </w:r>
       <w:r>
         <w:rPr>
           <w:i/>
           <w:iCs/>
         </w:rPr>
-        <w:t>N</w:t>
-      </w:r>
-      <w:r>
-        <w:t xml:space="preserve">, and the dimensions of </w:t>
+        <w:t>N×T</w:t>
+      </w:r>
+      <w:r>
+        <w:t xml:space="preserve">. </w:t>
+      </w:r>
+      <w:r>
+        <w:t xml:space="preserve">This factorization, given the receiver power </w:t>
       </w:r>
       <w:r>
         <w:rPr>
           <w:i/>
           <w:iCs/>
         </w:rPr>
-        <w:t>Q</w:t>
-      </w:r>
-      <w:r>
-        <w:t xml:space="preserve"> are </w:t>
+        <w:t>P</w:t>
+      </w:r>
+      <w:r>
+        <w:t>,</w:t>
+      </w:r>
+      <w:r>
+        <w:t xml:space="preserve"> is not unique. It can be solved by finding a low rank matrix factorization of </w:t>
       </w:r>
       <w:r>
         <w:rPr>
           <w:i/>
           <w:iCs/>
         </w:rPr>
-        <w:t>N</w:t>
+        <w:t>P</w:t>
+      </w:r>
+      <w:r>
+        <w:t xml:space="preserve"> into </w:t>
       </w:r>
       <w:r>
         <w:rPr>
           <w:i/>
           <w:iCs/>
         </w:rPr>
-        <w:t>×T</w:t>
-      </w:r>
-      <w:r>
-        <w:t xml:space="preserve">. </w:t>
-      </w:r>
-      <w:r>
-        <w:t xml:space="preserve">This factorization, given the receiver power </w:t>
+        <w:t>U</w:t>
+      </w:r>
+      <w:r>
+        <w:t xml:space="preserve"> and </w:t>
       </w:r>
       <w:r>
         <w:rPr>
           <w:i/>
           <w:iCs/>
         </w:rPr>
-        <w:t>P</w:t>
-      </w:r>
-      <w:r>
-        <w:t>,</w:t>
-      </w:r>
-      <w:r>
-        <w:t xml:space="preserve"> is not unique. It can be solved by finding a low rank matrix factorization of </w:t>
+        <w:t>Q</w:t>
+      </w:r>
+      <w:r>
+        <w:t>, since typically the number of received samples</w:t>
+      </w:r>
+      <w:r>
+        <w:t xml:space="preserve"> </w:t>
+      </w:r>
+      <w:r>
+        <w:t xml:space="preserve">in time </w:t>
       </w:r>
       <w:r>
         <w:rPr>
           <w:i/>
           <w:iCs/>
         </w:rPr>
-        <w:t>P</w:t>
-      </w:r>
-      <w:r>
-        <w:t xml:space="preserve"> into </w:t>
+        <w:t>T</w:t>
+      </w:r>
+      <w:r>
+        <w:t xml:space="preserve"> and the number of receivers </w:t>
       </w:r>
       <w:r>
         <w:rPr>
           <w:i/>
           <w:iCs/>
         </w:rPr>
-        <w:t>U</w:t>
-      </w:r>
-      <w:r>
-        <w:t xml:space="preserve"> and </w:t>
+        <w:t>M</w:t>
+      </w:r>
+      <w:r>
+        <w:t xml:space="preserve"> are both </w:t>
+      </w:r>
+      <w:r>
+        <w:t xml:space="preserve">larger than the inner </w:t>
+      </w:r>
+      <w:r>
+        <w:lastRenderedPageBreak/>
+        <w:t>dimension of the factorization given by the number of transmitters</w:t>
+      </w:r>
+      <w:r>
+        <w:t xml:space="preserve"> </w:t>
       </w:r>
       <w:r>
         <w:rPr>
           <w:i/>
           <w:iCs/>
         </w:rPr>
-        <w:t>Q</w:t>
-      </w:r>
-      <w:r>
-        <w:t>, since typically the number of received samples</w:t>
-      </w:r>
-      <w:r>
-        <w:t xml:space="preserve"> </w:t>
-      </w:r>
-      <w:r>
-        <w:t xml:space="preserve">in time </w:t>
+        <w:t>N</w:t>
+      </w:r>
+      <w:r>
+        <w:t xml:space="preserve">. </w:t>
+      </w:r>
+      <w:r>
+        <w:t xml:space="preserve">Because the subspace </w:t>
+      </w:r>
+      <w:r>
+        <w:t xml:space="preserve">of rank </w:t>
       </w:r>
       <w:r>
         <w:rPr>
           <w:i/>
           <w:iCs/>
         </w:rPr>
-        <w:t>T</w:t>
-      </w:r>
-      <w:r>
-        <w:t xml:space="preserve"> and the number of receivers </w:t>
-      </w:r>
-      <w:r>
-        <w:rPr>
-          <w:i/>
-          <w:iCs/>
-        </w:rPr>
-        <w:t>M</w:t>
-      </w:r>
-      <w:r>
-        <w:t xml:space="preserve"> are both </w:t>
-      </w:r>
-      <w:r>
-        <w:t xml:space="preserve">larger than the inner </w:t>
-      </w:r>
-      <w:r>
-        <w:lastRenderedPageBreak/>
-        <w:t>dimension of the factorization given by the number of transmitters</w:t>
+        <w:t>N</w:t>
+      </w:r>
+      <w:r>
+        <w:t xml:space="preserve"> has infinitely many representations or possible bases that can span the space, the factorization is not unique. </w:t>
+      </w:r>
+    </w:p>
+    <w:p/>
+    <w:p>
+      <w:r>
+        <w:t xml:space="preserve">Other authors have tried different prior constraints on this factorization problem to enable them to get a unique solution to the low rank factorization. </w:t>
+      </w:r>
+      <w:r>
+        <w:t xml:space="preserve">The most popular constraint (when the blind source separation problem is posed as a matrix factorization) is to assume that all three matrices are non-negative. </w:t>
+      </w:r>
+      <w:r>
+        <w:t>This is known as non-negative matrix factorization</w:t>
+      </w:r>
+      <w:r>
+        <w:t xml:space="preserve"> (NNMF)</w:t>
+      </w:r>
+      <w:r>
+        <w:t xml:space="preserve">. </w:t>
+      </w:r>
+      <w:r>
+        <w:t>[1]</w:t>
+      </w:r>
+      <w:r>
+        <w:t xml:space="preserve"> [2] [3] [4]</w:t>
       </w:r>
       <w:r>
         <w:t xml:space="preserve"> </w:t>
       </w:r>
       <w:r>
         <w:rPr>
-          <w:i/>
-          <w:iCs/>
-        </w:rPr>
-        <w:t>N</w:t>
-      </w:r>
-      <w:r>
-        <w:t xml:space="preserve">. </w:t>
-      </w:r>
-      <w:r>
-        <w:t xml:space="preserve">Because the subspace </w:t>
-      </w:r>
-      <w:r>
-        <w:t xml:space="preserve">of rank </w:t>
-      </w:r>
-      <w:r>
-        <w:rPr>
-          <w:i/>
-          <w:iCs/>
-        </w:rPr>
-        <w:t>N</w:t>
-      </w:r>
-      <w:r>
-        <w:t xml:space="preserve"> has infinitely many representations or possible bases that can span the space, the factorization is not unique. </w:t>
-      </w:r>
-    </w:p>
+          <w:highlight w:val="yellow"/>
+        </w:rPr>
+        <w:t>(find more recent examples)</w:t>
+      </w:r>
+      <w:r>
+        <w:t xml:space="preserve"> Many problems are well suited to the NNMF approach. For example, an early work in this field took images of human face, where the pixels have positive values giving the intensity of the light for each color dimension. </w:t>
+      </w:r>
+      <w:r>
+        <w:t>Using non-negative matrix factorization, it was shown that a dataset of faces could be decomposed into facial components</w:t>
+      </w:r>
+      <w:r>
+        <w:t xml:space="preserve"> </w:t>
+      </w:r>
+      <w:r>
+        <w:t>[5]</w:t>
+      </w:r>
+      <w:r>
+        <w:t xml:space="preserve">, and that each face in the dataset had a sparse representation over these components, which seems to capture meaningful sub-features like the eyes, nose, mouth, etc. </w:t>
+      </w:r>
+    </w:p>
+    <w:p/>
+    <w:p>
+      <w:r>
+        <w:t xml:space="preserve">For the blind source separation problem, when mixing signals from different communication transmitters, positive signals represent signal power </w:t>
+      </w:r>
+      <w:r>
+        <w:t>[1] [2] [3] [4]</w:t>
+      </w:r>
+      <w:r>
+        <w:t xml:space="preserve">. This can be useful, especially when separating signals that exist over multiple frequency bands. However, there is a problem with using </w:t>
+      </w:r>
+      <w:r>
+        <w:t>strictly</w:t>
+      </w:r>
+      <w:r>
+        <w:t xml:space="preserve"> power level, because it loses the amplitude information needed to separate the messages from each transmitter. </w:t>
+      </w:r>
+      <w:r>
+        <w:t xml:space="preserve">This is because signals combine roughly linearly in amplitude, so that decomposing power information has a high error associated with that approach. </w:t>
+      </w:r>
+    </w:p>
+    <w:p/>
+    <w:p/>
+    <w:p/>
     <w:p>
       <w:pPr>
         <w:jc w:val="right"/>
@@ -615,6 +693,9 @@
     <w:p/>
     <w:p>
       <w:r>
+        <w:t xml:space="preserve">[1] </w:t>
+      </w:r>
+      <w:r>
         <w:t>Z. Hu et al., "Robust non-negative matrix factorization for joint spectrum sensing and</w:t>
       </w:r>
     </w:p>
@@ -631,38 +712,25 @@
     <w:p/>
     <w:p>
       <w:r>
-        <w:t xml:space="preserve">A. </w:t>
+        <w:t xml:space="preserve">[2] </w:t>
+      </w:r>
+      <w:r>
+        <w:t xml:space="preserve">A. Zaeemzadeh, M. Joneidi, B. </w:t>
       </w:r>
       <w:proofErr w:type="spellStart"/>
       <w:r>
-        <w:t>Zaeemzadeh</w:t>
+        <w:t>Shahrasbi</w:t>
       </w:r>
       <w:proofErr w:type="spellEnd"/>
       <w:r>
-        <w:t xml:space="preserve">, M. </w:t>
+        <w:t xml:space="preserve">, and N. </w:t>
       </w:r>
       <w:proofErr w:type="spellStart"/>
       <w:r>
-        <w:t>Joneidi</w:t>
+        <w:t>Rahnavard</w:t>
       </w:r>
       <w:proofErr w:type="spellEnd"/>
       <w:r>
-        <w:t xml:space="preserve">, B. </w:t>
-      </w:r>
-      <w:proofErr w:type="spellStart"/>
-      <w:r>
-        <w:t>Shahrasbi</w:t>
-      </w:r>
-      <w:proofErr w:type="spellEnd"/>
-      <w:r>
-        <w:t xml:space="preserve">, and N. </w:t>
-      </w:r>
-      <w:proofErr w:type="spellStart"/>
-      <w:r>
-        <w:t>Rahnavard</w:t>
-      </w:r>
-      <w:proofErr w:type="spellEnd"/>
-      <w:r>
         <w:t>, "Missing spectrum-data</w:t>
       </w:r>
     </w:p>
@@ -681,39 +749,27 @@
         <w:t>2015, pp. 238-243: IEEE.</w:t>
       </w:r>
     </w:p>
-    <w:p>
-      <w:r>
-        <w:t xml:space="preserve">X. Fu, N. D. </w:t>
-      </w:r>
-      <w:proofErr w:type="spellStart"/>
-      <w:r>
-        <w:t>Sidiropoulos</w:t>
-      </w:r>
-      <w:proofErr w:type="spellEnd"/>
-      <w:r>
-        <w:t>, and W.-K. Ma, "Power spectra separation via structured</w:t>
-      </w:r>
-    </w:p>
-    <w:p>
-      <w:r>
-        <w:t>matrix factorization," IEEE J. Sel. Topics Signal Process, 2015</w:t>
-      </w:r>
-      <w:r>
-        <w:t>.</w:t>
-      </w:r>
-    </w:p>
     <w:p/>
     <w:p>
       <w:r>
-        <w:t xml:space="preserve">X. Fu, N. D. </w:t>
-      </w:r>
-      <w:proofErr w:type="spellStart"/>
-      <w:r>
-        <w:t>Sidiropoulos</w:t>
-      </w:r>
-      <w:proofErr w:type="spellEnd"/>
-      <w:r>
-        <w:t>, J. H. Tranter, and W.-K. Ma, "A factor analysis framework for</w:t>
+        <w:t xml:space="preserve">[3] </w:t>
+      </w:r>
+      <w:r>
+        <w:t>X. Fu, N. D. Sidiropoulos, and W.-K. Ma, "Power spectra separation via structured</w:t>
+      </w:r>
+    </w:p>
+    <w:p>
+      <w:r>
+        <w:t>matrix factorization," IEEE J. Sel. Topics Signal Process, 2015.</w:t>
+      </w:r>
+    </w:p>
+    <w:p/>
+    <w:p>
+      <w:r>
+        <w:t xml:space="preserve">[4] </w:t>
+      </w:r>
+      <w:r>
+        <w:t>X. Fu, N. D. Sidiropoulos, J. H. Tranter, and W.-K. Ma, "A factor analysis framework for</w:t>
       </w:r>
     </w:p>
     <w:p>
@@ -729,24 +785,47 @@
     <w:p/>
     <w:p>
       <w:r>
+        <w:t xml:space="preserve">[5] </w:t>
+      </w:r>
+      <w:r>
+        <w:t>Lee, Daniel D., and H. Sebastian Seung. "Learning the parts of objects by non-negative matrix factorization." </w:t>
+      </w:r>
+      <w:r>
+        <w:rPr>
+          <w:i/>
+          <w:iCs/>
+        </w:rPr>
+        <w:t>nature</w:t>
+      </w:r>
+      <w:r>
+        <w:t> 401.6755 (1999): 788-791.</w:t>
+      </w:r>
+    </w:p>
+    <w:p/>
+    <w:p>
+      <w:r>
         <w:t>https://digitalcommons.odu.edu/cgi/viewcontent.cgi?article=1016&amp;context=ece_etds</w:t>
       </w:r>
     </w:p>
+    <w:p>
+      <w:proofErr w:type="gramStart"/>
+      <w:r>
+        <w:t>Earlier</w:t>
+      </w:r>
+      <w:proofErr w:type="gramEnd"/>
+      <w:r>
+        <w:t xml:space="preserve"> least square trilateration (difficult to implement and obtain convergence)</w:t>
+      </w:r>
+    </w:p>
     <w:p/>
     <w:p>
       <w:r>
-        <w:t>Earlier least square trilateration (difficult to implement and obtain convergence)</w:t>
+        <w:t>Current inverse problem approach</w:t>
       </w:r>
     </w:p>
     <w:p/>
     <w:p>
       <w:r>
-        <w:t>Current inverse problem approach</w:t>
-      </w:r>
-    </w:p>
-    <w:p/>
-    <w:p>
-      <w:r>
         <w:t>Other groups using receiver locations</w:t>
       </w:r>
     </w:p>
@@ -771,6 +850,7 @@
         <w:pStyle w:val="Heading2"/>
       </w:pPr>
       <w:r>
+        <w:lastRenderedPageBreak/>
         <w:t>Margins</w:t>
       </w:r>
     </w:p>
@@ -951,14 +1031,29 @@
                                 <w:sz w:val="18"/>
                               </w:rPr>
                               <w:tab/>
-                              <w:t xml:space="preserve">2.54 cm       </w:t>
+                              <w:t xml:space="preserve">2.54 cm     </w:t>
+                            </w:r>
+                            <w:proofErr w:type="gramStart"/>
+                            <w:r>
+                              <w:rPr>
+                                <w:sz w:val="18"/>
+                              </w:rPr>
+                              <w:t xml:space="preserve">  </w:t>
                             </w:r>
                             <w:r>
                               <w:rPr>
                                 <w:i/>
                                 <w:sz w:val="18"/>
                               </w:rPr>
-                              <w:t xml:space="preserve"> (1in.)</w:t>
+                              <w:t xml:space="preserve"> (</w:t>
+                            </w:r>
+                            <w:proofErr w:type="gramEnd"/>
+                            <w:r>
+                              <w:rPr>
+                                <w:i/>
+                                <w:sz w:val="18"/>
+                              </w:rPr>
+                              <w:t>1in.)</w:t>
                             </w:r>
                             <w:r>
                               <w:rPr>
@@ -1007,7 +1102,23 @@
                                 <w:szCs w:val="18"/>
                               </w:rPr>
                               <w:tab/>
-                              <w:t xml:space="preserve">4.94  cm </w:t>
+                              <w:t>4.</w:t>
+                            </w:r>
+                            <w:proofErr w:type="gramStart"/>
+                            <w:r>
+                              <w:rPr>
+                                <w:sz w:val="18"/>
+                                <w:szCs w:val="18"/>
+                              </w:rPr>
+                              <w:t>94  cm</w:t>
+                            </w:r>
+                            <w:proofErr w:type="gramEnd"/>
+                            <w:r>
+                              <w:rPr>
+                                <w:sz w:val="18"/>
+                                <w:szCs w:val="18"/>
+                              </w:rPr>
+                              <w:t xml:space="preserve"> </w:t>
                             </w:r>
                             <w:r>
                               <w:rPr>
@@ -1101,6 +1212,7 @@
                               </w:rPr>
                               <w:t xml:space="preserve"> cm</w:t>
                             </w:r>
+                            <w:proofErr w:type="gramStart"/>
                             <w:r>
                               <w:rPr>
                                 <w:sz w:val="18"/>
@@ -1114,7 +1226,16 @@
                                 <w:sz w:val="18"/>
                                 <w:szCs w:val="18"/>
                               </w:rPr>
-                              <w:t>(.76 in.)</w:t>
+                              <w:t>(</w:t>
+                            </w:r>
+                            <w:proofErr w:type="gramEnd"/>
+                            <w:r>
+                              <w:rPr>
+                                <w:i/>
+                                <w:sz w:val="18"/>
+                                <w:szCs w:val="18"/>
+                              </w:rPr>
+                              <w:t>.76 in.)</w:t>
                             </w:r>
                             <w:r>
                               <w:rPr>
@@ -2699,10 +2820,23 @@
         <w:t xml:space="preserve">Spell out acronyms unless they are widely known. </w:t>
       </w:r>
       <w:r>
-        <w:t xml:space="preserve">Avoid starting with articles or prepositions, e.g., “The study of … ,” </w:t>
-      </w:r>
-      <w:r>
-        <w:t xml:space="preserve">or, </w:t>
+        <w:t xml:space="preserve">Avoid starting with articles or prepositions, e.g., “The study of </w:t>
+      </w:r>
+      <w:proofErr w:type="gramStart"/>
+      <w:r>
+        <w:t>… ,</w:t>
+      </w:r>
+      <w:proofErr w:type="gramEnd"/>
+      <w:r>
+        <w:t xml:space="preserve">” </w:t>
+      </w:r>
+      <w:proofErr w:type="gramStart"/>
+      <w:r>
+        <w:t>or,</w:t>
+      </w:r>
+      <w:proofErr w:type="gramEnd"/>
+      <w:r>
+        <w:t xml:space="preserve"> </w:t>
       </w:r>
       <w:r>
         <w:t>“On the ….”</w:t>
@@ -2883,7 +3017,15 @@
         <w:pStyle w:val="SPIEbodytext"/>
       </w:pPr>
       <w:r>
-        <w:t xml:space="preserve">Text is 10 point and justified. </w:t>
+        <w:t xml:space="preserve">Text is 10 </w:t>
+      </w:r>
+      <w:proofErr w:type="gramStart"/>
+      <w:r>
+        <w:t>point</w:t>
+      </w:r>
+      <w:proofErr w:type="gramEnd"/>
+      <w:r>
+        <w:t xml:space="preserve"> and justified. </w:t>
       </w:r>
       <w:r>
         <w:t>Each sentence end</w:t>
@@ -3096,7 +3238,15 @@
         <w:t>T</w:t>
       </w:r>
       <w:r>
-        <w:t>able examples are on page 1 and</w:t>
+        <w:t xml:space="preserve">able examples are on </w:t>
+      </w:r>
+      <w:proofErr w:type="gramStart"/>
+      <w:r>
+        <w:t>page</w:t>
+      </w:r>
+      <w:proofErr w:type="gramEnd"/>
+      <w:r>
+        <w:t xml:space="preserve"> 1 and</w:t>
       </w:r>
       <w:r>
         <w:t xml:space="preserve"> </w:t>
@@ -3198,7 +3348,15 @@
         <w:pStyle w:val="SPIEbodytext"/>
       </w:pPr>
       <w:r>
-        <w:t>Here is a sample illustration and caption for a multimedia file:</w:t>
+        <w:t xml:space="preserve">Here </w:t>
+      </w:r>
+      <w:proofErr w:type="gramStart"/>
+      <w:r>
+        <w:t>is</w:t>
+      </w:r>
+      <w:proofErr w:type="gramEnd"/>
+      <w:r>
+        <w:t xml:space="preserve"> a sample illustration and caption for a multimedia file:</w:t>
       </w:r>
     </w:p>
     <w:p>
@@ -3561,7 +3719,7 @@
               </wp:anchor>
             </w:drawing>
           </mc:Choice>
-          <mc:Fallback xmlns:w16sdtfl="http://schemas.microsoft.com/office/word/2024/wordml/sdtformatlock" xmlns:w16du="http://schemas.microsoft.com/office/word/2023/wordml/word16du">
+          <mc:Fallback>
             <w:pict>
               <v:group w14:anchorId="493FF244" id="Group 54" o:spid="_x0000_s1026" style="position:absolute;margin-left:128.45pt;margin-top:96.2pt;width:45pt;height:54pt;z-index:251659264" coordorigin="3859,2340" coordsize="1620,1440" o:gfxdata="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">
                 <v:rect id="Rectangle 55" o:spid="_x0000_s1027" style="position:absolute;left:3859;top:2340;width:1620;height:1440;visibility:visible;mso-wrap-style:square;v-text-anchor:top" o:gfxdata="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"/>
@@ -4627,7 +4785,7 @@
               </wp:anchor>
             </w:drawing>
           </mc:Choice>
-          <mc:Fallback xmlns:w16sdtfl="http://schemas.microsoft.com/office/word/2024/wordml/sdtformatlock" xmlns:w16du="http://schemas.microsoft.com/office/word/2023/wordml/word16du">
+          <mc:Fallback>
             <w:pict>
               <v:shape w14:anchorId="1CA95047" id="Film" o:spid="_x0000_s1026" style="position:absolute;margin-left:294.1pt;margin-top:3.9pt;width:58.65pt;height:99pt;z-index:251658240;visibility:visible;mso-wrap-style:square;mso-width-percent:0;mso-height-percent:0;mso-wrap-distance-left:9pt;mso-wrap-distance-top:0;mso-wrap-distance-right:9pt;mso-wrap-distance-bottom:0;mso-position-horizontal:absolute;mso-position-horizontal-relative:text;mso-position-vertical:absolute;mso-position-vertical-relative:text;mso-width-percent:0;mso-height-percent:0;mso-width-relative:page;mso-height-relative:page;v-text-anchor:top" coordsize="21600,21600" o:gfxdata="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" path="m21600,r,21600l,21600,,,21600,xem3014,21600l3014,,,,,21600r3014,xem21600,21600l21600,,18586,r,21600l21600,21600xem6028,6574r9544,l16074,6574r252,-117l16577,6339r251,-117l17079,6222r251,-235l17330,5870r251,-235l17581,1526r-251,-235l17330,1174r-251,-117l16828,939,16577,822,16326,704r-252,l15572,587r-9544,l5526,704r-252,l5023,822,4772,939r-251,118l4270,1174r,117l4019,1526r,4109l4270,5870r,117l4521,6222r251,l5023,6339r251,118l5526,6574r502,xem6028,13617r9544,l16074,13617r252,l16577,13500r251,-117l17079,13265r251,-117l17330,12913r251,-117l17581,8687r-251,-235l17330,8335r-251,-118l16828,7983r-251,l16326,7865r-252,l15572,7748r-9544,l5526,7865r-252,l5023,7983r-251,l4521,8217r-251,118l4270,8452r-251,235l4019,12796r251,117l4270,13148r251,117l4772,13383r251,117l5274,13617r252,l6028,13617xem6028,20778r9544,l16074,20778r252,-117l16577,20661r251,-118l17079,20426r251,-117l17330,20074r251,-117l17581,15730r-251,-117l17330,15378r-251,l16828,15143r-251,-117l16326,15026r-252,l15572,14909r-9544,l5526,15026r-252,l5023,15026r-251,117l4521,15378r-251,l4270,15613r-251,117l4019,19957r251,117l4270,20309r251,117l4772,20543r251,118l5274,20661r252,117l6028,20778xem753,1291r1507,l2260,235r-1507,l753,1291xem753,2700r1507,l2260,1643r-1507,l753,2700xem753,4109r1507,l2260,3052r-1507,l753,4109xem753,5517r1507,l2260,4461r-1507,l753,5517xem753,6926r1507,l2260,5870r-1507,l753,6926xem753,8335r1507,l2260,7278r-1507,l753,8335xem753,9743r1507,l2260,8687r-1507,l753,9743xem753,11152r1507,l2260,10096r-1507,l753,11152xem753,12561r1507,l2260,11504r-1507,l753,12561xem753,13970r1507,l2260,12913r-1507,l753,13970xem753,15378r1507,l2260,14322r-1507,l753,15378xem753,16787r1507,l2260,15730r-1507,l753,16787xem753,18196r1507,l2260,17139r-1507,l753,18196xem753,19604r1507,l2260,18548r-1507,l753,19604xem753,21013r1507,l2260,19957r-1507,l753,21013xem19340,1409r1255,l20595,352r-1255,l19340,1409xem19340,2700r1255,l20595,1643r-1255,l19340,2700xem19340,4109r1255,l20595,3052r-1255,l19340,4109xem19340,5517r1255,l20595,4461r-1255,l19340,5517xem19340,6926r1255,l20595,5870r-1255,l19340,6926xem19340,8335r1255,l20595,7278r-1255,l19340,8335xem19340,9743r1255,l20595,8687r-1255,l19340,9743xem19340,11152r1255,l20595,10096r-1255,l19340,11152xem19340,12561r1255,l20595,11504r-1255,l19340,12561xem19340,13970r1255,l20595,12913r-1255,l19340,13970xem19340,15378r1255,l20595,14322r-1255,l19340,15378xem19340,16787r1255,l20595,15730r-1255,l19340,16787xem19340,18196r1255,l20595,17139r-1255,l19340,18196xem19340,19604r1255,l20595,18548r-1255,l19340,19604xem19340,21013r1255,l20595,19957r-1255,l19340,21013xe" fillcolor="#f1ffc9">
                 <v:stroke joinstyle="miter"/>
@@ -4718,8 +4876,13 @@
         <w:t xml:space="preserve"> </w:t>
       </w:r>
       <w:r>
-        <w:t>to which multimedia file it is linked .</w:t>
-      </w:r>
+        <w:t xml:space="preserve">to which multimedia file it is </w:t>
+      </w:r>
+      <w:proofErr w:type="gramStart"/>
+      <w:r>
+        <w:t>linked .</w:t>
+      </w:r>
+      <w:proofErr w:type="gramEnd"/>
       <w:r>
         <w:t xml:space="preserve"> </w:t>
       </w:r>
@@ -5163,10 +5326,10 @@
             <v:path o:extrusionok="f" gradientshapeok="t" o:connecttype="rect"/>
             <o:lock v:ext="edit" aspectratio="t"/>
           </v:shapetype>
-          <v:shape id="_x0000_i1025" type="#_x0000_t75" style="width:27.65pt;height:30.55pt" o:ole="">
+          <v:shape id="_x0000_i1025" type="#_x0000_t75" style="width:27.75pt;height:30.75pt" o:ole="">
             <v:imagedata r:id="rId12" o:title=""/>
           </v:shape>
-          <o:OLEObject Type="Embed" ProgID="Equation.3" ShapeID="_x0000_i1025" DrawAspect="Content" ObjectID="_1832430038" r:id="rId13"/>
+          <o:OLEObject Type="Embed" ProgID="Equation.3" ShapeID="_x0000_i1025" DrawAspect="Content" ObjectID="_1832755383" r:id="rId13"/>
         </w:object>
       </w:r>
       <w:r>
@@ -5206,10 +5369,10 @@
           <w:position w:val="-24"/>
         </w:rPr>
         <w:object w:dxaOrig="1520" w:dyaOrig="680" w14:anchorId="59D0F624">
-          <v:shape id="_x0000_i1026" type="#_x0000_t75" style="width:77.2pt;height:34.55pt" o:ole="">
+          <v:shape id="_x0000_i1026" type="#_x0000_t75" style="width:77.25pt;height:34.5pt" o:ole="">
             <v:imagedata r:id="rId14" o:title=""/>
           </v:shape>
-          <o:OLEObject Type="Embed" ProgID="Equation.3" ShapeID="_x0000_i1026" DrawAspect="Content" ObjectID="_1832430039" r:id="rId15"/>
+          <o:OLEObject Type="Embed" ProgID="Equation.3" ShapeID="_x0000_i1026" DrawAspect="Content" ObjectID="_1832755384" r:id="rId15"/>
         </w:object>
       </w:r>
       <w:r>
@@ -5255,10 +5418,10 @@
           <w:position w:val="-14"/>
         </w:rPr>
         <w:object w:dxaOrig="1100" w:dyaOrig="400" w14:anchorId="407FA04A">
-          <v:shape id="_x0000_i1027" type="#_x0000_t75" style="width:54.7pt;height:20.15pt" o:ole="">
+          <v:shape id="_x0000_i1027" type="#_x0000_t75" style="width:54.75pt;height:20.25pt" o:ole="">
             <v:imagedata r:id="rId16" o:title=""/>
           </v:shape>
-          <o:OLEObject Type="Embed" ProgID="Equation.3" ShapeID="_x0000_i1027" DrawAspect="Content" ObjectID="_1832430040" r:id="rId17"/>
+          <o:OLEObject Type="Embed" ProgID="Equation.3" ShapeID="_x0000_i1027" DrawAspect="Content" ObjectID="_1832755385" r:id="rId17"/>
         </w:object>
       </w:r>
       <w:r>
@@ -5617,8 +5780,9 @@
           <w:color w:val="auto"/>
           <w:sz w:val="20"/>
         </w:rPr>
-        <w:t>Author(s), “Paper,” Journal Name. Volume Number(Issue Number),</w:t>
-      </w:r>
+        <w:t xml:space="preserve">Author(s), “Paper,” Journal Name. Volume </w:t>
+      </w:r>
+      <w:proofErr w:type="gramStart"/>
       <w:r>
         <w:rPr>
           <w:rStyle w:val="body31"/>
@@ -5626,8 +5790,9 @@
           <w:color w:val="auto"/>
           <w:sz w:val="20"/>
         </w:rPr>
-        <w:t xml:space="preserve"> </w:t>
-      </w:r>
+        <w:t>Number(</w:t>
+      </w:r>
+      <w:proofErr w:type="gramEnd"/>
       <w:r>
         <w:rPr>
           <w:rStyle w:val="body31"/>
@@ -5635,20 +5800,17 @@
           <w:color w:val="auto"/>
           <w:sz w:val="20"/>
         </w:rPr>
-        <w:t xml:space="preserve">CID (Publication Date). DOI URL </w:t>
-      </w:r>
-    </w:p>
-    <w:p>
-      <w:pPr>
-        <w:pStyle w:val="SPIEreferencelisting"/>
+        <w:t>Issue Number),</w:t>
+      </w:r>
+      <w:r>
         <w:rPr>
           <w:rStyle w:val="body31"/>
           <w:rFonts w:ascii="Times New Roman" w:hAnsi="Times New Roman"/>
           <w:color w:val="auto"/>
           <w:sz w:val="20"/>
         </w:rPr>
-      </w:pPr>
-      <w:proofErr w:type="spellStart"/>
+        <w:t xml:space="preserve"> </w:t>
+      </w:r>
       <w:r>
         <w:rPr>
           <w:rStyle w:val="body31"/>
@@ -5656,18 +5818,19 @@
           <w:color w:val="auto"/>
           <w:sz w:val="20"/>
         </w:rPr>
-        <w:t>Blackberrie</w:t>
-      </w:r>
-      <w:proofErr w:type="spellEnd"/>
-      <w:r>
+        <w:t xml:space="preserve">CID (Publication Date). DOI URL </w:t>
+      </w:r>
+    </w:p>
+    <w:p>
+      <w:pPr>
+        <w:pStyle w:val="SPIEreferencelisting"/>
         <w:rPr>
           <w:rStyle w:val="body31"/>
           <w:rFonts w:ascii="Times New Roman" w:hAnsi="Times New Roman"/>
           <w:color w:val="auto"/>
           <w:sz w:val="20"/>
         </w:rPr>
-        <w:t xml:space="preserve"> </w:t>
-      </w:r>
+      </w:pPr>
       <w:proofErr w:type="spellStart"/>
       <w:r>
         <w:rPr>
@@ -5676,7 +5839,7 @@
           <w:color w:val="auto"/>
           <w:sz w:val="20"/>
         </w:rPr>
-        <w:t>Eddins</w:t>
+        <w:t>Blackberrie</w:t>
       </w:r>
       <w:proofErr w:type="spellEnd"/>
       <w:r>
@@ -5686,7 +5849,7 @@
           <w:color w:val="auto"/>
           <w:sz w:val="20"/>
         </w:rPr>
-        <w:t xml:space="preserve"> and </w:t>
+        <w:t xml:space="preserve"> Eddins and </w:t>
       </w:r>
       <w:proofErr w:type="spellStart"/>
       <w:r>
@@ -5859,7 +6022,7 @@
 </file>
 
 <file path=word/endnotes.xml><?xml version="1.0" encoding="utf-8"?>
-<w:endnotes xmlns:wpc="http://schemas.microsoft.com/office/word/2010/wordprocessingCanvas" xmlns:cx="http://schemas.microsoft.com/office/drawing/2014/chartex" xmlns:cx1="http://schemas.microsoft.com/office/drawing/2015/9/8/chartex" xmlns:cx2="http://schemas.microsoft.com/office/drawing/2015/10/21/chartex" xmlns:cx3="http://schemas.microsoft.com/office/drawing/2016/5/9/chartex" xmlns:cx4="http://schemas.microsoft.com/office/drawing/2016/5/10/chartex" xmlns:cx5="http://schemas.microsoft.com/office/drawing/2016/5/11/chartex" xmlns:cx6="http://schemas.microsoft.com/office/drawing/2016/5/12/chartex" xmlns:cx7="http://schemas.microsoft.com/office/drawing/2016/5/13/chartex" xmlns:cx8="http://schemas.microsoft.com/office/drawing/2016/5/14/chartex" xmlns:mc="http://schemas.openxmlformats.org/markup-compatibility/2006" xmlns:aink="http://schemas.microsoft.com/office/drawing/2016/ink" xmlns:am3d="http://schemas.microsoft.com/office/drawing/2017/model3d" xmlns:o="urn:schemas-microsoft-com:office:office" xmlns:oel="http://schemas.microsoft.com/office/2019/extlst" xmlns:r="http://schemas.openxmlformats.org/officeDocument/2006/relationships" xmlns:m="http://schemas.openxmlformats.org/officeDocument/2006/math" xmlns:v="urn:schemas-microsoft-com:vml" xmlns:wp14="http://schemas.microsoft.com/office/word/2010/wordprocessingDrawing" xmlns:wp="http://schemas.openxmlformats.org/drawingml/2006/wordprocessingDrawing" xmlns:w10="urn:schemas-microsoft-com:office:word" xmlns:w="http://schemas.openxmlformats.org/wordprocessingml/2006/main" xmlns:w14="http://schemas.microsoft.com/office/word/2010/wordml" xmlns:w15="http://schemas.microsoft.com/office/word/2012/wordml" xmlns:w16cex="http://schemas.microsoft.com/office/word/2018/wordml/cex" xmlns:w16cid="http://schemas.microsoft.com/office/word/2016/wordml/cid" xmlns:w16="http://schemas.microsoft.com/office/word/2018/wordml" xmlns:w16sdtdh="http://schemas.microsoft.com/office/word/2020/wordml/sdtdatahash" xmlns:w16se="http://schemas.microsoft.com/office/word/2015/wordml/symex" xmlns:wpg="http://schemas.microsoft.com/office/word/2010/wordprocessingGroup" xmlns:wpi="http://schemas.microsoft.com/office/word/2010/wordprocessingInk" xmlns:wne="http://schemas.microsoft.com/office/word/2006/wordml" xmlns:wps="http://schemas.microsoft.com/office/word/2010/wordprocessingShape" mc:Ignorable="w14 w15 w16se w16cid w16 w16cex w16sdtdh wp14">
+<w:endnotes xmlns:wpc="http://schemas.microsoft.com/office/word/2010/wordprocessingCanvas" xmlns:cx="http://schemas.microsoft.com/office/drawing/2014/chartex" xmlns:cx1="http://schemas.microsoft.com/office/drawing/2015/9/8/chartex" xmlns:cx2="http://schemas.microsoft.com/office/drawing/2015/10/21/chartex" xmlns:cx3="http://schemas.microsoft.com/office/drawing/2016/5/9/chartex" xmlns:cx4="http://schemas.microsoft.com/office/drawing/2016/5/10/chartex" xmlns:cx5="http://schemas.microsoft.com/office/drawing/2016/5/11/chartex" xmlns:cx6="http://schemas.microsoft.com/office/drawing/2016/5/12/chartex" xmlns:cx7="http://schemas.microsoft.com/office/drawing/2016/5/13/chartex" xmlns:cx8="http://schemas.microsoft.com/office/drawing/2016/5/14/chartex" xmlns:mc="http://schemas.openxmlformats.org/markup-compatibility/2006" xmlns:aink="http://schemas.microsoft.com/office/drawing/2016/ink" xmlns:am3d="http://schemas.microsoft.com/office/drawing/2017/model3d" xmlns:o="urn:schemas-microsoft-com:office:office" xmlns:oel="http://schemas.microsoft.com/office/2019/extlst" xmlns:r="http://schemas.openxmlformats.org/officeDocument/2006/relationships" xmlns:m="http://schemas.openxmlformats.org/officeDocument/2006/math" xmlns:v="urn:schemas-microsoft-com:vml" xmlns:wp14="http://schemas.microsoft.com/office/word/2010/wordprocessingDrawing" xmlns:wp="http://schemas.openxmlformats.org/drawingml/2006/wordprocessingDrawing" xmlns:w10="urn:schemas-microsoft-com:office:word" xmlns:w="http://schemas.openxmlformats.org/wordprocessingml/2006/main" xmlns:w14="http://schemas.microsoft.com/office/word/2010/wordml" xmlns:w15="http://schemas.microsoft.com/office/word/2012/wordml" xmlns:w16cex="http://schemas.microsoft.com/office/word/2018/wordml/cex" xmlns:w16cid="http://schemas.microsoft.com/office/word/2016/wordml/cid" xmlns:w16="http://schemas.microsoft.com/office/word/2018/wordml" xmlns:w16du="http://schemas.microsoft.com/office/word/2023/wordml/word16du" xmlns:w16sdtdh="http://schemas.microsoft.com/office/word/2020/wordml/sdtdatahash" xmlns:w16sdtfl="http://schemas.microsoft.com/office/word/2024/wordml/sdtformatlock" xmlns:w16se="http://schemas.microsoft.com/office/word/2015/wordml/symex" xmlns:wpg="http://schemas.microsoft.com/office/word/2010/wordprocessingGroup" xmlns:wpi="http://schemas.microsoft.com/office/word/2010/wordprocessingInk" xmlns:wne="http://schemas.microsoft.com/office/word/2006/wordml" xmlns:wps="http://schemas.microsoft.com/office/word/2010/wordprocessingShape" mc:Ignorable="w14 w15 w16se w16cid w16 w16cex w16sdtdh w16sdtfl w16du wp14">
   <w:endnote w:type="separator" w:id="-1">
     <w:p>
       <w:r>
@@ -5878,7 +6041,7 @@
 </file>
 
 <file path=word/footnotes.xml><?xml version="1.0" encoding="utf-8"?>
-<w:footnotes xmlns:wpc="http://schemas.microsoft.com/office/word/2010/wordprocessingCanvas" xmlns:cx="http://schemas.microsoft.com/office/drawing/2014/chartex" xmlns:cx1="http://schemas.microsoft.com/office/drawing/2015/9/8/chartex" xmlns:cx2="http://schemas.microsoft.com/office/drawing/2015/10/21/chartex" xmlns:cx3="http://schemas.microsoft.com/office/drawing/2016/5/9/chartex" xmlns:cx4="http://schemas.microsoft.com/office/drawing/2016/5/10/chartex" xmlns:cx5="http://schemas.microsoft.com/office/drawing/2016/5/11/chartex" xmlns:cx6="http://schemas.microsoft.com/office/drawing/2016/5/12/chartex" xmlns:cx7="http://schemas.microsoft.com/office/drawing/2016/5/13/chartex" xmlns:cx8="http://schemas.microsoft.com/office/drawing/2016/5/14/chartex" xmlns:mc="http://schemas.openxmlformats.org/markup-compatibility/2006" xmlns:aink="http://schemas.microsoft.com/office/drawing/2016/ink" xmlns:am3d="http://schemas.microsoft.com/office/drawing/2017/model3d" xmlns:o="urn:schemas-microsoft-com:office:office" xmlns:oel="http://schemas.microsoft.com/office/2019/extlst" xmlns:r="http://schemas.openxmlformats.org/officeDocument/2006/relationships" xmlns:m="http://schemas.openxmlformats.org/officeDocument/2006/math" xmlns:v="urn:schemas-microsoft-com:vml" xmlns:wp14="http://schemas.microsoft.com/office/word/2010/wordprocessingDrawing" xmlns:wp="http://schemas.openxmlformats.org/drawingml/2006/wordprocessingDrawing" xmlns:w10="urn:schemas-microsoft-com:office:word" xmlns:w="http://schemas.openxmlformats.org/wordprocessingml/2006/main" xmlns:w14="http://schemas.microsoft.com/office/word/2010/wordml" xmlns:w15="http://schemas.microsoft.com/office/word/2012/wordml" xmlns:w16cex="http://schemas.microsoft.com/office/word/2018/wordml/cex" xmlns:w16cid="http://schemas.microsoft.com/office/word/2016/wordml/cid" xmlns:w16="http://schemas.microsoft.com/office/word/2018/wordml" xmlns:w16sdtdh="http://schemas.microsoft.com/office/word/2020/wordml/sdtdatahash" xmlns:w16se="http://schemas.microsoft.com/office/word/2015/wordml/symex" xmlns:wpg="http://schemas.microsoft.com/office/word/2010/wordprocessingGroup" xmlns:wpi="http://schemas.microsoft.com/office/word/2010/wordprocessingInk" xmlns:wne="http://schemas.microsoft.com/office/word/2006/wordml" xmlns:wps="http://schemas.microsoft.com/office/word/2010/wordprocessingShape" mc:Ignorable="w14 w15 w16se w16cid w16 w16cex w16sdtdh wp14">
+<w:footnotes xmlns:wpc="http://schemas.microsoft.com/office/word/2010/wordprocessingCanvas" xmlns:cx="http://schemas.microsoft.com/office/drawing/2014/chartex" xmlns:cx1="http://schemas.microsoft.com/office/drawing/2015/9/8/chartex" xmlns:cx2="http://schemas.microsoft.com/office/drawing/2015/10/21/chartex" xmlns:cx3="http://schemas.microsoft.com/office/drawing/2016/5/9/chartex" xmlns:cx4="http://schemas.microsoft.com/office/drawing/2016/5/10/chartex" xmlns:cx5="http://schemas.microsoft.com/office/drawing/2016/5/11/chartex" xmlns:cx6="http://schemas.microsoft.com/office/drawing/2016/5/12/chartex" xmlns:cx7="http://schemas.microsoft.com/office/drawing/2016/5/13/chartex" xmlns:cx8="http://schemas.microsoft.com/office/drawing/2016/5/14/chartex" xmlns:mc="http://schemas.openxmlformats.org/markup-compatibility/2006" xmlns:aink="http://schemas.microsoft.com/office/drawing/2016/ink" xmlns:am3d="http://schemas.microsoft.com/office/drawing/2017/model3d" xmlns:o="urn:schemas-microsoft-com:office:office" xmlns:oel="http://schemas.microsoft.com/office/2019/extlst" xmlns:r="http://schemas.openxmlformats.org/officeDocument/2006/relationships" xmlns:m="http://schemas.openxmlformats.org/officeDocument/2006/math" xmlns:v="urn:schemas-microsoft-com:vml" xmlns:wp14="http://schemas.microsoft.com/office/word/2010/wordprocessingDrawing" xmlns:wp="http://schemas.openxmlformats.org/drawingml/2006/wordprocessingDrawing" xmlns:w10="urn:schemas-microsoft-com:office:word" xmlns:w="http://schemas.openxmlformats.org/wordprocessingml/2006/main" xmlns:w14="http://schemas.microsoft.com/office/word/2010/wordml" xmlns:w15="http://schemas.microsoft.com/office/word/2012/wordml" xmlns:w16cex="http://schemas.microsoft.com/office/word/2018/wordml/cex" xmlns:w16cid="http://schemas.microsoft.com/office/word/2016/wordml/cid" xmlns:w16="http://schemas.microsoft.com/office/word/2018/wordml" xmlns:w16du="http://schemas.microsoft.com/office/word/2023/wordml/word16du" xmlns:w16sdtdh="http://schemas.microsoft.com/office/word/2020/wordml/sdtdatahash" xmlns:w16sdtfl="http://schemas.microsoft.com/office/word/2024/wordml/sdtformatlock" xmlns:w16se="http://schemas.microsoft.com/office/word/2015/wordml/symex" xmlns:wpg="http://schemas.microsoft.com/office/word/2010/wordprocessingGroup" xmlns:wpi="http://schemas.microsoft.com/office/word/2010/wordprocessingInk" xmlns:wne="http://schemas.microsoft.com/office/word/2006/wordml" xmlns:wps="http://schemas.microsoft.com/office/word/2010/wordprocessingShape" mc:Ignorable="w14 w15 w16se w16cid w16 w16cex w16sdtdh w16sdtfl w16du wp14">
   <w:footnote w:type="separator" w:id="-1">
     <w:p>
       <w:r>
@@ -5897,7 +6060,7 @@
 </file>
 
 <file path=word/header1.xml><?xml version="1.0" encoding="utf-8"?>
-<w:hdr xmlns:wpc="http://schemas.microsoft.com/office/word/2010/wordprocessingCanvas" xmlns:cx="http://schemas.microsoft.com/office/drawing/2014/chartex" xmlns:cx1="http://schemas.microsoft.com/office/drawing/2015/9/8/chartex" xmlns:cx2="http://schemas.microsoft.com/office/drawing/2015/10/21/chartex" xmlns:cx3="http://schemas.microsoft.com/office/drawing/2016/5/9/chartex" xmlns:cx4="http://schemas.microsoft.com/office/drawing/2016/5/10/chartex" xmlns:cx5="http://schemas.microsoft.com/office/drawing/2016/5/11/chartex" xmlns:cx6="http://schemas.microsoft.com/office/drawing/2016/5/12/chartex" xmlns:cx7="http://schemas.microsoft.com/office/drawing/2016/5/13/chartex" xmlns:cx8="http://schemas.microsoft.com/office/drawing/2016/5/14/chartex" xmlns:mc="http://schemas.openxmlformats.org/markup-compatibility/2006" xmlns:aink="http://schemas.microsoft.com/office/drawing/2016/ink" xmlns:am3d="http://schemas.microsoft.com/office/drawing/2017/model3d" xmlns:o="urn:schemas-microsoft-com:office:office" xmlns:oel="http://schemas.microsoft.com/office/2019/extlst" xmlns:r="http://schemas.openxmlformats.org/officeDocument/2006/relationships" xmlns:m="http://schemas.openxmlformats.org/officeDocument/2006/math" xmlns:v="urn:schemas-microsoft-com:vml" xmlns:wp14="http://schemas.microsoft.com/office/word/2010/wordprocessingDrawing" xmlns:wp="http://schemas.openxmlformats.org/drawingml/2006/wordprocessingDrawing" xmlns:w10="urn:schemas-microsoft-com:office:word" xmlns:w="http://schemas.openxmlformats.org/wordprocessingml/2006/main" xmlns:w14="http://schemas.microsoft.com/office/word/2010/wordml" xmlns:w15="http://schemas.microsoft.com/office/word/2012/wordml" xmlns:w16cex="http://schemas.microsoft.com/office/word/2018/wordml/cex" xmlns:w16cid="http://schemas.microsoft.com/office/word/2016/wordml/cid" xmlns:w16="http://schemas.microsoft.com/office/word/2018/wordml" xmlns:w16sdtdh="http://schemas.microsoft.com/office/word/2020/wordml/sdtdatahash" xmlns:w16se="http://schemas.microsoft.com/office/word/2015/wordml/symex" xmlns:wpg="http://schemas.microsoft.com/office/word/2010/wordprocessingGroup" xmlns:wpi="http://schemas.microsoft.com/office/word/2010/wordprocessingInk" xmlns:wne="http://schemas.microsoft.com/office/word/2006/wordml" xmlns:wps="http://schemas.microsoft.com/office/word/2010/wordprocessingShape" mc:Ignorable="w14 w15 w16se w16cid w16 w16cex w16sdtdh wp14">
+<w:hdr xmlns:wpc="http://schemas.microsoft.com/office/word/2010/wordprocessingCanvas" xmlns:cx="http://schemas.microsoft.com/office/drawing/2014/chartex" xmlns:cx1="http://schemas.microsoft.com/office/drawing/2015/9/8/chartex" xmlns:cx2="http://schemas.microsoft.com/office/drawing/2015/10/21/chartex" xmlns:cx3="http://schemas.microsoft.com/office/drawing/2016/5/9/chartex" xmlns:cx4="http://schemas.microsoft.com/office/drawing/2016/5/10/chartex" xmlns:cx5="http://schemas.microsoft.com/office/drawing/2016/5/11/chartex" xmlns:cx6="http://schemas.microsoft.com/office/drawing/2016/5/12/chartex" xmlns:cx7="http://schemas.microsoft.com/office/drawing/2016/5/13/chartex" xmlns:cx8="http://schemas.microsoft.com/office/drawing/2016/5/14/chartex" xmlns:mc="http://schemas.openxmlformats.org/markup-compatibility/2006" xmlns:aink="http://schemas.microsoft.com/office/drawing/2016/ink" xmlns:am3d="http://schemas.microsoft.com/office/drawing/2017/model3d" xmlns:o="urn:schemas-microsoft-com:office:office" xmlns:oel="http://schemas.microsoft.com/office/2019/extlst" xmlns:r="http://schemas.openxmlformats.org/officeDocument/2006/relationships" xmlns:m="http://schemas.openxmlformats.org/officeDocument/2006/math" xmlns:v="urn:schemas-microsoft-com:vml" xmlns:wp14="http://schemas.microsoft.com/office/word/2010/wordprocessingDrawing" xmlns:wp="http://schemas.openxmlformats.org/drawingml/2006/wordprocessingDrawing" xmlns:w10="urn:schemas-microsoft-com:office:word" xmlns:w="http://schemas.openxmlformats.org/wordprocessingml/2006/main" xmlns:w14="http://schemas.microsoft.com/office/word/2010/wordml" xmlns:w15="http://schemas.microsoft.com/office/word/2012/wordml" xmlns:w16cex="http://schemas.microsoft.com/office/word/2018/wordml/cex" xmlns:w16cid="http://schemas.microsoft.com/office/word/2016/wordml/cid" xmlns:w16="http://schemas.microsoft.com/office/word/2018/wordml" xmlns:w16du="http://schemas.microsoft.com/office/word/2023/wordml/word16du" xmlns:w16sdtdh="http://schemas.microsoft.com/office/word/2020/wordml/sdtdatahash" xmlns:w16sdtfl="http://schemas.microsoft.com/office/word/2024/wordml/sdtformatlock" xmlns:w16se="http://schemas.microsoft.com/office/word/2015/wordml/symex" xmlns:wpg="http://schemas.microsoft.com/office/word/2010/wordprocessingGroup" xmlns:wpi="http://schemas.microsoft.com/office/word/2010/wordprocessingInk" xmlns:wne="http://schemas.microsoft.com/office/word/2006/wordml" xmlns:wps="http://schemas.microsoft.com/office/word/2010/wordprocessingShape" mc:Ignorable="w14 w15 w16se w16cid w16 w16cex w16sdtdh w16sdtfl w16du wp14">
   <w:p>
     <w:pPr>
       <w:pStyle w:val="Header"/>
@@ -5922,7 +6085,7 @@
 </file>
 
 <file path=word/numbering.xml><?xml version="1.0" encoding="utf-8"?>
-<w:numbering xmlns:wpc="http://schemas.microsoft.com/office/word/2010/wordprocessingCanvas" xmlns:cx="http://schemas.microsoft.com/office/drawing/2014/chartex" xmlns:cx1="http://schemas.microsoft.com/office/drawing/2015/9/8/chartex" xmlns:cx2="http://schemas.microsoft.com/office/drawing/2015/10/21/chartex" xmlns:cx3="http://schemas.microsoft.com/office/drawing/2016/5/9/chartex" xmlns:cx4="http://schemas.microsoft.com/office/drawing/2016/5/10/chartex" xmlns:cx5="http://schemas.microsoft.com/office/drawing/2016/5/11/chartex" xmlns:cx6="http://schemas.microsoft.com/office/drawing/2016/5/12/chartex" xmlns:cx7="http://schemas.microsoft.com/office/drawing/2016/5/13/chartex" xmlns:cx8="http://schemas.microsoft.com/office/drawing/2016/5/14/chartex" xmlns:mc="http://schemas.openxmlformats.org/markup-compatibility/2006" xmlns:aink="http://schemas.microsoft.com/office/drawing/2016/ink" xmlns:am3d="http://schemas.microsoft.com/office/drawing/2017/model3d" xmlns:o="urn:schemas-microsoft-com:office:office" xmlns:oel="http://schemas.microsoft.com/office/2019/extlst" xmlns:r="http://schemas.openxmlformats.org/officeDocument/2006/relationships" xmlns:m="http://schemas.openxmlformats.org/officeDocument/2006/math" xmlns:v="urn:schemas-microsoft-com:vml" xmlns:wp14="http://schemas.microsoft.com/office/word/2010/wordprocessingDrawing" xmlns:wp="http://schemas.openxmlformats.org/drawingml/2006/wordprocessingDrawing" xmlns:w10="urn:schemas-microsoft-com:office:word" xmlns:w="http://schemas.openxmlformats.org/wordprocessingml/2006/main" xmlns:w14="http://schemas.microsoft.com/office/word/2010/wordml" xmlns:w15="http://schemas.microsoft.com/office/word/2012/wordml" xmlns:w16cex="http://schemas.microsoft.com/office/word/2018/wordml/cex" xmlns:w16cid="http://schemas.microsoft.com/office/word/2016/wordml/cid" xmlns:w16="http://schemas.microsoft.com/office/word/2018/wordml" xmlns:w16sdtdh="http://schemas.microsoft.com/office/word/2020/wordml/sdtdatahash" xmlns:w16se="http://schemas.microsoft.com/office/word/2015/wordml/symex" xmlns:wpg="http://schemas.microsoft.com/office/word/2010/wordprocessingGroup" xmlns:wpi="http://schemas.microsoft.com/office/word/2010/wordprocessingInk" xmlns:wne="http://schemas.microsoft.com/office/word/2006/wordml" xmlns:wps="http://schemas.microsoft.com/office/word/2010/wordprocessingShape" mc:Ignorable="w14 w15 w16se w16cid w16 w16cex w16sdtdh wp14">
+<w:numbering xmlns:wpc="http://schemas.microsoft.com/office/word/2010/wordprocessingCanvas" xmlns:cx="http://schemas.microsoft.com/office/drawing/2014/chartex" xmlns:cx1="http://schemas.microsoft.com/office/drawing/2015/9/8/chartex" xmlns:cx2="http://schemas.microsoft.com/office/drawing/2015/10/21/chartex" xmlns:cx3="http://schemas.microsoft.com/office/drawing/2016/5/9/chartex" xmlns:cx4="http://schemas.microsoft.com/office/drawing/2016/5/10/chartex" xmlns:cx5="http://schemas.microsoft.com/office/drawing/2016/5/11/chartex" xmlns:cx6="http://schemas.microsoft.com/office/drawing/2016/5/12/chartex" xmlns:cx7="http://schemas.microsoft.com/office/drawing/2016/5/13/chartex" xmlns:cx8="http://schemas.microsoft.com/office/drawing/2016/5/14/chartex" xmlns:mc="http://schemas.openxmlformats.org/markup-compatibility/2006" xmlns:aink="http://schemas.microsoft.com/office/drawing/2016/ink" xmlns:am3d="http://schemas.microsoft.com/office/drawing/2017/model3d" xmlns:o="urn:schemas-microsoft-com:office:office" xmlns:oel="http://schemas.microsoft.com/office/2019/extlst" xmlns:r="http://schemas.openxmlformats.org/officeDocument/2006/relationships" xmlns:m="http://schemas.openxmlformats.org/officeDocument/2006/math" xmlns:v="urn:schemas-microsoft-com:vml" xmlns:wp14="http://schemas.microsoft.com/office/word/2010/wordprocessingDrawing" xmlns:wp="http://schemas.openxmlformats.org/drawingml/2006/wordprocessingDrawing" xmlns:w10="urn:schemas-microsoft-com:office:word" xmlns:w="http://schemas.openxmlformats.org/wordprocessingml/2006/main" xmlns:w14="http://schemas.microsoft.com/office/word/2010/wordml" xmlns:w15="http://schemas.microsoft.com/office/word/2012/wordml" xmlns:w16cex="http://schemas.microsoft.com/office/word/2018/wordml/cex" xmlns:w16cid="http://schemas.microsoft.com/office/word/2016/wordml/cid" xmlns:w16="http://schemas.microsoft.com/office/word/2018/wordml" xmlns:w16du="http://schemas.microsoft.com/office/word/2023/wordml/word16du" xmlns:w16sdtdh="http://schemas.microsoft.com/office/word/2020/wordml/sdtdatahash" xmlns:w16sdtfl="http://schemas.microsoft.com/office/word/2024/wordml/sdtformatlock" xmlns:w16se="http://schemas.microsoft.com/office/word/2015/wordml/symex" xmlns:wpg="http://schemas.microsoft.com/office/word/2010/wordprocessingGroup" xmlns:wpi="http://schemas.microsoft.com/office/word/2010/wordprocessingInk" xmlns:wne="http://schemas.microsoft.com/office/word/2006/wordml" xmlns:wps="http://schemas.microsoft.com/office/word/2010/wordprocessingShape" mc:Ignorable="w14 w15 w16se w16cid w16 w16cex w16sdtdh w16sdtfl w16du wp14">
   <w:abstractNum w:abstractNumId="0" w15:restartNumberingAfterBreak="0">
     <w:nsid w:val="0FF85103"/>
     <w:multiLevelType w:val="hybridMultilevel"/>
@@ -6847,7 +7010,7 @@
 </file>
 
 <file path=word/styles.xml><?xml version="1.0" encoding="utf-8"?>
-<w:styles xmlns:mc="http://schemas.openxmlformats.org/markup-compatibility/2006" xmlns:r="http://schemas.openxmlformats.org/officeDocument/2006/relationships" xmlns:w="http://schemas.openxmlformats.org/wordprocessingml/2006/main" xmlns:w14="http://schemas.microsoft.com/office/word/2010/wordml" xmlns:w15="http://schemas.microsoft.com/office/word/2012/wordml" xmlns:w16cex="http://schemas.microsoft.com/office/word/2018/wordml/cex" xmlns:w16cid="http://schemas.microsoft.com/office/word/2016/wordml/cid" xmlns:w16="http://schemas.microsoft.com/office/word/2018/wordml" xmlns:w16sdtdh="http://schemas.microsoft.com/office/word/2020/wordml/sdtdatahash" xmlns:w16se="http://schemas.microsoft.com/office/word/2015/wordml/symex" mc:Ignorable="w14 w15 w16se w16cid w16 w16cex w16sdtdh">
+<w:styles xmlns:mc="http://schemas.openxmlformats.org/markup-compatibility/2006" xmlns:r="http://schemas.openxmlformats.org/officeDocument/2006/relationships" xmlns:w="http://schemas.openxmlformats.org/wordprocessingml/2006/main" xmlns:w14="http://schemas.microsoft.com/office/word/2010/wordml" xmlns:w15="http://schemas.microsoft.com/office/word/2012/wordml" xmlns:w16cex="http://schemas.microsoft.com/office/word/2018/wordml/cex" xmlns:w16cid="http://schemas.microsoft.com/office/word/2016/wordml/cid" xmlns:w16="http://schemas.microsoft.com/office/word/2018/wordml" xmlns:w16du="http://schemas.microsoft.com/office/word/2023/wordml/word16du" xmlns:w16sdtdh="http://schemas.microsoft.com/office/word/2020/wordml/sdtdatahash" xmlns:w16sdtfl="http://schemas.microsoft.com/office/word/2024/wordml/sdtformatlock" xmlns:w16se="http://schemas.microsoft.com/office/word/2015/wordml/symex" mc:Ignorable="w14 w15 w16se w16cid w16 w16cex w16sdtdh w16sdtfl w16du">
   <w:docDefaults>
     <w:rPrDefault>
       <w:rPr>

--- a/BSS_paper.docx
+++ b/BSS_paper.docx
@@ -28,13 +28,8 @@
         <w:t xml:space="preserve">*, </w:t>
       </w:r>
       <w:r>
-        <w:t xml:space="preserve">Khan M. </w:t>
-      </w:r>
-      <w:proofErr w:type="spellStart"/>
-      <w:r>
-        <w:t>Iftekharuddin</w:t>
-      </w:r>
-      <w:proofErr w:type="spellEnd"/>
+        <w:t>Khan M. Iftekharuddin</w:t>
+      </w:r>
       <w:r>
         <w:rPr>
           <w:vertAlign w:val="superscript"/>
@@ -100,15 +95,7 @@
         <w:t>a</w:t>
       </w:r>
       <w:r>
-        <w:t xml:space="preserve">tion of signals that decay with inverse square of the distance from each transmitter. A difference in our approach is that we don't make any prior assumptions about the signal statistics. This will allow the method to be used for a very general class of signals.  This approach works for waves where the speed of propagation is large relative to the sensor array dimension. This approach will apply to multisource audio </w:t>
-      </w:r>
-      <w:proofErr w:type="gramStart"/>
-      <w:r>
-        <w:t>separation, and</w:t>
-      </w:r>
-      <w:proofErr w:type="gramEnd"/>
-      <w:r>
-        <w:t xml:space="preserve"> will also for electromagnetic signal separation with possibly larger arrays. We also see potential applications in medical sensing, for example ultrasound. For more distant EM signals, we perform an analysis of the operating limits of the method for different receiver arrays configurations. For example, given a SNR of 80dB, we can use an array to separate sources with no prior knowledge and obtain a root mean squared error of 0.00551 for a signal with power (mean squared amplitude) of 1 unit</w:t>
+        <w:t>tion of signals that decay with inverse square of the distance from each transmitter. A difference in our approach is that we don't make any prior assumptions about the signal statistics. This will allow the method to be used for a very general class of signals.  This approach works for waves where the speed of propagation is large relative to the sensor array dimension. This approach will apply to multisource audio separation, and will also for electromagnetic signal separation with possibly larger arrays. We also see potential applications in medical sensing, for example ultrasound. For more distant EM signals, we perform an analysis of the operating limits of the method for different receiver arrays configurations. For example, given a SNR of 80dB, we can use an array to separate sources with no prior knowledge and obtain a root mean squared error of 0.00551 for a signal with power (mean squared amplitude) of 1 unit</w:t>
       </w:r>
       <w:r>
         <w:t>.</w:t>
@@ -166,43 +153,13 @@
         <w:t xml:space="preserve">Blind source separation is a problem where multiple signals transmitted </w:t>
       </w:r>
       <w:r>
-        <w:t xml:space="preserve">by multiple sources arrive at a receiver. The goal is to take the signal that is received from the combination of the sources and to determine what the original unmixed source signals are with the minimal error. Two approaches to this problem have been attempted in past research. Some groups have used a non-negative matrix factorization approach. This means looking at the receiver signal at multiple receivers such as in an array of </w:t>
-      </w:r>
-      <w:proofErr w:type="gramStart"/>
-      <w:r>
-        <w:t>sensors, and</w:t>
-      </w:r>
-      <w:proofErr w:type="gramEnd"/>
-      <w:r>
-        <w:t xml:space="preserve"> decomposing the measurement matrix into a transmission matrix and signal loss matrix. Our method improves upon this approach by using a more realistic model of amplitude mixing instead of power mixing. Existing methods use prior constraints on the transmitted signals to search for the unique solution from a space of low rank matrix factorization. We do not assume any preconditions on the transmitted signal, either signal statistics or cross correlation statistics between signals. We consider that the signals decay with inverse square </w:t>
-      </w:r>
-      <w:proofErr w:type="gramStart"/>
-      <w:r>
-        <w:t>loss, and</w:t>
-      </w:r>
-      <w:proofErr w:type="gramEnd"/>
-      <w:r>
-        <w:t xml:space="preserve"> use this knowledge to convert the underdetermined low rank matrix factorization into an overdetermined factorization problem given the receiver positions. There is other work using the receiver positions, which is different from our approach. </w:t>
+        <w:t xml:space="preserve">by multiple sources arrive at a receiver. The goal is to take the signal that is received from the combination of the sources and to determine what the original unmixed source signals are with the minimal error. Two approaches to this problem have been attempted in past research. Some groups have used a non-negative matrix factorization approach. This means looking at the receiver signal at multiple receivers such as in an array of sensors, and decomposing the measurement matrix into a transmission matrix and signal loss matrix. Our method improves upon this approach by using a more realistic model of amplitude mixing instead of power mixing. Existing methods use prior constraints on the transmitted signals to search for the unique solution from a space of low rank matrix factorization. We do not assume any preconditions on the transmitted signal, either signal statistics or cross correlation statistics between signals. We consider that the signals decay with inverse square loss, and use this knowledge to convert the underdetermined low rank matrix factorization into an overdetermined factorization problem given the receiver positions. There is other work using the receiver positions, which is different from our approach. </w:t>
       </w:r>
       <w:r>
         <w:rPr>
           <w:highlight w:val="yellow"/>
         </w:rPr>
-        <w:t xml:space="preserve">One sentence </w:t>
-      </w:r>
-      <w:proofErr w:type="gramStart"/>
-      <w:r>
-        <w:rPr>
-          <w:highlight w:val="yellow"/>
-        </w:rPr>
-        <w:t>why</w:t>
-      </w:r>
-      <w:proofErr w:type="gramEnd"/>
-      <w:r>
-        <w:rPr>
-          <w:highlight w:val="yellow"/>
-        </w:rPr>
-        <w:t xml:space="preserve"> our method is better than angle of arrival and existing receiver position methods.</w:t>
+        <w:t>One sentence why our method is better than angle of arrival and existing receiver position methods.</w:t>
       </w:r>
       <w:r>
         <w:t xml:space="preserve"> </w:t>
@@ -670,8 +627,99 @@
       <w:r>
         <w:t xml:space="preserve">This is because signals combine roughly linearly in amplitude, so that decomposing power information has a high error associated with that approach. </w:t>
       </w:r>
+      <w:r>
+        <w:t xml:space="preserve">The reason authors used the power approximation for communication signal separation, is that the model becomes more identifiable, since the non-negativity constraint reduces the degrees of freedom of the factorization. In this work, we will show we can also separate amplitudes in addition to power, so that the information contained in the signals may also be recovered. </w:t>
+      </w:r>
     </w:p>
     <w:p/>
+    <w:p>
+      <w:r>
+        <w:t xml:space="preserve">Our approach will be based on taking the underdetermined factorization problem, and </w:t>
+      </w:r>
+      <w:r>
+        <w:t xml:space="preserve">using the receiver locations, which would be available to the person measuring the incoming signals. </w:t>
+      </w:r>
+      <w:r>
+        <w:t xml:space="preserve">Knowing the receiver locations reduces the degrees of freedom of the loss matrix </w:t>
+      </w:r>
+      <w:r>
+        <w:rPr>
+          <w:i/>
+          <w:iCs/>
+        </w:rPr>
+        <w:t>U</w:t>
+      </w:r>
+      <w:r>
+        <w:t xml:space="preserve"> from quadratic </w:t>
+      </w:r>
+      <w:r>
+        <w:t xml:space="preserve">(number of transmitters by number of receivers) </w:t>
+      </w:r>
+      <w:r>
+        <w:t>to linear</w:t>
+      </w:r>
+      <w:r>
+        <w:t xml:space="preserve"> (number of transmitters)</w:t>
+      </w:r>
+      <w:r>
+        <w:t xml:space="preserve">. </w:t>
+      </w:r>
+      <w:r>
+        <w:t>There are other groups that have used the receiver locations in different ways as well. One idea is to use the receiver locations to estimate the angle</w:t>
+      </w:r>
+      <w:r>
+        <w:t>-</w:t>
+      </w:r>
+      <w:r>
+        <w:t>of</w:t>
+      </w:r>
+      <w:r>
+        <w:t>-</w:t>
+      </w:r>
+      <w:r>
+        <w:t xml:space="preserve">arrival of the transmitted signals. </w:t>
+      </w:r>
+      <w:r>
+        <w:rPr>
+          <w:highlight w:val="yellow"/>
+        </w:rPr>
+        <w:t>Give references for angle of arrival</w:t>
+      </w:r>
+      <w:r>
+        <w:t xml:space="preserve">. Our method is different, because angle-of-arrival is akin to a triangulation approach. </w:t>
+      </w:r>
+      <w:r>
+        <w:t>O</w:t>
+      </w:r>
+      <w:r>
+        <w:t xml:space="preserve">ur method </w:t>
+      </w:r>
+      <w:r>
+        <w:t xml:space="preserve">is instead based </w:t>
+      </w:r>
+      <w:r>
+        <w:t xml:space="preserve">on a trilateration approach which we started developing in </w:t>
+      </w:r>
+      <w:r>
+        <w:t xml:space="preserve">[6] and completed here with working models. </w:t>
+      </w:r>
+    </w:p>
+    <w:p/>
+    <w:p>
+      <w:r>
+        <w:t xml:space="preserve">There is also a body of knowledge about blind source separation that does not use the factorization approach. </w:t>
+      </w:r>
+    </w:p>
+    <w:p>
+      <w:r>
+        <w:t>Independent component analysis</w:t>
+      </w:r>
+    </w:p>
+    <w:p>
+      <w:r>
+        <w:t>Other approaches using different priors, and then how we don’t need a prior</w:t>
+      </w:r>
+    </w:p>
     <w:p/>
     <w:p/>
     <w:p>
@@ -715,23 +763,7 @@
         <w:t xml:space="preserve">[2] </w:t>
       </w:r>
       <w:r>
-        <w:t xml:space="preserve">A. Zaeemzadeh, M. Joneidi, B. </w:t>
-      </w:r>
-      <w:proofErr w:type="spellStart"/>
-      <w:r>
-        <w:t>Shahrasbi</w:t>
-      </w:r>
-      <w:proofErr w:type="spellEnd"/>
-      <w:r>
-        <w:t xml:space="preserve">, and N. </w:t>
-      </w:r>
-      <w:proofErr w:type="spellStart"/>
-      <w:r>
-        <w:t>Rahnavard</w:t>
-      </w:r>
-      <w:proofErr w:type="spellEnd"/>
-      <w:r>
-        <w:t>, "Missing spectrum-data</w:t>
+        <w:t>A. Zaeemzadeh, M. Joneidi, B. Shahrasbi, and N. Rahnavard, "Missing spectrum-data</w:t>
       </w:r>
     </w:p>
     <w:p>
@@ -779,6 +811,7 @@
     </w:p>
     <w:p>
       <w:r>
+        <w:lastRenderedPageBreak/>
         <w:t>Processing, vol. 63, no. 24, pp. 6581-6594, 2015.</w:t>
       </w:r>
     </w:p>
@@ -804,17 +837,21 @@
     <w:p/>
     <w:p>
       <w:r>
+        <w:t xml:space="preserve">[6] </w:t>
+      </w:r>
+      <w:r>
+        <w:t>Glandon, Alexander M. "Recurrent neural networks and matrix methods for cognitive radio spectrum prediction and security." (2017).</w:t>
+      </w:r>
+    </w:p>
+    <w:p/>
+    <w:p>
+      <w:r>
         <w:t>https://digitalcommons.odu.edu/cgi/viewcontent.cgi?article=1016&amp;context=ece_etds</w:t>
       </w:r>
     </w:p>
     <w:p>
-      <w:proofErr w:type="gramStart"/>
-      <w:r>
-        <w:t>Earlier</w:t>
-      </w:r>
-      <w:proofErr w:type="gramEnd"/>
-      <w:r>
-        <w:t xml:space="preserve"> least square trilateration (difficult to implement and obtain convergence)</w:t>
+      <w:r>
+        <w:t>Earlier least square trilateration (difficult to implement and obtain convergence)</w:t>
       </w:r>
     </w:p>
     <w:p/>
@@ -850,7 +887,6 @@
         <w:pStyle w:val="Heading2"/>
       </w:pPr>
       <w:r>
-        <w:lastRenderedPageBreak/>
         <w:t>Margins</w:t>
       </w:r>
     </w:p>
@@ -1031,29 +1067,14 @@
                                 <w:sz w:val="18"/>
                               </w:rPr>
                               <w:tab/>
-                              <w:t xml:space="preserve">2.54 cm     </w:t>
-                            </w:r>
-                            <w:proofErr w:type="gramStart"/>
-                            <w:r>
-                              <w:rPr>
-                                <w:sz w:val="18"/>
-                              </w:rPr>
-                              <w:t xml:space="preserve">  </w:t>
+                              <w:t xml:space="preserve">2.54 cm       </w:t>
                             </w:r>
                             <w:r>
                               <w:rPr>
                                 <w:i/>
                                 <w:sz w:val="18"/>
                               </w:rPr>
-                              <w:t xml:space="preserve"> (</w:t>
-                            </w:r>
-                            <w:proofErr w:type="gramEnd"/>
-                            <w:r>
-                              <w:rPr>
-                                <w:i/>
-                                <w:sz w:val="18"/>
-                              </w:rPr>
-                              <w:t>1in.)</w:t>
+                              <w:t xml:space="preserve"> (1in.)</w:t>
                             </w:r>
                             <w:r>
                               <w:rPr>
@@ -1102,23 +1123,7 @@
                                 <w:szCs w:val="18"/>
                               </w:rPr>
                               <w:tab/>
-                              <w:t>4.</w:t>
-                            </w:r>
-                            <w:proofErr w:type="gramStart"/>
-                            <w:r>
-                              <w:rPr>
-                                <w:sz w:val="18"/>
-                                <w:szCs w:val="18"/>
-                              </w:rPr>
-                              <w:t>94  cm</w:t>
-                            </w:r>
-                            <w:proofErr w:type="gramEnd"/>
-                            <w:r>
-                              <w:rPr>
-                                <w:sz w:val="18"/>
-                                <w:szCs w:val="18"/>
-                              </w:rPr>
-                              <w:t xml:space="preserve"> </w:t>
+                              <w:t xml:space="preserve">4.94  cm </w:t>
                             </w:r>
                             <w:r>
                               <w:rPr>
@@ -1212,7 +1217,6 @@
                               </w:rPr>
                               <w:t xml:space="preserve"> cm</w:t>
                             </w:r>
-                            <w:proofErr w:type="gramStart"/>
                             <w:r>
                               <w:rPr>
                                 <w:sz w:val="18"/>
@@ -1226,16 +1230,7 @@
                                 <w:sz w:val="18"/>
                                 <w:szCs w:val="18"/>
                               </w:rPr>
-                              <w:t>(</w:t>
-                            </w:r>
-                            <w:proofErr w:type="gramEnd"/>
-                            <w:r>
-                              <w:rPr>
-                                <w:i/>
-                                <w:sz w:val="18"/>
-                                <w:szCs w:val="18"/>
-                              </w:rPr>
-                              <w:t>.76 in.)</w:t>
+                              <w:t>(.76 in.)</w:t>
                             </w:r>
                             <w:r>
                               <w:rPr>
@@ -2820,40 +2815,85 @@
         <w:t xml:space="preserve">Spell out acronyms unless they are widely known. </w:t>
       </w:r>
       <w:r>
-        <w:t xml:space="preserve">Avoid starting with articles or prepositions, e.g., “The study of </w:t>
-      </w:r>
-      <w:proofErr w:type="gramStart"/>
-      <w:r>
-        <w:t>… ,</w:t>
-      </w:r>
-      <w:proofErr w:type="gramEnd"/>
-      <w:r>
-        <w:t xml:space="preserve">” </w:t>
-      </w:r>
-      <w:proofErr w:type="gramStart"/>
-      <w:r>
-        <w:t>or,</w:t>
-      </w:r>
-      <w:proofErr w:type="gramEnd"/>
+        <w:t xml:space="preserve">Avoid starting with articles or prepositions, e.g., “The study of … ,” </w:t>
+      </w:r>
+      <w:r>
+        <w:t xml:space="preserve">or, </w:t>
+      </w:r>
+      <w:r>
+        <w:t>“On the ….”</w:t>
+      </w:r>
       <w:r>
         <w:t xml:space="preserve"> </w:t>
       </w:r>
       <w:r>
-        <w:t>“On the ….”</w:t>
-      </w:r>
-      <w:r>
         <w:t xml:space="preserve"> </w:t>
       </w:r>
+    </w:p>
+    <w:p>
+      <w:pPr>
+        <w:pStyle w:val="Heading2"/>
+      </w:pPr>
+      <w:r>
+        <w:t>Author affiliations</w:t>
+      </w:r>
+    </w:p>
+    <w:p>
+      <w:pPr>
+        <w:pStyle w:val="SPIEbodytext"/>
+      </w:pPr>
+      <w:r>
+        <w:t xml:space="preserve">The </w:t>
+      </w:r>
+      <w:r>
+        <w:t>author list</w:t>
+      </w:r>
       <w:r>
         <w:t xml:space="preserve"> </w:t>
       </w:r>
+      <w:r>
+        <w:t xml:space="preserve">is </w:t>
+      </w:r>
+      <w:r>
+        <w:t xml:space="preserve">in 12-pt. regular, centered. Omit titles </w:t>
+      </w:r>
+      <w:r>
+        <w:t>and</w:t>
+      </w:r>
+      <w:r>
+        <w:t xml:space="preserve"> degrees </w:t>
+      </w:r>
+      <w:r>
+        <w:t>such as Dr., Prof., Ph.D., etc. The list of affiliations follows. Each author's affiliation should be clearly noted.</w:t>
+      </w:r>
+      <w:r>
+        <w:t xml:space="preserve"> </w:t>
+      </w:r>
+      <w:r>
+        <w:t xml:space="preserve">Use superscript numerals </w:t>
+      </w:r>
+      <w:r>
+        <w:t xml:space="preserve">or letters </w:t>
+      </w:r>
+      <w:r>
+        <w:t>to denote connection between authors and affiliations</w:t>
+      </w:r>
+      <w:r>
+        <w:t>.</w:t>
+      </w:r>
     </w:p>
     <w:p>
       <w:pPr>
         <w:pStyle w:val="Heading2"/>
       </w:pPr>
       <w:r>
-        <w:t>Author affiliations</w:t>
+        <w:t>Section</w:t>
+      </w:r>
+      <w:r>
+        <w:t xml:space="preserve"> </w:t>
+      </w:r>
+      <w:r>
+        <w:t xml:space="preserve">headings </w:t>
       </w:r>
     </w:p>
     <w:p>
@@ -2861,57 +2901,72 @@
         <w:pStyle w:val="SPIEbodytext"/>
       </w:pPr>
       <w:r>
-        <w:t xml:space="preserve">The </w:t>
-      </w:r>
-      <w:r>
-        <w:t>author list</w:t>
+        <w:t xml:space="preserve">Section headings are </w:t>
+      </w:r>
+      <w:r>
+        <w:t xml:space="preserve">11-pt. bold capitals, centered. </w:t>
+      </w:r>
+      <w:r>
+        <w:t xml:space="preserve">Sections numbers have whole numbers, e.g., 1, 2, </w:t>
+      </w:r>
+      <w:r>
+        <w:t>3…</w:t>
+      </w:r>
+      <w:r>
+        <w:t xml:space="preserve"> Don't number the "</w:t>
+      </w:r>
+      <w:r>
+        <w:t>Acknowledgements</w:t>
+      </w:r>
+      <w:r>
+        <w:t>"</w:t>
+      </w:r>
+      <w:r>
+        <w:t xml:space="preserve"> and </w:t>
+      </w:r>
+      <w:r>
+        <w:t>"</w:t>
+      </w:r>
+      <w:r>
+        <w:t>References.</w:t>
+      </w:r>
+      <w:r>
+        <w:t>"</w:t>
       </w:r>
       <w:r>
         <w:t xml:space="preserve"> </w:t>
       </w:r>
       <w:r>
-        <w:t xml:space="preserve">is </w:t>
-      </w:r>
-      <w:r>
-        <w:t xml:space="preserve">in 12-pt. regular, centered. Omit titles </w:t>
-      </w:r>
-      <w:r>
-        <w:t>and</w:t>
-      </w:r>
-      <w:r>
-        <w:t xml:space="preserve"> degrees </w:t>
-      </w:r>
-      <w:r>
-        <w:t>such as Dr., Prof., Ph.D., etc. The list of affiliations follows. Each author's affiliation should be clearly noted.</w:t>
+        <w:t>Headings often used are: 1. Introduction,</w:t>
+      </w:r>
+      <w:r>
+        <w:t xml:space="preserve"> 2. Methodology, 3. D</w:t>
+      </w:r>
+      <w:r>
+        <w:t>ata,</w:t>
       </w:r>
       <w:r>
         <w:t xml:space="preserve"> </w:t>
       </w:r>
       <w:r>
-        <w:t xml:space="preserve">Use superscript numerals </w:t>
-      </w:r>
-      <w:r>
-        <w:t xml:space="preserve">or letters </w:t>
-      </w:r>
-      <w:r>
-        <w:t>to denote connection between authors and affiliations</w:t>
-      </w:r>
-      <w:r>
+        <w:t>4. Results, and 5. Conclusions</w:t>
+      </w:r>
+      <w:r>
+        <w:rPr>
+          <w:b/>
+        </w:rPr>
         <w:t>.</w:t>
       </w:r>
+      <w:r>
+        <w:t xml:space="preserve"> </w:t>
+      </w:r>
     </w:p>
     <w:p>
       <w:pPr>
         <w:pStyle w:val="Heading2"/>
       </w:pPr>
       <w:r>
-        <w:t>Section</w:t>
-      </w:r>
-      <w:r>
-        <w:t xml:space="preserve"> </w:t>
-      </w:r>
-      <w:r>
-        <w:t xml:space="preserve">headings </w:t>
+        <w:t>Subsection heading</w:t>
       </w:r>
     </w:p>
     <w:p>
@@ -2919,64 +2974,16 @@
         <w:pStyle w:val="SPIEbodytext"/>
       </w:pPr>
       <w:r>
-        <w:t xml:space="preserve">Section headings are </w:t>
-      </w:r>
-      <w:r>
-        <w:t xml:space="preserve">11-pt. bold capitals, centered. </w:t>
-      </w:r>
-      <w:r>
-        <w:t xml:space="preserve">Sections numbers have whole numbers, e.g., 1, 2, </w:t>
-      </w:r>
-      <w:r>
-        <w:t>3…</w:t>
-      </w:r>
-      <w:r>
-        <w:t xml:space="preserve"> Don't number the "</w:t>
-      </w:r>
-      <w:r>
-        <w:t>Acknowledgements</w:t>
-      </w:r>
-      <w:r>
-        <w:t>"</w:t>
-      </w:r>
-      <w:r>
-        <w:t xml:space="preserve"> and </w:t>
-      </w:r>
-      <w:r>
-        <w:t>"</w:t>
-      </w:r>
-      <w:r>
-        <w:t>References.</w:t>
-      </w:r>
-      <w:r>
-        <w:t>"</w:t>
-      </w:r>
-      <w:r>
-        <w:t xml:space="preserve"> </w:t>
-      </w:r>
-      <w:r>
-        <w:t>Headings often used are: 1. Introduction,</w:t>
-      </w:r>
-      <w:r>
-        <w:t xml:space="preserve"> 2. Methodology, 3. D</w:t>
-      </w:r>
-      <w:r>
-        <w:t>ata,</w:t>
-      </w:r>
-      <w:r>
-        <w:t xml:space="preserve"> </w:t>
-      </w:r>
-      <w:r>
-        <w:t>4. Results, and 5. Conclusions</w:t>
-      </w:r>
-      <w:r>
-        <w:rPr>
-          <w:b/>
-        </w:rPr>
-        <w:t>.</w:t>
-      </w:r>
-      <w:r>
-        <w:t xml:space="preserve"> </w:t>
+        <w:t xml:space="preserve">Subsection headings are left-justified, </w:t>
+      </w:r>
+      <w:r>
+        <w:t>1</w:t>
+      </w:r>
+      <w:r>
+        <w:t xml:space="preserve">0-pt. bold. </w:t>
+      </w:r>
+      <w:r>
+        <w:t xml:space="preserve">Capitalize the first word, acronyms, and proper nouns. </w:t>
       </w:r>
     </w:p>
     <w:p>
@@ -2984,7 +2991,7 @@
         <w:pStyle w:val="Heading2"/>
       </w:pPr>
       <w:r>
-        <w:t>Subsection heading</w:t>
+        <w:t>Text</w:t>
       </w:r>
     </w:p>
     <w:p>
@@ -2992,40 +2999,7 @@
         <w:pStyle w:val="SPIEbodytext"/>
       </w:pPr>
       <w:r>
-        <w:t xml:space="preserve">Subsection headings are left-justified, </w:t>
-      </w:r>
-      <w:r>
-        <w:t>1</w:t>
-      </w:r>
-      <w:r>
-        <w:t xml:space="preserve">0-pt. bold. </w:t>
-      </w:r>
-      <w:r>
-        <w:t xml:space="preserve">Capitalize the first word, acronyms, and proper nouns. </w:t>
-      </w:r>
-    </w:p>
-    <w:p>
-      <w:pPr>
-        <w:pStyle w:val="Heading2"/>
-      </w:pPr>
-      <w:r>
-        <w:t>Text</w:t>
-      </w:r>
-    </w:p>
-    <w:p>
-      <w:pPr>
-        <w:pStyle w:val="SPIEbodytext"/>
-      </w:pPr>
-      <w:r>
-        <w:t xml:space="preserve">Text is 10 </w:t>
-      </w:r>
-      <w:proofErr w:type="gramStart"/>
-      <w:r>
-        <w:t>point</w:t>
-      </w:r>
-      <w:proofErr w:type="gramEnd"/>
-      <w:r>
-        <w:t xml:space="preserve"> and justified. </w:t>
+        <w:t xml:space="preserve">Text is 10 point and justified. </w:t>
       </w:r>
       <w:r>
         <w:t>Each sentence end</w:t>
@@ -3238,15 +3212,7 @@
         <w:t>T</w:t>
       </w:r>
       <w:r>
-        <w:t xml:space="preserve">able examples are on </w:t>
-      </w:r>
-      <w:proofErr w:type="gramStart"/>
-      <w:r>
-        <w:t>page</w:t>
-      </w:r>
-      <w:proofErr w:type="gramEnd"/>
-      <w:r>
-        <w:t xml:space="preserve"> 1 and</w:t>
+        <w:t>able examples are on page 1 and</w:t>
       </w:r>
       <w:r>
         <w:t xml:space="preserve"> </w:t>
@@ -3292,13 +3258,8 @@
       <w:r>
         <w:t xml:space="preserve">Table 3 lists the specifications for the </w:t>
       </w:r>
-      <w:proofErr w:type="spellStart"/>
-      <w:r>
-        <w:t>mulitimedia</w:t>
-      </w:r>
-      <w:proofErr w:type="spellEnd"/>
-      <w:r>
-        <w:t xml:space="preserve"> </w:t>
+      <w:r>
+        <w:t xml:space="preserve">mulitimedia </w:t>
       </w:r>
       <w:r>
         <w:t>files. Use a screenshot or anothe</w:t>
@@ -3348,15 +3309,7 @@
         <w:pStyle w:val="SPIEbodytext"/>
       </w:pPr>
       <w:r>
-        <w:t xml:space="preserve">Here </w:t>
-      </w:r>
-      <w:proofErr w:type="gramStart"/>
-      <w:r>
-        <w:t>is</w:t>
-      </w:r>
-      <w:proofErr w:type="gramEnd"/>
-      <w:r>
-        <w:t xml:space="preserve"> a sample illustration and caption for a multimedia file:</w:t>
+        <w:t>Here is a sample illustration and caption for a multimedia file:</w:t>
       </w:r>
     </w:p>
     <w:p>
@@ -4876,13 +4829,8 @@
         <w:t xml:space="preserve"> </w:t>
       </w:r>
       <w:r>
-        <w:t xml:space="preserve">to which multimedia file it is </w:t>
-      </w:r>
-      <w:proofErr w:type="gramStart"/>
-      <w:r>
-        <w:t>linked .</w:t>
-      </w:r>
-      <w:proofErr w:type="gramEnd"/>
+        <w:t>to which multimedia file it is linked .</w:t>
+      </w:r>
       <w:r>
         <w:t xml:space="preserve"> </w:t>
       </w:r>
@@ -5211,23 +5159,7 @@
               <w:t xml:space="preserve"> .mp4,</w:t>
             </w:r>
             <w:r>
-              <w:t xml:space="preserve"> .mov (</w:t>
-            </w:r>
-            <w:proofErr w:type="spellStart"/>
-            <w:r>
-              <w:t>Quicktime</w:t>
-            </w:r>
-            <w:proofErr w:type="spellEnd"/>
-            <w:r>
-              <w:t>), .</w:t>
-            </w:r>
-            <w:proofErr w:type="spellStart"/>
-            <w:r>
-              <w:t>wmv</w:t>
-            </w:r>
-            <w:proofErr w:type="spellEnd"/>
-            <w:r>
-              <w:t xml:space="preserve"> (Windows Media Player)</w:t>
+              <w:t xml:space="preserve"> .mov (Quicktime), .wmv (Windows Media Player)</w:t>
             </w:r>
           </w:p>
         </w:tc>
@@ -5329,7 +5261,7 @@
           <v:shape id="_x0000_i1025" type="#_x0000_t75" style="width:27.75pt;height:30.75pt" o:ole="">
             <v:imagedata r:id="rId12" o:title=""/>
           </v:shape>
-          <o:OLEObject Type="Embed" ProgID="Equation.3" ShapeID="_x0000_i1025" DrawAspect="Content" ObjectID="_1832755383" r:id="rId13"/>
+          <o:OLEObject Type="Embed" ProgID="Equation.3" ShapeID="_x0000_i1025" DrawAspect="Content" ObjectID="_1832756051" r:id="rId13"/>
         </w:object>
       </w:r>
       <w:r>
@@ -5372,7 +5304,7 @@
           <v:shape id="_x0000_i1026" type="#_x0000_t75" style="width:77.25pt;height:34.5pt" o:ole="">
             <v:imagedata r:id="rId14" o:title=""/>
           </v:shape>
-          <o:OLEObject Type="Embed" ProgID="Equation.3" ShapeID="_x0000_i1026" DrawAspect="Content" ObjectID="_1832755384" r:id="rId15"/>
+          <o:OLEObject Type="Embed" ProgID="Equation.3" ShapeID="_x0000_i1026" DrawAspect="Content" ObjectID="_1832756052" r:id="rId15"/>
         </w:object>
       </w:r>
       <w:r>
@@ -5421,7 +5353,7 @@
           <v:shape id="_x0000_i1027" type="#_x0000_t75" style="width:54.75pt;height:20.25pt" o:ole="">
             <v:imagedata r:id="rId16" o:title=""/>
           </v:shape>
-          <o:OLEObject Type="Embed" ProgID="Equation.3" ShapeID="_x0000_i1027" DrawAspect="Content" ObjectID="_1832755385" r:id="rId17"/>
+          <o:OLEObject Type="Embed" ProgID="Equation.3" ShapeID="_x0000_i1027" DrawAspect="Content" ObjectID="_1832756053" r:id="rId17"/>
         </w:object>
       </w:r>
       <w:r>
@@ -5780,9 +5712,8 @@
           <w:color w:val="auto"/>
           <w:sz w:val="20"/>
         </w:rPr>
-        <w:t xml:space="preserve">Author(s), “Paper,” Journal Name. Volume </w:t>
-      </w:r>
-      <w:proofErr w:type="gramStart"/>
+        <w:t>Author(s), “Paper,” Journal Name. Volume Number(Issue Number),</w:t>
+      </w:r>
       <w:r>
         <w:rPr>
           <w:rStyle w:val="body31"/>
@@ -5790,9 +5721,8 @@
           <w:color w:val="auto"/>
           <w:sz w:val="20"/>
         </w:rPr>
-        <w:t>Number(</w:t>
-      </w:r>
-      <w:proofErr w:type="gramEnd"/>
+        <w:t xml:space="preserve"> </w:t>
+      </w:r>
       <w:r>
         <w:rPr>
           <w:rStyle w:val="body31"/>
@@ -5800,17 +5730,19 @@
           <w:color w:val="auto"/>
           <w:sz w:val="20"/>
         </w:rPr>
-        <w:t>Issue Number),</w:t>
-      </w:r>
-      <w:r>
+        <w:t xml:space="preserve">CID (Publication Date). DOI URL </w:t>
+      </w:r>
+    </w:p>
+    <w:p>
+      <w:pPr>
+        <w:pStyle w:val="SPIEreferencelisting"/>
         <w:rPr>
           <w:rStyle w:val="body31"/>
           <w:rFonts w:ascii="Times New Roman" w:hAnsi="Times New Roman"/>
           <w:color w:val="auto"/>
           <w:sz w:val="20"/>
         </w:rPr>
-        <w:t xml:space="preserve"> </w:t>
-      </w:r>
+      </w:pPr>
       <w:r>
         <w:rPr>
           <w:rStyle w:val="body31"/>
@@ -5818,78 +5750,7 @@
           <w:color w:val="auto"/>
           <w:sz w:val="20"/>
         </w:rPr>
-        <w:t xml:space="preserve">CID (Publication Date). DOI URL </w:t>
-      </w:r>
-    </w:p>
-    <w:p>
-      <w:pPr>
-        <w:pStyle w:val="SPIEreferencelisting"/>
-        <w:rPr>
-          <w:rStyle w:val="body31"/>
-          <w:rFonts w:ascii="Times New Roman" w:hAnsi="Times New Roman"/>
-          <w:color w:val="auto"/>
-          <w:sz w:val="20"/>
-        </w:rPr>
-      </w:pPr>
-      <w:proofErr w:type="spellStart"/>
-      <w:r>
-        <w:rPr>
-          <w:rStyle w:val="body31"/>
-          <w:rFonts w:ascii="Times New Roman" w:hAnsi="Times New Roman"/>
-          <w:color w:val="auto"/>
-          <w:sz w:val="20"/>
-        </w:rPr>
-        <w:t>Blackberrie</w:t>
-      </w:r>
-      <w:proofErr w:type="spellEnd"/>
-      <w:r>
-        <w:rPr>
-          <w:rStyle w:val="body31"/>
-          <w:rFonts w:ascii="Times New Roman" w:hAnsi="Times New Roman"/>
-          <w:color w:val="auto"/>
-          <w:sz w:val="20"/>
-        </w:rPr>
-        <w:t xml:space="preserve"> Eddins and </w:t>
-      </w:r>
-      <w:proofErr w:type="spellStart"/>
-      <w:r>
-        <w:rPr>
-          <w:rStyle w:val="body31"/>
-          <w:rFonts w:ascii="Times New Roman" w:hAnsi="Times New Roman"/>
-          <w:color w:val="auto"/>
-          <w:sz w:val="20"/>
-        </w:rPr>
-        <w:t>Muyinatu</w:t>
-      </w:r>
-      <w:proofErr w:type="spellEnd"/>
-      <w:r>
-        <w:rPr>
-          <w:rStyle w:val="body31"/>
-          <w:rFonts w:ascii="Times New Roman" w:hAnsi="Times New Roman"/>
-          <w:color w:val="auto"/>
-          <w:sz w:val="20"/>
-        </w:rPr>
-        <w:t xml:space="preserve"> A. </w:t>
-      </w:r>
-      <w:proofErr w:type="spellStart"/>
-      <w:r>
-        <w:rPr>
-          <w:rStyle w:val="body31"/>
-          <w:rFonts w:ascii="Times New Roman" w:hAnsi="Times New Roman"/>
-          <w:color w:val="auto"/>
-          <w:sz w:val="20"/>
-        </w:rPr>
-        <w:t>Lediju</w:t>
-      </w:r>
-      <w:proofErr w:type="spellEnd"/>
-      <w:r>
-        <w:rPr>
-          <w:rStyle w:val="body31"/>
-          <w:rFonts w:ascii="Times New Roman" w:hAnsi="Times New Roman"/>
-          <w:color w:val="auto"/>
-          <w:sz w:val="20"/>
-        </w:rPr>
-        <w:t xml:space="preserve"> Bell, “Design of a multifiber light delivery system for photoacoustic-guided surgery," J. Biomed. Opt. 22(4), 041011 (13 Jan 2022). </w:t>
+        <w:t xml:space="preserve">Blackberrie Eddins and Muyinatu A. Lediju Bell, “Design of a multifiber light delivery system for photoacoustic-guided surgery," J. Biomed. Opt. 22(4), 041011 (13 Jan 2022). </w:t>
       </w:r>
       <w:hyperlink r:id="rId21" w:history="1">
         <w:r>

--- a/BSS_paper.docx
+++ b/BSS_paper.docx
@@ -28,8 +28,13 @@
         <w:t xml:space="preserve">*, </w:t>
       </w:r>
       <w:r>
-        <w:t>Khan M. Iftekharuddin</w:t>
-      </w:r>
+        <w:t xml:space="preserve">Khan M. </w:t>
+      </w:r>
+      <w:proofErr w:type="spellStart"/>
+      <w:r>
+        <w:t>Iftekharuddin</w:t>
+      </w:r>
+      <w:proofErr w:type="spellEnd"/>
       <w:r>
         <w:rPr>
           <w:vertAlign w:val="superscript"/>
@@ -701,7 +706,13 @@
         <w:t xml:space="preserve">on a trilateration approach which we started developing in </w:t>
       </w:r>
       <w:r>
-        <w:t xml:space="preserve">[6] and completed here with working models. </w:t>
+        <w:t>[6] and completed here with working models</w:t>
+      </w:r>
+      <w:r>
+        <w:t xml:space="preserve"> that obtain convergence</w:t>
+      </w:r>
+      <w:r>
+        <w:t xml:space="preserve">. </w:t>
       </w:r>
     </w:p>
     <w:p/>
@@ -733,71 +744,117 @@
       </w:pPr>
       <w:r>
         <w:t xml:space="preserve"> </w:t>
+      </w:r>
+    </w:p>
+    <w:p>
+      <w:pPr>
+        <w:pStyle w:val="Heading1"/>
+      </w:pPr>
+      <w:r>
+        <w:t>Method</w:t>
+      </w:r>
+      <w:r>
+        <w:t xml:space="preserve"> </w:t>
+      </w:r>
+    </w:p>
+    <w:p/>
+    <w:p>
+      <w:r>
+        <w:t>Inverse problem</w:t>
+      </w:r>
+    </w:p>
+    <w:p>
+      <w:r>
+        <w:t>Matrix factorization approach is an example of solving an inverse problem</w:t>
+      </w:r>
+    </w:p>
+    <w:p>
+      <w:r>
+        <w:t>Instead of taking an equation and trying to rearrange it to find a formula for a solution, You search instead over a space for a vector that makes the original equation true</w:t>
+      </w:r>
+      <w:r>
+        <w:t xml:space="preserve"> (possibly with a small error)</w:t>
       </w:r>
     </w:p>
     <w:p/>
     <w:p/>
     <w:p/>
+    <w:p>
+      <w:r>
+        <w:t xml:space="preserve">[1] </w:t>
+      </w:r>
+      <w:r>
+        <w:t>Z. Hu et al., "Robust non-negative matrix factorization for joint spectrum sensing and</w:t>
+      </w:r>
+    </w:p>
+    <w:p>
+      <w:r>
+        <w:t>primary user localization in cognitive radio networks," in Waveform Diversity &amp; Design</w:t>
+      </w:r>
+    </w:p>
+    <w:p>
+      <w:r>
+        <w:t>Conference (WDD), 2012 International, 2012, pp. 303-307: IEEE.</w:t>
+      </w:r>
+    </w:p>
     <w:p/>
     <w:p>
       <w:r>
-        <w:t xml:space="preserve">[1] </w:t>
-      </w:r>
-      <w:r>
-        <w:t>Z. Hu et al., "Robust non-negative matrix factorization for joint spectrum sensing and</w:t>
-      </w:r>
-    </w:p>
-    <w:p>
-      <w:r>
-        <w:t>primary user localization in cognitive radio networks," in Waveform Diversity &amp; Design</w:t>
-      </w:r>
-    </w:p>
-    <w:p>
-      <w:r>
-        <w:t>Conference (WDD), 2012 International, 2012, pp. 303-307: IEEE.</w:t>
+        <w:t xml:space="preserve">[2] </w:t>
+      </w:r>
+      <w:r>
+        <w:t xml:space="preserve">A. Zaeemzadeh, M. Joneidi, B. </w:t>
+      </w:r>
+      <w:proofErr w:type="spellStart"/>
+      <w:r>
+        <w:t>Shahrasbi</w:t>
+      </w:r>
+      <w:proofErr w:type="spellEnd"/>
+      <w:r>
+        <w:t xml:space="preserve">, and N. </w:t>
+      </w:r>
+      <w:proofErr w:type="spellStart"/>
+      <w:r>
+        <w:t>Rahnavard</w:t>
+      </w:r>
+      <w:proofErr w:type="spellEnd"/>
+      <w:r>
+        <w:t>, "Missing spectrum-data</w:t>
+      </w:r>
+    </w:p>
+    <w:p>
+      <w:r>
+        <w:t>recovery in cognitive radio networks using piecewise constant nonnegative matrix</w:t>
+      </w:r>
+    </w:p>
+    <w:p>
+      <w:r>
+        <w:t>factorization," in Military Communications Conference, MILCOM 2015-2015 IEEE,</w:t>
+      </w:r>
+    </w:p>
+    <w:p>
+      <w:r>
+        <w:lastRenderedPageBreak/>
+        <w:t>2015, pp. 238-243: IEEE.</w:t>
       </w:r>
     </w:p>
     <w:p/>
     <w:p>
       <w:r>
-        <w:t xml:space="preserve">[2] </w:t>
-      </w:r>
-      <w:r>
-        <w:t>A. Zaeemzadeh, M. Joneidi, B. Shahrasbi, and N. Rahnavard, "Missing spectrum-data</w:t>
-      </w:r>
-    </w:p>
-    <w:p>
-      <w:r>
-        <w:t>recovery in cognitive radio networks using piecewise constant nonnegative matrix</w:t>
-      </w:r>
-    </w:p>
-    <w:p>
-      <w:r>
-        <w:t>factorization," in Military Communications Conference, MILCOM 2015-2015 IEEE,</w:t>
-      </w:r>
-    </w:p>
-    <w:p>
-      <w:r>
-        <w:t>2015, pp. 238-243: IEEE.</w:t>
+        <w:t xml:space="preserve">[3] </w:t>
+      </w:r>
+      <w:r>
+        <w:t>X. Fu, N. D. Sidiropoulos, and W.-K. Ma, "Power spectra separation via structured</w:t>
+      </w:r>
+    </w:p>
+    <w:p>
+      <w:r>
+        <w:t>matrix factorization," IEEE J. Sel. Topics Signal Process, 2015.</w:t>
       </w:r>
     </w:p>
     <w:p/>
     <w:p>
       <w:r>
-        <w:t xml:space="preserve">[3] </w:t>
-      </w:r>
-      <w:r>
-        <w:t>X. Fu, N. D. Sidiropoulos, and W.-K. Ma, "Power spectra separation via structured</w:t>
-      </w:r>
-    </w:p>
-    <w:p>
-      <w:r>
-        <w:t>matrix factorization," IEEE J. Sel. Topics Signal Process, 2015.</w:t>
-      </w:r>
-    </w:p>
-    <w:p/>
-    <w:p>
-      <w:r>
         <w:t xml:space="preserve">[4] </w:t>
       </w:r>
       <w:r>
@@ -811,7 +868,6 @@
     </w:p>
     <w:p>
       <w:r>
-        <w:lastRenderedPageBreak/>
         <w:t>Processing, vol. 63, no. 24, pp. 6581-6594, 2015.</w:t>
       </w:r>
     </w:p>
@@ -846,26 +902,10 @@
     <w:p/>
     <w:p>
       <w:r>
-        <w:t>https://digitalcommons.odu.edu/cgi/viewcontent.cgi?article=1016&amp;context=ece_etds</w:t>
-      </w:r>
-    </w:p>
-    <w:p>
-      <w:r>
-        <w:t>Earlier least square trilateration (difficult to implement and obtain convergence)</w:t>
+        <w:t>Current inverse problem approach</w:t>
       </w:r>
     </w:p>
     <w:p/>
-    <w:p>
-      <w:r>
-        <w:t>Current inverse problem approach</w:t>
-      </w:r>
-    </w:p>
-    <w:p/>
-    <w:p>
-      <w:r>
-        <w:t>Other groups using receiver locations</w:t>
-      </w:r>
-    </w:p>
     <w:p>
       <w:pPr>
         <w:pStyle w:val="SPIEbodytext"/>
@@ -3258,8 +3298,13 @@
       <w:r>
         <w:t xml:space="preserve">Table 3 lists the specifications for the </w:t>
       </w:r>
-      <w:r>
-        <w:t xml:space="preserve">mulitimedia </w:t>
+      <w:proofErr w:type="spellStart"/>
+      <w:r>
+        <w:t>mulitimedia</w:t>
+      </w:r>
+      <w:proofErr w:type="spellEnd"/>
+      <w:r>
+        <w:t xml:space="preserve"> </w:t>
       </w:r>
       <w:r>
         <w:t>files. Use a screenshot or anothe</w:t>
@@ -5159,7 +5204,23 @@
               <w:t xml:space="preserve"> .mp4,</w:t>
             </w:r>
             <w:r>
-              <w:t xml:space="preserve"> .mov (Quicktime), .wmv (Windows Media Player)</w:t>
+              <w:t xml:space="preserve"> .mov (</w:t>
+            </w:r>
+            <w:proofErr w:type="spellStart"/>
+            <w:r>
+              <w:t>Quicktime</w:t>
+            </w:r>
+            <w:proofErr w:type="spellEnd"/>
+            <w:r>
+              <w:t>), .</w:t>
+            </w:r>
+            <w:proofErr w:type="spellStart"/>
+            <w:r>
+              <w:t>wmv</w:t>
+            </w:r>
+            <w:proofErr w:type="spellEnd"/>
+            <w:r>
+              <w:t xml:space="preserve"> (Windows Media Player)</w:t>
             </w:r>
           </w:p>
         </w:tc>
@@ -5261,7 +5322,7 @@
           <v:shape id="_x0000_i1025" type="#_x0000_t75" style="width:27.75pt;height:30.75pt" o:ole="">
             <v:imagedata r:id="rId12" o:title=""/>
           </v:shape>
-          <o:OLEObject Type="Embed" ProgID="Equation.3" ShapeID="_x0000_i1025" DrawAspect="Content" ObjectID="_1832756051" r:id="rId13"/>
+          <o:OLEObject Type="Embed" ProgID="Equation.3" ShapeID="_x0000_i1025" DrawAspect="Content" ObjectID="_1832756338" r:id="rId13"/>
         </w:object>
       </w:r>
       <w:r>
@@ -5304,7 +5365,7 @@
           <v:shape id="_x0000_i1026" type="#_x0000_t75" style="width:77.25pt;height:34.5pt" o:ole="">
             <v:imagedata r:id="rId14" o:title=""/>
           </v:shape>
-          <o:OLEObject Type="Embed" ProgID="Equation.3" ShapeID="_x0000_i1026" DrawAspect="Content" ObjectID="_1832756052" r:id="rId15"/>
+          <o:OLEObject Type="Embed" ProgID="Equation.3" ShapeID="_x0000_i1026" DrawAspect="Content" ObjectID="_1832756339" r:id="rId15"/>
         </w:object>
       </w:r>
       <w:r>
@@ -5353,7 +5414,7 @@
           <v:shape id="_x0000_i1027" type="#_x0000_t75" style="width:54.75pt;height:20.25pt" o:ole="">
             <v:imagedata r:id="rId16" o:title=""/>
           </v:shape>
-          <o:OLEObject Type="Embed" ProgID="Equation.3" ShapeID="_x0000_i1027" DrawAspect="Content" ObjectID="_1832756053" r:id="rId17"/>
+          <o:OLEObject Type="Embed" ProgID="Equation.3" ShapeID="_x0000_i1027" DrawAspect="Content" ObjectID="_1832756340" r:id="rId17"/>
         </w:object>
       </w:r>
       <w:r>
@@ -5743,6 +5804,7 @@
           <w:sz w:val="20"/>
         </w:rPr>
       </w:pPr>
+      <w:proofErr w:type="spellStart"/>
       <w:r>
         <w:rPr>
           <w:rStyle w:val="body31"/>
@@ -5750,7 +5812,57 @@
           <w:color w:val="auto"/>
           <w:sz w:val="20"/>
         </w:rPr>
-        <w:t xml:space="preserve">Blackberrie Eddins and Muyinatu A. Lediju Bell, “Design of a multifiber light delivery system for photoacoustic-guided surgery," J. Biomed. Opt. 22(4), 041011 (13 Jan 2022). </w:t>
+        <w:t>Blackberrie</w:t>
+      </w:r>
+      <w:proofErr w:type="spellEnd"/>
+      <w:r>
+        <w:rPr>
+          <w:rStyle w:val="body31"/>
+          <w:rFonts w:ascii="Times New Roman" w:hAnsi="Times New Roman"/>
+          <w:color w:val="auto"/>
+          <w:sz w:val="20"/>
+        </w:rPr>
+        <w:t xml:space="preserve"> Eddins and </w:t>
+      </w:r>
+      <w:proofErr w:type="spellStart"/>
+      <w:r>
+        <w:rPr>
+          <w:rStyle w:val="body31"/>
+          <w:rFonts w:ascii="Times New Roman" w:hAnsi="Times New Roman"/>
+          <w:color w:val="auto"/>
+          <w:sz w:val="20"/>
+        </w:rPr>
+        <w:t>Muyinatu</w:t>
+      </w:r>
+      <w:proofErr w:type="spellEnd"/>
+      <w:r>
+        <w:rPr>
+          <w:rStyle w:val="body31"/>
+          <w:rFonts w:ascii="Times New Roman" w:hAnsi="Times New Roman"/>
+          <w:color w:val="auto"/>
+          <w:sz w:val="20"/>
+        </w:rPr>
+        <w:t xml:space="preserve"> A. </w:t>
+      </w:r>
+      <w:proofErr w:type="spellStart"/>
+      <w:r>
+        <w:rPr>
+          <w:rStyle w:val="body31"/>
+          <w:rFonts w:ascii="Times New Roman" w:hAnsi="Times New Roman"/>
+          <w:color w:val="auto"/>
+          <w:sz w:val="20"/>
+        </w:rPr>
+        <w:t>Lediju</w:t>
+      </w:r>
+      <w:proofErr w:type="spellEnd"/>
+      <w:r>
+        <w:rPr>
+          <w:rStyle w:val="body31"/>
+          <w:rFonts w:ascii="Times New Roman" w:hAnsi="Times New Roman"/>
+          <w:color w:val="auto"/>
+          <w:sz w:val="20"/>
+        </w:rPr>
+        <w:t xml:space="preserve"> Bell, “Design of a multifiber light delivery system for photoacoustic-guided surgery," J. Biomed. Opt. 22(4), 041011 (13 Jan 2022). </w:t>
       </w:r>
       <w:hyperlink r:id="rId21" w:history="1">
         <w:r>

--- a/BSS_paper.docx
+++ b/BSS_paper.docx
@@ -100,7 +100,15 @@
         <w:t>a</w:t>
       </w:r>
       <w:r>
-        <w:t>tion of signals that decay with inverse square of the distance from each transmitter. A difference in our approach is that we don't make any prior assumptions about the signal statistics. This will allow the method to be used for a very general class of signals.  This approach works for waves where the speed of propagation is large relative to the sensor array dimension. This approach will apply to multisource audio separation, and will also for electromagnetic signal separation with possibly larger arrays. We also see potential applications in medical sensing, for example ultrasound. For more distant EM signals, we perform an analysis of the operating limits of the method for different receiver arrays configurations. For example, given a SNR of 80dB, we can use an array to separate sources with no prior knowledge and obtain a root mean squared error of 0.00551 for a signal with power (mean squared amplitude) of 1 unit</w:t>
+        <w:t xml:space="preserve">tion of signals that decay with inverse square of the distance from each transmitter. A difference in our approach is that we don't make any prior assumptions about the signal statistics. This will allow the method to be used for a very general class of signals.  This approach works for waves where the speed of propagation is large relative to the sensor array dimension. This approach will apply to multisource audio </w:t>
+      </w:r>
+      <w:proofErr w:type="gramStart"/>
+      <w:r>
+        <w:t>separation, and</w:t>
+      </w:r>
+      <w:proofErr w:type="gramEnd"/>
+      <w:r>
+        <w:t xml:space="preserve"> will also for electromagnetic signal separation with possibly larger arrays. We also see potential applications in medical sensing, for example ultrasound. For more distant EM signals, we perform an analysis of the operating limits of the method for different receiver arrays configurations. For example, given a SNR of 80dB, we can use an array to separate sources with no prior knowledge and obtain a root mean squared error of 0.00551 for a signal with power (mean squared amplitude) of 1 unit</w:t>
       </w:r>
       <w:r>
         <w:t>.</w:t>
@@ -158,13 +166,43 @@
         <w:t xml:space="preserve">Blind source separation is a problem where multiple signals transmitted </w:t>
       </w:r>
       <w:r>
-        <w:t xml:space="preserve">by multiple sources arrive at a receiver. The goal is to take the signal that is received from the combination of the sources and to determine what the original unmixed source signals are with the minimal error. Two approaches to this problem have been attempted in past research. Some groups have used a non-negative matrix factorization approach. This means looking at the receiver signal at multiple receivers such as in an array of sensors, and decomposing the measurement matrix into a transmission matrix and signal loss matrix. Our method improves upon this approach by using a more realistic model of amplitude mixing instead of power mixing. Existing methods use prior constraints on the transmitted signals to search for the unique solution from a space of low rank matrix factorization. We do not assume any preconditions on the transmitted signal, either signal statistics or cross correlation statistics between signals. We consider that the signals decay with inverse square loss, and use this knowledge to convert the underdetermined low rank matrix factorization into an overdetermined factorization problem given the receiver positions. There is other work using the receiver positions, which is different from our approach. </w:t>
+        <w:t xml:space="preserve">by multiple sources arrive at a receiver. The goal is to take the signal that is received from the combination of the sources and to determine what the original unmixed source signals are with the minimal error. Two approaches to this problem have been attempted in past research. Some groups have used a non-negative matrix factorization approach. This means looking at the receiver signal at multiple receivers such as in an array of </w:t>
+      </w:r>
+      <w:proofErr w:type="gramStart"/>
+      <w:r>
+        <w:t>sensors, and</w:t>
+      </w:r>
+      <w:proofErr w:type="gramEnd"/>
+      <w:r>
+        <w:t xml:space="preserve"> decomposing the measurement matrix into a transmission matrix and signal loss matrix. Our method improves upon this approach by using a more realistic model of amplitude mixing instead of power mixing. Existing methods use prior constraints on the transmitted signals to search for the unique solution from a space of low rank matrix factorization. We do not assume any preconditions on the transmitted signal, either signal statistics or cross correlation statistics between signals. We consider that the signals decay with inverse square </w:t>
+      </w:r>
+      <w:proofErr w:type="gramStart"/>
+      <w:r>
+        <w:t>loss, and</w:t>
+      </w:r>
+      <w:proofErr w:type="gramEnd"/>
+      <w:r>
+        <w:t xml:space="preserve"> use this knowledge to convert the underdetermined low rank matrix factorization into an overdetermined factorization problem given the receiver positions. There is other work using the receiver positions, which is different from our approach. </w:t>
       </w:r>
       <w:r>
         <w:rPr>
           <w:highlight w:val="yellow"/>
         </w:rPr>
-        <w:t>One sentence why our method is better than angle of arrival and existing receiver position methods.</w:t>
+        <w:t xml:space="preserve">One sentence </w:t>
+      </w:r>
+      <w:proofErr w:type="gramStart"/>
+      <w:r>
+        <w:rPr>
+          <w:highlight w:val="yellow"/>
+        </w:rPr>
+        <w:t>why</w:t>
+      </w:r>
+      <w:proofErr w:type="gramEnd"/>
+      <w:r>
+        <w:rPr>
+          <w:highlight w:val="yellow"/>
+        </w:rPr>
+        <w:t xml:space="preserve"> our method is better than angle of arrival and existing receiver position methods.</w:t>
       </w:r>
       <w:r>
         <w:t xml:space="preserve"> </w:t>
@@ -728,7 +766,15 @@
     </w:p>
     <w:p>
       <w:r>
-        <w:t>Other approaches using different priors, and then how we don’t need a prior</w:t>
+        <w:t xml:space="preserve">Other approaches using different </w:t>
+      </w:r>
+      <w:proofErr w:type="gramStart"/>
+      <w:r>
+        <w:t>priors</w:t>
+      </w:r>
+      <w:proofErr w:type="gramEnd"/>
+      <w:r>
+        <w:t>, and then how we don’t need a prior</w:t>
       </w:r>
     </w:p>
     <w:p/>
@@ -760,20 +806,115 @@
     <w:p/>
     <w:p>
       <w:r>
-        <w:t>Inverse problem</w:t>
-      </w:r>
-    </w:p>
-    <w:p>
-      <w:r>
-        <w:t>Matrix factorization approach is an example of solving an inverse problem</w:t>
-      </w:r>
-    </w:p>
-    <w:p>
-      <w:r>
-        <w:t>Instead of taking an equation and trying to rearrange it to find a formula for a solution, You search instead over a space for a vector that makes the original equation true</w:t>
+        <w:t>We start with the existing m</w:t>
+      </w:r>
+      <w:r>
+        <w:t xml:space="preserve">atrix factorization </w:t>
+      </w:r>
+      <w:r>
+        <w:t xml:space="preserve">model for blind source separation of communication </w:t>
+      </w:r>
+      <w:proofErr w:type="gramStart"/>
+      <w:r>
+        <w:t>signals, and</w:t>
+      </w:r>
+      <w:proofErr w:type="gramEnd"/>
+      <w:r>
+        <w:t xml:space="preserve"> add information from the receiver array configuration which would be available to the user measuring incoming signals. This additional information, if used as a constraint on an inverse problem, takes an underdetermined low rank factorization, and turns it into an overdetermined matrix factorization. This gives us a quality known as identifiability </w:t>
+      </w:r>
+      <w:r>
+        <w:t>[</w:t>
+      </w:r>
+      <w:r>
+        <w:t>7</w:t>
+      </w:r>
+      <w:r>
+        <w:t xml:space="preserve">], which means that the solution is the unique combination of transmitted signals, and not any other combination that gives the received signals. </w:t>
+      </w:r>
+      <w:r>
+        <w:t>approach is an example of solving an inverse problem</w:t>
+      </w:r>
+      <w:r>
+        <w:t>. The inverse problem approach means that i</w:t>
+      </w:r>
+      <w:r>
+        <w:t xml:space="preserve">nstead of taking an equation and trying to rearrange it to find a formula for a solution, </w:t>
+      </w:r>
+      <w:r>
+        <w:t>y</w:t>
+      </w:r>
+      <w:r>
+        <w:t xml:space="preserve">ou </w:t>
+      </w:r>
+      <w:r>
+        <w:t xml:space="preserve">instead </w:t>
+      </w:r>
+      <w:r>
+        <w:t>search over a space for a vector that makes the original equation true</w:t>
       </w:r>
       <w:r>
         <w:t xml:space="preserve"> (possibly with a small error)</w:t>
+      </w:r>
+      <w:r>
+        <w:t xml:space="preserve">. </w:t>
+      </w:r>
+      <w:r>
+        <w:t xml:space="preserve">This search is governed by considering </w:t>
+      </w:r>
+      <w:r>
+        <w:t>a</w:t>
+      </w:r>
+      <w:r>
+        <w:t xml:space="preserve"> loss or error term that results from assuming different solution vectors. </w:t>
+      </w:r>
+      <w:r>
+        <w:t>In general, the loss c</w:t>
+      </w:r>
+      <w:r>
+        <w:t>ould</w:t>
+      </w:r>
+      <w:r>
+        <w:t xml:space="preserve"> incorporate more knowledge </w:t>
+      </w:r>
+      <w:r>
+        <w:t>than</w:t>
+      </w:r>
+      <w:r>
+        <w:t xml:space="preserve"> just the error, because different errors may have different consequences, if we know how the information from the result will be applied</w:t>
+      </w:r>
+      <w:r>
+        <w:t xml:space="preserve"> </w:t>
+      </w:r>
+      <w:r>
+        <w:t>[8]</w:t>
+      </w:r>
+      <w:r>
+        <w:t xml:space="preserve">. </w:t>
+      </w:r>
+      <w:r>
+        <w:t xml:space="preserve">This extended approach is known as decision theory and is not applied in our current model. However, this is how the model could be developed further in the future. For example, if you wanted to apply our method, and you knew a priori what modulation scheme a signal was using, you could penalize signals in the loss term that are divergence from </w:t>
+      </w:r>
+      <w:r>
+        <w:t xml:space="preserve">known code words in the modulation scheme, or if you had a prior on the message </w:t>
+      </w:r>
+      <w:r>
+        <w:lastRenderedPageBreak/>
+        <w:t>code, you can even penalize over the entire message for combinations of symbols with low probability. This is one advantage of our method, is that it is compatible with decision theory as currently applied to signal processing in communication and estimation theory</w:t>
+      </w:r>
+      <w:r>
+        <w:t xml:space="preserve"> </w:t>
+      </w:r>
+      <w:r>
+        <w:t>[8]</w:t>
+      </w:r>
+      <w:r>
+        <w:t xml:space="preserve"> </w:t>
+      </w:r>
+      <w:r>
+        <w:t>[9]</w:t>
+      </w:r>
+      <w:r>
+        <w:t xml:space="preserve">. </w:t>
       </w:r>
     </w:p>
     <w:p/>
@@ -834,7 +975,6 @@
     </w:p>
     <w:p>
       <w:r>
-        <w:lastRenderedPageBreak/>
         <w:t>2015, pp. 238-243: IEEE.</w:t>
       </w:r>
     </w:p>
@@ -897,6 +1037,63 @@
       </w:r>
       <w:r>
         <w:t>Glandon, Alexander M. "Recurrent neural networks and matrix methods for cognitive radio spectrum prediction and security." (2017).</w:t>
+      </w:r>
+    </w:p>
+    <w:p/>
+    <w:p>
+      <w:r>
+        <w:t xml:space="preserve">[7] </w:t>
+      </w:r>
+      <w:r>
+        <w:t>Fu, Xiao, et al. "Nonnegative matrix factorization for signal and data analytics: Identifiability, algorithms, and applications." </w:t>
+      </w:r>
+      <w:r>
+        <w:rPr>
+          <w:i/>
+          <w:iCs/>
+        </w:rPr>
+        <w:t>IEEE Signal Process. Mag.</w:t>
+      </w:r>
+      <w:r>
+        <w:t> 36.2 (2019): 59-80.</w:t>
+      </w:r>
+    </w:p>
+    <w:p/>
+    <w:p>
+      <w:r>
+        <w:t xml:space="preserve">[8] </w:t>
+      </w:r>
+      <w:r>
+        <w:t>Berger, James O. </w:t>
+      </w:r>
+      <w:r>
+        <w:rPr>
+          <w:i/>
+          <w:iCs/>
+        </w:rPr>
+        <w:t>Statistical decision theory and Bayesian analysis</w:t>
+      </w:r>
+      <w:r>
+        <w:t>. Springer Science &amp; Business Media, 2013.</w:t>
+      </w:r>
+    </w:p>
+    <w:p/>
+    <w:p>
+      <w:r>
+        <w:t xml:space="preserve">[9] </w:t>
+      </w:r>
+      <w:r>
+        <w:t>Oppenheim, Alan V., and Ronald W. Schafer. </w:t>
+      </w:r>
+      <w:r>
+        <w:rPr>
+          <w:i/>
+          <w:iCs/>
+        </w:rPr>
+        <w:t>Digital Signal Processing:(by) Alan V. Oppenheim (and) Ronald W. Schafer</w:t>
+      </w:r>
+      <w:r>
+        <w:t>. Prentice-Hall, 1975.</w:t>
       </w:r>
     </w:p>
     <w:p/>
@@ -1107,14 +1304,29 @@
                                 <w:sz w:val="18"/>
                               </w:rPr>
                               <w:tab/>
-                              <w:t xml:space="preserve">2.54 cm       </w:t>
+                              <w:t xml:space="preserve">2.54 cm     </w:t>
+                            </w:r>
+                            <w:proofErr w:type="gramStart"/>
+                            <w:r>
+                              <w:rPr>
+                                <w:sz w:val="18"/>
+                              </w:rPr>
+                              <w:t xml:space="preserve">  </w:t>
                             </w:r>
                             <w:r>
                               <w:rPr>
                                 <w:i/>
                                 <w:sz w:val="18"/>
                               </w:rPr>
-                              <w:t xml:space="preserve"> (1in.)</w:t>
+                              <w:t xml:space="preserve"> (</w:t>
+                            </w:r>
+                            <w:proofErr w:type="gramEnd"/>
+                            <w:r>
+                              <w:rPr>
+                                <w:i/>
+                                <w:sz w:val="18"/>
+                              </w:rPr>
+                              <w:t>1in.)</w:t>
                             </w:r>
                             <w:r>
                               <w:rPr>
@@ -1163,7 +1375,23 @@
                                 <w:szCs w:val="18"/>
                               </w:rPr>
                               <w:tab/>
-                              <w:t xml:space="preserve">4.94  cm </w:t>
+                              <w:t>4.</w:t>
+                            </w:r>
+                            <w:proofErr w:type="gramStart"/>
+                            <w:r>
+                              <w:rPr>
+                                <w:sz w:val="18"/>
+                                <w:szCs w:val="18"/>
+                              </w:rPr>
+                              <w:t>94  cm</w:t>
+                            </w:r>
+                            <w:proofErr w:type="gramEnd"/>
+                            <w:r>
+                              <w:rPr>
+                                <w:sz w:val="18"/>
+                                <w:szCs w:val="18"/>
+                              </w:rPr>
+                              <w:t xml:space="preserve"> </w:t>
                             </w:r>
                             <w:r>
                               <w:rPr>
@@ -1257,6 +1485,7 @@
                               </w:rPr>
                               <w:t xml:space="preserve"> cm</w:t>
                             </w:r>
+                            <w:proofErr w:type="gramStart"/>
                             <w:r>
                               <w:rPr>
                                 <w:sz w:val="18"/>
@@ -1270,7 +1499,16 @@
                                 <w:sz w:val="18"/>
                                 <w:szCs w:val="18"/>
                               </w:rPr>
-                              <w:t>(.76 in.)</w:t>
+                              <w:t>(</w:t>
+                            </w:r>
+                            <w:proofErr w:type="gramEnd"/>
+                            <w:r>
+                              <w:rPr>
+                                <w:i/>
+                                <w:sz w:val="18"/>
+                                <w:szCs w:val="18"/>
+                              </w:rPr>
+                              <w:t>.76 in.)</w:t>
                             </w:r>
                             <w:r>
                               <w:rPr>
@@ -2855,10 +3093,23 @@
         <w:t xml:space="preserve">Spell out acronyms unless they are widely known. </w:t>
       </w:r>
       <w:r>
-        <w:t xml:space="preserve">Avoid starting with articles or prepositions, e.g., “The study of … ,” </w:t>
-      </w:r>
-      <w:r>
-        <w:t xml:space="preserve">or, </w:t>
+        <w:t xml:space="preserve">Avoid starting with articles or prepositions, e.g., “The study of </w:t>
+      </w:r>
+      <w:proofErr w:type="gramStart"/>
+      <w:r>
+        <w:t>… ,</w:t>
+      </w:r>
+      <w:proofErr w:type="gramEnd"/>
+      <w:r>
+        <w:t xml:space="preserve">” </w:t>
+      </w:r>
+      <w:proofErr w:type="gramStart"/>
+      <w:r>
+        <w:t>or,</w:t>
+      </w:r>
+      <w:proofErr w:type="gramEnd"/>
+      <w:r>
+        <w:t xml:space="preserve"> </w:t>
       </w:r>
       <w:r>
         <w:t>“On the ….”</w:t>
@@ -3039,7 +3290,15 @@
         <w:pStyle w:val="SPIEbodytext"/>
       </w:pPr>
       <w:r>
-        <w:t xml:space="preserve">Text is 10 point and justified. </w:t>
+        <w:t xml:space="preserve">Text is 10 </w:t>
+      </w:r>
+      <w:proofErr w:type="gramStart"/>
+      <w:r>
+        <w:t>point</w:t>
+      </w:r>
+      <w:proofErr w:type="gramEnd"/>
+      <w:r>
+        <w:t xml:space="preserve"> and justified. </w:t>
       </w:r>
       <w:r>
         <w:t>Each sentence end</w:t>
@@ -3252,7 +3511,15 @@
         <w:t>T</w:t>
       </w:r>
       <w:r>
-        <w:t>able examples are on page 1 and</w:t>
+        <w:t xml:space="preserve">able examples are on </w:t>
+      </w:r>
+      <w:proofErr w:type="gramStart"/>
+      <w:r>
+        <w:t>page</w:t>
+      </w:r>
+      <w:proofErr w:type="gramEnd"/>
+      <w:r>
+        <w:t xml:space="preserve"> 1 and</w:t>
       </w:r>
       <w:r>
         <w:t xml:space="preserve"> </w:t>
@@ -3354,7 +3621,15 @@
         <w:pStyle w:val="SPIEbodytext"/>
       </w:pPr>
       <w:r>
-        <w:t>Here is a sample illustration and caption for a multimedia file:</w:t>
+        <w:t xml:space="preserve">Here </w:t>
+      </w:r>
+      <w:proofErr w:type="gramStart"/>
+      <w:r>
+        <w:t>is</w:t>
+      </w:r>
+      <w:proofErr w:type="gramEnd"/>
+      <w:r>
+        <w:t xml:space="preserve"> a sample illustration and caption for a multimedia file:</w:t>
       </w:r>
     </w:p>
     <w:p>
@@ -4874,8 +5149,13 @@
         <w:t xml:space="preserve"> </w:t>
       </w:r>
       <w:r>
-        <w:t>to which multimedia file it is linked .</w:t>
-      </w:r>
+        <w:t xml:space="preserve">to which multimedia file it is </w:t>
+      </w:r>
+      <w:proofErr w:type="gramStart"/>
+      <w:r>
+        <w:t>linked .</w:t>
+      </w:r>
+      <w:proofErr w:type="gramEnd"/>
       <w:r>
         <w:t xml:space="preserve"> </w:t>
       </w:r>
@@ -5322,7 +5602,7 @@
           <v:shape id="_x0000_i1025" type="#_x0000_t75" style="width:27.75pt;height:30.75pt" o:ole="">
             <v:imagedata r:id="rId12" o:title=""/>
           </v:shape>
-          <o:OLEObject Type="Embed" ProgID="Equation.3" ShapeID="_x0000_i1025" DrawAspect="Content" ObjectID="_1832756338" r:id="rId13"/>
+          <o:OLEObject Type="Embed" ProgID="Equation.3" ShapeID="_x0000_i1025" DrawAspect="Content" ObjectID="_1832757212" r:id="rId13"/>
         </w:object>
       </w:r>
       <w:r>
@@ -5365,7 +5645,7 @@
           <v:shape id="_x0000_i1026" type="#_x0000_t75" style="width:77.25pt;height:34.5pt" o:ole="">
             <v:imagedata r:id="rId14" o:title=""/>
           </v:shape>
-          <o:OLEObject Type="Embed" ProgID="Equation.3" ShapeID="_x0000_i1026" DrawAspect="Content" ObjectID="_1832756339" r:id="rId15"/>
+          <o:OLEObject Type="Embed" ProgID="Equation.3" ShapeID="_x0000_i1026" DrawAspect="Content" ObjectID="_1832757213" r:id="rId15"/>
         </w:object>
       </w:r>
       <w:r>
@@ -5414,7 +5694,7 @@
           <v:shape id="_x0000_i1027" type="#_x0000_t75" style="width:54.75pt;height:20.25pt" o:ole="">
             <v:imagedata r:id="rId16" o:title=""/>
           </v:shape>
-          <o:OLEObject Type="Embed" ProgID="Equation.3" ShapeID="_x0000_i1027" DrawAspect="Content" ObjectID="_1832756340" r:id="rId17"/>
+          <o:OLEObject Type="Embed" ProgID="Equation.3" ShapeID="_x0000_i1027" DrawAspect="Content" ObjectID="_1832757214" r:id="rId17"/>
         </w:object>
       </w:r>
       <w:r>
@@ -5773,7 +6053,27 @@
           <w:color w:val="auto"/>
           <w:sz w:val="20"/>
         </w:rPr>
-        <w:t>Author(s), “Paper,” Journal Name. Volume Number(Issue Number),</w:t>
+        <w:t xml:space="preserve">Author(s), “Paper,” Journal Name. Volume </w:t>
+      </w:r>
+      <w:proofErr w:type="gramStart"/>
+      <w:r>
+        <w:rPr>
+          <w:rStyle w:val="body31"/>
+          <w:rFonts w:ascii="Times New Roman" w:hAnsi="Times New Roman"/>
+          <w:color w:val="auto"/>
+          <w:sz w:val="20"/>
+        </w:rPr>
+        <w:t>Number(</w:t>
+      </w:r>
+      <w:proofErr w:type="gramEnd"/>
+      <w:r>
+        <w:rPr>
+          <w:rStyle w:val="body31"/>
+          <w:rFonts w:ascii="Times New Roman" w:hAnsi="Times New Roman"/>
+          <w:color w:val="auto"/>
+          <w:sz w:val="20"/>
+        </w:rPr>
+        <w:t>Issue Number),</w:t>
       </w:r>
       <w:r>
         <w:rPr>

--- a/BSS_paper.docx
+++ b/BSS_paper.docx
@@ -918,8 +918,175 @@
       </w:r>
     </w:p>
     <w:p/>
+    <w:p>
+      <w:r>
+        <w:t xml:space="preserve">Again, starting with eq. 1, we write the loss matrix </w:t>
+      </w:r>
+      <w:r>
+        <w:rPr>
+          <w:i/>
+          <w:iCs/>
+        </w:rPr>
+        <w:t>Q</w:t>
+      </w:r>
+      <w:r>
+        <w:t xml:space="preserve"> in terms of the distance between the source transmitters positions </w:t>
+      </w:r>
+      <w:proofErr w:type="gramStart"/>
+      <w:r>
+        <w:rPr>
+          <w:i/>
+          <w:iCs/>
+        </w:rPr>
+        <w:t>S</w:t>
+      </w:r>
+      <w:proofErr w:type="gramEnd"/>
+      <w:r>
+        <w:t xml:space="preserve"> and the receiver array positions </w:t>
+      </w:r>
+      <w:r>
+        <w:rPr>
+          <w:i/>
+          <w:iCs/>
+        </w:rPr>
+        <w:t>R</w:t>
+      </w:r>
+      <w:r>
+        <w:t>.</w:t>
+      </w:r>
+      <w:r>
+        <w:t xml:space="preserve"> </w:t>
+      </w:r>
+      <w:r>
+        <w:rPr>
+          <w:i/>
+          <w:iCs/>
+        </w:rPr>
+        <w:t>S</w:t>
+      </w:r>
+      <w:r>
+        <w:t xml:space="preserve"> is a</w:t>
+      </w:r>
+      <w:r>
+        <w:t>n</w:t>
+      </w:r>
+      <w:r>
+        <w:t xml:space="preserve"> </w:t>
+      </w:r>
+      <w:r>
+        <w:rPr>
+          <w:i/>
+          <w:iCs/>
+        </w:rPr>
+        <w:t>M</w:t>
+      </w:r>
+      <w:r>
+        <w:rPr>
+          <w:i/>
+          <w:iCs/>
+        </w:rPr>
+        <w:t>×</w:t>
+      </w:r>
+      <w:r>
+        <w:t>3</w:t>
+      </w:r>
+      <w:r>
+        <w:t xml:space="preserve"> matrix for </w:t>
+      </w:r>
+      <w:r>
+        <w:rPr>
+          <w:i/>
+          <w:iCs/>
+        </w:rPr>
+        <w:t>M</w:t>
+      </w:r>
+      <w:r>
+        <w:t xml:space="preserve"> different source signals and 3 coordinates of space </w:t>
+      </w:r>
+      <w:r>
+        <w:rPr>
+          <w:i/>
+          <w:iCs/>
+        </w:rPr>
+        <w:t>x,y,z</w:t>
+      </w:r>
+      <w:r>
+        <w:t xml:space="preserve">. </w:t>
+      </w:r>
+      <w:r>
+        <w:rPr>
+          <w:i/>
+          <w:iCs/>
+        </w:rPr>
+        <w:t>R</w:t>
+      </w:r>
+      <w:r>
+        <w:t xml:space="preserve"> is an </w:t>
+      </w:r>
+      <w:r>
+        <w:rPr>
+          <w:i/>
+          <w:iCs/>
+        </w:rPr>
+        <w:t>N</w:t>
+      </w:r>
+      <w:r>
+        <w:rPr>
+          <w:i/>
+          <w:iCs/>
+        </w:rPr>
+        <w:t>×</w:t>
+      </w:r>
+      <w:r>
+        <w:t>3</w:t>
+      </w:r>
+      <w:r>
+        <w:t xml:space="preserve"> matrix for </w:t>
+      </w:r>
+      <w:r>
+        <w:rPr>
+          <w:i/>
+          <w:iCs/>
+        </w:rPr>
+        <w:t>N</w:t>
+      </w:r>
+      <w:r>
+        <w:t xml:space="preserve"> different receivers and again 3 coordinates of space </w:t>
+      </w:r>
+      <w:r>
+        <w:rPr>
+          <w:i/>
+          <w:iCs/>
+        </w:rPr>
+        <w:t>x,y,z</w:t>
+      </w:r>
+      <w:r>
+        <w:t xml:space="preserve">. </w:t>
+      </w:r>
+    </w:p>
+    <w:p/>
+    <w:p>
+      <w:pPr>
+        <w:rPr>
+          <w:b/>
+          <w:bCs/>
+        </w:rPr>
+      </w:pPr>
+      <m:oMathPara>
+        <m:oMath>
+          <m:r>
+            <w:rPr>
+              <w:rFonts w:ascii="Cambria Math" w:hAnsi="Cambria Math"/>
+            </w:rPr>
+            <m:t>P=UQ</m:t>
+          </m:r>
+        </m:oMath>
+      </m:oMathPara>
+    </w:p>
     <w:p/>
     <w:p/>
+    <w:p/>
+    <w:p/>
     <w:p>
       <w:r>
         <w:t xml:space="preserve">[1] </w:t>
@@ -1168,6 +1335,7 @@
         <w:rPr>
           <w:noProof/>
         </w:rPr>
+        <w:lastRenderedPageBreak/>
         <mc:AlternateContent>
           <mc:Choice Requires="wps">
             <w:drawing>
@@ -5602,7 +5770,7 @@
           <v:shape id="_x0000_i1025" type="#_x0000_t75" style="width:27.75pt;height:30.75pt" o:ole="">
             <v:imagedata r:id="rId12" o:title=""/>
           </v:shape>
-          <o:OLEObject Type="Embed" ProgID="Equation.3" ShapeID="_x0000_i1025" DrawAspect="Content" ObjectID="_1832757212" r:id="rId13"/>
+          <o:OLEObject Type="Embed" ProgID="Equation.3" ShapeID="_x0000_i1025" DrawAspect="Content" ObjectID="_1832757528" r:id="rId13"/>
         </w:object>
       </w:r>
       <w:r>
@@ -5645,7 +5813,7 @@
           <v:shape id="_x0000_i1026" type="#_x0000_t75" style="width:77.25pt;height:34.5pt" o:ole="">
             <v:imagedata r:id="rId14" o:title=""/>
           </v:shape>
-          <o:OLEObject Type="Embed" ProgID="Equation.3" ShapeID="_x0000_i1026" DrawAspect="Content" ObjectID="_1832757213" r:id="rId15"/>
+          <o:OLEObject Type="Embed" ProgID="Equation.3" ShapeID="_x0000_i1026" DrawAspect="Content" ObjectID="_1832757529" r:id="rId15"/>
         </w:object>
       </w:r>
       <w:r>
@@ -5694,7 +5862,7 @@
           <v:shape id="_x0000_i1027" type="#_x0000_t75" style="width:54.75pt;height:20.25pt" o:ole="">
             <v:imagedata r:id="rId16" o:title=""/>
           </v:shape>
-          <o:OLEObject Type="Embed" ProgID="Equation.3" ShapeID="_x0000_i1027" DrawAspect="Content" ObjectID="_1832757214" r:id="rId17"/>
+          <o:OLEObject Type="Embed" ProgID="Equation.3" ShapeID="_x0000_i1027" DrawAspect="Content" ObjectID="_1832757530" r:id="rId17"/>
         </w:object>
       </w:r>
       <w:r>

--- a/BSS_paper.docx
+++ b/BSS_paper.docx
@@ -1080,13 +1080,1858 @@
             </w:rPr>
             <m:t>P=UQ</m:t>
           </m:r>
+          <m:r>
+            <w:rPr>
+              <w:rFonts w:ascii="Cambria Math" w:hAnsi="Cambria Math"/>
+            </w:rPr>
+            <m:t>=</m:t>
+          </m:r>
+          <m:d>
+            <m:dPr>
+              <m:begChr m:val="["/>
+              <m:endChr m:val="]"/>
+              <m:ctrlPr>
+                <w:rPr>
+                  <w:rFonts w:ascii="Cambria Math" w:hAnsi="Cambria Math"/>
+                  <w:i/>
+                </w:rPr>
+              </m:ctrlPr>
+            </m:dPr>
+            <m:e>
+              <m:m>
+                <m:mPr>
+                  <m:mcs>
+                    <m:mc>
+                      <m:mcPr>
+                        <m:count m:val="4"/>
+                        <m:mcJc m:val="center"/>
+                      </m:mcPr>
+                    </m:mc>
+                  </m:mcs>
+                  <m:ctrlPr>
+                    <w:rPr>
+                      <w:rFonts w:ascii="Cambria Math" w:hAnsi="Cambria Math"/>
+                      <w:i/>
+                    </w:rPr>
+                  </m:ctrlPr>
+                </m:mPr>
+                <m:mr>
+                  <m:e>
+                    <m:sSup>
+                      <m:sSupPr>
+                        <m:ctrlPr>
+                          <w:rPr>
+                            <w:rFonts w:ascii="Cambria Math" w:hAnsi="Cambria Math"/>
+                            <w:i/>
+                          </w:rPr>
+                        </m:ctrlPr>
+                      </m:sSupPr>
+                      <m:e>
+                        <m:d>
+                          <m:dPr>
+                            <m:begChr m:val="‖"/>
+                            <m:endChr m:val="‖"/>
+                            <m:ctrlPr>
+                              <w:rPr>
+                                <w:rFonts w:ascii="Cambria Math" w:hAnsi="Cambria Math"/>
+                                <w:i/>
+                              </w:rPr>
+                            </m:ctrlPr>
+                          </m:dPr>
+                          <m:e>
+                            <m:sSub>
+                              <m:sSubPr>
+                                <m:ctrlPr>
+                                  <w:rPr>
+                                    <w:rFonts w:ascii="Cambria Math" w:hAnsi="Cambria Math"/>
+                                    <w:i/>
+                                  </w:rPr>
+                                </m:ctrlPr>
+                              </m:sSubPr>
+                              <m:e>
+                                <m:r>
+                                  <w:rPr>
+                                    <w:rFonts w:ascii="Cambria Math" w:hAnsi="Cambria Math"/>
+                                  </w:rPr>
+                                  <m:t>R</m:t>
+                                </m:r>
+                              </m:e>
+                              <m:sub>
+                                <m:r>
+                                  <w:rPr>
+                                    <w:rFonts w:ascii="Cambria Math" w:hAnsi="Cambria Math"/>
+                                  </w:rPr>
+                                  <m:t>1</m:t>
+                                </m:r>
+                              </m:sub>
+                            </m:sSub>
+                            <m:r>
+                              <w:rPr>
+                                <w:rFonts w:ascii="Cambria Math" w:hAnsi="Cambria Math"/>
+                              </w:rPr>
+                              <m:t>-</m:t>
+                            </m:r>
+                            <m:sSub>
+                              <m:sSubPr>
+                                <m:ctrlPr>
+                                  <w:rPr>
+                                    <w:rFonts w:ascii="Cambria Math" w:hAnsi="Cambria Math"/>
+                                    <w:i/>
+                                  </w:rPr>
+                                </m:ctrlPr>
+                              </m:sSubPr>
+                              <m:e>
+                                <m:r>
+                                  <w:rPr>
+                                    <w:rFonts w:ascii="Cambria Math" w:hAnsi="Cambria Math"/>
+                                  </w:rPr>
+                                  <m:t>S</m:t>
+                                </m:r>
+                              </m:e>
+                              <m:sub>
+                                <m:r>
+                                  <w:rPr>
+                                    <w:rFonts w:ascii="Cambria Math" w:hAnsi="Cambria Math"/>
+                                  </w:rPr>
+                                  <m:t>1</m:t>
+                                </m:r>
+                              </m:sub>
+                            </m:sSub>
+                          </m:e>
+                        </m:d>
+                      </m:e>
+                      <m:sup>
+                        <m:r>
+                          <w:rPr>
+                            <w:rFonts w:ascii="Cambria Math" w:hAnsi="Cambria Math"/>
+                          </w:rPr>
+                          <m:t>-</m:t>
+                        </m:r>
+                        <m:r>
+                          <w:rPr>
+                            <w:rFonts w:ascii="Cambria Math" w:hAnsi="Cambria Math"/>
+                          </w:rPr>
+                          <m:t>2</m:t>
+                        </m:r>
+                      </m:sup>
+                    </m:sSup>
+                  </m:e>
+                  <m:e>
+                    <m:sSup>
+                      <m:sSupPr>
+                        <m:ctrlPr>
+                          <w:rPr>
+                            <w:rFonts w:ascii="Cambria Math" w:hAnsi="Cambria Math"/>
+                            <w:i/>
+                          </w:rPr>
+                        </m:ctrlPr>
+                      </m:sSupPr>
+                      <m:e>
+                        <m:d>
+                          <m:dPr>
+                            <m:begChr m:val="‖"/>
+                            <m:endChr m:val="‖"/>
+                            <m:ctrlPr>
+                              <w:rPr>
+                                <w:rFonts w:ascii="Cambria Math" w:hAnsi="Cambria Math"/>
+                                <w:i/>
+                              </w:rPr>
+                            </m:ctrlPr>
+                          </m:dPr>
+                          <m:e>
+                            <m:sSub>
+                              <m:sSubPr>
+                                <m:ctrlPr>
+                                  <w:rPr>
+                                    <w:rFonts w:ascii="Cambria Math" w:hAnsi="Cambria Math"/>
+                                    <w:i/>
+                                  </w:rPr>
+                                </m:ctrlPr>
+                              </m:sSubPr>
+                              <m:e>
+                                <m:r>
+                                  <w:rPr>
+                                    <w:rFonts w:ascii="Cambria Math" w:hAnsi="Cambria Math"/>
+                                  </w:rPr>
+                                  <m:t>R</m:t>
+                                </m:r>
+                              </m:e>
+                              <m:sub>
+                                <m:r>
+                                  <w:rPr>
+                                    <w:rFonts w:ascii="Cambria Math" w:hAnsi="Cambria Math"/>
+                                  </w:rPr>
+                                  <m:t>1</m:t>
+                                </m:r>
+                              </m:sub>
+                            </m:sSub>
+                            <m:r>
+                              <w:rPr>
+                                <w:rFonts w:ascii="Cambria Math" w:hAnsi="Cambria Math"/>
+                              </w:rPr>
+                              <m:t>-</m:t>
+                            </m:r>
+                            <m:sSub>
+                              <m:sSubPr>
+                                <m:ctrlPr>
+                                  <w:rPr>
+                                    <w:rFonts w:ascii="Cambria Math" w:hAnsi="Cambria Math"/>
+                                    <w:i/>
+                                  </w:rPr>
+                                </m:ctrlPr>
+                              </m:sSubPr>
+                              <m:e>
+                                <m:r>
+                                  <w:rPr>
+                                    <w:rFonts w:ascii="Cambria Math" w:hAnsi="Cambria Math"/>
+                                  </w:rPr>
+                                  <m:t>S</m:t>
+                                </m:r>
+                              </m:e>
+                              <m:sub>
+                                <m:r>
+                                  <w:rPr>
+                                    <w:rFonts w:ascii="Cambria Math" w:hAnsi="Cambria Math"/>
+                                  </w:rPr>
+                                  <m:t>2</m:t>
+                                </m:r>
+                              </m:sub>
+                            </m:sSub>
+                          </m:e>
+                        </m:d>
+                      </m:e>
+                      <m:sup>
+                        <m:r>
+                          <w:rPr>
+                            <w:rFonts w:ascii="Cambria Math" w:hAnsi="Cambria Math"/>
+                          </w:rPr>
+                          <m:t>-</m:t>
+                        </m:r>
+                        <m:r>
+                          <w:rPr>
+                            <w:rFonts w:ascii="Cambria Math" w:hAnsi="Cambria Math"/>
+                          </w:rPr>
+                          <m:t>2</m:t>
+                        </m:r>
+                      </m:sup>
+                    </m:sSup>
+                  </m:e>
+                  <m:e>
+                    <m:r>
+                      <w:rPr>
+                        <w:rFonts w:ascii="Cambria Math" w:hAnsi="Cambria Math"/>
+                      </w:rPr>
+                      <m:t>⋯</m:t>
+                    </m:r>
+                    <m:ctrlPr>
+                      <w:rPr>
+                        <w:rFonts w:ascii="Cambria Math" w:eastAsia="Cambria Math" w:hAnsi="Cambria Math" w:cs="Cambria Math"/>
+                        <w:i/>
+                      </w:rPr>
+                    </m:ctrlPr>
+                  </m:e>
+                  <m:e>
+                    <m:sSup>
+                      <m:sSupPr>
+                        <m:ctrlPr>
+                          <w:rPr>
+                            <w:rFonts w:ascii="Cambria Math" w:hAnsi="Cambria Math"/>
+                            <w:i/>
+                          </w:rPr>
+                        </m:ctrlPr>
+                      </m:sSupPr>
+                      <m:e>
+                        <m:d>
+                          <m:dPr>
+                            <m:begChr m:val="‖"/>
+                            <m:endChr m:val="‖"/>
+                            <m:ctrlPr>
+                              <w:rPr>
+                                <w:rFonts w:ascii="Cambria Math" w:hAnsi="Cambria Math"/>
+                                <w:i/>
+                              </w:rPr>
+                            </m:ctrlPr>
+                          </m:dPr>
+                          <m:e>
+                            <m:sSub>
+                              <m:sSubPr>
+                                <m:ctrlPr>
+                                  <w:rPr>
+                                    <w:rFonts w:ascii="Cambria Math" w:hAnsi="Cambria Math"/>
+                                    <w:i/>
+                                  </w:rPr>
+                                </m:ctrlPr>
+                              </m:sSubPr>
+                              <m:e>
+                                <m:r>
+                                  <w:rPr>
+                                    <w:rFonts w:ascii="Cambria Math" w:hAnsi="Cambria Math"/>
+                                  </w:rPr>
+                                  <m:t>R</m:t>
+                                </m:r>
+                              </m:e>
+                              <m:sub>
+                                <m:r>
+                                  <w:rPr>
+                                    <w:rFonts w:ascii="Cambria Math" w:hAnsi="Cambria Math"/>
+                                  </w:rPr>
+                                  <m:t>1</m:t>
+                                </m:r>
+                              </m:sub>
+                            </m:sSub>
+                            <m:r>
+                              <w:rPr>
+                                <w:rFonts w:ascii="Cambria Math" w:hAnsi="Cambria Math"/>
+                              </w:rPr>
+                              <m:t>-</m:t>
+                            </m:r>
+                            <m:sSub>
+                              <m:sSubPr>
+                                <m:ctrlPr>
+                                  <w:rPr>
+                                    <w:rFonts w:ascii="Cambria Math" w:hAnsi="Cambria Math"/>
+                                    <w:i/>
+                                  </w:rPr>
+                                </m:ctrlPr>
+                              </m:sSubPr>
+                              <m:e>
+                                <m:r>
+                                  <w:rPr>
+                                    <w:rFonts w:ascii="Cambria Math" w:hAnsi="Cambria Math"/>
+                                  </w:rPr>
+                                  <m:t>S</m:t>
+                                </m:r>
+                              </m:e>
+                              <m:sub>
+                                <m:r>
+                                  <w:rPr>
+                                    <w:rFonts w:ascii="Cambria Math" w:hAnsi="Cambria Math"/>
+                                  </w:rPr>
+                                  <m:t>N</m:t>
+                                </m:r>
+                              </m:sub>
+                            </m:sSub>
+                          </m:e>
+                        </m:d>
+                      </m:e>
+                      <m:sup>
+                        <m:r>
+                          <w:rPr>
+                            <w:rFonts w:ascii="Cambria Math" w:hAnsi="Cambria Math"/>
+                          </w:rPr>
+                          <m:t>-</m:t>
+                        </m:r>
+                        <m:r>
+                          <w:rPr>
+                            <w:rFonts w:ascii="Cambria Math" w:hAnsi="Cambria Math"/>
+                          </w:rPr>
+                          <m:t>2</m:t>
+                        </m:r>
+                      </m:sup>
+                    </m:sSup>
+                    <m:ctrlPr>
+                      <w:rPr>
+                        <w:rFonts w:ascii="Cambria Math" w:eastAsia="Cambria Math" w:hAnsi="Cambria Math" w:cs="Cambria Math"/>
+                        <w:i/>
+                      </w:rPr>
+                    </m:ctrlPr>
+                  </m:e>
+                </m:mr>
+                <m:mr>
+                  <m:e>
+                    <m:sSup>
+                      <m:sSupPr>
+                        <m:ctrlPr>
+                          <w:rPr>
+                            <w:rFonts w:ascii="Cambria Math" w:eastAsia="Cambria Math" w:hAnsi="Cambria Math" w:cs="Cambria Math"/>
+                            <w:i/>
+                          </w:rPr>
+                        </m:ctrlPr>
+                      </m:sSupPr>
+                      <m:e>
+                        <m:d>
+                          <m:dPr>
+                            <m:begChr m:val="‖"/>
+                            <m:endChr m:val="‖"/>
+                            <m:ctrlPr>
+                              <w:rPr>
+                                <w:rFonts w:ascii="Cambria Math" w:eastAsia="Cambria Math" w:hAnsi="Cambria Math" w:cs="Cambria Math"/>
+                                <w:i/>
+                              </w:rPr>
+                            </m:ctrlPr>
+                          </m:dPr>
+                          <m:e>
+                            <m:sSub>
+                              <m:sSubPr>
+                                <m:ctrlPr>
+                                  <w:rPr>
+                                    <w:rFonts w:ascii="Cambria Math" w:eastAsia="Cambria Math" w:hAnsi="Cambria Math" w:cs="Cambria Math"/>
+                                    <w:i/>
+                                  </w:rPr>
+                                </m:ctrlPr>
+                              </m:sSubPr>
+                              <m:e>
+                                <m:r>
+                                  <w:rPr>
+                                    <w:rFonts w:ascii="Cambria Math" w:eastAsia="Cambria Math" w:hAnsi="Cambria Math" w:cs="Cambria Math"/>
+                                  </w:rPr>
+                                  <m:t>R</m:t>
+                                </m:r>
+                              </m:e>
+                              <m:sub>
+                                <m:r>
+                                  <w:rPr>
+                                    <w:rFonts w:ascii="Cambria Math" w:eastAsia="Cambria Math" w:hAnsi="Cambria Math" w:cs="Cambria Math"/>
+                                  </w:rPr>
+                                  <m:t>2</m:t>
+                                </m:r>
+                              </m:sub>
+                            </m:sSub>
+                            <m:r>
+                              <w:rPr>
+                                <w:rFonts w:ascii="Cambria Math" w:eastAsia="Cambria Math" w:hAnsi="Cambria Math" w:cs="Cambria Math"/>
+                              </w:rPr>
+                              <m:t>-</m:t>
+                            </m:r>
+                            <m:sSub>
+                              <m:sSubPr>
+                                <m:ctrlPr>
+                                  <w:rPr>
+                                    <w:rFonts w:ascii="Cambria Math" w:eastAsia="Cambria Math" w:hAnsi="Cambria Math" w:cs="Cambria Math"/>
+                                    <w:i/>
+                                  </w:rPr>
+                                </m:ctrlPr>
+                              </m:sSubPr>
+                              <m:e>
+                                <m:r>
+                                  <w:rPr>
+                                    <w:rFonts w:ascii="Cambria Math" w:eastAsia="Cambria Math" w:hAnsi="Cambria Math" w:cs="Cambria Math"/>
+                                  </w:rPr>
+                                  <m:t>S</m:t>
+                                </m:r>
+                              </m:e>
+                              <m:sub>
+                                <m:r>
+                                  <w:rPr>
+                                    <w:rFonts w:ascii="Cambria Math" w:eastAsia="Cambria Math" w:hAnsi="Cambria Math" w:cs="Cambria Math"/>
+                                  </w:rPr>
+                                  <m:t>1</m:t>
+                                </m:r>
+                              </m:sub>
+                            </m:sSub>
+                          </m:e>
+                        </m:d>
+                      </m:e>
+                      <m:sup>
+                        <m:r>
+                          <w:rPr>
+                            <w:rFonts w:ascii="Cambria Math" w:eastAsia="Cambria Math" w:hAnsi="Cambria Math" w:cs="Cambria Math"/>
+                          </w:rPr>
+                          <m:t>-</m:t>
+                        </m:r>
+                        <m:r>
+                          <w:rPr>
+                            <w:rFonts w:ascii="Cambria Math" w:eastAsia="Cambria Math" w:hAnsi="Cambria Math" w:cs="Cambria Math"/>
+                          </w:rPr>
+                          <m:t>2</m:t>
+                        </m:r>
+                      </m:sup>
+                    </m:sSup>
+                  </m:e>
+                  <m:e>
+                    <m:sSup>
+                      <m:sSupPr>
+                        <m:ctrlPr>
+                          <w:rPr>
+                            <w:rFonts w:ascii="Cambria Math" w:hAnsi="Cambria Math"/>
+                            <w:i/>
+                          </w:rPr>
+                        </m:ctrlPr>
+                      </m:sSupPr>
+                      <m:e>
+                        <m:d>
+                          <m:dPr>
+                            <m:begChr m:val="‖"/>
+                            <m:endChr m:val="‖"/>
+                            <m:ctrlPr>
+                              <w:rPr>
+                                <w:rFonts w:ascii="Cambria Math" w:hAnsi="Cambria Math"/>
+                                <w:i/>
+                              </w:rPr>
+                            </m:ctrlPr>
+                          </m:dPr>
+                          <m:e>
+                            <m:sSub>
+                              <m:sSubPr>
+                                <m:ctrlPr>
+                                  <w:rPr>
+                                    <w:rFonts w:ascii="Cambria Math" w:hAnsi="Cambria Math"/>
+                                    <w:i/>
+                                  </w:rPr>
+                                </m:ctrlPr>
+                              </m:sSubPr>
+                              <m:e>
+                                <m:r>
+                                  <w:rPr>
+                                    <w:rFonts w:ascii="Cambria Math" w:hAnsi="Cambria Math"/>
+                                  </w:rPr>
+                                  <m:t>R</m:t>
+                                </m:r>
+                              </m:e>
+                              <m:sub>
+                                <m:r>
+                                  <w:rPr>
+                                    <w:rFonts w:ascii="Cambria Math" w:hAnsi="Cambria Math"/>
+                                  </w:rPr>
+                                  <m:t>2</m:t>
+                                </m:r>
+                              </m:sub>
+                            </m:sSub>
+                            <m:r>
+                              <w:rPr>
+                                <w:rFonts w:ascii="Cambria Math" w:hAnsi="Cambria Math"/>
+                              </w:rPr>
+                              <m:t>-</m:t>
+                            </m:r>
+                            <m:sSub>
+                              <m:sSubPr>
+                                <m:ctrlPr>
+                                  <w:rPr>
+                                    <w:rFonts w:ascii="Cambria Math" w:hAnsi="Cambria Math"/>
+                                    <w:i/>
+                                  </w:rPr>
+                                </m:ctrlPr>
+                              </m:sSubPr>
+                              <m:e>
+                                <m:r>
+                                  <w:rPr>
+                                    <w:rFonts w:ascii="Cambria Math" w:hAnsi="Cambria Math"/>
+                                  </w:rPr>
+                                  <m:t>S</m:t>
+                                </m:r>
+                              </m:e>
+                              <m:sub>
+                                <m:r>
+                                  <w:rPr>
+                                    <w:rFonts w:ascii="Cambria Math" w:hAnsi="Cambria Math"/>
+                                  </w:rPr>
+                                  <m:t>2</m:t>
+                                </m:r>
+                              </m:sub>
+                            </m:sSub>
+                          </m:e>
+                        </m:d>
+                      </m:e>
+                      <m:sup>
+                        <m:r>
+                          <w:rPr>
+                            <w:rFonts w:ascii="Cambria Math" w:hAnsi="Cambria Math"/>
+                          </w:rPr>
+                          <m:t>-</m:t>
+                        </m:r>
+                        <m:r>
+                          <w:rPr>
+                            <w:rFonts w:ascii="Cambria Math" w:hAnsi="Cambria Math"/>
+                          </w:rPr>
+                          <m:t>2</m:t>
+                        </m:r>
+                      </m:sup>
+                    </m:sSup>
+                    <m:ctrlPr>
+                      <w:rPr>
+                        <w:rFonts w:ascii="Cambria Math" w:eastAsia="Cambria Math" w:hAnsi="Cambria Math" w:cs="Cambria Math"/>
+                        <w:i/>
+                      </w:rPr>
+                    </m:ctrlPr>
+                  </m:e>
+                  <m:e>
+                    <m:r>
+                      <w:rPr>
+                        <w:rFonts w:ascii="Cambria Math" w:eastAsia="Cambria Math" w:hAnsi="Cambria Math" w:cs="Cambria Math"/>
+                      </w:rPr>
+                      <m:t>⋱</m:t>
+                    </m:r>
+                    <m:ctrlPr>
+                      <w:rPr>
+                        <w:rFonts w:ascii="Cambria Math" w:eastAsia="Cambria Math" w:hAnsi="Cambria Math" w:cs="Cambria Math"/>
+                        <w:i/>
+                      </w:rPr>
+                    </m:ctrlPr>
+                  </m:e>
+                  <m:e>
+                    <m:sSup>
+                      <m:sSupPr>
+                        <m:ctrlPr>
+                          <w:rPr>
+                            <w:rFonts w:ascii="Cambria Math" w:hAnsi="Cambria Math"/>
+                            <w:i/>
+                          </w:rPr>
+                        </m:ctrlPr>
+                      </m:sSupPr>
+                      <m:e>
+                        <m:d>
+                          <m:dPr>
+                            <m:begChr m:val="‖"/>
+                            <m:endChr m:val="‖"/>
+                            <m:ctrlPr>
+                              <w:rPr>
+                                <w:rFonts w:ascii="Cambria Math" w:hAnsi="Cambria Math"/>
+                                <w:i/>
+                              </w:rPr>
+                            </m:ctrlPr>
+                          </m:dPr>
+                          <m:e>
+                            <m:sSub>
+                              <m:sSubPr>
+                                <m:ctrlPr>
+                                  <w:rPr>
+                                    <w:rFonts w:ascii="Cambria Math" w:hAnsi="Cambria Math"/>
+                                    <w:i/>
+                                  </w:rPr>
+                                </m:ctrlPr>
+                              </m:sSubPr>
+                              <m:e>
+                                <m:r>
+                                  <w:rPr>
+                                    <w:rFonts w:ascii="Cambria Math" w:hAnsi="Cambria Math"/>
+                                  </w:rPr>
+                                  <m:t>R</m:t>
+                                </m:r>
+                              </m:e>
+                              <m:sub>
+                                <m:r>
+                                  <w:rPr>
+                                    <w:rFonts w:ascii="Cambria Math" w:hAnsi="Cambria Math"/>
+                                  </w:rPr>
+                                  <m:t>2</m:t>
+                                </m:r>
+                              </m:sub>
+                            </m:sSub>
+                            <m:r>
+                              <w:rPr>
+                                <w:rFonts w:ascii="Cambria Math" w:hAnsi="Cambria Math"/>
+                              </w:rPr>
+                              <m:t>-</m:t>
+                            </m:r>
+                            <m:sSub>
+                              <m:sSubPr>
+                                <m:ctrlPr>
+                                  <w:rPr>
+                                    <w:rFonts w:ascii="Cambria Math" w:hAnsi="Cambria Math"/>
+                                    <w:i/>
+                                  </w:rPr>
+                                </m:ctrlPr>
+                              </m:sSubPr>
+                              <m:e>
+                                <m:r>
+                                  <w:rPr>
+                                    <w:rFonts w:ascii="Cambria Math" w:hAnsi="Cambria Math"/>
+                                  </w:rPr>
+                                  <m:t>S</m:t>
+                                </m:r>
+                              </m:e>
+                              <m:sub>
+                                <m:r>
+                                  <w:rPr>
+                                    <w:rFonts w:ascii="Cambria Math" w:hAnsi="Cambria Math"/>
+                                  </w:rPr>
+                                  <m:t>N</m:t>
+                                </m:r>
+                              </m:sub>
+                            </m:sSub>
+                          </m:e>
+                        </m:d>
+                      </m:e>
+                      <m:sup>
+                        <m:r>
+                          <w:rPr>
+                            <w:rFonts w:ascii="Cambria Math" w:hAnsi="Cambria Math"/>
+                          </w:rPr>
+                          <m:t>-</m:t>
+                        </m:r>
+                        <m:r>
+                          <w:rPr>
+                            <w:rFonts w:ascii="Cambria Math" w:hAnsi="Cambria Math"/>
+                          </w:rPr>
+                          <m:t>2</m:t>
+                        </m:r>
+                      </m:sup>
+                    </m:sSup>
+                    <m:ctrlPr>
+                      <w:rPr>
+                        <w:rFonts w:ascii="Cambria Math" w:eastAsia="Cambria Math" w:hAnsi="Cambria Math" w:cs="Cambria Math"/>
+                        <w:i/>
+                      </w:rPr>
+                    </m:ctrlPr>
+                  </m:e>
+                </m:mr>
+                <m:mr>
+                  <m:e>
+                    <m:r>
+                      <w:rPr>
+                        <w:rFonts w:ascii="Cambria Math" w:eastAsia="Cambria Math" w:hAnsi="Cambria Math" w:cs="Cambria Math"/>
+                      </w:rPr>
+                      <m:t>⋮</m:t>
+                    </m:r>
+                    <m:ctrlPr>
+                      <w:rPr>
+                        <w:rFonts w:ascii="Cambria Math" w:eastAsia="Cambria Math" w:hAnsi="Cambria Math" w:cs="Cambria Math"/>
+                        <w:i/>
+                      </w:rPr>
+                    </m:ctrlPr>
+                  </m:e>
+                  <m:e>
+                    <m:r>
+                      <w:rPr>
+                        <w:rFonts w:ascii="Cambria Math" w:eastAsia="Cambria Math" w:hAnsi="Cambria Math" w:cs="Cambria Math"/>
+                      </w:rPr>
+                      <m:t xml:space="preserve"> </m:t>
+                    </m:r>
+                    <m:ctrlPr>
+                      <w:rPr>
+                        <w:rFonts w:ascii="Cambria Math" w:eastAsia="Cambria Math" w:hAnsi="Cambria Math" w:cs="Cambria Math"/>
+                        <w:i/>
+                      </w:rPr>
+                    </m:ctrlPr>
+                  </m:e>
+                  <m:e>
+                    <m:r>
+                      <w:rPr>
+                        <w:rFonts w:ascii="Cambria Math" w:eastAsia="Cambria Math" w:hAnsi="Cambria Math" w:cs="Cambria Math"/>
+                      </w:rPr>
+                      <m:t xml:space="preserve"> </m:t>
+                    </m:r>
+                    <m:ctrlPr>
+                      <w:rPr>
+                        <w:rFonts w:ascii="Cambria Math" w:eastAsia="Cambria Math" w:hAnsi="Cambria Math" w:cs="Cambria Math"/>
+                        <w:i/>
+                      </w:rPr>
+                    </m:ctrlPr>
+                  </m:e>
+                  <m:e>
+                    <m:r>
+                      <w:rPr>
+                        <w:rFonts w:ascii="Cambria Math" w:eastAsia="Cambria Math" w:hAnsi="Cambria Math" w:cs="Cambria Math"/>
+                      </w:rPr>
+                      <m:t>⋮</m:t>
+                    </m:r>
+                    <m:ctrlPr>
+                      <w:rPr>
+                        <w:rFonts w:ascii="Cambria Math" w:eastAsia="Cambria Math" w:hAnsi="Cambria Math" w:cs="Cambria Math"/>
+                        <w:i/>
+                      </w:rPr>
+                    </m:ctrlPr>
+                  </m:e>
+                </m:mr>
+                <m:mr>
+                  <m:e>
+                    <m:sSup>
+                      <m:sSupPr>
+                        <m:ctrlPr>
+                          <w:rPr>
+                            <w:rFonts w:ascii="Cambria Math" w:eastAsia="Cambria Math" w:hAnsi="Cambria Math" w:cs="Cambria Math"/>
+                            <w:i/>
+                          </w:rPr>
+                        </m:ctrlPr>
+                      </m:sSupPr>
+                      <m:e>
+                        <m:d>
+                          <m:dPr>
+                            <m:begChr m:val="‖"/>
+                            <m:endChr m:val="‖"/>
+                            <m:ctrlPr>
+                              <w:rPr>
+                                <w:rFonts w:ascii="Cambria Math" w:eastAsia="Cambria Math" w:hAnsi="Cambria Math" w:cs="Cambria Math"/>
+                                <w:i/>
+                              </w:rPr>
+                            </m:ctrlPr>
+                          </m:dPr>
+                          <m:e>
+                            <m:sSub>
+                              <m:sSubPr>
+                                <m:ctrlPr>
+                                  <w:rPr>
+                                    <w:rFonts w:ascii="Cambria Math" w:eastAsia="Cambria Math" w:hAnsi="Cambria Math" w:cs="Cambria Math"/>
+                                    <w:i/>
+                                  </w:rPr>
+                                </m:ctrlPr>
+                              </m:sSubPr>
+                              <m:e>
+                                <m:r>
+                                  <w:rPr>
+                                    <w:rFonts w:ascii="Cambria Math" w:eastAsia="Cambria Math" w:hAnsi="Cambria Math" w:cs="Cambria Math"/>
+                                  </w:rPr>
+                                  <m:t>R</m:t>
+                                </m:r>
+                              </m:e>
+                              <m:sub>
+                                <m:r>
+                                  <w:rPr>
+                                    <w:rFonts w:ascii="Cambria Math" w:eastAsia="Cambria Math" w:hAnsi="Cambria Math" w:cs="Cambria Math"/>
+                                  </w:rPr>
+                                  <m:t>M</m:t>
+                                </m:r>
+                              </m:sub>
+                            </m:sSub>
+                            <m:r>
+                              <w:rPr>
+                                <w:rFonts w:ascii="Cambria Math" w:eastAsia="Cambria Math" w:hAnsi="Cambria Math" w:cs="Cambria Math"/>
+                              </w:rPr>
+                              <m:t>-</m:t>
+                            </m:r>
+                            <m:sSub>
+                              <m:sSubPr>
+                                <m:ctrlPr>
+                                  <w:rPr>
+                                    <w:rFonts w:ascii="Cambria Math" w:eastAsia="Cambria Math" w:hAnsi="Cambria Math" w:cs="Cambria Math"/>
+                                    <w:i/>
+                                  </w:rPr>
+                                </m:ctrlPr>
+                              </m:sSubPr>
+                              <m:e>
+                                <m:r>
+                                  <w:rPr>
+                                    <w:rFonts w:ascii="Cambria Math" w:eastAsia="Cambria Math" w:hAnsi="Cambria Math" w:cs="Cambria Math"/>
+                                  </w:rPr>
+                                  <m:t>S</m:t>
+                                </m:r>
+                              </m:e>
+                              <m:sub>
+                                <m:r>
+                                  <w:rPr>
+                                    <w:rFonts w:ascii="Cambria Math" w:eastAsia="Cambria Math" w:hAnsi="Cambria Math" w:cs="Cambria Math"/>
+                                  </w:rPr>
+                                  <m:t>1</m:t>
+                                </m:r>
+                              </m:sub>
+                            </m:sSub>
+                          </m:e>
+                        </m:d>
+                      </m:e>
+                      <m:sup>
+                        <m:r>
+                          <w:rPr>
+                            <w:rFonts w:ascii="Cambria Math" w:eastAsia="Cambria Math" w:hAnsi="Cambria Math" w:cs="Cambria Math"/>
+                          </w:rPr>
+                          <m:t>-</m:t>
+                        </m:r>
+                        <m:r>
+                          <w:rPr>
+                            <w:rFonts w:ascii="Cambria Math" w:eastAsia="Cambria Math" w:hAnsi="Cambria Math" w:cs="Cambria Math"/>
+                          </w:rPr>
+                          <m:t>2</m:t>
+                        </m:r>
+                      </m:sup>
+                    </m:sSup>
+                    <m:ctrlPr>
+                      <w:rPr>
+                        <w:rFonts w:ascii="Cambria Math" w:eastAsia="Cambria Math" w:hAnsi="Cambria Math" w:cs="Cambria Math"/>
+                        <w:i/>
+                      </w:rPr>
+                    </m:ctrlPr>
+                  </m:e>
+                  <m:e>
+                    <m:sSup>
+                      <m:sSupPr>
+                        <m:ctrlPr>
+                          <w:rPr>
+                            <w:rFonts w:ascii="Cambria Math" w:hAnsi="Cambria Math"/>
+                            <w:i/>
+                          </w:rPr>
+                        </m:ctrlPr>
+                      </m:sSupPr>
+                      <m:e>
+                        <m:d>
+                          <m:dPr>
+                            <m:begChr m:val="‖"/>
+                            <m:endChr m:val="‖"/>
+                            <m:ctrlPr>
+                              <w:rPr>
+                                <w:rFonts w:ascii="Cambria Math" w:hAnsi="Cambria Math"/>
+                                <w:i/>
+                              </w:rPr>
+                            </m:ctrlPr>
+                          </m:dPr>
+                          <m:e>
+                            <m:sSub>
+                              <m:sSubPr>
+                                <m:ctrlPr>
+                                  <w:rPr>
+                                    <w:rFonts w:ascii="Cambria Math" w:hAnsi="Cambria Math"/>
+                                    <w:i/>
+                                  </w:rPr>
+                                </m:ctrlPr>
+                              </m:sSubPr>
+                              <m:e>
+                                <m:r>
+                                  <w:rPr>
+                                    <w:rFonts w:ascii="Cambria Math" w:hAnsi="Cambria Math"/>
+                                  </w:rPr>
+                                  <m:t>R</m:t>
+                                </m:r>
+                              </m:e>
+                              <m:sub>
+                                <m:r>
+                                  <w:rPr>
+                                    <w:rFonts w:ascii="Cambria Math" w:hAnsi="Cambria Math"/>
+                                  </w:rPr>
+                                  <m:t>M</m:t>
+                                </m:r>
+                              </m:sub>
+                            </m:sSub>
+                            <m:r>
+                              <w:rPr>
+                                <w:rFonts w:ascii="Cambria Math" w:hAnsi="Cambria Math"/>
+                              </w:rPr>
+                              <m:t>-</m:t>
+                            </m:r>
+                            <m:sSub>
+                              <m:sSubPr>
+                                <m:ctrlPr>
+                                  <w:rPr>
+                                    <w:rFonts w:ascii="Cambria Math" w:hAnsi="Cambria Math"/>
+                                    <w:i/>
+                                  </w:rPr>
+                                </m:ctrlPr>
+                              </m:sSubPr>
+                              <m:e>
+                                <m:r>
+                                  <w:rPr>
+                                    <w:rFonts w:ascii="Cambria Math" w:hAnsi="Cambria Math"/>
+                                  </w:rPr>
+                                  <m:t>S</m:t>
+                                </m:r>
+                              </m:e>
+                              <m:sub>
+                                <m:r>
+                                  <w:rPr>
+                                    <w:rFonts w:ascii="Cambria Math" w:hAnsi="Cambria Math"/>
+                                  </w:rPr>
+                                  <m:t>2</m:t>
+                                </m:r>
+                              </m:sub>
+                            </m:sSub>
+                          </m:e>
+                        </m:d>
+                      </m:e>
+                      <m:sup>
+                        <m:r>
+                          <w:rPr>
+                            <w:rFonts w:ascii="Cambria Math" w:hAnsi="Cambria Math"/>
+                          </w:rPr>
+                          <m:t>-</m:t>
+                        </m:r>
+                        <m:r>
+                          <w:rPr>
+                            <w:rFonts w:ascii="Cambria Math" w:hAnsi="Cambria Math"/>
+                          </w:rPr>
+                          <m:t>2</m:t>
+                        </m:r>
+                      </m:sup>
+                    </m:sSup>
+                    <m:ctrlPr>
+                      <w:rPr>
+                        <w:rFonts w:ascii="Cambria Math" w:eastAsia="Cambria Math" w:hAnsi="Cambria Math" w:cs="Cambria Math"/>
+                        <w:i/>
+                      </w:rPr>
+                    </m:ctrlPr>
+                  </m:e>
+                  <m:e>
+                    <m:r>
+                      <w:rPr>
+                        <w:rFonts w:ascii="Cambria Math" w:hAnsi="Cambria Math"/>
+                      </w:rPr>
+                      <m:t>⋯</m:t>
+                    </m:r>
+                    <m:ctrlPr>
+                      <w:rPr>
+                        <w:rFonts w:ascii="Cambria Math" w:eastAsia="Cambria Math" w:hAnsi="Cambria Math" w:cs="Cambria Math"/>
+                        <w:i/>
+                      </w:rPr>
+                    </m:ctrlPr>
+                  </m:e>
+                  <m:e>
+                    <m:sSup>
+                      <m:sSupPr>
+                        <m:ctrlPr>
+                          <w:rPr>
+                            <w:rFonts w:ascii="Cambria Math" w:hAnsi="Cambria Math"/>
+                            <w:i/>
+                          </w:rPr>
+                        </m:ctrlPr>
+                      </m:sSupPr>
+                      <m:e>
+                        <m:d>
+                          <m:dPr>
+                            <m:begChr m:val="‖"/>
+                            <m:endChr m:val="‖"/>
+                            <m:ctrlPr>
+                              <w:rPr>
+                                <w:rFonts w:ascii="Cambria Math" w:hAnsi="Cambria Math"/>
+                                <w:i/>
+                              </w:rPr>
+                            </m:ctrlPr>
+                          </m:dPr>
+                          <m:e>
+                            <m:sSub>
+                              <m:sSubPr>
+                                <m:ctrlPr>
+                                  <w:rPr>
+                                    <w:rFonts w:ascii="Cambria Math" w:hAnsi="Cambria Math"/>
+                                    <w:i/>
+                                  </w:rPr>
+                                </m:ctrlPr>
+                              </m:sSubPr>
+                              <m:e>
+                                <m:r>
+                                  <w:rPr>
+                                    <w:rFonts w:ascii="Cambria Math" w:hAnsi="Cambria Math"/>
+                                  </w:rPr>
+                                  <m:t>R</m:t>
+                                </m:r>
+                              </m:e>
+                              <m:sub>
+                                <m:r>
+                                  <w:rPr>
+                                    <w:rFonts w:ascii="Cambria Math" w:hAnsi="Cambria Math"/>
+                                  </w:rPr>
+                                  <m:t>M</m:t>
+                                </m:r>
+                              </m:sub>
+                            </m:sSub>
+                            <m:r>
+                              <w:rPr>
+                                <w:rFonts w:ascii="Cambria Math" w:hAnsi="Cambria Math"/>
+                              </w:rPr>
+                              <m:t>-</m:t>
+                            </m:r>
+                            <m:sSub>
+                              <m:sSubPr>
+                                <m:ctrlPr>
+                                  <w:rPr>
+                                    <w:rFonts w:ascii="Cambria Math" w:hAnsi="Cambria Math"/>
+                                    <w:i/>
+                                  </w:rPr>
+                                </m:ctrlPr>
+                              </m:sSubPr>
+                              <m:e>
+                                <m:r>
+                                  <w:rPr>
+                                    <w:rFonts w:ascii="Cambria Math" w:hAnsi="Cambria Math"/>
+                                  </w:rPr>
+                                  <m:t>S</m:t>
+                                </m:r>
+                              </m:e>
+                              <m:sub>
+                                <m:r>
+                                  <w:rPr>
+                                    <w:rFonts w:ascii="Cambria Math" w:hAnsi="Cambria Math"/>
+                                  </w:rPr>
+                                  <m:t>N</m:t>
+                                </m:r>
+                              </m:sub>
+                            </m:sSub>
+                          </m:e>
+                        </m:d>
+                      </m:e>
+                      <m:sup>
+                        <m:r>
+                          <w:rPr>
+                            <w:rFonts w:ascii="Cambria Math" w:hAnsi="Cambria Math"/>
+                          </w:rPr>
+                          <m:t>-</m:t>
+                        </m:r>
+                        <m:r>
+                          <w:rPr>
+                            <w:rFonts w:ascii="Cambria Math" w:hAnsi="Cambria Math"/>
+                          </w:rPr>
+                          <m:t>2</m:t>
+                        </m:r>
+                      </m:sup>
+                    </m:sSup>
+                  </m:e>
+                </m:mr>
+              </m:m>
+            </m:e>
+          </m:d>
+        </m:oMath>
+      </m:oMathPara>
+    </w:p>
+    <w:p/>
+    <w:p>
+      <w:r>
+        <w:t xml:space="preserve">And where </w:t>
+      </w:r>
+      <m:oMath>
+        <m:sSup>
+          <m:sSupPr>
+            <m:ctrlPr>
+              <w:rPr>
+                <w:rFonts w:ascii="Cambria Math" w:hAnsi="Cambria Math"/>
+                <w:i/>
+              </w:rPr>
+            </m:ctrlPr>
+          </m:sSupPr>
+          <m:e>
+            <m:d>
+              <m:dPr>
+                <m:begChr m:val="‖"/>
+                <m:endChr m:val="‖"/>
+                <m:ctrlPr>
+                  <w:rPr>
+                    <w:rFonts w:ascii="Cambria Math" w:hAnsi="Cambria Math"/>
+                    <w:i/>
+                  </w:rPr>
+                </m:ctrlPr>
+              </m:dPr>
+              <m:e>
+                <m:sSub>
+                  <m:sSubPr>
+                    <m:ctrlPr>
+                      <w:rPr>
+                        <w:rFonts w:ascii="Cambria Math" w:hAnsi="Cambria Math"/>
+                        <w:i/>
+                      </w:rPr>
+                    </m:ctrlPr>
+                  </m:sSubPr>
+                  <m:e>
+                    <m:r>
+                      <w:rPr>
+                        <w:rFonts w:ascii="Cambria Math" w:hAnsi="Cambria Math"/>
+                      </w:rPr>
+                      <m:t>R</m:t>
+                    </m:r>
+                  </m:e>
+                  <m:sub>
+                    <m:r>
+                      <w:rPr>
+                        <w:rFonts w:ascii="Cambria Math" w:hAnsi="Cambria Math"/>
+                      </w:rPr>
+                      <m:t>m</m:t>
+                    </m:r>
+                  </m:sub>
+                </m:sSub>
+                <m:r>
+                  <w:rPr>
+                    <w:rFonts w:ascii="Cambria Math" w:hAnsi="Cambria Math"/>
+                  </w:rPr>
+                  <m:t>-</m:t>
+                </m:r>
+                <m:sSub>
+                  <m:sSubPr>
+                    <m:ctrlPr>
+                      <w:rPr>
+                        <w:rFonts w:ascii="Cambria Math" w:hAnsi="Cambria Math"/>
+                        <w:i/>
+                      </w:rPr>
+                    </m:ctrlPr>
+                  </m:sSubPr>
+                  <m:e>
+                    <m:r>
+                      <w:rPr>
+                        <w:rFonts w:ascii="Cambria Math" w:hAnsi="Cambria Math"/>
+                      </w:rPr>
+                      <m:t>S</m:t>
+                    </m:r>
+                  </m:e>
+                  <m:sub>
+                    <m:r>
+                      <w:rPr>
+                        <w:rFonts w:ascii="Cambria Math" w:hAnsi="Cambria Math"/>
+                      </w:rPr>
+                      <m:t>n</m:t>
+                    </m:r>
+                  </m:sub>
+                </m:sSub>
+              </m:e>
+            </m:d>
+          </m:e>
+          <m:sup>
+            <m:r>
+              <w:rPr>
+                <w:rFonts w:ascii="Cambria Math" w:hAnsi="Cambria Math"/>
+              </w:rPr>
+              <m:t>-</m:t>
+            </m:r>
+            <m:r>
+              <w:rPr>
+                <w:rFonts w:ascii="Cambria Math" w:hAnsi="Cambria Math"/>
+              </w:rPr>
+              <m:t>2</m:t>
+            </m:r>
+          </m:sup>
+        </m:sSup>
+        <m:r>
+          <w:rPr>
+            <w:rFonts w:ascii="Cambria Math" w:hAnsi="Cambria Math"/>
+          </w:rPr>
+          <m:t>=</m:t>
+        </m:r>
+      </m:oMath>
+    </w:p>
+    <w:p>
+      <m:oMathPara>
+        <m:oMath>
+          <m:sSup>
+            <m:sSupPr>
+              <m:ctrlPr>
+                <w:rPr>
+                  <w:rFonts w:ascii="Cambria Math" w:hAnsi="Cambria Math"/>
+                  <w:i/>
+                </w:rPr>
+              </m:ctrlPr>
+            </m:sSupPr>
+            <m:e>
+              <m:rad>
+                <m:radPr>
+                  <m:degHide m:val="1"/>
+                  <m:ctrlPr>
+                    <w:rPr>
+                      <w:rFonts w:ascii="Cambria Math" w:hAnsi="Cambria Math"/>
+                      <w:i/>
+                    </w:rPr>
+                  </m:ctrlPr>
+                </m:radPr>
+                <m:deg/>
+                <m:e>
+                  <m:d>
+                    <m:dPr>
+                      <m:ctrlPr>
+                        <w:rPr>
+                          <w:rFonts w:ascii="Cambria Math" w:hAnsi="Cambria Math"/>
+                          <w:i/>
+                        </w:rPr>
+                      </m:ctrlPr>
+                    </m:dPr>
+                    <m:e>
+                      <m:sSup>
+                        <m:sSupPr>
+                          <m:ctrlPr>
+                            <w:rPr>
+                              <w:rFonts w:ascii="Cambria Math" w:hAnsi="Cambria Math"/>
+                              <w:i/>
+                            </w:rPr>
+                          </m:ctrlPr>
+                        </m:sSupPr>
+                        <m:e>
+                          <m:d>
+                            <m:dPr>
+                              <m:ctrlPr>
+                                <w:rPr>
+                                  <w:rFonts w:ascii="Cambria Math" w:hAnsi="Cambria Math"/>
+                                  <w:i/>
+                                </w:rPr>
+                              </m:ctrlPr>
+                            </m:dPr>
+                            <m:e>
+                              <m:sSub>
+                                <m:sSubPr>
+                                  <m:ctrlPr>
+                                    <w:rPr>
+                                      <w:rFonts w:ascii="Cambria Math" w:hAnsi="Cambria Math"/>
+                                      <w:i/>
+                                    </w:rPr>
+                                  </m:ctrlPr>
+                                </m:sSubPr>
+                                <m:e>
+                                  <m:r>
+                                    <w:rPr>
+                                      <w:rFonts w:ascii="Cambria Math" w:hAnsi="Cambria Math"/>
+                                    </w:rPr>
+                                    <m:t>R</m:t>
+                                  </m:r>
+                                </m:e>
+                                <m:sub>
+                                  <m:r>
+                                    <w:rPr>
+                                      <w:rFonts w:ascii="Cambria Math" w:hAnsi="Cambria Math"/>
+                                    </w:rPr>
+                                    <m:t>m,x</m:t>
+                                  </m:r>
+                                </m:sub>
+                              </m:sSub>
+                              <m:r>
+                                <w:rPr>
+                                  <w:rFonts w:ascii="Cambria Math" w:hAnsi="Cambria Math"/>
+                                </w:rPr>
+                                <m:t>-</m:t>
+                              </m:r>
+                              <m:sSub>
+                                <m:sSubPr>
+                                  <m:ctrlPr>
+                                    <w:rPr>
+                                      <w:rFonts w:ascii="Cambria Math" w:hAnsi="Cambria Math"/>
+                                      <w:i/>
+                                    </w:rPr>
+                                  </m:ctrlPr>
+                                </m:sSubPr>
+                                <m:e>
+                                  <m:r>
+                                    <w:rPr>
+                                      <w:rFonts w:ascii="Cambria Math" w:hAnsi="Cambria Math"/>
+                                    </w:rPr>
+                                    <m:t>S</m:t>
+                                  </m:r>
+                                </m:e>
+                                <m:sub>
+                                  <m:r>
+                                    <w:rPr>
+                                      <w:rFonts w:ascii="Cambria Math" w:hAnsi="Cambria Math"/>
+                                    </w:rPr>
+                                    <m:t>n,x</m:t>
+                                  </m:r>
+                                </m:sub>
+                              </m:sSub>
+                            </m:e>
+                          </m:d>
+                        </m:e>
+                        <m:sup>
+                          <m:r>
+                            <w:rPr>
+                              <w:rFonts w:ascii="Cambria Math" w:hAnsi="Cambria Math"/>
+                            </w:rPr>
+                            <m:t>2</m:t>
+                          </m:r>
+                        </m:sup>
+                      </m:sSup>
+                      <m:r>
+                        <w:rPr>
+                          <w:rFonts w:ascii="Cambria Math" w:hAnsi="Cambria Math"/>
+                        </w:rPr>
+                        <m:t>+</m:t>
+                      </m:r>
+                      <m:sSup>
+                        <m:sSupPr>
+                          <m:ctrlPr>
+                            <w:rPr>
+                              <w:rFonts w:ascii="Cambria Math" w:hAnsi="Cambria Math"/>
+                              <w:i/>
+                            </w:rPr>
+                          </m:ctrlPr>
+                        </m:sSupPr>
+                        <m:e>
+                          <m:d>
+                            <m:dPr>
+                              <m:ctrlPr>
+                                <w:rPr>
+                                  <w:rFonts w:ascii="Cambria Math" w:hAnsi="Cambria Math"/>
+                                  <w:i/>
+                                </w:rPr>
+                              </m:ctrlPr>
+                            </m:dPr>
+                            <m:e>
+                              <m:sSub>
+                                <m:sSubPr>
+                                  <m:ctrlPr>
+                                    <w:rPr>
+                                      <w:rFonts w:ascii="Cambria Math" w:hAnsi="Cambria Math"/>
+                                      <w:i/>
+                                    </w:rPr>
+                                  </m:ctrlPr>
+                                </m:sSubPr>
+                                <m:e>
+                                  <m:r>
+                                    <w:rPr>
+                                      <w:rFonts w:ascii="Cambria Math" w:hAnsi="Cambria Math"/>
+                                    </w:rPr>
+                                    <m:t>R</m:t>
+                                  </m:r>
+                                </m:e>
+                                <m:sub>
+                                  <m:r>
+                                    <w:rPr>
+                                      <w:rFonts w:ascii="Cambria Math" w:hAnsi="Cambria Math"/>
+                                    </w:rPr>
+                                    <m:t>m,y</m:t>
+                                  </m:r>
+                                </m:sub>
+                              </m:sSub>
+                              <m:r>
+                                <w:rPr>
+                                  <w:rFonts w:ascii="Cambria Math" w:hAnsi="Cambria Math"/>
+                                </w:rPr>
+                                <m:t>-</m:t>
+                              </m:r>
+                              <m:sSub>
+                                <m:sSubPr>
+                                  <m:ctrlPr>
+                                    <w:rPr>
+                                      <w:rFonts w:ascii="Cambria Math" w:hAnsi="Cambria Math"/>
+                                      <w:i/>
+                                    </w:rPr>
+                                  </m:ctrlPr>
+                                </m:sSubPr>
+                                <m:e>
+                                  <m:r>
+                                    <w:rPr>
+                                      <w:rFonts w:ascii="Cambria Math" w:hAnsi="Cambria Math"/>
+                                    </w:rPr>
+                                    <m:t>S</m:t>
+                                  </m:r>
+                                </m:e>
+                                <m:sub>
+                                  <m:r>
+                                    <w:rPr>
+                                      <w:rFonts w:ascii="Cambria Math" w:hAnsi="Cambria Math"/>
+                                    </w:rPr>
+                                    <m:t>n,y</m:t>
+                                  </m:r>
+                                </m:sub>
+                              </m:sSub>
+                            </m:e>
+                          </m:d>
+                        </m:e>
+                        <m:sup>
+                          <m:r>
+                            <w:rPr>
+                              <w:rFonts w:ascii="Cambria Math" w:hAnsi="Cambria Math"/>
+                            </w:rPr>
+                            <m:t>2</m:t>
+                          </m:r>
+                        </m:sup>
+                      </m:sSup>
+                      <m:r>
+                        <w:rPr>
+                          <w:rFonts w:ascii="Cambria Math" w:hAnsi="Cambria Math"/>
+                        </w:rPr>
+                        <m:t>+</m:t>
+                      </m:r>
+                      <m:sSup>
+                        <m:sSupPr>
+                          <m:ctrlPr>
+                            <w:rPr>
+                              <w:rFonts w:ascii="Cambria Math" w:hAnsi="Cambria Math"/>
+                              <w:i/>
+                            </w:rPr>
+                          </m:ctrlPr>
+                        </m:sSupPr>
+                        <m:e>
+                          <m:d>
+                            <m:dPr>
+                              <m:ctrlPr>
+                                <w:rPr>
+                                  <w:rFonts w:ascii="Cambria Math" w:hAnsi="Cambria Math"/>
+                                  <w:i/>
+                                </w:rPr>
+                              </m:ctrlPr>
+                            </m:dPr>
+                            <m:e>
+                              <m:sSub>
+                                <m:sSubPr>
+                                  <m:ctrlPr>
+                                    <w:rPr>
+                                      <w:rFonts w:ascii="Cambria Math" w:hAnsi="Cambria Math"/>
+                                      <w:i/>
+                                    </w:rPr>
+                                  </m:ctrlPr>
+                                </m:sSubPr>
+                                <m:e>
+                                  <m:r>
+                                    <w:rPr>
+                                      <w:rFonts w:ascii="Cambria Math" w:hAnsi="Cambria Math"/>
+                                    </w:rPr>
+                                    <m:t>R</m:t>
+                                  </m:r>
+                                </m:e>
+                                <m:sub>
+                                  <m:r>
+                                    <w:rPr>
+                                      <w:rFonts w:ascii="Cambria Math" w:hAnsi="Cambria Math"/>
+                                    </w:rPr>
+                                    <m:t>m,z</m:t>
+                                  </m:r>
+                                </m:sub>
+                              </m:sSub>
+                              <m:r>
+                                <w:rPr>
+                                  <w:rFonts w:ascii="Cambria Math" w:hAnsi="Cambria Math"/>
+                                </w:rPr>
+                                <m:t>-</m:t>
+                              </m:r>
+                              <m:sSub>
+                                <m:sSubPr>
+                                  <m:ctrlPr>
+                                    <w:rPr>
+                                      <w:rFonts w:ascii="Cambria Math" w:hAnsi="Cambria Math"/>
+                                      <w:i/>
+                                    </w:rPr>
+                                  </m:ctrlPr>
+                                </m:sSubPr>
+                                <m:e>
+                                  <m:r>
+                                    <w:rPr>
+                                      <w:rFonts w:ascii="Cambria Math" w:hAnsi="Cambria Math"/>
+                                    </w:rPr>
+                                    <m:t>S</m:t>
+                                  </m:r>
+                                </m:e>
+                                <m:sub>
+                                  <m:r>
+                                    <w:rPr>
+                                      <w:rFonts w:ascii="Cambria Math" w:hAnsi="Cambria Math"/>
+                                    </w:rPr>
+                                    <m:t>n,z</m:t>
+                                  </m:r>
+                                </m:sub>
+                              </m:sSub>
+                            </m:e>
+                          </m:d>
+                        </m:e>
+                        <m:sup>
+                          <m:r>
+                            <w:rPr>
+                              <w:rFonts w:ascii="Cambria Math" w:hAnsi="Cambria Math"/>
+                            </w:rPr>
+                            <m:t>2</m:t>
+                          </m:r>
+                        </m:sup>
+                      </m:sSup>
+                    </m:e>
+                  </m:d>
+                </m:e>
+              </m:rad>
+            </m:e>
+            <m:sup>
+              <m:r>
+                <w:rPr>
+                  <w:rFonts w:ascii="Cambria Math" w:hAnsi="Cambria Math"/>
+                </w:rPr>
+                <m:t xml:space="preserve">-2 </m:t>
+              </m:r>
+            </m:sup>
+          </m:sSup>
+          <m:r>
+            <w:rPr>
+              <w:rFonts w:ascii="Cambria Math" w:hAnsi="Cambria Math"/>
+            </w:rPr>
+            <m:t>=</m:t>
+          </m:r>
+        </m:oMath>
+      </m:oMathPara>
+    </w:p>
+    <w:p>
+      <m:oMathPara>
+        <m:oMath>
+          <m:sSup>
+            <m:sSupPr>
+              <m:ctrlPr>
+                <w:rPr>
+                  <w:rFonts w:ascii="Cambria Math" w:hAnsi="Cambria Math"/>
+                  <w:i/>
+                </w:rPr>
+              </m:ctrlPr>
+            </m:sSupPr>
+            <m:e>
+              <m:d>
+                <m:dPr>
+                  <m:ctrlPr>
+                    <w:rPr>
+                      <w:rFonts w:ascii="Cambria Math" w:hAnsi="Cambria Math"/>
+                      <w:i/>
+                    </w:rPr>
+                  </m:ctrlPr>
+                </m:dPr>
+                <m:e>
+                  <m:sSup>
+                    <m:sSupPr>
+                      <m:ctrlPr>
+                        <w:rPr>
+                          <w:rFonts w:ascii="Cambria Math" w:hAnsi="Cambria Math"/>
+                          <w:i/>
+                        </w:rPr>
+                      </m:ctrlPr>
+                    </m:sSupPr>
+                    <m:e>
+                      <m:d>
+                        <m:dPr>
+                          <m:ctrlPr>
+                            <w:rPr>
+                              <w:rFonts w:ascii="Cambria Math" w:hAnsi="Cambria Math"/>
+                              <w:i/>
+                            </w:rPr>
+                          </m:ctrlPr>
+                        </m:dPr>
+                        <m:e>
+                          <m:sSub>
+                            <m:sSubPr>
+                              <m:ctrlPr>
+                                <w:rPr>
+                                  <w:rFonts w:ascii="Cambria Math" w:hAnsi="Cambria Math"/>
+                                  <w:i/>
+                                </w:rPr>
+                              </m:ctrlPr>
+                            </m:sSubPr>
+                            <m:e>
+                              <m:r>
+                                <w:rPr>
+                                  <w:rFonts w:ascii="Cambria Math" w:hAnsi="Cambria Math"/>
+                                </w:rPr>
+                                <m:t>R</m:t>
+                              </m:r>
+                            </m:e>
+                            <m:sub>
+                              <m:r>
+                                <w:rPr>
+                                  <w:rFonts w:ascii="Cambria Math" w:hAnsi="Cambria Math"/>
+                                </w:rPr>
+                                <m:t>m,x</m:t>
+                              </m:r>
+                            </m:sub>
+                          </m:sSub>
+                          <m:r>
+                            <w:rPr>
+                              <w:rFonts w:ascii="Cambria Math" w:hAnsi="Cambria Math"/>
+                            </w:rPr>
+                            <m:t>-</m:t>
+                          </m:r>
+                          <m:sSub>
+                            <m:sSubPr>
+                              <m:ctrlPr>
+                                <w:rPr>
+                                  <w:rFonts w:ascii="Cambria Math" w:hAnsi="Cambria Math"/>
+                                  <w:i/>
+                                </w:rPr>
+                              </m:ctrlPr>
+                            </m:sSubPr>
+                            <m:e>
+                              <m:r>
+                                <w:rPr>
+                                  <w:rFonts w:ascii="Cambria Math" w:hAnsi="Cambria Math"/>
+                                </w:rPr>
+                                <m:t>S</m:t>
+                              </m:r>
+                            </m:e>
+                            <m:sub>
+                              <m:r>
+                                <w:rPr>
+                                  <w:rFonts w:ascii="Cambria Math" w:hAnsi="Cambria Math"/>
+                                </w:rPr>
+                                <m:t>n,x</m:t>
+                              </m:r>
+                            </m:sub>
+                          </m:sSub>
+                        </m:e>
+                      </m:d>
+                    </m:e>
+                    <m:sup>
+                      <m:r>
+                        <w:rPr>
+                          <w:rFonts w:ascii="Cambria Math" w:hAnsi="Cambria Math"/>
+                        </w:rPr>
+                        <m:t>2</m:t>
+                      </m:r>
+                    </m:sup>
+                  </m:sSup>
+                  <m:r>
+                    <w:rPr>
+                      <w:rFonts w:ascii="Cambria Math" w:hAnsi="Cambria Math"/>
+                    </w:rPr>
+                    <m:t>+</m:t>
+                  </m:r>
+                  <m:sSup>
+                    <m:sSupPr>
+                      <m:ctrlPr>
+                        <w:rPr>
+                          <w:rFonts w:ascii="Cambria Math" w:hAnsi="Cambria Math"/>
+                          <w:i/>
+                        </w:rPr>
+                      </m:ctrlPr>
+                    </m:sSupPr>
+                    <m:e>
+                      <m:d>
+                        <m:dPr>
+                          <m:ctrlPr>
+                            <w:rPr>
+                              <w:rFonts w:ascii="Cambria Math" w:hAnsi="Cambria Math"/>
+                              <w:i/>
+                            </w:rPr>
+                          </m:ctrlPr>
+                        </m:dPr>
+                        <m:e>
+                          <m:sSub>
+                            <m:sSubPr>
+                              <m:ctrlPr>
+                                <w:rPr>
+                                  <w:rFonts w:ascii="Cambria Math" w:hAnsi="Cambria Math"/>
+                                  <w:i/>
+                                </w:rPr>
+                              </m:ctrlPr>
+                            </m:sSubPr>
+                            <m:e>
+                              <m:r>
+                                <w:rPr>
+                                  <w:rFonts w:ascii="Cambria Math" w:hAnsi="Cambria Math"/>
+                                </w:rPr>
+                                <m:t>R</m:t>
+                              </m:r>
+                            </m:e>
+                            <m:sub>
+                              <m:r>
+                                <w:rPr>
+                                  <w:rFonts w:ascii="Cambria Math" w:hAnsi="Cambria Math"/>
+                                </w:rPr>
+                                <m:t>m,y</m:t>
+                              </m:r>
+                            </m:sub>
+                          </m:sSub>
+                          <m:r>
+                            <w:rPr>
+                              <w:rFonts w:ascii="Cambria Math" w:hAnsi="Cambria Math"/>
+                            </w:rPr>
+                            <m:t>-</m:t>
+                          </m:r>
+                          <m:sSub>
+                            <m:sSubPr>
+                              <m:ctrlPr>
+                                <w:rPr>
+                                  <w:rFonts w:ascii="Cambria Math" w:hAnsi="Cambria Math"/>
+                                  <w:i/>
+                                </w:rPr>
+                              </m:ctrlPr>
+                            </m:sSubPr>
+                            <m:e>
+                              <m:r>
+                                <w:rPr>
+                                  <w:rFonts w:ascii="Cambria Math" w:hAnsi="Cambria Math"/>
+                                </w:rPr>
+                                <m:t>S</m:t>
+                              </m:r>
+                            </m:e>
+                            <m:sub>
+                              <m:r>
+                                <w:rPr>
+                                  <w:rFonts w:ascii="Cambria Math" w:hAnsi="Cambria Math"/>
+                                </w:rPr>
+                                <m:t>n,y</m:t>
+                              </m:r>
+                            </m:sub>
+                          </m:sSub>
+                        </m:e>
+                      </m:d>
+                    </m:e>
+                    <m:sup>
+                      <m:r>
+                        <w:rPr>
+                          <w:rFonts w:ascii="Cambria Math" w:hAnsi="Cambria Math"/>
+                        </w:rPr>
+                        <m:t>2</m:t>
+                      </m:r>
+                    </m:sup>
+                  </m:sSup>
+                  <m:r>
+                    <w:rPr>
+                      <w:rFonts w:ascii="Cambria Math" w:hAnsi="Cambria Math"/>
+                    </w:rPr>
+                    <m:t>+</m:t>
+                  </m:r>
+                  <m:sSup>
+                    <m:sSupPr>
+                      <m:ctrlPr>
+                        <w:rPr>
+                          <w:rFonts w:ascii="Cambria Math" w:hAnsi="Cambria Math"/>
+                          <w:i/>
+                        </w:rPr>
+                      </m:ctrlPr>
+                    </m:sSupPr>
+                    <m:e>
+                      <m:d>
+                        <m:dPr>
+                          <m:ctrlPr>
+                            <w:rPr>
+                              <w:rFonts w:ascii="Cambria Math" w:hAnsi="Cambria Math"/>
+                              <w:i/>
+                            </w:rPr>
+                          </m:ctrlPr>
+                        </m:dPr>
+                        <m:e>
+                          <m:sSub>
+                            <m:sSubPr>
+                              <m:ctrlPr>
+                                <w:rPr>
+                                  <w:rFonts w:ascii="Cambria Math" w:hAnsi="Cambria Math"/>
+                                  <w:i/>
+                                </w:rPr>
+                              </m:ctrlPr>
+                            </m:sSubPr>
+                            <m:e>
+                              <m:r>
+                                <w:rPr>
+                                  <w:rFonts w:ascii="Cambria Math" w:hAnsi="Cambria Math"/>
+                                </w:rPr>
+                                <m:t>R</m:t>
+                              </m:r>
+                            </m:e>
+                            <m:sub>
+                              <m:r>
+                                <w:rPr>
+                                  <w:rFonts w:ascii="Cambria Math" w:hAnsi="Cambria Math"/>
+                                </w:rPr>
+                                <m:t>m,z</m:t>
+                              </m:r>
+                            </m:sub>
+                          </m:sSub>
+                          <m:r>
+                            <w:rPr>
+                              <w:rFonts w:ascii="Cambria Math" w:hAnsi="Cambria Math"/>
+                            </w:rPr>
+                            <m:t>-</m:t>
+                          </m:r>
+                          <m:sSub>
+                            <m:sSubPr>
+                              <m:ctrlPr>
+                                <w:rPr>
+                                  <w:rFonts w:ascii="Cambria Math" w:hAnsi="Cambria Math"/>
+                                  <w:i/>
+                                </w:rPr>
+                              </m:ctrlPr>
+                            </m:sSubPr>
+                            <m:e>
+                              <m:r>
+                                <w:rPr>
+                                  <w:rFonts w:ascii="Cambria Math" w:hAnsi="Cambria Math"/>
+                                </w:rPr>
+                                <m:t>S</m:t>
+                              </m:r>
+                            </m:e>
+                            <m:sub>
+                              <m:r>
+                                <w:rPr>
+                                  <w:rFonts w:ascii="Cambria Math" w:hAnsi="Cambria Math"/>
+                                </w:rPr>
+                                <m:t>n,z</m:t>
+                              </m:r>
+                            </m:sub>
+                          </m:sSub>
+                        </m:e>
+                      </m:d>
+                    </m:e>
+                    <m:sup>
+                      <m:r>
+                        <w:rPr>
+                          <w:rFonts w:ascii="Cambria Math" w:hAnsi="Cambria Math"/>
+                        </w:rPr>
+                        <m:t>2</m:t>
+                      </m:r>
+                    </m:sup>
+                  </m:sSup>
+                </m:e>
+              </m:d>
+            </m:e>
+            <m:sup>
+              <m:r>
+                <w:rPr>
+                  <w:rFonts w:ascii="Cambria Math" w:hAnsi="Cambria Math"/>
+                </w:rPr>
+                <m:t>-1</m:t>
+              </m:r>
+            </m:sup>
+          </m:sSup>
         </m:oMath>
       </m:oMathPara>
     </w:p>
     <w:p/>
     <w:p/>
     <w:p/>
-    <w:p/>
     <w:p>
       <w:r>
         <w:t xml:space="preserve">[1] </w:t>
@@ -1335,7 +3180,6 @@
         <w:rPr>
           <w:noProof/>
         </w:rPr>
-        <w:lastRenderedPageBreak/>
         <mc:AlternateContent>
           <mc:Choice Requires="wps">
             <w:drawing>
@@ -5770,7 +7614,7 @@
           <v:shape id="_x0000_i1025" type="#_x0000_t75" style="width:27.75pt;height:30.75pt" o:ole="">
             <v:imagedata r:id="rId12" o:title=""/>
           </v:shape>
-          <o:OLEObject Type="Embed" ProgID="Equation.3" ShapeID="_x0000_i1025" DrawAspect="Content" ObjectID="_1832757528" r:id="rId13"/>
+          <o:OLEObject Type="Embed" ProgID="Equation.3" ShapeID="_x0000_i1025" DrawAspect="Content" ObjectID="_1832758169" r:id="rId13"/>
         </w:object>
       </w:r>
       <w:r>
@@ -5813,7 +7657,7 @@
           <v:shape id="_x0000_i1026" type="#_x0000_t75" style="width:77.25pt;height:34.5pt" o:ole="">
             <v:imagedata r:id="rId14" o:title=""/>
           </v:shape>
-          <o:OLEObject Type="Embed" ProgID="Equation.3" ShapeID="_x0000_i1026" DrawAspect="Content" ObjectID="_1832757529" r:id="rId15"/>
+          <o:OLEObject Type="Embed" ProgID="Equation.3" ShapeID="_x0000_i1026" DrawAspect="Content" ObjectID="_1832758170" r:id="rId15"/>
         </w:object>
       </w:r>
       <w:r>
@@ -5862,7 +7706,7 @@
           <v:shape id="_x0000_i1027" type="#_x0000_t75" style="width:54.75pt;height:20.25pt" o:ole="">
             <v:imagedata r:id="rId16" o:title=""/>
           </v:shape>
-          <o:OLEObject Type="Embed" ProgID="Equation.3" ShapeID="_x0000_i1027" DrawAspect="Content" ObjectID="_1832757530" r:id="rId17"/>
+          <o:OLEObject Type="Embed" ProgID="Equation.3" ShapeID="_x0000_i1027" DrawAspect="Content" ObjectID="_1832758171" r:id="rId17"/>
         </w:object>
       </w:r>
       <w:r>

--- a/BSS_paper.docx
+++ b/BSS_paper.docx
@@ -28,13 +28,8 @@
         <w:t xml:space="preserve">*, </w:t>
       </w:r>
       <w:r>
-        <w:t xml:space="preserve">Khan M. </w:t>
-      </w:r>
-      <w:proofErr w:type="spellStart"/>
-      <w:r>
-        <w:t>Iftekharuddin</w:t>
-      </w:r>
-      <w:proofErr w:type="spellEnd"/>
+        <w:t>Khan M. Iftekharuddin</w:t>
+      </w:r>
       <w:r>
         <w:rPr>
           <w:vertAlign w:val="superscript"/>
@@ -100,15 +95,7 @@
         <w:t>a</w:t>
       </w:r>
       <w:r>
-        <w:t xml:space="preserve">tion of signals that decay with inverse square of the distance from each transmitter. A difference in our approach is that we don't make any prior assumptions about the signal statistics. This will allow the method to be used for a very general class of signals.  This approach works for waves where the speed of propagation is large relative to the sensor array dimension. This approach will apply to multisource audio </w:t>
-      </w:r>
-      <w:proofErr w:type="gramStart"/>
-      <w:r>
-        <w:t>separation, and</w:t>
-      </w:r>
-      <w:proofErr w:type="gramEnd"/>
-      <w:r>
-        <w:t xml:space="preserve"> will also for electromagnetic signal separation with possibly larger arrays. We also see potential applications in medical sensing, for example ultrasound. For more distant EM signals, we perform an analysis of the operating limits of the method for different receiver arrays configurations. For example, given a SNR of 80dB, we can use an array to separate sources with no prior knowledge and obtain a root mean squared error of 0.00551 for a signal with power (mean squared amplitude) of 1 unit</w:t>
+        <w:t>tion of signals that decay with inverse square of the distance from each transmitter. A difference in our approach is that we don't make any prior assumptions about the signal statistics. This will allow the method to be used for a very general class of signals.  This approach works for waves where the speed of propagation is large relative to the sensor array dimension. This approach will apply to multisource audio separation, and will also for electromagnetic signal separation with possibly larger arrays. We also see potential applications in medical sensing, for example ultrasound. For more distant EM signals, we perform an analysis of the operating limits of the method for different receiver arrays configurations. For example, given a SNR of 80dB, we can use an array to separate sources with no prior knowledge and obtain a root mean squared error of 0.00551 for a signal with power (mean squared amplitude) of 1 unit</w:t>
       </w:r>
       <w:r>
         <w:t>.</w:t>
@@ -166,43 +153,13 @@
         <w:t xml:space="preserve">Blind source separation is a problem where multiple signals transmitted </w:t>
       </w:r>
       <w:r>
-        <w:t xml:space="preserve">by multiple sources arrive at a receiver. The goal is to take the signal that is received from the combination of the sources and to determine what the original unmixed source signals are with the minimal error. Two approaches to this problem have been attempted in past research. Some groups have used a non-negative matrix factorization approach. This means looking at the receiver signal at multiple receivers such as in an array of </w:t>
-      </w:r>
-      <w:proofErr w:type="gramStart"/>
-      <w:r>
-        <w:t>sensors, and</w:t>
-      </w:r>
-      <w:proofErr w:type="gramEnd"/>
-      <w:r>
-        <w:t xml:space="preserve"> decomposing the measurement matrix into a transmission matrix and signal loss matrix. Our method improves upon this approach by using a more realistic model of amplitude mixing instead of power mixing. Existing methods use prior constraints on the transmitted signals to search for the unique solution from a space of low rank matrix factorization. We do not assume any preconditions on the transmitted signal, either signal statistics or cross correlation statistics between signals. We consider that the signals decay with inverse square </w:t>
-      </w:r>
-      <w:proofErr w:type="gramStart"/>
-      <w:r>
-        <w:t>loss, and</w:t>
-      </w:r>
-      <w:proofErr w:type="gramEnd"/>
-      <w:r>
-        <w:t xml:space="preserve"> use this knowledge to convert the underdetermined low rank matrix factorization into an overdetermined factorization problem given the receiver positions. There is other work using the receiver positions, which is different from our approach. </w:t>
+        <w:t xml:space="preserve">by multiple sources arrive at a receiver. The goal is to take the signal that is received from the combination of the sources and to determine what the original unmixed source signals are with the minimal error. Two approaches to this problem have been attempted in past research. Some groups have used a non-negative matrix factorization approach. This means looking at the receiver signal at multiple receivers such as in an array of sensors, and decomposing the measurement matrix into a transmission matrix and signal loss matrix. Our method improves upon this approach by using a more realistic model of amplitude mixing instead of power mixing. Existing methods use prior constraints on the transmitted signals to search for the unique solution from a space of low rank matrix factorization. We do not assume any preconditions on the transmitted signal, either signal statistics or cross correlation statistics between signals. We consider that the signals decay with inverse square loss, and use this knowledge to convert the underdetermined low rank matrix factorization into an overdetermined factorization problem given the receiver positions. There is other work using the receiver positions, which is different from our approach. </w:t>
       </w:r>
       <w:r>
         <w:rPr>
           <w:highlight w:val="yellow"/>
         </w:rPr>
-        <w:t xml:space="preserve">One sentence </w:t>
-      </w:r>
-      <w:proofErr w:type="gramStart"/>
-      <w:r>
-        <w:rPr>
-          <w:highlight w:val="yellow"/>
-        </w:rPr>
-        <w:t>why</w:t>
-      </w:r>
-      <w:proofErr w:type="gramEnd"/>
-      <w:r>
-        <w:rPr>
-          <w:highlight w:val="yellow"/>
-        </w:rPr>
-        <w:t xml:space="preserve"> our method is better than angle of arrival and existing receiver position methods.</w:t>
+        <w:t>One sentence why our method is better than angle of arrival and existing receiver position methods.</w:t>
       </w:r>
       <w:r>
         <w:t xml:space="preserve"> </w:t>
@@ -653,13 +610,7 @@
     <w:p/>
     <w:p>
       <w:r>
-        <w:t xml:space="preserve">For the blind source separation problem, when mixing signals from different communication transmitters, positive signals represent signal power </w:t>
-      </w:r>
-      <w:r>
-        <w:t>[1] [2] [3] [4]</w:t>
-      </w:r>
-      <w:r>
-        <w:t xml:space="preserve">. This can be useful, especially when separating signals that exist over multiple frequency bands. However, there is a problem with using </w:t>
+        <w:t xml:space="preserve">For the blind source separation problem, when mixing signals from different communication transmitters, positive signals represent signal power [1] [2] [3] [4]. This can be useful, especially when separating signals that exist over multiple frequency bands. However, there is a problem with using </w:t>
       </w:r>
       <w:r>
         <w:t>strictly</w:t>
@@ -766,15 +717,7 @@
     </w:p>
     <w:p>
       <w:r>
-        <w:t xml:space="preserve">Other approaches using different </w:t>
-      </w:r>
-      <w:proofErr w:type="gramStart"/>
-      <w:r>
-        <w:t>priors</w:t>
-      </w:r>
-      <w:proofErr w:type="gramEnd"/>
-      <w:r>
-        <w:t>, and then how we don’t need a prior</w:t>
+        <w:t>Other approaches using different priors, and then how we don’t need a prior</w:t>
       </w:r>
     </w:p>
     <w:p/>
@@ -797,10 +740,7 @@
         <w:pStyle w:val="Heading1"/>
       </w:pPr>
       <w:r>
-        <w:t>Method</w:t>
-      </w:r>
-      <w:r>
-        <w:t xml:space="preserve"> </w:t>
+        <w:t xml:space="preserve">Method </w:t>
       </w:r>
     </w:p>
     <w:p/>
@@ -812,15 +752,7 @@
         <w:t xml:space="preserve">atrix factorization </w:t>
       </w:r>
       <w:r>
-        <w:t xml:space="preserve">model for blind source separation of communication </w:t>
-      </w:r>
-      <w:proofErr w:type="gramStart"/>
-      <w:r>
-        <w:t>signals, and</w:t>
-      </w:r>
-      <w:proofErr w:type="gramEnd"/>
-      <w:r>
-        <w:t xml:space="preserve"> add information from the receiver array configuration which would be available to the user measuring incoming signals. This additional information, if used as a constraint on an inverse problem, takes an underdetermined low rank factorization, and turns it into an overdetermined matrix factorization. This gives us a quality known as identifiability </w:t>
+        <w:t xml:space="preserve">model for blind source separation of communication signals, and add information from the receiver array configuration which would be available to the user measuring incoming signals. This additional information, if used as a constraint on an inverse problem, takes an underdetermined low rank factorization, and turns it into an overdetermined matrix factorization. This gives us a quality known as identifiability </w:t>
       </w:r>
       <w:r>
         <w:t>[</w:t>
@@ -902,13 +834,7 @@
         <w:t>code, you can even penalize over the entire message for combinations of symbols with low probability. This is one advantage of our method, is that it is compatible with decision theory as currently applied to signal processing in communication and estimation theory</w:t>
       </w:r>
       <w:r>
-        <w:t xml:space="preserve"> </w:t>
-      </w:r>
-      <w:r>
-        <w:t>[8]</w:t>
-      </w:r>
-      <w:r>
-        <w:t xml:space="preserve"> </w:t>
+        <w:t xml:space="preserve"> [8] </w:t>
       </w:r>
       <w:r>
         <w:t>[9]</w:t>
@@ -932,7 +858,6 @@
       <w:r>
         <w:t xml:space="preserve"> in terms of the distance between the source transmitters positions </w:t>
       </w:r>
-      <w:proofErr w:type="gramStart"/>
       <w:r>
         <w:rPr>
           <w:i/>
@@ -940,7 +865,6 @@
         </w:rPr>
         <w:t>S</w:t>
       </w:r>
-      <w:proofErr w:type="gramEnd"/>
       <w:r>
         <w:t xml:space="preserve"> and the receiver array positions </w:t>
       </w:r>
@@ -978,7 +902,50 @@
           <w:i/>
           <w:iCs/>
         </w:rPr>
+        <w:t>M×</w:t>
+      </w:r>
+      <w:r>
+        <w:t>3</w:t>
+      </w:r>
+      <w:r>
+        <w:t xml:space="preserve"> matrix for </w:t>
+      </w:r>
+      <w:r>
+        <w:rPr>
+          <w:i/>
+          <w:iCs/>
+        </w:rPr>
         <w:t>M</w:t>
+      </w:r>
+      <w:r>
+        <w:t xml:space="preserve"> different source signals and 3 coordinates of space </w:t>
+      </w:r>
+      <w:r>
+        <w:rPr>
+          <w:i/>
+          <w:iCs/>
+        </w:rPr>
+        <w:t>x,y,z</w:t>
+      </w:r>
+      <w:r>
+        <w:t xml:space="preserve">. </w:t>
+      </w:r>
+      <w:r>
+        <w:rPr>
+          <w:i/>
+          <w:iCs/>
+        </w:rPr>
+        <w:t>R</w:t>
+      </w:r>
+      <w:r>
+        <w:t xml:space="preserve"> is an </w:t>
+      </w:r>
+      <w:r>
+        <w:rPr>
+          <w:i/>
+          <w:iCs/>
+        </w:rPr>
+        <w:t>N</w:t>
       </w:r>
       <w:r>
         <w:rPr>
@@ -998,10 +965,10 @@
           <w:i/>
           <w:iCs/>
         </w:rPr>
-        <w:t>M</w:t>
-      </w:r>
-      <w:r>
-        <w:t xml:space="preserve"> different source signals and 3 coordinates of space </w:t>
+        <w:t>N</w:t>
+      </w:r>
+      <w:r>
+        <w:t xml:space="preserve"> different receivers and again 3 coordinates of space </w:t>
       </w:r>
       <w:r>
         <w:rPr>
@@ -1014,1154 +981,1181 @@
         <w:t xml:space="preserve">. </w:t>
       </w:r>
       <w:r>
-        <w:rPr>
-          <w:i/>
-          <w:iCs/>
-        </w:rPr>
-        <w:t>R</w:t>
-      </w:r>
-      <w:r>
-        <w:t xml:space="preserve"> is an </w:t>
-      </w:r>
-      <w:r>
-        <w:rPr>
-          <w:i/>
-          <w:iCs/>
-        </w:rPr>
-        <w:t>N</w:t>
-      </w:r>
-      <w:r>
-        <w:rPr>
-          <w:i/>
-          <w:iCs/>
-        </w:rPr>
-        <w:t>×</w:t>
-      </w:r>
-      <w:r>
-        <w:t>3</w:t>
-      </w:r>
-      <w:r>
-        <w:t xml:space="preserve"> matrix for </w:t>
-      </w:r>
-      <w:r>
-        <w:rPr>
-          <w:i/>
-          <w:iCs/>
-        </w:rPr>
-        <w:t>N</w:t>
-      </w:r>
-      <w:r>
-        <w:t xml:space="preserve"> different receivers and again 3 coordinates of space </w:t>
-      </w:r>
-      <w:r>
-        <w:rPr>
-          <w:i/>
-          <w:iCs/>
-        </w:rPr>
-        <w:t>x,y,z</w:t>
-      </w:r>
-      <w:r>
-        <w:t xml:space="preserve">. </w:t>
+        <w:t>This is show</w:t>
+      </w:r>
+      <w:r>
+        <w:t>n</w:t>
+      </w:r>
+      <w:r>
+        <w:t xml:space="preserve"> below in eq. 2. </w:t>
       </w:r>
     </w:p>
     <w:p/>
     <w:p>
       <w:pPr>
+        <w:jc w:val="right"/>
         <w:rPr>
           <w:b/>
           <w:bCs/>
         </w:rPr>
       </w:pPr>
+      <m:oMath>
+        <m:r>
+          <w:rPr>
+            <w:rFonts w:ascii="Cambria Math" w:hAnsi="Cambria Math"/>
+          </w:rPr>
+          <m:t>P=UQ=</m:t>
+        </m:r>
+        <m:d>
+          <m:dPr>
+            <m:begChr m:val="["/>
+            <m:endChr m:val="]"/>
+            <m:ctrlPr>
+              <w:rPr>
+                <w:rFonts w:ascii="Cambria Math" w:hAnsi="Cambria Math"/>
+                <w:i/>
+              </w:rPr>
+            </m:ctrlPr>
+          </m:dPr>
+          <m:e>
+            <m:m>
+              <m:mPr>
+                <m:mcs>
+                  <m:mc>
+                    <m:mcPr>
+                      <m:count m:val="4"/>
+                      <m:mcJc m:val="center"/>
+                    </m:mcPr>
+                  </m:mc>
+                </m:mcs>
+                <m:ctrlPr>
+                  <w:rPr>
+                    <w:rFonts w:ascii="Cambria Math" w:hAnsi="Cambria Math"/>
+                    <w:i/>
+                  </w:rPr>
+                </m:ctrlPr>
+              </m:mPr>
+              <m:mr>
+                <m:e>
+                  <m:sSup>
+                    <m:sSupPr>
+                      <m:ctrlPr>
+                        <w:rPr>
+                          <w:rFonts w:ascii="Cambria Math" w:hAnsi="Cambria Math"/>
+                          <w:i/>
+                        </w:rPr>
+                      </m:ctrlPr>
+                    </m:sSupPr>
+                    <m:e>
+                      <m:d>
+                        <m:dPr>
+                          <m:begChr m:val="‖"/>
+                          <m:endChr m:val="‖"/>
+                          <m:ctrlPr>
+                            <w:rPr>
+                              <w:rFonts w:ascii="Cambria Math" w:hAnsi="Cambria Math"/>
+                              <w:i/>
+                            </w:rPr>
+                          </m:ctrlPr>
+                        </m:dPr>
+                        <m:e>
+                          <m:sSub>
+                            <m:sSubPr>
+                              <m:ctrlPr>
+                                <w:rPr>
+                                  <w:rFonts w:ascii="Cambria Math" w:hAnsi="Cambria Math"/>
+                                  <w:i/>
+                                </w:rPr>
+                              </m:ctrlPr>
+                            </m:sSubPr>
+                            <m:e>
+                              <m:r>
+                                <w:rPr>
+                                  <w:rFonts w:ascii="Cambria Math" w:hAnsi="Cambria Math"/>
+                                </w:rPr>
+                                <m:t>R</m:t>
+                              </m:r>
+                            </m:e>
+                            <m:sub>
+                              <m:r>
+                                <w:rPr>
+                                  <w:rFonts w:ascii="Cambria Math" w:hAnsi="Cambria Math"/>
+                                </w:rPr>
+                                <m:t>1</m:t>
+                              </m:r>
+                            </m:sub>
+                          </m:sSub>
+                          <m:r>
+                            <w:rPr>
+                              <w:rFonts w:ascii="Cambria Math" w:hAnsi="Cambria Math"/>
+                            </w:rPr>
+                            <m:t>-</m:t>
+                          </m:r>
+                          <m:sSub>
+                            <m:sSubPr>
+                              <m:ctrlPr>
+                                <w:rPr>
+                                  <w:rFonts w:ascii="Cambria Math" w:hAnsi="Cambria Math"/>
+                                  <w:i/>
+                                </w:rPr>
+                              </m:ctrlPr>
+                            </m:sSubPr>
+                            <m:e>
+                              <m:r>
+                                <w:rPr>
+                                  <w:rFonts w:ascii="Cambria Math" w:hAnsi="Cambria Math"/>
+                                </w:rPr>
+                                <m:t>S</m:t>
+                              </m:r>
+                            </m:e>
+                            <m:sub>
+                              <m:r>
+                                <w:rPr>
+                                  <w:rFonts w:ascii="Cambria Math" w:hAnsi="Cambria Math"/>
+                                </w:rPr>
+                                <m:t>1</m:t>
+                              </m:r>
+                            </m:sub>
+                          </m:sSub>
+                        </m:e>
+                      </m:d>
+                    </m:e>
+                    <m:sup>
+                      <m:r>
+                        <w:rPr>
+                          <w:rFonts w:ascii="Cambria Math" w:hAnsi="Cambria Math"/>
+                        </w:rPr>
+                        <m:t>-2</m:t>
+                      </m:r>
+                    </m:sup>
+                  </m:sSup>
+                </m:e>
+                <m:e>
+                  <m:sSup>
+                    <m:sSupPr>
+                      <m:ctrlPr>
+                        <w:rPr>
+                          <w:rFonts w:ascii="Cambria Math" w:hAnsi="Cambria Math"/>
+                          <w:i/>
+                        </w:rPr>
+                      </m:ctrlPr>
+                    </m:sSupPr>
+                    <m:e>
+                      <m:d>
+                        <m:dPr>
+                          <m:begChr m:val="‖"/>
+                          <m:endChr m:val="‖"/>
+                          <m:ctrlPr>
+                            <w:rPr>
+                              <w:rFonts w:ascii="Cambria Math" w:hAnsi="Cambria Math"/>
+                              <w:i/>
+                            </w:rPr>
+                          </m:ctrlPr>
+                        </m:dPr>
+                        <m:e>
+                          <m:sSub>
+                            <m:sSubPr>
+                              <m:ctrlPr>
+                                <w:rPr>
+                                  <w:rFonts w:ascii="Cambria Math" w:hAnsi="Cambria Math"/>
+                                  <w:i/>
+                                </w:rPr>
+                              </m:ctrlPr>
+                            </m:sSubPr>
+                            <m:e>
+                              <m:r>
+                                <w:rPr>
+                                  <w:rFonts w:ascii="Cambria Math" w:hAnsi="Cambria Math"/>
+                                </w:rPr>
+                                <m:t>R</m:t>
+                              </m:r>
+                            </m:e>
+                            <m:sub>
+                              <m:r>
+                                <w:rPr>
+                                  <w:rFonts w:ascii="Cambria Math" w:hAnsi="Cambria Math"/>
+                                </w:rPr>
+                                <m:t>1</m:t>
+                              </m:r>
+                            </m:sub>
+                          </m:sSub>
+                          <m:r>
+                            <w:rPr>
+                              <w:rFonts w:ascii="Cambria Math" w:hAnsi="Cambria Math"/>
+                            </w:rPr>
+                            <m:t>-</m:t>
+                          </m:r>
+                          <m:sSub>
+                            <m:sSubPr>
+                              <m:ctrlPr>
+                                <w:rPr>
+                                  <w:rFonts w:ascii="Cambria Math" w:hAnsi="Cambria Math"/>
+                                  <w:i/>
+                                </w:rPr>
+                              </m:ctrlPr>
+                            </m:sSubPr>
+                            <m:e>
+                              <m:r>
+                                <w:rPr>
+                                  <w:rFonts w:ascii="Cambria Math" w:hAnsi="Cambria Math"/>
+                                </w:rPr>
+                                <m:t>S</m:t>
+                              </m:r>
+                            </m:e>
+                            <m:sub>
+                              <m:r>
+                                <w:rPr>
+                                  <w:rFonts w:ascii="Cambria Math" w:hAnsi="Cambria Math"/>
+                                </w:rPr>
+                                <m:t>2</m:t>
+                              </m:r>
+                            </m:sub>
+                          </m:sSub>
+                        </m:e>
+                      </m:d>
+                    </m:e>
+                    <m:sup>
+                      <m:r>
+                        <w:rPr>
+                          <w:rFonts w:ascii="Cambria Math" w:hAnsi="Cambria Math"/>
+                        </w:rPr>
+                        <m:t>-2</m:t>
+                      </m:r>
+                    </m:sup>
+                  </m:sSup>
+                </m:e>
+                <m:e>
+                  <m:r>
+                    <w:rPr>
+                      <w:rFonts w:ascii="Cambria Math" w:hAnsi="Cambria Math"/>
+                    </w:rPr>
+                    <m:t>⋯</m:t>
+                  </m:r>
+                  <m:ctrlPr>
+                    <w:rPr>
+                      <w:rFonts w:ascii="Cambria Math" w:eastAsia="Cambria Math" w:hAnsi="Cambria Math" w:cs="Cambria Math"/>
+                      <w:i/>
+                    </w:rPr>
+                  </m:ctrlPr>
+                </m:e>
+                <m:e>
+                  <m:sSup>
+                    <m:sSupPr>
+                      <m:ctrlPr>
+                        <w:rPr>
+                          <w:rFonts w:ascii="Cambria Math" w:hAnsi="Cambria Math"/>
+                          <w:i/>
+                        </w:rPr>
+                      </m:ctrlPr>
+                    </m:sSupPr>
+                    <m:e>
+                      <m:d>
+                        <m:dPr>
+                          <m:begChr m:val="‖"/>
+                          <m:endChr m:val="‖"/>
+                          <m:ctrlPr>
+                            <w:rPr>
+                              <w:rFonts w:ascii="Cambria Math" w:hAnsi="Cambria Math"/>
+                              <w:i/>
+                            </w:rPr>
+                          </m:ctrlPr>
+                        </m:dPr>
+                        <m:e>
+                          <m:sSub>
+                            <m:sSubPr>
+                              <m:ctrlPr>
+                                <w:rPr>
+                                  <w:rFonts w:ascii="Cambria Math" w:hAnsi="Cambria Math"/>
+                                  <w:i/>
+                                </w:rPr>
+                              </m:ctrlPr>
+                            </m:sSubPr>
+                            <m:e>
+                              <m:r>
+                                <w:rPr>
+                                  <w:rFonts w:ascii="Cambria Math" w:hAnsi="Cambria Math"/>
+                                </w:rPr>
+                                <m:t>R</m:t>
+                              </m:r>
+                            </m:e>
+                            <m:sub>
+                              <m:r>
+                                <w:rPr>
+                                  <w:rFonts w:ascii="Cambria Math" w:hAnsi="Cambria Math"/>
+                                </w:rPr>
+                                <m:t>1</m:t>
+                              </m:r>
+                            </m:sub>
+                          </m:sSub>
+                          <m:r>
+                            <w:rPr>
+                              <w:rFonts w:ascii="Cambria Math" w:hAnsi="Cambria Math"/>
+                            </w:rPr>
+                            <m:t>-</m:t>
+                          </m:r>
+                          <m:sSub>
+                            <m:sSubPr>
+                              <m:ctrlPr>
+                                <w:rPr>
+                                  <w:rFonts w:ascii="Cambria Math" w:hAnsi="Cambria Math"/>
+                                  <w:i/>
+                                </w:rPr>
+                              </m:ctrlPr>
+                            </m:sSubPr>
+                            <m:e>
+                              <m:r>
+                                <w:rPr>
+                                  <w:rFonts w:ascii="Cambria Math" w:hAnsi="Cambria Math"/>
+                                </w:rPr>
+                                <m:t>S</m:t>
+                              </m:r>
+                            </m:e>
+                            <m:sub>
+                              <m:r>
+                                <w:rPr>
+                                  <w:rFonts w:ascii="Cambria Math" w:hAnsi="Cambria Math"/>
+                                </w:rPr>
+                                <m:t>N</m:t>
+                              </m:r>
+                            </m:sub>
+                          </m:sSub>
+                        </m:e>
+                      </m:d>
+                    </m:e>
+                    <m:sup>
+                      <m:r>
+                        <w:rPr>
+                          <w:rFonts w:ascii="Cambria Math" w:hAnsi="Cambria Math"/>
+                        </w:rPr>
+                        <m:t>-2</m:t>
+                      </m:r>
+                    </m:sup>
+                  </m:sSup>
+                  <m:ctrlPr>
+                    <w:rPr>
+                      <w:rFonts w:ascii="Cambria Math" w:eastAsia="Cambria Math" w:hAnsi="Cambria Math" w:cs="Cambria Math"/>
+                      <w:i/>
+                    </w:rPr>
+                  </m:ctrlPr>
+                </m:e>
+              </m:mr>
+              <m:mr>
+                <m:e>
+                  <m:sSup>
+                    <m:sSupPr>
+                      <m:ctrlPr>
+                        <w:rPr>
+                          <w:rFonts w:ascii="Cambria Math" w:eastAsia="Cambria Math" w:hAnsi="Cambria Math" w:cs="Cambria Math"/>
+                          <w:i/>
+                        </w:rPr>
+                      </m:ctrlPr>
+                    </m:sSupPr>
+                    <m:e>
+                      <m:d>
+                        <m:dPr>
+                          <m:begChr m:val="‖"/>
+                          <m:endChr m:val="‖"/>
+                          <m:ctrlPr>
+                            <w:rPr>
+                              <w:rFonts w:ascii="Cambria Math" w:eastAsia="Cambria Math" w:hAnsi="Cambria Math" w:cs="Cambria Math"/>
+                              <w:i/>
+                            </w:rPr>
+                          </m:ctrlPr>
+                        </m:dPr>
+                        <m:e>
+                          <m:sSub>
+                            <m:sSubPr>
+                              <m:ctrlPr>
+                                <w:rPr>
+                                  <w:rFonts w:ascii="Cambria Math" w:eastAsia="Cambria Math" w:hAnsi="Cambria Math" w:cs="Cambria Math"/>
+                                  <w:i/>
+                                </w:rPr>
+                              </m:ctrlPr>
+                            </m:sSubPr>
+                            <m:e>
+                              <m:r>
+                                <w:rPr>
+                                  <w:rFonts w:ascii="Cambria Math" w:eastAsia="Cambria Math" w:hAnsi="Cambria Math" w:cs="Cambria Math"/>
+                                </w:rPr>
+                                <m:t>R</m:t>
+                              </m:r>
+                            </m:e>
+                            <m:sub>
+                              <m:r>
+                                <w:rPr>
+                                  <w:rFonts w:ascii="Cambria Math" w:eastAsia="Cambria Math" w:hAnsi="Cambria Math" w:cs="Cambria Math"/>
+                                </w:rPr>
+                                <m:t>2</m:t>
+                              </m:r>
+                            </m:sub>
+                          </m:sSub>
+                          <m:r>
+                            <w:rPr>
+                              <w:rFonts w:ascii="Cambria Math" w:eastAsia="Cambria Math" w:hAnsi="Cambria Math" w:cs="Cambria Math"/>
+                            </w:rPr>
+                            <m:t>-</m:t>
+                          </m:r>
+                          <m:sSub>
+                            <m:sSubPr>
+                              <m:ctrlPr>
+                                <w:rPr>
+                                  <w:rFonts w:ascii="Cambria Math" w:eastAsia="Cambria Math" w:hAnsi="Cambria Math" w:cs="Cambria Math"/>
+                                  <w:i/>
+                                </w:rPr>
+                              </m:ctrlPr>
+                            </m:sSubPr>
+                            <m:e>
+                              <m:r>
+                                <w:rPr>
+                                  <w:rFonts w:ascii="Cambria Math" w:eastAsia="Cambria Math" w:hAnsi="Cambria Math" w:cs="Cambria Math"/>
+                                </w:rPr>
+                                <m:t>S</m:t>
+                              </m:r>
+                            </m:e>
+                            <m:sub>
+                              <m:r>
+                                <w:rPr>
+                                  <w:rFonts w:ascii="Cambria Math" w:eastAsia="Cambria Math" w:hAnsi="Cambria Math" w:cs="Cambria Math"/>
+                                </w:rPr>
+                                <m:t>1</m:t>
+                              </m:r>
+                            </m:sub>
+                          </m:sSub>
+                        </m:e>
+                      </m:d>
+                    </m:e>
+                    <m:sup>
+                      <m:r>
+                        <w:rPr>
+                          <w:rFonts w:ascii="Cambria Math" w:eastAsia="Cambria Math" w:hAnsi="Cambria Math" w:cs="Cambria Math"/>
+                        </w:rPr>
+                        <m:t>-2</m:t>
+                      </m:r>
+                    </m:sup>
+                  </m:sSup>
+                </m:e>
+                <m:e>
+                  <m:sSup>
+                    <m:sSupPr>
+                      <m:ctrlPr>
+                        <w:rPr>
+                          <w:rFonts w:ascii="Cambria Math" w:hAnsi="Cambria Math"/>
+                          <w:i/>
+                        </w:rPr>
+                      </m:ctrlPr>
+                    </m:sSupPr>
+                    <m:e>
+                      <m:d>
+                        <m:dPr>
+                          <m:begChr m:val="‖"/>
+                          <m:endChr m:val="‖"/>
+                          <m:ctrlPr>
+                            <w:rPr>
+                              <w:rFonts w:ascii="Cambria Math" w:hAnsi="Cambria Math"/>
+                              <w:i/>
+                            </w:rPr>
+                          </m:ctrlPr>
+                        </m:dPr>
+                        <m:e>
+                          <m:sSub>
+                            <m:sSubPr>
+                              <m:ctrlPr>
+                                <w:rPr>
+                                  <w:rFonts w:ascii="Cambria Math" w:hAnsi="Cambria Math"/>
+                                  <w:i/>
+                                </w:rPr>
+                              </m:ctrlPr>
+                            </m:sSubPr>
+                            <m:e>
+                              <m:r>
+                                <w:rPr>
+                                  <w:rFonts w:ascii="Cambria Math" w:hAnsi="Cambria Math"/>
+                                </w:rPr>
+                                <m:t>R</m:t>
+                              </m:r>
+                            </m:e>
+                            <m:sub>
+                              <m:r>
+                                <w:rPr>
+                                  <w:rFonts w:ascii="Cambria Math" w:hAnsi="Cambria Math"/>
+                                </w:rPr>
+                                <m:t>2</m:t>
+                              </m:r>
+                            </m:sub>
+                          </m:sSub>
+                          <m:r>
+                            <w:rPr>
+                              <w:rFonts w:ascii="Cambria Math" w:hAnsi="Cambria Math"/>
+                            </w:rPr>
+                            <m:t>-</m:t>
+                          </m:r>
+                          <m:sSub>
+                            <m:sSubPr>
+                              <m:ctrlPr>
+                                <w:rPr>
+                                  <w:rFonts w:ascii="Cambria Math" w:hAnsi="Cambria Math"/>
+                                  <w:i/>
+                                </w:rPr>
+                              </m:ctrlPr>
+                            </m:sSubPr>
+                            <m:e>
+                              <m:r>
+                                <w:rPr>
+                                  <w:rFonts w:ascii="Cambria Math" w:hAnsi="Cambria Math"/>
+                                </w:rPr>
+                                <m:t>S</m:t>
+                              </m:r>
+                            </m:e>
+                            <m:sub>
+                              <m:r>
+                                <w:rPr>
+                                  <w:rFonts w:ascii="Cambria Math" w:hAnsi="Cambria Math"/>
+                                </w:rPr>
+                                <m:t>2</m:t>
+                              </m:r>
+                            </m:sub>
+                          </m:sSub>
+                        </m:e>
+                      </m:d>
+                    </m:e>
+                    <m:sup>
+                      <m:r>
+                        <w:rPr>
+                          <w:rFonts w:ascii="Cambria Math" w:hAnsi="Cambria Math"/>
+                        </w:rPr>
+                        <m:t>-2</m:t>
+                      </m:r>
+                    </m:sup>
+                  </m:sSup>
+                  <m:ctrlPr>
+                    <w:rPr>
+                      <w:rFonts w:ascii="Cambria Math" w:eastAsia="Cambria Math" w:hAnsi="Cambria Math" w:cs="Cambria Math"/>
+                      <w:i/>
+                    </w:rPr>
+                  </m:ctrlPr>
+                </m:e>
+                <m:e>
+                  <m:r>
+                    <w:rPr>
+                      <w:rFonts w:ascii="Cambria Math" w:eastAsia="Cambria Math" w:hAnsi="Cambria Math" w:cs="Cambria Math"/>
+                    </w:rPr>
+                    <m:t>⋱</m:t>
+                  </m:r>
+                  <m:ctrlPr>
+                    <w:rPr>
+                      <w:rFonts w:ascii="Cambria Math" w:eastAsia="Cambria Math" w:hAnsi="Cambria Math" w:cs="Cambria Math"/>
+                      <w:i/>
+                    </w:rPr>
+                  </m:ctrlPr>
+                </m:e>
+                <m:e>
+                  <m:sSup>
+                    <m:sSupPr>
+                      <m:ctrlPr>
+                        <w:rPr>
+                          <w:rFonts w:ascii="Cambria Math" w:hAnsi="Cambria Math"/>
+                          <w:i/>
+                        </w:rPr>
+                      </m:ctrlPr>
+                    </m:sSupPr>
+                    <m:e>
+                      <m:d>
+                        <m:dPr>
+                          <m:begChr m:val="‖"/>
+                          <m:endChr m:val="‖"/>
+                          <m:ctrlPr>
+                            <w:rPr>
+                              <w:rFonts w:ascii="Cambria Math" w:hAnsi="Cambria Math"/>
+                              <w:i/>
+                            </w:rPr>
+                          </m:ctrlPr>
+                        </m:dPr>
+                        <m:e>
+                          <m:sSub>
+                            <m:sSubPr>
+                              <m:ctrlPr>
+                                <w:rPr>
+                                  <w:rFonts w:ascii="Cambria Math" w:hAnsi="Cambria Math"/>
+                                  <w:i/>
+                                </w:rPr>
+                              </m:ctrlPr>
+                            </m:sSubPr>
+                            <m:e>
+                              <m:r>
+                                <w:rPr>
+                                  <w:rFonts w:ascii="Cambria Math" w:hAnsi="Cambria Math"/>
+                                </w:rPr>
+                                <m:t>R</m:t>
+                              </m:r>
+                            </m:e>
+                            <m:sub>
+                              <m:r>
+                                <w:rPr>
+                                  <w:rFonts w:ascii="Cambria Math" w:hAnsi="Cambria Math"/>
+                                </w:rPr>
+                                <m:t>2</m:t>
+                              </m:r>
+                            </m:sub>
+                          </m:sSub>
+                          <m:r>
+                            <w:rPr>
+                              <w:rFonts w:ascii="Cambria Math" w:hAnsi="Cambria Math"/>
+                            </w:rPr>
+                            <m:t>-</m:t>
+                          </m:r>
+                          <m:sSub>
+                            <m:sSubPr>
+                              <m:ctrlPr>
+                                <w:rPr>
+                                  <w:rFonts w:ascii="Cambria Math" w:hAnsi="Cambria Math"/>
+                                  <w:i/>
+                                </w:rPr>
+                              </m:ctrlPr>
+                            </m:sSubPr>
+                            <m:e>
+                              <m:r>
+                                <w:rPr>
+                                  <w:rFonts w:ascii="Cambria Math" w:hAnsi="Cambria Math"/>
+                                </w:rPr>
+                                <m:t>S</m:t>
+                              </m:r>
+                            </m:e>
+                            <m:sub>
+                              <m:r>
+                                <w:rPr>
+                                  <w:rFonts w:ascii="Cambria Math" w:hAnsi="Cambria Math"/>
+                                </w:rPr>
+                                <m:t>N</m:t>
+                              </m:r>
+                            </m:sub>
+                          </m:sSub>
+                        </m:e>
+                      </m:d>
+                    </m:e>
+                    <m:sup>
+                      <m:r>
+                        <w:rPr>
+                          <w:rFonts w:ascii="Cambria Math" w:hAnsi="Cambria Math"/>
+                        </w:rPr>
+                        <m:t>-2</m:t>
+                      </m:r>
+                    </m:sup>
+                  </m:sSup>
+                  <m:ctrlPr>
+                    <w:rPr>
+                      <w:rFonts w:ascii="Cambria Math" w:eastAsia="Cambria Math" w:hAnsi="Cambria Math" w:cs="Cambria Math"/>
+                      <w:i/>
+                    </w:rPr>
+                  </m:ctrlPr>
+                </m:e>
+              </m:mr>
+              <m:mr>
+                <m:e>
+                  <m:r>
+                    <w:rPr>
+                      <w:rFonts w:ascii="Cambria Math" w:eastAsia="Cambria Math" w:hAnsi="Cambria Math" w:cs="Cambria Math"/>
+                    </w:rPr>
+                    <m:t>⋮</m:t>
+                  </m:r>
+                  <m:ctrlPr>
+                    <w:rPr>
+                      <w:rFonts w:ascii="Cambria Math" w:eastAsia="Cambria Math" w:hAnsi="Cambria Math" w:cs="Cambria Math"/>
+                      <w:i/>
+                    </w:rPr>
+                  </m:ctrlPr>
+                </m:e>
+                <m:e>
+                  <m:r>
+                    <w:rPr>
+                      <w:rFonts w:ascii="Cambria Math" w:eastAsia="Cambria Math" w:hAnsi="Cambria Math" w:cs="Cambria Math"/>
+                    </w:rPr>
+                    <m:t xml:space="preserve"> </m:t>
+                  </m:r>
+                  <m:ctrlPr>
+                    <w:rPr>
+                      <w:rFonts w:ascii="Cambria Math" w:eastAsia="Cambria Math" w:hAnsi="Cambria Math" w:cs="Cambria Math"/>
+                      <w:i/>
+                    </w:rPr>
+                  </m:ctrlPr>
+                </m:e>
+                <m:e>
+                  <m:r>
+                    <w:rPr>
+                      <w:rFonts w:ascii="Cambria Math" w:eastAsia="Cambria Math" w:hAnsi="Cambria Math" w:cs="Cambria Math"/>
+                    </w:rPr>
+                    <m:t xml:space="preserve"> </m:t>
+                  </m:r>
+                  <m:ctrlPr>
+                    <w:rPr>
+                      <w:rFonts w:ascii="Cambria Math" w:eastAsia="Cambria Math" w:hAnsi="Cambria Math" w:cs="Cambria Math"/>
+                      <w:i/>
+                    </w:rPr>
+                  </m:ctrlPr>
+                </m:e>
+                <m:e>
+                  <m:r>
+                    <w:rPr>
+                      <w:rFonts w:ascii="Cambria Math" w:eastAsia="Cambria Math" w:hAnsi="Cambria Math" w:cs="Cambria Math"/>
+                    </w:rPr>
+                    <m:t>⋮</m:t>
+                  </m:r>
+                  <m:ctrlPr>
+                    <w:rPr>
+                      <w:rFonts w:ascii="Cambria Math" w:eastAsia="Cambria Math" w:hAnsi="Cambria Math" w:cs="Cambria Math"/>
+                      <w:i/>
+                    </w:rPr>
+                  </m:ctrlPr>
+                </m:e>
+              </m:mr>
+              <m:mr>
+                <m:e>
+                  <m:sSup>
+                    <m:sSupPr>
+                      <m:ctrlPr>
+                        <w:rPr>
+                          <w:rFonts w:ascii="Cambria Math" w:eastAsia="Cambria Math" w:hAnsi="Cambria Math" w:cs="Cambria Math"/>
+                          <w:i/>
+                        </w:rPr>
+                      </m:ctrlPr>
+                    </m:sSupPr>
+                    <m:e>
+                      <m:d>
+                        <m:dPr>
+                          <m:begChr m:val="‖"/>
+                          <m:endChr m:val="‖"/>
+                          <m:ctrlPr>
+                            <w:rPr>
+                              <w:rFonts w:ascii="Cambria Math" w:eastAsia="Cambria Math" w:hAnsi="Cambria Math" w:cs="Cambria Math"/>
+                              <w:i/>
+                            </w:rPr>
+                          </m:ctrlPr>
+                        </m:dPr>
+                        <m:e>
+                          <m:sSub>
+                            <m:sSubPr>
+                              <m:ctrlPr>
+                                <w:rPr>
+                                  <w:rFonts w:ascii="Cambria Math" w:eastAsia="Cambria Math" w:hAnsi="Cambria Math" w:cs="Cambria Math"/>
+                                  <w:i/>
+                                </w:rPr>
+                              </m:ctrlPr>
+                            </m:sSubPr>
+                            <m:e>
+                              <m:r>
+                                <w:rPr>
+                                  <w:rFonts w:ascii="Cambria Math" w:eastAsia="Cambria Math" w:hAnsi="Cambria Math" w:cs="Cambria Math"/>
+                                </w:rPr>
+                                <m:t>R</m:t>
+                              </m:r>
+                            </m:e>
+                            <m:sub>
+                              <m:r>
+                                <w:rPr>
+                                  <w:rFonts w:ascii="Cambria Math" w:eastAsia="Cambria Math" w:hAnsi="Cambria Math" w:cs="Cambria Math"/>
+                                </w:rPr>
+                                <m:t>M</m:t>
+                              </m:r>
+                            </m:sub>
+                          </m:sSub>
+                          <m:r>
+                            <w:rPr>
+                              <w:rFonts w:ascii="Cambria Math" w:eastAsia="Cambria Math" w:hAnsi="Cambria Math" w:cs="Cambria Math"/>
+                            </w:rPr>
+                            <m:t>-</m:t>
+                          </m:r>
+                          <m:sSub>
+                            <m:sSubPr>
+                              <m:ctrlPr>
+                                <w:rPr>
+                                  <w:rFonts w:ascii="Cambria Math" w:eastAsia="Cambria Math" w:hAnsi="Cambria Math" w:cs="Cambria Math"/>
+                                  <w:i/>
+                                </w:rPr>
+                              </m:ctrlPr>
+                            </m:sSubPr>
+                            <m:e>
+                              <m:r>
+                                <w:rPr>
+                                  <w:rFonts w:ascii="Cambria Math" w:eastAsia="Cambria Math" w:hAnsi="Cambria Math" w:cs="Cambria Math"/>
+                                </w:rPr>
+                                <m:t>S</m:t>
+                              </m:r>
+                            </m:e>
+                            <m:sub>
+                              <m:r>
+                                <w:rPr>
+                                  <w:rFonts w:ascii="Cambria Math" w:eastAsia="Cambria Math" w:hAnsi="Cambria Math" w:cs="Cambria Math"/>
+                                </w:rPr>
+                                <m:t>1</m:t>
+                              </m:r>
+                            </m:sub>
+                          </m:sSub>
+                        </m:e>
+                      </m:d>
+                    </m:e>
+                    <m:sup>
+                      <m:r>
+                        <w:rPr>
+                          <w:rFonts w:ascii="Cambria Math" w:eastAsia="Cambria Math" w:hAnsi="Cambria Math" w:cs="Cambria Math"/>
+                        </w:rPr>
+                        <m:t>-2</m:t>
+                      </m:r>
+                    </m:sup>
+                  </m:sSup>
+                  <m:ctrlPr>
+                    <w:rPr>
+                      <w:rFonts w:ascii="Cambria Math" w:eastAsia="Cambria Math" w:hAnsi="Cambria Math" w:cs="Cambria Math"/>
+                      <w:i/>
+                    </w:rPr>
+                  </m:ctrlPr>
+                </m:e>
+                <m:e>
+                  <m:sSup>
+                    <m:sSupPr>
+                      <m:ctrlPr>
+                        <w:rPr>
+                          <w:rFonts w:ascii="Cambria Math" w:hAnsi="Cambria Math"/>
+                          <w:i/>
+                        </w:rPr>
+                      </m:ctrlPr>
+                    </m:sSupPr>
+                    <m:e>
+                      <m:d>
+                        <m:dPr>
+                          <m:begChr m:val="‖"/>
+                          <m:endChr m:val="‖"/>
+                          <m:ctrlPr>
+                            <w:rPr>
+                              <w:rFonts w:ascii="Cambria Math" w:hAnsi="Cambria Math"/>
+                              <w:i/>
+                            </w:rPr>
+                          </m:ctrlPr>
+                        </m:dPr>
+                        <m:e>
+                          <m:sSub>
+                            <m:sSubPr>
+                              <m:ctrlPr>
+                                <w:rPr>
+                                  <w:rFonts w:ascii="Cambria Math" w:hAnsi="Cambria Math"/>
+                                  <w:i/>
+                                </w:rPr>
+                              </m:ctrlPr>
+                            </m:sSubPr>
+                            <m:e>
+                              <m:r>
+                                <w:rPr>
+                                  <w:rFonts w:ascii="Cambria Math" w:hAnsi="Cambria Math"/>
+                                </w:rPr>
+                                <m:t>R</m:t>
+                              </m:r>
+                            </m:e>
+                            <m:sub>
+                              <m:r>
+                                <w:rPr>
+                                  <w:rFonts w:ascii="Cambria Math" w:hAnsi="Cambria Math"/>
+                                </w:rPr>
+                                <m:t>M</m:t>
+                              </m:r>
+                            </m:sub>
+                          </m:sSub>
+                          <m:r>
+                            <w:rPr>
+                              <w:rFonts w:ascii="Cambria Math" w:hAnsi="Cambria Math"/>
+                            </w:rPr>
+                            <m:t>-</m:t>
+                          </m:r>
+                          <m:sSub>
+                            <m:sSubPr>
+                              <m:ctrlPr>
+                                <w:rPr>
+                                  <w:rFonts w:ascii="Cambria Math" w:hAnsi="Cambria Math"/>
+                                  <w:i/>
+                                </w:rPr>
+                              </m:ctrlPr>
+                            </m:sSubPr>
+                            <m:e>
+                              <m:r>
+                                <w:rPr>
+                                  <w:rFonts w:ascii="Cambria Math" w:hAnsi="Cambria Math"/>
+                                </w:rPr>
+                                <m:t>S</m:t>
+                              </m:r>
+                            </m:e>
+                            <m:sub>
+                              <m:r>
+                                <w:rPr>
+                                  <w:rFonts w:ascii="Cambria Math" w:hAnsi="Cambria Math"/>
+                                </w:rPr>
+                                <m:t>2</m:t>
+                              </m:r>
+                            </m:sub>
+                          </m:sSub>
+                        </m:e>
+                      </m:d>
+                    </m:e>
+                    <m:sup>
+                      <m:r>
+                        <w:rPr>
+                          <w:rFonts w:ascii="Cambria Math" w:hAnsi="Cambria Math"/>
+                        </w:rPr>
+                        <m:t>-2</m:t>
+                      </m:r>
+                    </m:sup>
+                  </m:sSup>
+                  <m:ctrlPr>
+                    <w:rPr>
+                      <w:rFonts w:ascii="Cambria Math" w:eastAsia="Cambria Math" w:hAnsi="Cambria Math" w:cs="Cambria Math"/>
+                      <w:i/>
+                    </w:rPr>
+                  </m:ctrlPr>
+                </m:e>
+                <m:e>
+                  <m:r>
+                    <w:rPr>
+                      <w:rFonts w:ascii="Cambria Math" w:hAnsi="Cambria Math"/>
+                    </w:rPr>
+                    <m:t>⋯</m:t>
+                  </m:r>
+                  <m:ctrlPr>
+                    <w:rPr>
+                      <w:rFonts w:ascii="Cambria Math" w:eastAsia="Cambria Math" w:hAnsi="Cambria Math" w:cs="Cambria Math"/>
+                      <w:i/>
+                    </w:rPr>
+                  </m:ctrlPr>
+                </m:e>
+                <m:e>
+                  <m:sSup>
+                    <m:sSupPr>
+                      <m:ctrlPr>
+                        <w:rPr>
+                          <w:rFonts w:ascii="Cambria Math" w:hAnsi="Cambria Math"/>
+                          <w:i/>
+                        </w:rPr>
+                      </m:ctrlPr>
+                    </m:sSupPr>
+                    <m:e>
+                      <m:d>
+                        <m:dPr>
+                          <m:begChr m:val="‖"/>
+                          <m:endChr m:val="‖"/>
+                          <m:ctrlPr>
+                            <w:rPr>
+                              <w:rFonts w:ascii="Cambria Math" w:hAnsi="Cambria Math"/>
+                              <w:i/>
+                            </w:rPr>
+                          </m:ctrlPr>
+                        </m:dPr>
+                        <m:e>
+                          <m:sSub>
+                            <m:sSubPr>
+                              <m:ctrlPr>
+                                <w:rPr>
+                                  <w:rFonts w:ascii="Cambria Math" w:hAnsi="Cambria Math"/>
+                                  <w:i/>
+                                </w:rPr>
+                              </m:ctrlPr>
+                            </m:sSubPr>
+                            <m:e>
+                              <m:r>
+                                <w:rPr>
+                                  <w:rFonts w:ascii="Cambria Math" w:hAnsi="Cambria Math"/>
+                                </w:rPr>
+                                <m:t>R</m:t>
+                              </m:r>
+                            </m:e>
+                            <m:sub>
+                              <m:r>
+                                <w:rPr>
+                                  <w:rFonts w:ascii="Cambria Math" w:hAnsi="Cambria Math"/>
+                                </w:rPr>
+                                <m:t>M</m:t>
+                              </m:r>
+                            </m:sub>
+                          </m:sSub>
+                          <m:r>
+                            <w:rPr>
+                              <w:rFonts w:ascii="Cambria Math" w:hAnsi="Cambria Math"/>
+                            </w:rPr>
+                            <m:t>-</m:t>
+                          </m:r>
+                          <m:sSub>
+                            <m:sSubPr>
+                              <m:ctrlPr>
+                                <w:rPr>
+                                  <w:rFonts w:ascii="Cambria Math" w:hAnsi="Cambria Math"/>
+                                  <w:i/>
+                                </w:rPr>
+                              </m:ctrlPr>
+                            </m:sSubPr>
+                            <m:e>
+                              <m:r>
+                                <w:rPr>
+                                  <w:rFonts w:ascii="Cambria Math" w:hAnsi="Cambria Math"/>
+                                </w:rPr>
+                                <m:t>S</m:t>
+                              </m:r>
+                            </m:e>
+                            <m:sub>
+                              <m:r>
+                                <w:rPr>
+                                  <w:rFonts w:ascii="Cambria Math" w:hAnsi="Cambria Math"/>
+                                </w:rPr>
+                                <m:t>N</m:t>
+                              </m:r>
+                            </m:sub>
+                          </m:sSub>
+                        </m:e>
+                      </m:d>
+                    </m:e>
+                    <m:sup>
+                      <m:r>
+                        <w:rPr>
+                          <w:rFonts w:ascii="Cambria Math" w:hAnsi="Cambria Math"/>
+                        </w:rPr>
+                        <m:t>-2</m:t>
+                      </m:r>
+                    </m:sup>
+                  </m:sSup>
+                </m:e>
+              </m:mr>
+            </m:m>
+          </m:e>
+        </m:d>
+        <m:r>
+          <w:rPr>
+            <w:rFonts w:ascii="Cambria Math" w:hAnsi="Cambria Math"/>
+          </w:rPr>
+          <m:t>Q</m:t>
+        </m:r>
+      </m:oMath>
+      <w:r>
+        <w:t xml:space="preserve">                                        (2)</w:t>
+      </w:r>
+    </w:p>
+    <w:p/>
+    <w:p>
+      <w:r>
+        <w:t xml:space="preserve">And where </w:t>
+      </w:r>
+      <w:r>
+        <w:t>each term</w:t>
+      </w:r>
+      <w:r>
+        <w:t xml:space="preserve"> of inverse distance squared</w:t>
+      </w:r>
+      <w:r>
+        <w:t xml:space="preserve"> is given as below in eq. 3. </w:t>
+      </w:r>
+    </w:p>
+    <w:p/>
+    <w:p>
       <m:oMathPara>
         <m:oMath>
-          <m:r>
-            <w:rPr>
-              <w:rFonts w:ascii="Cambria Math" w:hAnsi="Cambria Math"/>
-            </w:rPr>
-            <m:t>P=UQ</m:t>
-          </m:r>
+          <m:sSup>
+            <m:sSupPr>
+              <m:ctrlPr>
+                <w:rPr>
+                  <w:rFonts w:ascii="Cambria Math" w:hAnsi="Cambria Math"/>
+                  <w:i/>
+                </w:rPr>
+              </m:ctrlPr>
+            </m:sSupPr>
+            <m:e>
+              <m:d>
+                <m:dPr>
+                  <m:begChr m:val="‖"/>
+                  <m:endChr m:val="‖"/>
+                  <m:ctrlPr>
+                    <w:rPr>
+                      <w:rFonts w:ascii="Cambria Math" w:hAnsi="Cambria Math"/>
+                      <w:i/>
+                    </w:rPr>
+                  </m:ctrlPr>
+                </m:dPr>
+                <m:e>
+                  <m:sSub>
+                    <m:sSubPr>
+                      <m:ctrlPr>
+                        <w:rPr>
+                          <w:rFonts w:ascii="Cambria Math" w:hAnsi="Cambria Math"/>
+                          <w:i/>
+                        </w:rPr>
+                      </m:ctrlPr>
+                    </m:sSubPr>
+                    <m:e>
+                      <m:r>
+                        <w:rPr>
+                          <w:rFonts w:ascii="Cambria Math" w:hAnsi="Cambria Math"/>
+                        </w:rPr>
+                        <m:t>R</m:t>
+                      </m:r>
+                    </m:e>
+                    <m:sub>
+                      <m:r>
+                        <w:rPr>
+                          <w:rFonts w:ascii="Cambria Math" w:hAnsi="Cambria Math"/>
+                        </w:rPr>
+                        <m:t>m</m:t>
+                      </m:r>
+                    </m:sub>
+                  </m:sSub>
+                  <m:r>
+                    <w:rPr>
+                      <w:rFonts w:ascii="Cambria Math" w:hAnsi="Cambria Math"/>
+                    </w:rPr>
+                    <m:t>-</m:t>
+                  </m:r>
+                  <m:sSub>
+                    <m:sSubPr>
+                      <m:ctrlPr>
+                        <w:rPr>
+                          <w:rFonts w:ascii="Cambria Math" w:hAnsi="Cambria Math"/>
+                          <w:i/>
+                        </w:rPr>
+                      </m:ctrlPr>
+                    </m:sSubPr>
+                    <m:e>
+                      <m:r>
+                        <w:rPr>
+                          <w:rFonts w:ascii="Cambria Math" w:hAnsi="Cambria Math"/>
+                        </w:rPr>
+                        <m:t>S</m:t>
+                      </m:r>
+                    </m:e>
+                    <m:sub>
+                      <m:r>
+                        <w:rPr>
+                          <w:rFonts w:ascii="Cambria Math" w:hAnsi="Cambria Math"/>
+                        </w:rPr>
+                        <m:t>n</m:t>
+                      </m:r>
+                    </m:sub>
+                  </m:sSub>
+                </m:e>
+              </m:d>
+            </m:e>
+            <m:sup>
+              <m:r>
+                <w:rPr>
+                  <w:rFonts w:ascii="Cambria Math" w:hAnsi="Cambria Math"/>
+                </w:rPr>
+                <m:t>-2</m:t>
+              </m:r>
+            </m:sup>
+          </m:sSup>
           <m:r>
             <w:rPr>
               <w:rFonts w:ascii="Cambria Math" w:hAnsi="Cambria Math"/>
             </w:rPr>
             <m:t>=</m:t>
           </m:r>
-          <m:d>
-            <m:dPr>
-              <m:begChr m:val="["/>
-              <m:endChr m:val="]"/>
-              <m:ctrlPr>
-                <w:rPr>
-                  <w:rFonts w:ascii="Cambria Math" w:hAnsi="Cambria Math"/>
-                  <w:i/>
-                </w:rPr>
-              </m:ctrlPr>
-            </m:dPr>
-            <m:e>
-              <m:m>
-                <m:mPr>
-                  <m:mcs>
-                    <m:mc>
-                      <m:mcPr>
-                        <m:count m:val="4"/>
-                        <m:mcJc m:val="center"/>
-                      </m:mcPr>
-                    </m:mc>
-                  </m:mcs>
-                  <m:ctrlPr>
-                    <w:rPr>
-                      <w:rFonts w:ascii="Cambria Math" w:hAnsi="Cambria Math"/>
-                      <w:i/>
-                    </w:rPr>
-                  </m:ctrlPr>
-                </m:mPr>
-                <m:mr>
-                  <m:e>
-                    <m:sSup>
-                      <m:sSupPr>
-                        <m:ctrlPr>
-                          <w:rPr>
-                            <w:rFonts w:ascii="Cambria Math" w:hAnsi="Cambria Math"/>
-                            <w:i/>
-                          </w:rPr>
-                        </m:ctrlPr>
-                      </m:sSupPr>
-                      <m:e>
-                        <m:d>
-                          <m:dPr>
-                            <m:begChr m:val="‖"/>
-                            <m:endChr m:val="‖"/>
-                            <m:ctrlPr>
-                              <w:rPr>
-                                <w:rFonts w:ascii="Cambria Math" w:hAnsi="Cambria Math"/>
-                                <w:i/>
-                              </w:rPr>
-                            </m:ctrlPr>
-                          </m:dPr>
-                          <m:e>
-                            <m:sSub>
-                              <m:sSubPr>
-                                <m:ctrlPr>
-                                  <w:rPr>
-                                    <w:rFonts w:ascii="Cambria Math" w:hAnsi="Cambria Math"/>
-                                    <w:i/>
-                                  </w:rPr>
-                                </m:ctrlPr>
-                              </m:sSubPr>
-                              <m:e>
-                                <m:r>
-                                  <w:rPr>
-                                    <w:rFonts w:ascii="Cambria Math" w:hAnsi="Cambria Math"/>
-                                  </w:rPr>
-                                  <m:t>R</m:t>
-                                </m:r>
-                              </m:e>
-                              <m:sub>
-                                <m:r>
-                                  <w:rPr>
-                                    <w:rFonts w:ascii="Cambria Math" w:hAnsi="Cambria Math"/>
-                                  </w:rPr>
-                                  <m:t>1</m:t>
-                                </m:r>
-                              </m:sub>
-                            </m:sSub>
-                            <m:r>
-                              <w:rPr>
-                                <w:rFonts w:ascii="Cambria Math" w:hAnsi="Cambria Math"/>
-                              </w:rPr>
-                              <m:t>-</m:t>
-                            </m:r>
-                            <m:sSub>
-                              <m:sSubPr>
-                                <m:ctrlPr>
-                                  <w:rPr>
-                                    <w:rFonts w:ascii="Cambria Math" w:hAnsi="Cambria Math"/>
-                                    <w:i/>
-                                  </w:rPr>
-                                </m:ctrlPr>
-                              </m:sSubPr>
-                              <m:e>
-                                <m:r>
-                                  <w:rPr>
-                                    <w:rFonts w:ascii="Cambria Math" w:hAnsi="Cambria Math"/>
-                                  </w:rPr>
-                                  <m:t>S</m:t>
-                                </m:r>
-                              </m:e>
-                              <m:sub>
-                                <m:r>
-                                  <w:rPr>
-                                    <w:rFonts w:ascii="Cambria Math" w:hAnsi="Cambria Math"/>
-                                  </w:rPr>
-                                  <m:t>1</m:t>
-                                </m:r>
-                              </m:sub>
-                            </m:sSub>
-                          </m:e>
-                        </m:d>
-                      </m:e>
-                      <m:sup>
-                        <m:r>
-                          <w:rPr>
-                            <w:rFonts w:ascii="Cambria Math" w:hAnsi="Cambria Math"/>
-                          </w:rPr>
-                          <m:t>-</m:t>
-                        </m:r>
-                        <m:r>
-                          <w:rPr>
-                            <w:rFonts w:ascii="Cambria Math" w:hAnsi="Cambria Math"/>
-                          </w:rPr>
-                          <m:t>2</m:t>
-                        </m:r>
-                      </m:sup>
-                    </m:sSup>
-                  </m:e>
-                  <m:e>
-                    <m:sSup>
-                      <m:sSupPr>
-                        <m:ctrlPr>
-                          <w:rPr>
-                            <w:rFonts w:ascii="Cambria Math" w:hAnsi="Cambria Math"/>
-                            <w:i/>
-                          </w:rPr>
-                        </m:ctrlPr>
-                      </m:sSupPr>
-                      <m:e>
-                        <m:d>
-                          <m:dPr>
-                            <m:begChr m:val="‖"/>
-                            <m:endChr m:val="‖"/>
-                            <m:ctrlPr>
-                              <w:rPr>
-                                <w:rFonts w:ascii="Cambria Math" w:hAnsi="Cambria Math"/>
-                                <w:i/>
-                              </w:rPr>
-                            </m:ctrlPr>
-                          </m:dPr>
-                          <m:e>
-                            <m:sSub>
-                              <m:sSubPr>
-                                <m:ctrlPr>
-                                  <w:rPr>
-                                    <w:rFonts w:ascii="Cambria Math" w:hAnsi="Cambria Math"/>
-                                    <w:i/>
-                                  </w:rPr>
-                                </m:ctrlPr>
-                              </m:sSubPr>
-                              <m:e>
-                                <m:r>
-                                  <w:rPr>
-                                    <w:rFonts w:ascii="Cambria Math" w:hAnsi="Cambria Math"/>
-                                  </w:rPr>
-                                  <m:t>R</m:t>
-                                </m:r>
-                              </m:e>
-                              <m:sub>
-                                <m:r>
-                                  <w:rPr>
-                                    <w:rFonts w:ascii="Cambria Math" w:hAnsi="Cambria Math"/>
-                                  </w:rPr>
-                                  <m:t>1</m:t>
-                                </m:r>
-                              </m:sub>
-                            </m:sSub>
-                            <m:r>
-                              <w:rPr>
-                                <w:rFonts w:ascii="Cambria Math" w:hAnsi="Cambria Math"/>
-                              </w:rPr>
-                              <m:t>-</m:t>
-                            </m:r>
-                            <m:sSub>
-                              <m:sSubPr>
-                                <m:ctrlPr>
-                                  <w:rPr>
-                                    <w:rFonts w:ascii="Cambria Math" w:hAnsi="Cambria Math"/>
-                                    <w:i/>
-                                  </w:rPr>
-                                </m:ctrlPr>
-                              </m:sSubPr>
-                              <m:e>
-                                <m:r>
-                                  <w:rPr>
-                                    <w:rFonts w:ascii="Cambria Math" w:hAnsi="Cambria Math"/>
-                                  </w:rPr>
-                                  <m:t>S</m:t>
-                                </m:r>
-                              </m:e>
-                              <m:sub>
-                                <m:r>
-                                  <w:rPr>
-                                    <w:rFonts w:ascii="Cambria Math" w:hAnsi="Cambria Math"/>
-                                  </w:rPr>
-                                  <m:t>2</m:t>
-                                </m:r>
-                              </m:sub>
-                            </m:sSub>
-                          </m:e>
-                        </m:d>
-                      </m:e>
-                      <m:sup>
-                        <m:r>
-                          <w:rPr>
-                            <w:rFonts w:ascii="Cambria Math" w:hAnsi="Cambria Math"/>
-                          </w:rPr>
-                          <m:t>-</m:t>
-                        </m:r>
-                        <m:r>
-                          <w:rPr>
-                            <w:rFonts w:ascii="Cambria Math" w:hAnsi="Cambria Math"/>
-                          </w:rPr>
-                          <m:t>2</m:t>
-                        </m:r>
-                      </m:sup>
-                    </m:sSup>
-                  </m:e>
-                  <m:e>
-                    <m:r>
-                      <w:rPr>
-                        <w:rFonts w:ascii="Cambria Math" w:hAnsi="Cambria Math"/>
-                      </w:rPr>
-                      <m:t>⋯</m:t>
-                    </m:r>
-                    <m:ctrlPr>
-                      <w:rPr>
-                        <w:rFonts w:ascii="Cambria Math" w:eastAsia="Cambria Math" w:hAnsi="Cambria Math" w:cs="Cambria Math"/>
-                        <w:i/>
-                      </w:rPr>
-                    </m:ctrlPr>
-                  </m:e>
-                  <m:e>
-                    <m:sSup>
-                      <m:sSupPr>
-                        <m:ctrlPr>
-                          <w:rPr>
-                            <w:rFonts w:ascii="Cambria Math" w:hAnsi="Cambria Math"/>
-                            <w:i/>
-                          </w:rPr>
-                        </m:ctrlPr>
-                      </m:sSupPr>
-                      <m:e>
-                        <m:d>
-                          <m:dPr>
-                            <m:begChr m:val="‖"/>
-                            <m:endChr m:val="‖"/>
-                            <m:ctrlPr>
-                              <w:rPr>
-                                <w:rFonts w:ascii="Cambria Math" w:hAnsi="Cambria Math"/>
-                                <w:i/>
-                              </w:rPr>
-                            </m:ctrlPr>
-                          </m:dPr>
-                          <m:e>
-                            <m:sSub>
-                              <m:sSubPr>
-                                <m:ctrlPr>
-                                  <w:rPr>
-                                    <w:rFonts w:ascii="Cambria Math" w:hAnsi="Cambria Math"/>
-                                    <w:i/>
-                                  </w:rPr>
-                                </m:ctrlPr>
-                              </m:sSubPr>
-                              <m:e>
-                                <m:r>
-                                  <w:rPr>
-                                    <w:rFonts w:ascii="Cambria Math" w:hAnsi="Cambria Math"/>
-                                  </w:rPr>
-                                  <m:t>R</m:t>
-                                </m:r>
-                              </m:e>
-                              <m:sub>
-                                <m:r>
-                                  <w:rPr>
-                                    <w:rFonts w:ascii="Cambria Math" w:hAnsi="Cambria Math"/>
-                                  </w:rPr>
-                                  <m:t>1</m:t>
-                                </m:r>
-                              </m:sub>
-                            </m:sSub>
-                            <m:r>
-                              <w:rPr>
-                                <w:rFonts w:ascii="Cambria Math" w:hAnsi="Cambria Math"/>
-                              </w:rPr>
-                              <m:t>-</m:t>
-                            </m:r>
-                            <m:sSub>
-                              <m:sSubPr>
-                                <m:ctrlPr>
-                                  <w:rPr>
-                                    <w:rFonts w:ascii="Cambria Math" w:hAnsi="Cambria Math"/>
-                                    <w:i/>
-                                  </w:rPr>
-                                </m:ctrlPr>
-                              </m:sSubPr>
-                              <m:e>
-                                <m:r>
-                                  <w:rPr>
-                                    <w:rFonts w:ascii="Cambria Math" w:hAnsi="Cambria Math"/>
-                                  </w:rPr>
-                                  <m:t>S</m:t>
-                                </m:r>
-                              </m:e>
-                              <m:sub>
-                                <m:r>
-                                  <w:rPr>
-                                    <w:rFonts w:ascii="Cambria Math" w:hAnsi="Cambria Math"/>
-                                  </w:rPr>
-                                  <m:t>N</m:t>
-                                </m:r>
-                              </m:sub>
-                            </m:sSub>
-                          </m:e>
-                        </m:d>
-                      </m:e>
-                      <m:sup>
-                        <m:r>
-                          <w:rPr>
-                            <w:rFonts w:ascii="Cambria Math" w:hAnsi="Cambria Math"/>
-                          </w:rPr>
-                          <m:t>-</m:t>
-                        </m:r>
-                        <m:r>
-                          <w:rPr>
-                            <w:rFonts w:ascii="Cambria Math" w:hAnsi="Cambria Math"/>
-                          </w:rPr>
-                          <m:t>2</m:t>
-                        </m:r>
-                      </m:sup>
-                    </m:sSup>
-                    <m:ctrlPr>
-                      <w:rPr>
-                        <w:rFonts w:ascii="Cambria Math" w:eastAsia="Cambria Math" w:hAnsi="Cambria Math" w:cs="Cambria Math"/>
-                        <w:i/>
-                      </w:rPr>
-                    </m:ctrlPr>
-                  </m:e>
-                </m:mr>
-                <m:mr>
-                  <m:e>
-                    <m:sSup>
-                      <m:sSupPr>
-                        <m:ctrlPr>
-                          <w:rPr>
-                            <w:rFonts w:ascii="Cambria Math" w:eastAsia="Cambria Math" w:hAnsi="Cambria Math" w:cs="Cambria Math"/>
-                            <w:i/>
-                          </w:rPr>
-                        </m:ctrlPr>
-                      </m:sSupPr>
-                      <m:e>
-                        <m:d>
-                          <m:dPr>
-                            <m:begChr m:val="‖"/>
-                            <m:endChr m:val="‖"/>
-                            <m:ctrlPr>
-                              <w:rPr>
-                                <w:rFonts w:ascii="Cambria Math" w:eastAsia="Cambria Math" w:hAnsi="Cambria Math" w:cs="Cambria Math"/>
-                                <w:i/>
-                              </w:rPr>
-                            </m:ctrlPr>
-                          </m:dPr>
-                          <m:e>
-                            <m:sSub>
-                              <m:sSubPr>
-                                <m:ctrlPr>
-                                  <w:rPr>
-                                    <w:rFonts w:ascii="Cambria Math" w:eastAsia="Cambria Math" w:hAnsi="Cambria Math" w:cs="Cambria Math"/>
-                                    <w:i/>
-                                  </w:rPr>
-                                </m:ctrlPr>
-                              </m:sSubPr>
-                              <m:e>
-                                <m:r>
-                                  <w:rPr>
-                                    <w:rFonts w:ascii="Cambria Math" w:eastAsia="Cambria Math" w:hAnsi="Cambria Math" w:cs="Cambria Math"/>
-                                  </w:rPr>
-                                  <m:t>R</m:t>
-                                </m:r>
-                              </m:e>
-                              <m:sub>
-                                <m:r>
-                                  <w:rPr>
-                                    <w:rFonts w:ascii="Cambria Math" w:eastAsia="Cambria Math" w:hAnsi="Cambria Math" w:cs="Cambria Math"/>
-                                  </w:rPr>
-                                  <m:t>2</m:t>
-                                </m:r>
-                              </m:sub>
-                            </m:sSub>
-                            <m:r>
-                              <w:rPr>
-                                <w:rFonts w:ascii="Cambria Math" w:eastAsia="Cambria Math" w:hAnsi="Cambria Math" w:cs="Cambria Math"/>
-                              </w:rPr>
-                              <m:t>-</m:t>
-                            </m:r>
-                            <m:sSub>
-                              <m:sSubPr>
-                                <m:ctrlPr>
-                                  <w:rPr>
-                                    <w:rFonts w:ascii="Cambria Math" w:eastAsia="Cambria Math" w:hAnsi="Cambria Math" w:cs="Cambria Math"/>
-                                    <w:i/>
-                                  </w:rPr>
-                                </m:ctrlPr>
-                              </m:sSubPr>
-                              <m:e>
-                                <m:r>
-                                  <w:rPr>
-                                    <w:rFonts w:ascii="Cambria Math" w:eastAsia="Cambria Math" w:hAnsi="Cambria Math" w:cs="Cambria Math"/>
-                                  </w:rPr>
-                                  <m:t>S</m:t>
-                                </m:r>
-                              </m:e>
-                              <m:sub>
-                                <m:r>
-                                  <w:rPr>
-                                    <w:rFonts w:ascii="Cambria Math" w:eastAsia="Cambria Math" w:hAnsi="Cambria Math" w:cs="Cambria Math"/>
-                                  </w:rPr>
-                                  <m:t>1</m:t>
-                                </m:r>
-                              </m:sub>
-                            </m:sSub>
-                          </m:e>
-                        </m:d>
-                      </m:e>
-                      <m:sup>
-                        <m:r>
-                          <w:rPr>
-                            <w:rFonts w:ascii="Cambria Math" w:eastAsia="Cambria Math" w:hAnsi="Cambria Math" w:cs="Cambria Math"/>
-                          </w:rPr>
-                          <m:t>-</m:t>
-                        </m:r>
-                        <m:r>
-                          <w:rPr>
-                            <w:rFonts w:ascii="Cambria Math" w:eastAsia="Cambria Math" w:hAnsi="Cambria Math" w:cs="Cambria Math"/>
-                          </w:rPr>
-                          <m:t>2</m:t>
-                        </m:r>
-                      </m:sup>
-                    </m:sSup>
-                  </m:e>
-                  <m:e>
-                    <m:sSup>
-                      <m:sSupPr>
-                        <m:ctrlPr>
-                          <w:rPr>
-                            <w:rFonts w:ascii="Cambria Math" w:hAnsi="Cambria Math"/>
-                            <w:i/>
-                          </w:rPr>
-                        </m:ctrlPr>
-                      </m:sSupPr>
-                      <m:e>
-                        <m:d>
-                          <m:dPr>
-                            <m:begChr m:val="‖"/>
-                            <m:endChr m:val="‖"/>
-                            <m:ctrlPr>
-                              <w:rPr>
-                                <w:rFonts w:ascii="Cambria Math" w:hAnsi="Cambria Math"/>
-                                <w:i/>
-                              </w:rPr>
-                            </m:ctrlPr>
-                          </m:dPr>
-                          <m:e>
-                            <m:sSub>
-                              <m:sSubPr>
-                                <m:ctrlPr>
-                                  <w:rPr>
-                                    <w:rFonts w:ascii="Cambria Math" w:hAnsi="Cambria Math"/>
-                                    <w:i/>
-                                  </w:rPr>
-                                </m:ctrlPr>
-                              </m:sSubPr>
-                              <m:e>
-                                <m:r>
-                                  <w:rPr>
-                                    <w:rFonts w:ascii="Cambria Math" w:hAnsi="Cambria Math"/>
-                                  </w:rPr>
-                                  <m:t>R</m:t>
-                                </m:r>
-                              </m:e>
-                              <m:sub>
-                                <m:r>
-                                  <w:rPr>
-                                    <w:rFonts w:ascii="Cambria Math" w:hAnsi="Cambria Math"/>
-                                  </w:rPr>
-                                  <m:t>2</m:t>
-                                </m:r>
-                              </m:sub>
-                            </m:sSub>
-                            <m:r>
-                              <w:rPr>
-                                <w:rFonts w:ascii="Cambria Math" w:hAnsi="Cambria Math"/>
-                              </w:rPr>
-                              <m:t>-</m:t>
-                            </m:r>
-                            <m:sSub>
-                              <m:sSubPr>
-                                <m:ctrlPr>
-                                  <w:rPr>
-                                    <w:rFonts w:ascii="Cambria Math" w:hAnsi="Cambria Math"/>
-                                    <w:i/>
-                                  </w:rPr>
-                                </m:ctrlPr>
-                              </m:sSubPr>
-                              <m:e>
-                                <m:r>
-                                  <w:rPr>
-                                    <w:rFonts w:ascii="Cambria Math" w:hAnsi="Cambria Math"/>
-                                  </w:rPr>
-                                  <m:t>S</m:t>
-                                </m:r>
-                              </m:e>
-                              <m:sub>
-                                <m:r>
-                                  <w:rPr>
-                                    <w:rFonts w:ascii="Cambria Math" w:hAnsi="Cambria Math"/>
-                                  </w:rPr>
-                                  <m:t>2</m:t>
-                                </m:r>
-                              </m:sub>
-                            </m:sSub>
-                          </m:e>
-                        </m:d>
-                      </m:e>
-                      <m:sup>
-                        <m:r>
-                          <w:rPr>
-                            <w:rFonts w:ascii="Cambria Math" w:hAnsi="Cambria Math"/>
-                          </w:rPr>
-                          <m:t>-</m:t>
-                        </m:r>
-                        <m:r>
-                          <w:rPr>
-                            <w:rFonts w:ascii="Cambria Math" w:hAnsi="Cambria Math"/>
-                          </w:rPr>
-                          <m:t>2</m:t>
-                        </m:r>
-                      </m:sup>
-                    </m:sSup>
-                    <m:ctrlPr>
-                      <w:rPr>
-                        <w:rFonts w:ascii="Cambria Math" w:eastAsia="Cambria Math" w:hAnsi="Cambria Math" w:cs="Cambria Math"/>
-                        <w:i/>
-                      </w:rPr>
-                    </m:ctrlPr>
-                  </m:e>
-                  <m:e>
-                    <m:r>
-                      <w:rPr>
-                        <w:rFonts w:ascii="Cambria Math" w:eastAsia="Cambria Math" w:hAnsi="Cambria Math" w:cs="Cambria Math"/>
-                      </w:rPr>
-                      <m:t>⋱</m:t>
-                    </m:r>
-                    <m:ctrlPr>
-                      <w:rPr>
-                        <w:rFonts w:ascii="Cambria Math" w:eastAsia="Cambria Math" w:hAnsi="Cambria Math" w:cs="Cambria Math"/>
-                        <w:i/>
-                      </w:rPr>
-                    </m:ctrlPr>
-                  </m:e>
-                  <m:e>
-                    <m:sSup>
-                      <m:sSupPr>
-                        <m:ctrlPr>
-                          <w:rPr>
-                            <w:rFonts w:ascii="Cambria Math" w:hAnsi="Cambria Math"/>
-                            <w:i/>
-                          </w:rPr>
-                        </m:ctrlPr>
-                      </m:sSupPr>
-                      <m:e>
-                        <m:d>
-                          <m:dPr>
-                            <m:begChr m:val="‖"/>
-                            <m:endChr m:val="‖"/>
-                            <m:ctrlPr>
-                              <w:rPr>
-                                <w:rFonts w:ascii="Cambria Math" w:hAnsi="Cambria Math"/>
-                                <w:i/>
-                              </w:rPr>
-                            </m:ctrlPr>
-                          </m:dPr>
-                          <m:e>
-                            <m:sSub>
-                              <m:sSubPr>
-                                <m:ctrlPr>
-                                  <w:rPr>
-                                    <w:rFonts w:ascii="Cambria Math" w:hAnsi="Cambria Math"/>
-                                    <w:i/>
-                                  </w:rPr>
-                                </m:ctrlPr>
-                              </m:sSubPr>
-                              <m:e>
-                                <m:r>
-                                  <w:rPr>
-                                    <w:rFonts w:ascii="Cambria Math" w:hAnsi="Cambria Math"/>
-                                  </w:rPr>
-                                  <m:t>R</m:t>
-                                </m:r>
-                              </m:e>
-                              <m:sub>
-                                <m:r>
-                                  <w:rPr>
-                                    <w:rFonts w:ascii="Cambria Math" w:hAnsi="Cambria Math"/>
-                                  </w:rPr>
-                                  <m:t>2</m:t>
-                                </m:r>
-                              </m:sub>
-                            </m:sSub>
-                            <m:r>
-                              <w:rPr>
-                                <w:rFonts w:ascii="Cambria Math" w:hAnsi="Cambria Math"/>
-                              </w:rPr>
-                              <m:t>-</m:t>
-                            </m:r>
-                            <m:sSub>
-                              <m:sSubPr>
-                                <m:ctrlPr>
-                                  <w:rPr>
-                                    <w:rFonts w:ascii="Cambria Math" w:hAnsi="Cambria Math"/>
-                                    <w:i/>
-                                  </w:rPr>
-                                </m:ctrlPr>
-                              </m:sSubPr>
-                              <m:e>
-                                <m:r>
-                                  <w:rPr>
-                                    <w:rFonts w:ascii="Cambria Math" w:hAnsi="Cambria Math"/>
-                                  </w:rPr>
-                                  <m:t>S</m:t>
-                                </m:r>
-                              </m:e>
-                              <m:sub>
-                                <m:r>
-                                  <w:rPr>
-                                    <w:rFonts w:ascii="Cambria Math" w:hAnsi="Cambria Math"/>
-                                  </w:rPr>
-                                  <m:t>N</m:t>
-                                </m:r>
-                              </m:sub>
-                            </m:sSub>
-                          </m:e>
-                        </m:d>
-                      </m:e>
-                      <m:sup>
-                        <m:r>
-                          <w:rPr>
-                            <w:rFonts w:ascii="Cambria Math" w:hAnsi="Cambria Math"/>
-                          </w:rPr>
-                          <m:t>-</m:t>
-                        </m:r>
-                        <m:r>
-                          <w:rPr>
-                            <w:rFonts w:ascii="Cambria Math" w:hAnsi="Cambria Math"/>
-                          </w:rPr>
-                          <m:t>2</m:t>
-                        </m:r>
-                      </m:sup>
-                    </m:sSup>
-                    <m:ctrlPr>
-                      <w:rPr>
-                        <w:rFonts w:ascii="Cambria Math" w:eastAsia="Cambria Math" w:hAnsi="Cambria Math" w:cs="Cambria Math"/>
-                        <w:i/>
-                      </w:rPr>
-                    </m:ctrlPr>
-                  </m:e>
-                </m:mr>
-                <m:mr>
-                  <m:e>
-                    <m:r>
-                      <w:rPr>
-                        <w:rFonts w:ascii="Cambria Math" w:eastAsia="Cambria Math" w:hAnsi="Cambria Math" w:cs="Cambria Math"/>
-                      </w:rPr>
-                      <m:t>⋮</m:t>
-                    </m:r>
-                    <m:ctrlPr>
-                      <w:rPr>
-                        <w:rFonts w:ascii="Cambria Math" w:eastAsia="Cambria Math" w:hAnsi="Cambria Math" w:cs="Cambria Math"/>
-                        <w:i/>
-                      </w:rPr>
-                    </m:ctrlPr>
-                  </m:e>
-                  <m:e>
-                    <m:r>
-                      <w:rPr>
-                        <w:rFonts w:ascii="Cambria Math" w:eastAsia="Cambria Math" w:hAnsi="Cambria Math" w:cs="Cambria Math"/>
-                      </w:rPr>
-                      <m:t xml:space="preserve"> </m:t>
-                    </m:r>
-                    <m:ctrlPr>
-                      <w:rPr>
-                        <w:rFonts w:ascii="Cambria Math" w:eastAsia="Cambria Math" w:hAnsi="Cambria Math" w:cs="Cambria Math"/>
-                        <w:i/>
-                      </w:rPr>
-                    </m:ctrlPr>
-                  </m:e>
-                  <m:e>
-                    <m:r>
-                      <w:rPr>
-                        <w:rFonts w:ascii="Cambria Math" w:eastAsia="Cambria Math" w:hAnsi="Cambria Math" w:cs="Cambria Math"/>
-                      </w:rPr>
-                      <m:t xml:space="preserve"> </m:t>
-                    </m:r>
-                    <m:ctrlPr>
-                      <w:rPr>
-                        <w:rFonts w:ascii="Cambria Math" w:eastAsia="Cambria Math" w:hAnsi="Cambria Math" w:cs="Cambria Math"/>
-                        <w:i/>
-                      </w:rPr>
-                    </m:ctrlPr>
-                  </m:e>
-                  <m:e>
-                    <m:r>
-                      <w:rPr>
-                        <w:rFonts w:ascii="Cambria Math" w:eastAsia="Cambria Math" w:hAnsi="Cambria Math" w:cs="Cambria Math"/>
-                      </w:rPr>
-                      <m:t>⋮</m:t>
-                    </m:r>
-                    <m:ctrlPr>
-                      <w:rPr>
-                        <w:rFonts w:ascii="Cambria Math" w:eastAsia="Cambria Math" w:hAnsi="Cambria Math" w:cs="Cambria Math"/>
-                        <w:i/>
-                      </w:rPr>
-                    </m:ctrlPr>
-                  </m:e>
-                </m:mr>
-                <m:mr>
-                  <m:e>
-                    <m:sSup>
-                      <m:sSupPr>
-                        <m:ctrlPr>
-                          <w:rPr>
-                            <w:rFonts w:ascii="Cambria Math" w:eastAsia="Cambria Math" w:hAnsi="Cambria Math" w:cs="Cambria Math"/>
-                            <w:i/>
-                          </w:rPr>
-                        </m:ctrlPr>
-                      </m:sSupPr>
-                      <m:e>
-                        <m:d>
-                          <m:dPr>
-                            <m:begChr m:val="‖"/>
-                            <m:endChr m:val="‖"/>
-                            <m:ctrlPr>
-                              <w:rPr>
-                                <w:rFonts w:ascii="Cambria Math" w:eastAsia="Cambria Math" w:hAnsi="Cambria Math" w:cs="Cambria Math"/>
-                                <w:i/>
-                              </w:rPr>
-                            </m:ctrlPr>
-                          </m:dPr>
-                          <m:e>
-                            <m:sSub>
-                              <m:sSubPr>
-                                <m:ctrlPr>
-                                  <w:rPr>
-                                    <w:rFonts w:ascii="Cambria Math" w:eastAsia="Cambria Math" w:hAnsi="Cambria Math" w:cs="Cambria Math"/>
-                                    <w:i/>
-                                  </w:rPr>
-                                </m:ctrlPr>
-                              </m:sSubPr>
-                              <m:e>
-                                <m:r>
-                                  <w:rPr>
-                                    <w:rFonts w:ascii="Cambria Math" w:eastAsia="Cambria Math" w:hAnsi="Cambria Math" w:cs="Cambria Math"/>
-                                  </w:rPr>
-                                  <m:t>R</m:t>
-                                </m:r>
-                              </m:e>
-                              <m:sub>
-                                <m:r>
-                                  <w:rPr>
-                                    <w:rFonts w:ascii="Cambria Math" w:eastAsia="Cambria Math" w:hAnsi="Cambria Math" w:cs="Cambria Math"/>
-                                  </w:rPr>
-                                  <m:t>M</m:t>
-                                </m:r>
-                              </m:sub>
-                            </m:sSub>
-                            <m:r>
-                              <w:rPr>
-                                <w:rFonts w:ascii="Cambria Math" w:eastAsia="Cambria Math" w:hAnsi="Cambria Math" w:cs="Cambria Math"/>
-                              </w:rPr>
-                              <m:t>-</m:t>
-                            </m:r>
-                            <m:sSub>
-                              <m:sSubPr>
-                                <m:ctrlPr>
-                                  <w:rPr>
-                                    <w:rFonts w:ascii="Cambria Math" w:eastAsia="Cambria Math" w:hAnsi="Cambria Math" w:cs="Cambria Math"/>
-                                    <w:i/>
-                                  </w:rPr>
-                                </m:ctrlPr>
-                              </m:sSubPr>
-                              <m:e>
-                                <m:r>
-                                  <w:rPr>
-                                    <w:rFonts w:ascii="Cambria Math" w:eastAsia="Cambria Math" w:hAnsi="Cambria Math" w:cs="Cambria Math"/>
-                                  </w:rPr>
-                                  <m:t>S</m:t>
-                                </m:r>
-                              </m:e>
-                              <m:sub>
-                                <m:r>
-                                  <w:rPr>
-                                    <w:rFonts w:ascii="Cambria Math" w:eastAsia="Cambria Math" w:hAnsi="Cambria Math" w:cs="Cambria Math"/>
-                                  </w:rPr>
-                                  <m:t>1</m:t>
-                                </m:r>
-                              </m:sub>
-                            </m:sSub>
-                          </m:e>
-                        </m:d>
-                      </m:e>
-                      <m:sup>
-                        <m:r>
-                          <w:rPr>
-                            <w:rFonts w:ascii="Cambria Math" w:eastAsia="Cambria Math" w:hAnsi="Cambria Math" w:cs="Cambria Math"/>
-                          </w:rPr>
-                          <m:t>-</m:t>
-                        </m:r>
-                        <m:r>
-                          <w:rPr>
-                            <w:rFonts w:ascii="Cambria Math" w:eastAsia="Cambria Math" w:hAnsi="Cambria Math" w:cs="Cambria Math"/>
-                          </w:rPr>
-                          <m:t>2</m:t>
-                        </m:r>
-                      </m:sup>
-                    </m:sSup>
-                    <m:ctrlPr>
-                      <w:rPr>
-                        <w:rFonts w:ascii="Cambria Math" w:eastAsia="Cambria Math" w:hAnsi="Cambria Math" w:cs="Cambria Math"/>
-                        <w:i/>
-                      </w:rPr>
-                    </m:ctrlPr>
-                  </m:e>
-                  <m:e>
-                    <m:sSup>
-                      <m:sSupPr>
-                        <m:ctrlPr>
-                          <w:rPr>
-                            <w:rFonts w:ascii="Cambria Math" w:hAnsi="Cambria Math"/>
-                            <w:i/>
-                          </w:rPr>
-                        </m:ctrlPr>
-                      </m:sSupPr>
-                      <m:e>
-                        <m:d>
-                          <m:dPr>
-                            <m:begChr m:val="‖"/>
-                            <m:endChr m:val="‖"/>
-                            <m:ctrlPr>
-                              <w:rPr>
-                                <w:rFonts w:ascii="Cambria Math" w:hAnsi="Cambria Math"/>
-                                <w:i/>
-                              </w:rPr>
-                            </m:ctrlPr>
-                          </m:dPr>
-                          <m:e>
-                            <m:sSub>
-                              <m:sSubPr>
-                                <m:ctrlPr>
-                                  <w:rPr>
-                                    <w:rFonts w:ascii="Cambria Math" w:hAnsi="Cambria Math"/>
-                                    <w:i/>
-                                  </w:rPr>
-                                </m:ctrlPr>
-                              </m:sSubPr>
-                              <m:e>
-                                <m:r>
-                                  <w:rPr>
-                                    <w:rFonts w:ascii="Cambria Math" w:hAnsi="Cambria Math"/>
-                                  </w:rPr>
-                                  <m:t>R</m:t>
-                                </m:r>
-                              </m:e>
-                              <m:sub>
-                                <m:r>
-                                  <w:rPr>
-                                    <w:rFonts w:ascii="Cambria Math" w:hAnsi="Cambria Math"/>
-                                  </w:rPr>
-                                  <m:t>M</m:t>
-                                </m:r>
-                              </m:sub>
-                            </m:sSub>
-                            <m:r>
-                              <w:rPr>
-                                <w:rFonts w:ascii="Cambria Math" w:hAnsi="Cambria Math"/>
-                              </w:rPr>
-                              <m:t>-</m:t>
-                            </m:r>
-                            <m:sSub>
-                              <m:sSubPr>
-                                <m:ctrlPr>
-                                  <w:rPr>
-                                    <w:rFonts w:ascii="Cambria Math" w:hAnsi="Cambria Math"/>
-                                    <w:i/>
-                                  </w:rPr>
-                                </m:ctrlPr>
-                              </m:sSubPr>
-                              <m:e>
-                                <m:r>
-                                  <w:rPr>
-                                    <w:rFonts w:ascii="Cambria Math" w:hAnsi="Cambria Math"/>
-                                  </w:rPr>
-                                  <m:t>S</m:t>
-                                </m:r>
-                              </m:e>
-                              <m:sub>
-                                <m:r>
-                                  <w:rPr>
-                                    <w:rFonts w:ascii="Cambria Math" w:hAnsi="Cambria Math"/>
-                                  </w:rPr>
-                                  <m:t>2</m:t>
-                                </m:r>
-                              </m:sub>
-                            </m:sSub>
-                          </m:e>
-                        </m:d>
-                      </m:e>
-                      <m:sup>
-                        <m:r>
-                          <w:rPr>
-                            <w:rFonts w:ascii="Cambria Math" w:hAnsi="Cambria Math"/>
-                          </w:rPr>
-                          <m:t>-</m:t>
-                        </m:r>
-                        <m:r>
-                          <w:rPr>
-                            <w:rFonts w:ascii="Cambria Math" w:hAnsi="Cambria Math"/>
-                          </w:rPr>
-                          <m:t>2</m:t>
-                        </m:r>
-                      </m:sup>
-                    </m:sSup>
-                    <m:ctrlPr>
-                      <w:rPr>
-                        <w:rFonts w:ascii="Cambria Math" w:eastAsia="Cambria Math" w:hAnsi="Cambria Math" w:cs="Cambria Math"/>
-                        <w:i/>
-                      </w:rPr>
-                    </m:ctrlPr>
-                  </m:e>
-                  <m:e>
-                    <m:r>
-                      <w:rPr>
-                        <w:rFonts w:ascii="Cambria Math" w:hAnsi="Cambria Math"/>
-                      </w:rPr>
-                      <m:t>⋯</m:t>
-                    </m:r>
-                    <m:ctrlPr>
-                      <w:rPr>
-                        <w:rFonts w:ascii="Cambria Math" w:eastAsia="Cambria Math" w:hAnsi="Cambria Math" w:cs="Cambria Math"/>
-                        <w:i/>
-                      </w:rPr>
-                    </m:ctrlPr>
-                  </m:e>
-                  <m:e>
-                    <m:sSup>
-                      <m:sSupPr>
-                        <m:ctrlPr>
-                          <w:rPr>
-                            <w:rFonts w:ascii="Cambria Math" w:hAnsi="Cambria Math"/>
-                            <w:i/>
-                          </w:rPr>
-                        </m:ctrlPr>
-                      </m:sSupPr>
-                      <m:e>
-                        <m:d>
-                          <m:dPr>
-                            <m:begChr m:val="‖"/>
-                            <m:endChr m:val="‖"/>
-                            <m:ctrlPr>
-                              <w:rPr>
-                                <w:rFonts w:ascii="Cambria Math" w:hAnsi="Cambria Math"/>
-                                <w:i/>
-                              </w:rPr>
-                            </m:ctrlPr>
-                          </m:dPr>
-                          <m:e>
-                            <m:sSub>
-                              <m:sSubPr>
-                                <m:ctrlPr>
-                                  <w:rPr>
-                                    <w:rFonts w:ascii="Cambria Math" w:hAnsi="Cambria Math"/>
-                                    <w:i/>
-                                  </w:rPr>
-                                </m:ctrlPr>
-                              </m:sSubPr>
-                              <m:e>
-                                <m:r>
-                                  <w:rPr>
-                                    <w:rFonts w:ascii="Cambria Math" w:hAnsi="Cambria Math"/>
-                                  </w:rPr>
-                                  <m:t>R</m:t>
-                                </m:r>
-                              </m:e>
-                              <m:sub>
-                                <m:r>
-                                  <w:rPr>
-                                    <w:rFonts w:ascii="Cambria Math" w:hAnsi="Cambria Math"/>
-                                  </w:rPr>
-                                  <m:t>M</m:t>
-                                </m:r>
-                              </m:sub>
-                            </m:sSub>
-                            <m:r>
-                              <w:rPr>
-                                <w:rFonts w:ascii="Cambria Math" w:hAnsi="Cambria Math"/>
-                              </w:rPr>
-                              <m:t>-</m:t>
-                            </m:r>
-                            <m:sSub>
-                              <m:sSubPr>
-                                <m:ctrlPr>
-                                  <w:rPr>
-                                    <w:rFonts w:ascii="Cambria Math" w:hAnsi="Cambria Math"/>
-                                    <w:i/>
-                                  </w:rPr>
-                                </m:ctrlPr>
-                              </m:sSubPr>
-                              <m:e>
-                                <m:r>
-                                  <w:rPr>
-                                    <w:rFonts w:ascii="Cambria Math" w:hAnsi="Cambria Math"/>
-                                  </w:rPr>
-                                  <m:t>S</m:t>
-                                </m:r>
-                              </m:e>
-                              <m:sub>
-                                <m:r>
-                                  <w:rPr>
-                                    <w:rFonts w:ascii="Cambria Math" w:hAnsi="Cambria Math"/>
-                                  </w:rPr>
-                                  <m:t>N</m:t>
-                                </m:r>
-                              </m:sub>
-                            </m:sSub>
-                          </m:e>
-                        </m:d>
-                      </m:e>
-                      <m:sup>
-                        <m:r>
-                          <w:rPr>
-                            <w:rFonts w:ascii="Cambria Math" w:hAnsi="Cambria Math"/>
-                          </w:rPr>
-                          <m:t>-</m:t>
-                        </m:r>
-                        <m:r>
-                          <w:rPr>
-                            <w:rFonts w:ascii="Cambria Math" w:hAnsi="Cambria Math"/>
-                          </w:rPr>
-                          <m:t>2</m:t>
-                        </m:r>
-                      </m:sup>
-                    </m:sSup>
-                  </m:e>
-                </m:mr>
-              </m:m>
-            </m:e>
-          </m:d>
         </m:oMath>
       </m:oMathPara>
     </w:p>
     <w:p/>
     <w:p>
-      <w:r>
-        <w:t xml:space="preserve">And where </w:t>
-      </w:r>
+      <w:pPr>
+        <w:jc w:val="right"/>
+      </w:pPr>
       <m:oMath>
         <m:sSup>
           <m:sSupPr>
@@ -2175,8 +2169,6 @@
           <m:e>
             <m:d>
               <m:dPr>
-                <m:begChr m:val="‖"/>
-                <m:endChr m:val="‖"/>
                 <m:ctrlPr>
                   <w:rPr>
                     <w:rFonts w:ascii="Cambria Math" w:hAnsi="Cambria Math"/>
@@ -2185,64 +2177,314 @@
                 </m:ctrlPr>
               </m:dPr>
               <m:e>
-                <m:sSub>
-                  <m:sSubPr>
+                <m:rad>
+                  <m:radPr>
+                    <m:degHide m:val="1"/>
                     <m:ctrlPr>
                       <w:rPr>
                         <w:rFonts w:ascii="Cambria Math" w:hAnsi="Cambria Math"/>
                         <w:i/>
                       </w:rPr>
                     </m:ctrlPr>
-                  </m:sSubPr>
+                  </m:radPr>
+                  <m:deg/>
                   <m:e>
-                    <m:r>
-                      <w:rPr>
-                        <w:rFonts w:ascii="Cambria Math" w:hAnsi="Cambria Math"/>
-                      </w:rPr>
-                      <m:t>R</m:t>
-                    </m:r>
+                    <m:d>
+                      <m:dPr>
+                        <m:ctrlPr>
+                          <w:rPr>
+                            <w:rFonts w:ascii="Cambria Math" w:hAnsi="Cambria Math"/>
+                            <w:i/>
+                          </w:rPr>
+                        </m:ctrlPr>
+                      </m:dPr>
+                      <m:e>
+                        <m:sSup>
+                          <m:sSupPr>
+                            <m:ctrlPr>
+                              <w:rPr>
+                                <w:rFonts w:ascii="Cambria Math" w:hAnsi="Cambria Math"/>
+                                <w:i/>
+                              </w:rPr>
+                            </m:ctrlPr>
+                          </m:sSupPr>
+                          <m:e>
+                            <m:d>
+                              <m:dPr>
+                                <m:ctrlPr>
+                                  <w:rPr>
+                                    <w:rFonts w:ascii="Cambria Math" w:hAnsi="Cambria Math"/>
+                                    <w:i/>
+                                  </w:rPr>
+                                </m:ctrlPr>
+                              </m:dPr>
+                              <m:e>
+                                <m:sSub>
+                                  <m:sSubPr>
+                                    <m:ctrlPr>
+                                      <w:rPr>
+                                        <w:rFonts w:ascii="Cambria Math" w:hAnsi="Cambria Math"/>
+                                        <w:i/>
+                                      </w:rPr>
+                                    </m:ctrlPr>
+                                  </m:sSubPr>
+                                  <m:e>
+                                    <m:r>
+                                      <w:rPr>
+                                        <w:rFonts w:ascii="Cambria Math" w:hAnsi="Cambria Math"/>
+                                      </w:rPr>
+                                      <m:t>R</m:t>
+                                    </m:r>
+                                  </m:e>
+                                  <m:sub>
+                                    <m:r>
+                                      <w:rPr>
+                                        <w:rFonts w:ascii="Cambria Math" w:hAnsi="Cambria Math"/>
+                                      </w:rPr>
+                                      <m:t>m,x</m:t>
+                                    </m:r>
+                                  </m:sub>
+                                </m:sSub>
+                                <m:r>
+                                  <w:rPr>
+                                    <w:rFonts w:ascii="Cambria Math" w:hAnsi="Cambria Math"/>
+                                  </w:rPr>
+                                  <m:t>-</m:t>
+                                </m:r>
+                                <m:sSub>
+                                  <m:sSubPr>
+                                    <m:ctrlPr>
+                                      <w:rPr>
+                                        <w:rFonts w:ascii="Cambria Math" w:hAnsi="Cambria Math"/>
+                                        <w:i/>
+                                      </w:rPr>
+                                    </m:ctrlPr>
+                                  </m:sSubPr>
+                                  <m:e>
+                                    <m:r>
+                                      <w:rPr>
+                                        <w:rFonts w:ascii="Cambria Math" w:hAnsi="Cambria Math"/>
+                                      </w:rPr>
+                                      <m:t>S</m:t>
+                                    </m:r>
+                                  </m:e>
+                                  <m:sub>
+                                    <m:r>
+                                      <w:rPr>
+                                        <w:rFonts w:ascii="Cambria Math" w:hAnsi="Cambria Math"/>
+                                      </w:rPr>
+                                      <m:t>n,x</m:t>
+                                    </m:r>
+                                  </m:sub>
+                                </m:sSub>
+                              </m:e>
+                            </m:d>
+                          </m:e>
+                          <m:sup>
+                            <m:r>
+                              <w:rPr>
+                                <w:rFonts w:ascii="Cambria Math" w:hAnsi="Cambria Math"/>
+                              </w:rPr>
+                              <m:t>2</m:t>
+                            </m:r>
+                          </m:sup>
+                        </m:sSup>
+                        <m:r>
+                          <w:rPr>
+                            <w:rFonts w:ascii="Cambria Math" w:hAnsi="Cambria Math"/>
+                          </w:rPr>
+                          <m:t>+</m:t>
+                        </m:r>
+                        <m:sSup>
+                          <m:sSupPr>
+                            <m:ctrlPr>
+                              <w:rPr>
+                                <w:rFonts w:ascii="Cambria Math" w:hAnsi="Cambria Math"/>
+                                <w:i/>
+                              </w:rPr>
+                            </m:ctrlPr>
+                          </m:sSupPr>
+                          <m:e>
+                            <m:d>
+                              <m:dPr>
+                                <m:ctrlPr>
+                                  <w:rPr>
+                                    <w:rFonts w:ascii="Cambria Math" w:hAnsi="Cambria Math"/>
+                                    <w:i/>
+                                  </w:rPr>
+                                </m:ctrlPr>
+                              </m:dPr>
+                              <m:e>
+                                <m:sSub>
+                                  <m:sSubPr>
+                                    <m:ctrlPr>
+                                      <w:rPr>
+                                        <w:rFonts w:ascii="Cambria Math" w:hAnsi="Cambria Math"/>
+                                        <w:i/>
+                                      </w:rPr>
+                                    </m:ctrlPr>
+                                  </m:sSubPr>
+                                  <m:e>
+                                    <m:r>
+                                      <w:rPr>
+                                        <w:rFonts w:ascii="Cambria Math" w:hAnsi="Cambria Math"/>
+                                      </w:rPr>
+                                      <m:t>R</m:t>
+                                    </m:r>
+                                  </m:e>
+                                  <m:sub>
+                                    <m:r>
+                                      <w:rPr>
+                                        <w:rFonts w:ascii="Cambria Math" w:hAnsi="Cambria Math"/>
+                                      </w:rPr>
+                                      <m:t>m,y</m:t>
+                                    </m:r>
+                                  </m:sub>
+                                </m:sSub>
+                                <m:r>
+                                  <w:rPr>
+                                    <w:rFonts w:ascii="Cambria Math" w:hAnsi="Cambria Math"/>
+                                  </w:rPr>
+                                  <m:t>-</m:t>
+                                </m:r>
+                                <m:sSub>
+                                  <m:sSubPr>
+                                    <m:ctrlPr>
+                                      <w:rPr>
+                                        <w:rFonts w:ascii="Cambria Math" w:hAnsi="Cambria Math"/>
+                                        <w:i/>
+                                      </w:rPr>
+                                    </m:ctrlPr>
+                                  </m:sSubPr>
+                                  <m:e>
+                                    <m:r>
+                                      <w:rPr>
+                                        <w:rFonts w:ascii="Cambria Math" w:hAnsi="Cambria Math"/>
+                                      </w:rPr>
+                                      <m:t>S</m:t>
+                                    </m:r>
+                                  </m:e>
+                                  <m:sub>
+                                    <m:r>
+                                      <w:rPr>
+                                        <w:rFonts w:ascii="Cambria Math" w:hAnsi="Cambria Math"/>
+                                      </w:rPr>
+                                      <m:t>n,y</m:t>
+                                    </m:r>
+                                  </m:sub>
+                                </m:sSub>
+                              </m:e>
+                            </m:d>
+                          </m:e>
+                          <m:sup>
+                            <m:r>
+                              <w:rPr>
+                                <w:rFonts w:ascii="Cambria Math" w:hAnsi="Cambria Math"/>
+                              </w:rPr>
+                              <m:t>2</m:t>
+                            </m:r>
+                          </m:sup>
+                        </m:sSup>
+                        <m:r>
+                          <w:rPr>
+                            <w:rFonts w:ascii="Cambria Math" w:hAnsi="Cambria Math"/>
+                          </w:rPr>
+                          <m:t>+</m:t>
+                        </m:r>
+                        <m:sSup>
+                          <m:sSupPr>
+                            <m:ctrlPr>
+                              <w:rPr>
+                                <w:rFonts w:ascii="Cambria Math" w:hAnsi="Cambria Math"/>
+                                <w:i/>
+                              </w:rPr>
+                            </m:ctrlPr>
+                          </m:sSupPr>
+                          <m:e>
+                            <m:d>
+                              <m:dPr>
+                                <m:ctrlPr>
+                                  <w:rPr>
+                                    <w:rFonts w:ascii="Cambria Math" w:hAnsi="Cambria Math"/>
+                                    <w:i/>
+                                  </w:rPr>
+                                </m:ctrlPr>
+                              </m:dPr>
+                              <m:e>
+                                <m:sSub>
+                                  <m:sSubPr>
+                                    <m:ctrlPr>
+                                      <w:rPr>
+                                        <w:rFonts w:ascii="Cambria Math" w:hAnsi="Cambria Math"/>
+                                        <w:i/>
+                                      </w:rPr>
+                                    </m:ctrlPr>
+                                  </m:sSubPr>
+                                  <m:e>
+                                    <m:r>
+                                      <w:rPr>
+                                        <w:rFonts w:ascii="Cambria Math" w:hAnsi="Cambria Math"/>
+                                      </w:rPr>
+                                      <m:t>R</m:t>
+                                    </m:r>
+                                  </m:e>
+                                  <m:sub>
+                                    <m:r>
+                                      <w:rPr>
+                                        <w:rFonts w:ascii="Cambria Math" w:hAnsi="Cambria Math"/>
+                                      </w:rPr>
+                                      <m:t>m,z</m:t>
+                                    </m:r>
+                                  </m:sub>
+                                </m:sSub>
+                                <m:r>
+                                  <w:rPr>
+                                    <w:rFonts w:ascii="Cambria Math" w:hAnsi="Cambria Math"/>
+                                  </w:rPr>
+                                  <m:t>-</m:t>
+                                </m:r>
+                                <m:sSub>
+                                  <m:sSubPr>
+                                    <m:ctrlPr>
+                                      <w:rPr>
+                                        <w:rFonts w:ascii="Cambria Math" w:hAnsi="Cambria Math"/>
+                                        <w:i/>
+                                      </w:rPr>
+                                    </m:ctrlPr>
+                                  </m:sSubPr>
+                                  <m:e>
+                                    <m:r>
+                                      <w:rPr>
+                                        <w:rFonts w:ascii="Cambria Math" w:hAnsi="Cambria Math"/>
+                                      </w:rPr>
+                                      <m:t>S</m:t>
+                                    </m:r>
+                                  </m:e>
+                                  <m:sub>
+                                    <m:r>
+                                      <w:rPr>
+                                        <w:rFonts w:ascii="Cambria Math" w:hAnsi="Cambria Math"/>
+                                      </w:rPr>
+                                      <m:t>n,z</m:t>
+                                    </m:r>
+                                  </m:sub>
+                                </m:sSub>
+                              </m:e>
+                            </m:d>
+                          </m:e>
+                          <m:sup>
+                            <m:r>
+                              <w:rPr>
+                                <w:rFonts w:ascii="Cambria Math" w:hAnsi="Cambria Math"/>
+                              </w:rPr>
+                              <m:t>2</m:t>
+                            </m:r>
+                          </m:sup>
+                        </m:sSup>
+                      </m:e>
+                    </m:d>
                   </m:e>
-                  <m:sub>
-                    <m:r>
-                      <w:rPr>
-                        <w:rFonts w:ascii="Cambria Math" w:hAnsi="Cambria Math"/>
-                      </w:rPr>
-                      <m:t>m</m:t>
-                    </m:r>
-                  </m:sub>
-                </m:sSub>
-                <m:r>
-                  <w:rPr>
-                    <w:rFonts w:ascii="Cambria Math" w:hAnsi="Cambria Math"/>
-                  </w:rPr>
-                  <m:t>-</m:t>
-                </m:r>
-                <m:sSub>
-                  <m:sSubPr>
-                    <m:ctrlPr>
-                      <w:rPr>
-                        <w:rFonts w:ascii="Cambria Math" w:hAnsi="Cambria Math"/>
-                        <w:i/>
-                      </w:rPr>
-                    </m:ctrlPr>
-                  </m:sSubPr>
-                  <m:e>
-                    <m:r>
-                      <w:rPr>
-                        <w:rFonts w:ascii="Cambria Math" w:hAnsi="Cambria Math"/>
-                      </w:rPr>
-                      <m:t>S</m:t>
-                    </m:r>
-                  </m:e>
-                  <m:sub>
-                    <m:r>
-                      <w:rPr>
-                        <w:rFonts w:ascii="Cambria Math" w:hAnsi="Cambria Math"/>
-                      </w:rPr>
-                      <m:t>n</m:t>
-                    </m:r>
-                  </m:sub>
-                </m:sSub>
+                </m:rad>
               </m:e>
             </m:d>
           </m:e>
@@ -2251,13 +2493,7 @@
               <w:rPr>
                 <w:rFonts w:ascii="Cambria Math" w:hAnsi="Cambria Math"/>
               </w:rPr>
-              <m:t>-</m:t>
-            </m:r>
-            <m:r>
-              <w:rPr>
-                <w:rFonts w:ascii="Cambria Math" w:hAnsi="Cambria Math"/>
-              </w:rPr>
-              <m:t>2</m:t>
+              <m:t>-2</m:t>
             </m:r>
           </m:sup>
         </m:sSup>
@@ -2268,347 +2504,11 @@
           <m:t>=</m:t>
         </m:r>
       </m:oMath>
-    </w:p>
-    <w:p>
-      <m:oMathPara>
-        <m:oMath>
-          <m:sSup>
-            <m:sSupPr>
-              <m:ctrlPr>
-                <w:rPr>
-                  <w:rFonts w:ascii="Cambria Math" w:hAnsi="Cambria Math"/>
-                  <w:i/>
-                </w:rPr>
-              </m:ctrlPr>
-            </m:sSupPr>
-            <m:e>
-              <m:rad>
-                <m:radPr>
-                  <m:degHide m:val="1"/>
-                  <m:ctrlPr>
-                    <w:rPr>
-                      <w:rFonts w:ascii="Cambria Math" w:hAnsi="Cambria Math"/>
-                      <w:i/>
-                    </w:rPr>
-                  </m:ctrlPr>
-                </m:radPr>
-                <m:deg/>
-                <m:e>
-                  <m:d>
-                    <m:dPr>
-                      <m:ctrlPr>
-                        <w:rPr>
-                          <w:rFonts w:ascii="Cambria Math" w:hAnsi="Cambria Math"/>
-                          <w:i/>
-                        </w:rPr>
-                      </m:ctrlPr>
-                    </m:dPr>
-                    <m:e>
-                      <m:sSup>
-                        <m:sSupPr>
-                          <m:ctrlPr>
-                            <w:rPr>
-                              <w:rFonts w:ascii="Cambria Math" w:hAnsi="Cambria Math"/>
-                              <w:i/>
-                            </w:rPr>
-                          </m:ctrlPr>
-                        </m:sSupPr>
-                        <m:e>
-                          <m:d>
-                            <m:dPr>
-                              <m:ctrlPr>
-                                <w:rPr>
-                                  <w:rFonts w:ascii="Cambria Math" w:hAnsi="Cambria Math"/>
-                                  <w:i/>
-                                </w:rPr>
-                              </m:ctrlPr>
-                            </m:dPr>
-                            <m:e>
-                              <m:sSub>
-                                <m:sSubPr>
-                                  <m:ctrlPr>
-                                    <w:rPr>
-                                      <w:rFonts w:ascii="Cambria Math" w:hAnsi="Cambria Math"/>
-                                      <w:i/>
-                                    </w:rPr>
-                                  </m:ctrlPr>
-                                </m:sSubPr>
-                                <m:e>
-                                  <m:r>
-                                    <w:rPr>
-                                      <w:rFonts w:ascii="Cambria Math" w:hAnsi="Cambria Math"/>
-                                    </w:rPr>
-                                    <m:t>R</m:t>
-                                  </m:r>
-                                </m:e>
-                                <m:sub>
-                                  <m:r>
-                                    <w:rPr>
-                                      <w:rFonts w:ascii="Cambria Math" w:hAnsi="Cambria Math"/>
-                                    </w:rPr>
-                                    <m:t>m,x</m:t>
-                                  </m:r>
-                                </m:sub>
-                              </m:sSub>
-                              <m:r>
-                                <w:rPr>
-                                  <w:rFonts w:ascii="Cambria Math" w:hAnsi="Cambria Math"/>
-                                </w:rPr>
-                                <m:t>-</m:t>
-                              </m:r>
-                              <m:sSub>
-                                <m:sSubPr>
-                                  <m:ctrlPr>
-                                    <w:rPr>
-                                      <w:rFonts w:ascii="Cambria Math" w:hAnsi="Cambria Math"/>
-                                      <w:i/>
-                                    </w:rPr>
-                                  </m:ctrlPr>
-                                </m:sSubPr>
-                                <m:e>
-                                  <m:r>
-                                    <w:rPr>
-                                      <w:rFonts w:ascii="Cambria Math" w:hAnsi="Cambria Math"/>
-                                    </w:rPr>
-                                    <m:t>S</m:t>
-                                  </m:r>
-                                </m:e>
-                                <m:sub>
-                                  <m:r>
-                                    <w:rPr>
-                                      <w:rFonts w:ascii="Cambria Math" w:hAnsi="Cambria Math"/>
-                                    </w:rPr>
-                                    <m:t>n,x</m:t>
-                                  </m:r>
-                                </m:sub>
-                              </m:sSub>
-                            </m:e>
-                          </m:d>
-                        </m:e>
-                        <m:sup>
-                          <m:r>
-                            <w:rPr>
-                              <w:rFonts w:ascii="Cambria Math" w:hAnsi="Cambria Math"/>
-                            </w:rPr>
-                            <m:t>2</m:t>
-                          </m:r>
-                        </m:sup>
-                      </m:sSup>
-                      <m:r>
-                        <w:rPr>
-                          <w:rFonts w:ascii="Cambria Math" w:hAnsi="Cambria Math"/>
-                        </w:rPr>
-                        <m:t>+</m:t>
-                      </m:r>
-                      <m:sSup>
-                        <m:sSupPr>
-                          <m:ctrlPr>
-                            <w:rPr>
-                              <w:rFonts w:ascii="Cambria Math" w:hAnsi="Cambria Math"/>
-                              <w:i/>
-                            </w:rPr>
-                          </m:ctrlPr>
-                        </m:sSupPr>
-                        <m:e>
-                          <m:d>
-                            <m:dPr>
-                              <m:ctrlPr>
-                                <w:rPr>
-                                  <w:rFonts w:ascii="Cambria Math" w:hAnsi="Cambria Math"/>
-                                  <w:i/>
-                                </w:rPr>
-                              </m:ctrlPr>
-                            </m:dPr>
-                            <m:e>
-                              <m:sSub>
-                                <m:sSubPr>
-                                  <m:ctrlPr>
-                                    <w:rPr>
-                                      <w:rFonts w:ascii="Cambria Math" w:hAnsi="Cambria Math"/>
-                                      <w:i/>
-                                    </w:rPr>
-                                  </m:ctrlPr>
-                                </m:sSubPr>
-                                <m:e>
-                                  <m:r>
-                                    <w:rPr>
-                                      <w:rFonts w:ascii="Cambria Math" w:hAnsi="Cambria Math"/>
-                                    </w:rPr>
-                                    <m:t>R</m:t>
-                                  </m:r>
-                                </m:e>
-                                <m:sub>
-                                  <m:r>
-                                    <w:rPr>
-                                      <w:rFonts w:ascii="Cambria Math" w:hAnsi="Cambria Math"/>
-                                    </w:rPr>
-                                    <m:t>m,y</m:t>
-                                  </m:r>
-                                </m:sub>
-                              </m:sSub>
-                              <m:r>
-                                <w:rPr>
-                                  <w:rFonts w:ascii="Cambria Math" w:hAnsi="Cambria Math"/>
-                                </w:rPr>
-                                <m:t>-</m:t>
-                              </m:r>
-                              <m:sSub>
-                                <m:sSubPr>
-                                  <m:ctrlPr>
-                                    <w:rPr>
-                                      <w:rFonts w:ascii="Cambria Math" w:hAnsi="Cambria Math"/>
-                                      <w:i/>
-                                    </w:rPr>
-                                  </m:ctrlPr>
-                                </m:sSubPr>
-                                <m:e>
-                                  <m:r>
-                                    <w:rPr>
-                                      <w:rFonts w:ascii="Cambria Math" w:hAnsi="Cambria Math"/>
-                                    </w:rPr>
-                                    <m:t>S</m:t>
-                                  </m:r>
-                                </m:e>
-                                <m:sub>
-                                  <m:r>
-                                    <w:rPr>
-                                      <w:rFonts w:ascii="Cambria Math" w:hAnsi="Cambria Math"/>
-                                    </w:rPr>
-                                    <m:t>n,y</m:t>
-                                  </m:r>
-                                </m:sub>
-                              </m:sSub>
-                            </m:e>
-                          </m:d>
-                        </m:e>
-                        <m:sup>
-                          <m:r>
-                            <w:rPr>
-                              <w:rFonts w:ascii="Cambria Math" w:hAnsi="Cambria Math"/>
-                            </w:rPr>
-                            <m:t>2</m:t>
-                          </m:r>
-                        </m:sup>
-                      </m:sSup>
-                      <m:r>
-                        <w:rPr>
-                          <w:rFonts w:ascii="Cambria Math" w:hAnsi="Cambria Math"/>
-                        </w:rPr>
-                        <m:t>+</m:t>
-                      </m:r>
-                      <m:sSup>
-                        <m:sSupPr>
-                          <m:ctrlPr>
-                            <w:rPr>
-                              <w:rFonts w:ascii="Cambria Math" w:hAnsi="Cambria Math"/>
-                              <w:i/>
-                            </w:rPr>
-                          </m:ctrlPr>
-                        </m:sSupPr>
-                        <m:e>
-                          <m:d>
-                            <m:dPr>
-                              <m:ctrlPr>
-                                <w:rPr>
-                                  <w:rFonts w:ascii="Cambria Math" w:hAnsi="Cambria Math"/>
-                                  <w:i/>
-                                </w:rPr>
-                              </m:ctrlPr>
-                            </m:dPr>
-                            <m:e>
-                              <m:sSub>
-                                <m:sSubPr>
-                                  <m:ctrlPr>
-                                    <w:rPr>
-                                      <w:rFonts w:ascii="Cambria Math" w:hAnsi="Cambria Math"/>
-                                      <w:i/>
-                                    </w:rPr>
-                                  </m:ctrlPr>
-                                </m:sSubPr>
-                                <m:e>
-                                  <m:r>
-                                    <w:rPr>
-                                      <w:rFonts w:ascii="Cambria Math" w:hAnsi="Cambria Math"/>
-                                    </w:rPr>
-                                    <m:t>R</m:t>
-                                  </m:r>
-                                </m:e>
-                                <m:sub>
-                                  <m:r>
-                                    <w:rPr>
-                                      <w:rFonts w:ascii="Cambria Math" w:hAnsi="Cambria Math"/>
-                                    </w:rPr>
-                                    <m:t>m,z</m:t>
-                                  </m:r>
-                                </m:sub>
-                              </m:sSub>
-                              <m:r>
-                                <w:rPr>
-                                  <w:rFonts w:ascii="Cambria Math" w:hAnsi="Cambria Math"/>
-                                </w:rPr>
-                                <m:t>-</m:t>
-                              </m:r>
-                              <m:sSub>
-                                <m:sSubPr>
-                                  <m:ctrlPr>
-                                    <w:rPr>
-                                      <w:rFonts w:ascii="Cambria Math" w:hAnsi="Cambria Math"/>
-                                      <w:i/>
-                                    </w:rPr>
-                                  </m:ctrlPr>
-                                </m:sSubPr>
-                                <m:e>
-                                  <m:r>
-                                    <w:rPr>
-                                      <w:rFonts w:ascii="Cambria Math" w:hAnsi="Cambria Math"/>
-                                    </w:rPr>
-                                    <m:t>S</m:t>
-                                  </m:r>
-                                </m:e>
-                                <m:sub>
-                                  <m:r>
-                                    <w:rPr>
-                                      <w:rFonts w:ascii="Cambria Math" w:hAnsi="Cambria Math"/>
-                                    </w:rPr>
-                                    <m:t>n,z</m:t>
-                                  </m:r>
-                                </m:sub>
-                              </m:sSub>
-                            </m:e>
-                          </m:d>
-                        </m:e>
-                        <m:sup>
-                          <m:r>
-                            <w:rPr>
-                              <w:rFonts w:ascii="Cambria Math" w:hAnsi="Cambria Math"/>
-                            </w:rPr>
-                            <m:t>2</m:t>
-                          </m:r>
-                        </m:sup>
-                      </m:sSup>
-                    </m:e>
-                  </m:d>
-                </m:e>
-              </m:rad>
-            </m:e>
-            <m:sup>
-              <m:r>
-                <w:rPr>
-                  <w:rFonts w:ascii="Cambria Math" w:hAnsi="Cambria Math"/>
-                </w:rPr>
-                <m:t xml:space="preserve">-2 </m:t>
-              </m:r>
-            </m:sup>
-          </m:sSup>
-          <m:r>
-            <w:rPr>
-              <w:rFonts w:ascii="Cambria Math" w:hAnsi="Cambria Math"/>
-            </w:rPr>
-            <m:t>=</m:t>
-          </m:r>
-        </m:oMath>
-      </m:oMathPara>
-    </w:p>
+      <w:r>
+        <w:t xml:space="preserve">                                        (3)</w:t>
+      </w:r>
+    </w:p>
+    <w:p/>
     <w:p>
       <m:oMathPara>
         <m:oMath>
@@ -2956,23 +2856,7 @@
         <w:t xml:space="preserve">[2] </w:t>
       </w:r>
       <w:r>
-        <w:t xml:space="preserve">A. Zaeemzadeh, M. Joneidi, B. </w:t>
-      </w:r>
-      <w:proofErr w:type="spellStart"/>
-      <w:r>
-        <w:t>Shahrasbi</w:t>
-      </w:r>
-      <w:proofErr w:type="spellEnd"/>
-      <w:r>
-        <w:t xml:space="preserve">, and N. </w:t>
-      </w:r>
-      <w:proofErr w:type="spellStart"/>
-      <w:r>
-        <w:t>Rahnavard</w:t>
-      </w:r>
-      <w:proofErr w:type="spellEnd"/>
-      <w:r>
-        <w:t>, "Missing spectrum-data</w:t>
+        <w:t>A. Zaeemzadeh, M. Joneidi, B. Shahrasbi, and N. Rahnavard, "Missing spectrum-data</w:t>
       </w:r>
     </w:p>
     <w:p>
@@ -3316,29 +3200,14 @@
                                 <w:sz w:val="18"/>
                               </w:rPr>
                               <w:tab/>
-                              <w:t xml:space="preserve">2.54 cm     </w:t>
-                            </w:r>
-                            <w:proofErr w:type="gramStart"/>
-                            <w:r>
-                              <w:rPr>
-                                <w:sz w:val="18"/>
-                              </w:rPr>
-                              <w:t xml:space="preserve">  </w:t>
+                              <w:t xml:space="preserve">2.54 cm       </w:t>
                             </w:r>
                             <w:r>
                               <w:rPr>
                                 <w:i/>
                                 <w:sz w:val="18"/>
                               </w:rPr>
-                              <w:t xml:space="preserve"> (</w:t>
-                            </w:r>
-                            <w:proofErr w:type="gramEnd"/>
-                            <w:r>
-                              <w:rPr>
-                                <w:i/>
-                                <w:sz w:val="18"/>
-                              </w:rPr>
-                              <w:t>1in.)</w:t>
+                              <w:t xml:space="preserve"> (1in.)</w:t>
                             </w:r>
                             <w:r>
                               <w:rPr>
@@ -3387,23 +3256,7 @@
                                 <w:szCs w:val="18"/>
                               </w:rPr>
                               <w:tab/>
-                              <w:t>4.</w:t>
-                            </w:r>
-                            <w:proofErr w:type="gramStart"/>
-                            <w:r>
-                              <w:rPr>
-                                <w:sz w:val="18"/>
-                                <w:szCs w:val="18"/>
-                              </w:rPr>
-                              <w:t>94  cm</w:t>
-                            </w:r>
-                            <w:proofErr w:type="gramEnd"/>
-                            <w:r>
-                              <w:rPr>
-                                <w:sz w:val="18"/>
-                                <w:szCs w:val="18"/>
-                              </w:rPr>
-                              <w:t xml:space="preserve"> </w:t>
+                              <w:t xml:space="preserve">4.94  cm </w:t>
                             </w:r>
                             <w:r>
                               <w:rPr>
@@ -3497,7 +3350,6 @@
                               </w:rPr>
                               <w:t xml:space="preserve"> cm</w:t>
                             </w:r>
-                            <w:proofErr w:type="gramStart"/>
                             <w:r>
                               <w:rPr>
                                 <w:sz w:val="18"/>
@@ -3511,16 +3363,7 @@
                                 <w:sz w:val="18"/>
                                 <w:szCs w:val="18"/>
                               </w:rPr>
-                              <w:t>(</w:t>
-                            </w:r>
-                            <w:proofErr w:type="gramEnd"/>
-                            <w:r>
-                              <w:rPr>
-                                <w:i/>
-                                <w:sz w:val="18"/>
-                                <w:szCs w:val="18"/>
-                              </w:rPr>
-                              <w:t>.76 in.)</w:t>
+                              <w:t>(.76 in.)</w:t>
                             </w:r>
                             <w:r>
                               <w:rPr>
@@ -5105,23 +4948,10 @@
         <w:t xml:space="preserve">Spell out acronyms unless they are widely known. </w:t>
       </w:r>
       <w:r>
-        <w:t xml:space="preserve">Avoid starting with articles or prepositions, e.g., “The study of </w:t>
-      </w:r>
-      <w:proofErr w:type="gramStart"/>
-      <w:r>
-        <w:t>… ,</w:t>
-      </w:r>
-      <w:proofErr w:type="gramEnd"/>
-      <w:r>
-        <w:t xml:space="preserve">” </w:t>
-      </w:r>
-      <w:proofErr w:type="gramStart"/>
-      <w:r>
-        <w:t>or,</w:t>
-      </w:r>
-      <w:proofErr w:type="gramEnd"/>
-      <w:r>
-        <w:t xml:space="preserve"> </w:t>
+        <w:t xml:space="preserve">Avoid starting with articles or prepositions, e.g., “The study of … ,” </w:t>
+      </w:r>
+      <w:r>
+        <w:t xml:space="preserve">or, </w:t>
       </w:r>
       <w:r>
         <w:t>“On the ….”</w:t>
@@ -5302,15 +5132,7 @@
         <w:pStyle w:val="SPIEbodytext"/>
       </w:pPr>
       <w:r>
-        <w:t xml:space="preserve">Text is 10 </w:t>
-      </w:r>
-      <w:proofErr w:type="gramStart"/>
-      <w:r>
-        <w:t>point</w:t>
-      </w:r>
-      <w:proofErr w:type="gramEnd"/>
-      <w:r>
-        <w:t xml:space="preserve"> and justified. </w:t>
+        <w:t xml:space="preserve">Text is 10 point and justified. </w:t>
       </w:r>
       <w:r>
         <w:t>Each sentence end</w:t>
@@ -5523,15 +5345,7 @@
         <w:t>T</w:t>
       </w:r>
       <w:r>
-        <w:t xml:space="preserve">able examples are on </w:t>
-      </w:r>
-      <w:proofErr w:type="gramStart"/>
-      <w:r>
-        <w:t>page</w:t>
-      </w:r>
-      <w:proofErr w:type="gramEnd"/>
-      <w:r>
-        <w:t xml:space="preserve"> 1 and</w:t>
+        <w:t>able examples are on page 1 and</w:t>
       </w:r>
       <w:r>
         <w:t xml:space="preserve"> </w:t>
@@ -5577,13 +5391,8 @@
       <w:r>
         <w:t xml:space="preserve">Table 3 lists the specifications for the </w:t>
       </w:r>
-      <w:proofErr w:type="spellStart"/>
-      <w:r>
-        <w:t>mulitimedia</w:t>
-      </w:r>
-      <w:proofErr w:type="spellEnd"/>
-      <w:r>
-        <w:t xml:space="preserve"> </w:t>
+      <w:r>
+        <w:t xml:space="preserve">mulitimedia </w:t>
       </w:r>
       <w:r>
         <w:t>files. Use a screenshot or anothe</w:t>
@@ -5633,15 +5442,7 @@
         <w:pStyle w:val="SPIEbodytext"/>
       </w:pPr>
       <w:r>
-        <w:t xml:space="preserve">Here </w:t>
-      </w:r>
-      <w:proofErr w:type="gramStart"/>
-      <w:r>
-        <w:t>is</w:t>
-      </w:r>
-      <w:proofErr w:type="gramEnd"/>
-      <w:r>
-        <w:t xml:space="preserve"> a sample illustration and caption for a multimedia file:</w:t>
+        <w:t>Here is a sample illustration and caption for a multimedia file:</w:t>
       </w:r>
     </w:p>
     <w:p>
@@ -7161,13 +6962,8 @@
         <w:t xml:space="preserve"> </w:t>
       </w:r>
       <w:r>
-        <w:t xml:space="preserve">to which multimedia file it is </w:t>
-      </w:r>
-      <w:proofErr w:type="gramStart"/>
-      <w:r>
-        <w:t>linked .</w:t>
-      </w:r>
-      <w:proofErr w:type="gramEnd"/>
+        <w:t>to which multimedia file it is linked .</w:t>
+      </w:r>
       <w:r>
         <w:t xml:space="preserve"> </w:t>
       </w:r>
@@ -7496,23 +7292,7 @@
               <w:t xml:space="preserve"> .mp4,</w:t>
             </w:r>
             <w:r>
-              <w:t xml:space="preserve"> .mov (</w:t>
-            </w:r>
-            <w:proofErr w:type="spellStart"/>
-            <w:r>
-              <w:t>Quicktime</w:t>
-            </w:r>
-            <w:proofErr w:type="spellEnd"/>
-            <w:r>
-              <w:t>), .</w:t>
-            </w:r>
-            <w:proofErr w:type="spellStart"/>
-            <w:r>
-              <w:t>wmv</w:t>
-            </w:r>
-            <w:proofErr w:type="spellEnd"/>
-            <w:r>
-              <w:t xml:space="preserve"> (Windows Media Player)</w:t>
+              <w:t xml:space="preserve"> .mov (Quicktime), .wmv (Windows Media Player)</w:t>
             </w:r>
           </w:p>
         </w:tc>
@@ -7614,7 +7394,7 @@
           <v:shape id="_x0000_i1025" type="#_x0000_t75" style="width:27.75pt;height:30.75pt" o:ole="">
             <v:imagedata r:id="rId12" o:title=""/>
           </v:shape>
-          <o:OLEObject Type="Embed" ProgID="Equation.3" ShapeID="_x0000_i1025" DrawAspect="Content" ObjectID="_1832758169" r:id="rId13"/>
+          <o:OLEObject Type="Embed" ProgID="Equation.3" ShapeID="_x0000_i1025" DrawAspect="Content" ObjectID="_1832758135" r:id="rId13"/>
         </w:object>
       </w:r>
       <w:r>
@@ -7657,7 +7437,7 @@
           <v:shape id="_x0000_i1026" type="#_x0000_t75" style="width:77.25pt;height:34.5pt" o:ole="">
             <v:imagedata r:id="rId14" o:title=""/>
           </v:shape>
-          <o:OLEObject Type="Embed" ProgID="Equation.3" ShapeID="_x0000_i1026" DrawAspect="Content" ObjectID="_1832758170" r:id="rId15"/>
+          <o:OLEObject Type="Embed" ProgID="Equation.3" ShapeID="_x0000_i1026" DrawAspect="Content" ObjectID="_1832758136" r:id="rId15"/>
         </w:object>
       </w:r>
       <w:r>
@@ -7706,7 +7486,7 @@
           <v:shape id="_x0000_i1027" type="#_x0000_t75" style="width:54.75pt;height:20.25pt" o:ole="">
             <v:imagedata r:id="rId16" o:title=""/>
           </v:shape>
-          <o:OLEObject Type="Embed" ProgID="Equation.3" ShapeID="_x0000_i1027" DrawAspect="Content" ObjectID="_1832758171" r:id="rId17"/>
+          <o:OLEObject Type="Embed" ProgID="Equation.3" ShapeID="_x0000_i1027" DrawAspect="Content" ObjectID="_1832758137" r:id="rId17"/>
         </w:object>
       </w:r>
       <w:r>
@@ -8065,27 +7845,7 @@
           <w:color w:val="auto"/>
           <w:sz w:val="20"/>
         </w:rPr>
-        <w:t xml:space="preserve">Author(s), “Paper,” Journal Name. Volume </w:t>
-      </w:r>
-      <w:proofErr w:type="gramStart"/>
-      <w:r>
-        <w:rPr>
-          <w:rStyle w:val="body31"/>
-          <w:rFonts w:ascii="Times New Roman" w:hAnsi="Times New Roman"/>
-          <w:color w:val="auto"/>
-          <w:sz w:val="20"/>
-        </w:rPr>
-        <w:t>Number(</w:t>
-      </w:r>
-      <w:proofErr w:type="gramEnd"/>
-      <w:r>
-        <w:rPr>
-          <w:rStyle w:val="body31"/>
-          <w:rFonts w:ascii="Times New Roman" w:hAnsi="Times New Roman"/>
-          <w:color w:val="auto"/>
-          <w:sz w:val="20"/>
-        </w:rPr>
-        <w:t>Issue Number),</w:t>
+        <w:t>Author(s), “Paper,” Journal Name. Volume Number(Issue Number),</w:t>
       </w:r>
       <w:r>
         <w:rPr>
@@ -8116,7 +7876,6 @@
           <w:sz w:val="20"/>
         </w:rPr>
       </w:pPr>
-      <w:proofErr w:type="spellStart"/>
       <w:r>
         <w:rPr>
           <w:rStyle w:val="body31"/>
@@ -8124,57 +7883,7 @@
           <w:color w:val="auto"/>
           <w:sz w:val="20"/>
         </w:rPr>
-        <w:t>Blackberrie</w:t>
-      </w:r>
-      <w:proofErr w:type="spellEnd"/>
-      <w:r>
-        <w:rPr>
-          <w:rStyle w:val="body31"/>
-          <w:rFonts w:ascii="Times New Roman" w:hAnsi="Times New Roman"/>
-          <w:color w:val="auto"/>
-          <w:sz w:val="20"/>
-        </w:rPr>
-        <w:t xml:space="preserve"> Eddins and </w:t>
-      </w:r>
-      <w:proofErr w:type="spellStart"/>
-      <w:r>
-        <w:rPr>
-          <w:rStyle w:val="body31"/>
-          <w:rFonts w:ascii="Times New Roman" w:hAnsi="Times New Roman"/>
-          <w:color w:val="auto"/>
-          <w:sz w:val="20"/>
-        </w:rPr>
-        <w:t>Muyinatu</w:t>
-      </w:r>
-      <w:proofErr w:type="spellEnd"/>
-      <w:r>
-        <w:rPr>
-          <w:rStyle w:val="body31"/>
-          <w:rFonts w:ascii="Times New Roman" w:hAnsi="Times New Roman"/>
-          <w:color w:val="auto"/>
-          <w:sz w:val="20"/>
-        </w:rPr>
-        <w:t xml:space="preserve"> A. </w:t>
-      </w:r>
-      <w:proofErr w:type="spellStart"/>
-      <w:r>
-        <w:rPr>
-          <w:rStyle w:val="body31"/>
-          <w:rFonts w:ascii="Times New Roman" w:hAnsi="Times New Roman"/>
-          <w:color w:val="auto"/>
-          <w:sz w:val="20"/>
-        </w:rPr>
-        <w:t>Lediju</w:t>
-      </w:r>
-      <w:proofErr w:type="spellEnd"/>
-      <w:r>
-        <w:rPr>
-          <w:rStyle w:val="body31"/>
-          <w:rFonts w:ascii="Times New Roman" w:hAnsi="Times New Roman"/>
-          <w:color w:val="auto"/>
-          <w:sz w:val="20"/>
-        </w:rPr>
-        <w:t xml:space="preserve"> Bell, “Design of a multifiber light delivery system for photoacoustic-guided surgery," J. Biomed. Opt. 22(4), 041011 (13 Jan 2022). </w:t>
+        <w:t xml:space="preserve">Blackberrie Eddins and Muyinatu A. Lediju Bell, “Design of a multifiber light delivery system for photoacoustic-guided surgery," J. Biomed. Opt. 22(4), 041011 (13 Jan 2022). </w:t>
       </w:r>
       <w:hyperlink r:id="rId21" w:history="1">
         <w:r>
@@ -9775,6 +9484,7 @@
   <w:style w:type="character" w:default="1" w:styleId="DefaultParagraphFont">
     <w:name w:val="Default Paragraph Font"/>
     <w:uiPriority w:val="1"/>
+    <w:semiHidden/>
     <w:unhideWhenUsed/>
   </w:style>
   <w:style w:type="table" w:default="1" w:styleId="TableNormal">

--- a/BSS_paper.docx
+++ b/BSS_paper.docx
@@ -28,8 +28,13 @@
         <w:t xml:space="preserve">*, </w:t>
       </w:r>
       <w:r>
-        <w:t>Khan M. Iftekharuddin</w:t>
-      </w:r>
+        <w:t xml:space="preserve">Khan M. </w:t>
+      </w:r>
+      <w:proofErr w:type="spellStart"/>
+      <w:r>
+        <w:t>Iftekharuddin</w:t>
+      </w:r>
+      <w:proofErr w:type="spellEnd"/>
       <w:r>
         <w:rPr>
           <w:vertAlign w:val="superscript"/>
@@ -2831,7 +2836,97 @@
     </w:p>
     <w:p/>
     <w:p/>
+    <w:p>
+      <w:r>
+        <w:t xml:space="preserve">Now since the </w:t>
+      </w:r>
+      <w:r>
+        <w:rPr>
+          <w:i/>
+          <w:iCs/>
+        </w:rPr>
+        <w:t>R</w:t>
+      </w:r>
+      <w:r>
+        <w:t xml:space="preserve"> mat</w:t>
+      </w:r>
+      <w:r>
+        <w:t xml:space="preserve">rix is fully determined, since the user making measurements knows the dimensions of the receiver array, the </w:t>
+      </w:r>
+      <w:r>
+        <w:rPr>
+          <w:i/>
+          <w:iCs/>
+        </w:rPr>
+        <w:t>U</w:t>
+      </w:r>
+      <w:r>
+        <w:t xml:space="preserve"> matrix is completely determined by the </w:t>
+      </w:r>
+      <w:r>
+        <w:rPr>
+          <w:i/>
+          <w:iCs/>
+        </w:rPr>
+        <w:t>S</w:t>
+      </w:r>
+      <w:r>
+        <w:t xml:space="preserve"> matrix of unknown source transmitter locations. </w:t>
+      </w:r>
+      <w:r>
+        <w:t xml:space="preserve">We find in practice that this parameterization allows us to recover the matrices </w:t>
+      </w:r>
+      <w:r>
+        <w:rPr>
+          <w:i/>
+          <w:iCs/>
+        </w:rPr>
+        <w:t>U</w:t>
+      </w:r>
+      <w:r>
+        <w:t xml:space="preserve"> a</w:t>
+      </w:r>
+      <w:r>
+        <w:t xml:space="preserve">nd </w:t>
+      </w:r>
+      <w:r>
+        <w:rPr>
+          <w:i/>
+          <w:iCs/>
+        </w:rPr>
+        <w:t>Q</w:t>
+      </w:r>
+      <w:r>
+        <w:t xml:space="preserve"> from only the </w:t>
+      </w:r>
+      <w:r>
+        <w:t>matrix of received mixed signals</w:t>
+      </w:r>
+      <w:r>
+        <w:t xml:space="preserve"> </w:t>
+      </w:r>
+      <w:r>
+        <w:rPr>
+          <w:i/>
+          <w:iCs/>
+        </w:rPr>
+        <w:t>P</w:t>
+      </w:r>
+      <w:r>
+        <w:t>.</w:t>
+      </w:r>
+      <w:r>
+        <w:t xml:space="preserve"> We used two methods to </w:t>
+      </w:r>
+      <w:r>
+        <w:t xml:space="preserve">solve the inverse problem given this formulation. </w:t>
+      </w:r>
+      <w:r>
+        <w:t xml:space="preserve">First, </w:t>
+      </w:r>
+    </w:p>
     <w:p/>
+    <w:p/>
     <w:p>
       <w:r>
         <w:t xml:space="preserve">[1] </w:t>
@@ -2856,7 +2951,23 @@
         <w:t xml:space="preserve">[2] </w:t>
       </w:r>
       <w:r>
-        <w:t>A. Zaeemzadeh, M. Joneidi, B. Shahrasbi, and N. Rahnavard, "Missing spectrum-data</w:t>
+        <w:t xml:space="preserve">A. Zaeemzadeh, M. Joneidi, B. </w:t>
+      </w:r>
+      <w:proofErr w:type="spellStart"/>
+      <w:r>
+        <w:t>Shahrasbi</w:t>
+      </w:r>
+      <w:proofErr w:type="spellEnd"/>
+      <w:r>
+        <w:t xml:space="preserve">, and N. </w:t>
+      </w:r>
+      <w:proofErr w:type="spellStart"/>
+      <w:r>
+        <w:t>Rahnavard</w:t>
+      </w:r>
+      <w:proofErr w:type="spellEnd"/>
+      <w:r>
+        <w:t>, "Missing spectrum-data</w:t>
       </w:r>
     </w:p>
     <w:p>
@@ -5391,8 +5502,13 @@
       <w:r>
         <w:t xml:space="preserve">Table 3 lists the specifications for the </w:t>
       </w:r>
-      <w:r>
-        <w:t xml:space="preserve">mulitimedia </w:t>
+      <w:proofErr w:type="spellStart"/>
+      <w:r>
+        <w:t>mulitimedia</w:t>
+      </w:r>
+      <w:proofErr w:type="spellEnd"/>
+      <w:r>
+        <w:t xml:space="preserve"> </w:t>
       </w:r>
       <w:r>
         <w:t>files. Use a screenshot or anothe</w:t>
@@ -7292,7 +7408,23 @@
               <w:t xml:space="preserve"> .mp4,</w:t>
             </w:r>
             <w:r>
-              <w:t xml:space="preserve"> .mov (Quicktime), .wmv (Windows Media Player)</w:t>
+              <w:t xml:space="preserve"> .mov (</w:t>
+            </w:r>
+            <w:proofErr w:type="spellStart"/>
+            <w:r>
+              <w:t>Quicktime</w:t>
+            </w:r>
+            <w:proofErr w:type="spellEnd"/>
+            <w:r>
+              <w:t>), .</w:t>
+            </w:r>
+            <w:proofErr w:type="spellStart"/>
+            <w:r>
+              <w:t>wmv</w:t>
+            </w:r>
+            <w:proofErr w:type="spellEnd"/>
+            <w:r>
+              <w:t xml:space="preserve"> (Windows Media Player)</w:t>
             </w:r>
           </w:p>
         </w:tc>
@@ -7391,10 +7523,10 @@
             <v:path o:extrusionok="f" gradientshapeok="t" o:connecttype="rect"/>
             <o:lock v:ext="edit" aspectratio="t"/>
           </v:shapetype>
-          <v:shape id="_x0000_i1025" type="#_x0000_t75" style="width:27.75pt;height:30.75pt" o:ole="">
+          <v:shape id="_x0000_i1025" type="#_x0000_t75" style="width:27.55pt;height:31.05pt" o:ole="">
             <v:imagedata r:id="rId12" o:title=""/>
           </v:shape>
-          <o:OLEObject Type="Embed" ProgID="Equation.3" ShapeID="_x0000_i1025" DrawAspect="Content" ObjectID="_1832758135" r:id="rId13"/>
+          <o:OLEObject Type="Embed" ProgID="Equation.3" ShapeID="_x0000_i1025" DrawAspect="Content" ObjectID="_1832758488" r:id="rId13"/>
         </w:object>
       </w:r>
       <w:r>
@@ -7434,10 +7566,10 @@
           <w:position w:val="-24"/>
         </w:rPr>
         <w:object w:dxaOrig="1520" w:dyaOrig="680" w14:anchorId="59D0F624">
-          <v:shape id="_x0000_i1026" type="#_x0000_t75" style="width:77.25pt;height:34.5pt" o:ole="">
+          <v:shape id="_x0000_i1026" type="#_x0000_t75" style="width:76.95pt;height:34.6pt" o:ole="">
             <v:imagedata r:id="rId14" o:title=""/>
           </v:shape>
-          <o:OLEObject Type="Embed" ProgID="Equation.3" ShapeID="_x0000_i1026" DrawAspect="Content" ObjectID="_1832758136" r:id="rId15"/>
+          <o:OLEObject Type="Embed" ProgID="Equation.3" ShapeID="_x0000_i1026" DrawAspect="Content" ObjectID="_1832758489" r:id="rId15"/>
         </w:object>
       </w:r>
       <w:r>
@@ -7483,10 +7615,10 @@
           <w:position w:val="-14"/>
         </w:rPr>
         <w:object w:dxaOrig="1100" w:dyaOrig="400" w14:anchorId="407FA04A">
-          <v:shape id="_x0000_i1027" type="#_x0000_t75" style="width:54.75pt;height:20.25pt" o:ole="">
+          <v:shape id="_x0000_i1027" type="#_x0000_t75" style="width:55.05pt;height:20.45pt" o:ole="">
             <v:imagedata r:id="rId16" o:title=""/>
           </v:shape>
-          <o:OLEObject Type="Embed" ProgID="Equation.3" ShapeID="_x0000_i1027" DrawAspect="Content" ObjectID="_1832758137" r:id="rId17"/>
+          <o:OLEObject Type="Embed" ProgID="Equation.3" ShapeID="_x0000_i1027" DrawAspect="Content" ObjectID="_1832758490" r:id="rId17"/>
         </w:object>
       </w:r>
       <w:r>
@@ -7876,6 +8008,7 @@
           <w:sz w:val="20"/>
         </w:rPr>
       </w:pPr>
+      <w:proofErr w:type="spellStart"/>
       <w:r>
         <w:rPr>
           <w:rStyle w:val="body31"/>
@@ -7883,7 +8016,57 @@
           <w:color w:val="auto"/>
           <w:sz w:val="20"/>
         </w:rPr>
-        <w:t xml:space="preserve">Blackberrie Eddins and Muyinatu A. Lediju Bell, “Design of a multifiber light delivery system for photoacoustic-guided surgery," J. Biomed. Opt. 22(4), 041011 (13 Jan 2022). </w:t>
+        <w:t>Blackberrie</w:t>
+      </w:r>
+      <w:proofErr w:type="spellEnd"/>
+      <w:r>
+        <w:rPr>
+          <w:rStyle w:val="body31"/>
+          <w:rFonts w:ascii="Times New Roman" w:hAnsi="Times New Roman"/>
+          <w:color w:val="auto"/>
+          <w:sz w:val="20"/>
+        </w:rPr>
+        <w:t xml:space="preserve"> Eddins and </w:t>
+      </w:r>
+      <w:proofErr w:type="spellStart"/>
+      <w:r>
+        <w:rPr>
+          <w:rStyle w:val="body31"/>
+          <w:rFonts w:ascii="Times New Roman" w:hAnsi="Times New Roman"/>
+          <w:color w:val="auto"/>
+          <w:sz w:val="20"/>
+        </w:rPr>
+        <w:t>Muyinatu</w:t>
+      </w:r>
+      <w:proofErr w:type="spellEnd"/>
+      <w:r>
+        <w:rPr>
+          <w:rStyle w:val="body31"/>
+          <w:rFonts w:ascii="Times New Roman" w:hAnsi="Times New Roman"/>
+          <w:color w:val="auto"/>
+          <w:sz w:val="20"/>
+        </w:rPr>
+        <w:t xml:space="preserve"> A. </w:t>
+      </w:r>
+      <w:proofErr w:type="spellStart"/>
+      <w:r>
+        <w:rPr>
+          <w:rStyle w:val="body31"/>
+          <w:rFonts w:ascii="Times New Roman" w:hAnsi="Times New Roman"/>
+          <w:color w:val="auto"/>
+          <w:sz w:val="20"/>
+        </w:rPr>
+        <w:t>Lediju</w:t>
+      </w:r>
+      <w:proofErr w:type="spellEnd"/>
+      <w:r>
+        <w:rPr>
+          <w:rStyle w:val="body31"/>
+          <w:rFonts w:ascii="Times New Roman" w:hAnsi="Times New Roman"/>
+          <w:color w:val="auto"/>
+          <w:sz w:val="20"/>
+        </w:rPr>
+        <w:t xml:space="preserve"> Bell, “Design of a multifiber light delivery system for photoacoustic-guided surgery," J. Biomed. Opt. 22(4), 041011 (13 Jan 2022). </w:t>
       </w:r>
       <w:hyperlink r:id="rId21" w:history="1">
         <w:r>

--- a/BSS_paper.docx
+++ b/BSS_paper.docx
@@ -28,13 +28,8 @@
         <w:t xml:space="preserve">*, </w:t>
       </w:r>
       <w:r>
-        <w:t xml:space="preserve">Khan M. </w:t>
-      </w:r>
-      <w:proofErr w:type="spellStart"/>
-      <w:r>
-        <w:t>Iftekharuddin</w:t>
-      </w:r>
-      <w:proofErr w:type="spellEnd"/>
+        <w:t>Khan M. Iftekharuddin</w:t>
+      </w:r>
       <w:r>
         <w:rPr>
           <w:vertAlign w:val="superscript"/>
@@ -2924,6 +2919,9 @@
       <w:r>
         <w:t xml:space="preserve">First, </w:t>
       </w:r>
+      <w:r>
+        <w:t>(python scipy non linear least squares), tensorflow adam optimizer with single variable to take the loss with respect to</w:t>
+      </w:r>
     </w:p>
     <w:p/>
     <w:p/>
@@ -2951,23 +2949,7 @@
         <w:t xml:space="preserve">[2] </w:t>
       </w:r>
       <w:r>
-        <w:t xml:space="preserve">A. Zaeemzadeh, M. Joneidi, B. </w:t>
-      </w:r>
-      <w:proofErr w:type="spellStart"/>
-      <w:r>
-        <w:t>Shahrasbi</w:t>
-      </w:r>
-      <w:proofErr w:type="spellEnd"/>
-      <w:r>
-        <w:t xml:space="preserve">, and N. </w:t>
-      </w:r>
-      <w:proofErr w:type="spellStart"/>
-      <w:r>
-        <w:t>Rahnavard</w:t>
-      </w:r>
-      <w:proofErr w:type="spellEnd"/>
-      <w:r>
-        <w:t>, "Missing spectrum-data</w:t>
+        <w:t>A. Zaeemzadeh, M. Joneidi, B. Shahrasbi, and N. Rahnavard, "Missing spectrum-data</w:t>
       </w:r>
     </w:p>
     <w:p>
@@ -3049,6 +3031,7 @@
     <w:p/>
     <w:p>
       <w:r>
+        <w:lastRenderedPageBreak/>
         <w:t xml:space="preserve">[7] </w:t>
       </w:r>
       <w:r>
@@ -5502,13 +5485,8 @@
       <w:r>
         <w:t xml:space="preserve">Table 3 lists the specifications for the </w:t>
       </w:r>
-      <w:proofErr w:type="spellStart"/>
-      <w:r>
-        <w:t>mulitimedia</w:t>
-      </w:r>
-      <w:proofErr w:type="spellEnd"/>
-      <w:r>
-        <w:t xml:space="preserve"> </w:t>
+      <w:r>
+        <w:t xml:space="preserve">mulitimedia </w:t>
       </w:r>
       <w:r>
         <w:t>files. Use a screenshot or anothe</w:t>
@@ -7408,23 +7386,7 @@
               <w:t xml:space="preserve"> .mp4,</w:t>
             </w:r>
             <w:r>
-              <w:t xml:space="preserve"> .mov (</w:t>
-            </w:r>
-            <w:proofErr w:type="spellStart"/>
-            <w:r>
-              <w:t>Quicktime</w:t>
-            </w:r>
-            <w:proofErr w:type="spellEnd"/>
-            <w:r>
-              <w:t>), .</w:t>
-            </w:r>
-            <w:proofErr w:type="spellStart"/>
-            <w:r>
-              <w:t>wmv</w:t>
-            </w:r>
-            <w:proofErr w:type="spellEnd"/>
-            <w:r>
-              <w:t xml:space="preserve"> (Windows Media Player)</w:t>
+              <w:t xml:space="preserve"> .mov (Quicktime), .wmv (Windows Media Player)</w:t>
             </w:r>
           </w:p>
         </w:tc>
@@ -7526,7 +7488,7 @@
           <v:shape id="_x0000_i1025" type="#_x0000_t75" style="width:27.55pt;height:31.05pt" o:ole="">
             <v:imagedata r:id="rId12" o:title=""/>
           </v:shape>
-          <o:OLEObject Type="Embed" ProgID="Equation.3" ShapeID="_x0000_i1025" DrawAspect="Content" ObjectID="_1832758488" r:id="rId13"/>
+          <o:OLEObject Type="Embed" ProgID="Equation.3" ShapeID="_x0000_i1025" DrawAspect="Content" ObjectID="_1832758550" r:id="rId13"/>
         </w:object>
       </w:r>
       <w:r>
@@ -7569,7 +7531,7 @@
           <v:shape id="_x0000_i1026" type="#_x0000_t75" style="width:76.95pt;height:34.6pt" o:ole="">
             <v:imagedata r:id="rId14" o:title=""/>
           </v:shape>
-          <o:OLEObject Type="Embed" ProgID="Equation.3" ShapeID="_x0000_i1026" DrawAspect="Content" ObjectID="_1832758489" r:id="rId15"/>
+          <o:OLEObject Type="Embed" ProgID="Equation.3" ShapeID="_x0000_i1026" DrawAspect="Content" ObjectID="_1832758551" r:id="rId15"/>
         </w:object>
       </w:r>
       <w:r>
@@ -7618,7 +7580,7 @@
           <v:shape id="_x0000_i1027" type="#_x0000_t75" style="width:55.05pt;height:20.45pt" o:ole="">
             <v:imagedata r:id="rId16" o:title=""/>
           </v:shape>
-          <o:OLEObject Type="Embed" ProgID="Equation.3" ShapeID="_x0000_i1027" DrawAspect="Content" ObjectID="_1832758490" r:id="rId17"/>
+          <o:OLEObject Type="Embed" ProgID="Equation.3" ShapeID="_x0000_i1027" DrawAspect="Content" ObjectID="_1832758552" r:id="rId17"/>
         </w:object>
       </w:r>
       <w:r>
@@ -8008,7 +7970,6 @@
           <w:sz w:val="20"/>
         </w:rPr>
       </w:pPr>
-      <w:proofErr w:type="spellStart"/>
       <w:r>
         <w:rPr>
           <w:rStyle w:val="body31"/>
@@ -8016,57 +7977,7 @@
           <w:color w:val="auto"/>
           <w:sz w:val="20"/>
         </w:rPr>
-        <w:t>Blackberrie</w:t>
-      </w:r>
-      <w:proofErr w:type="spellEnd"/>
-      <w:r>
-        <w:rPr>
-          <w:rStyle w:val="body31"/>
-          <w:rFonts w:ascii="Times New Roman" w:hAnsi="Times New Roman"/>
-          <w:color w:val="auto"/>
-          <w:sz w:val="20"/>
-        </w:rPr>
-        <w:t xml:space="preserve"> Eddins and </w:t>
-      </w:r>
-      <w:proofErr w:type="spellStart"/>
-      <w:r>
-        <w:rPr>
-          <w:rStyle w:val="body31"/>
-          <w:rFonts w:ascii="Times New Roman" w:hAnsi="Times New Roman"/>
-          <w:color w:val="auto"/>
-          <w:sz w:val="20"/>
-        </w:rPr>
-        <w:t>Muyinatu</w:t>
-      </w:r>
-      <w:proofErr w:type="spellEnd"/>
-      <w:r>
-        <w:rPr>
-          <w:rStyle w:val="body31"/>
-          <w:rFonts w:ascii="Times New Roman" w:hAnsi="Times New Roman"/>
-          <w:color w:val="auto"/>
-          <w:sz w:val="20"/>
-        </w:rPr>
-        <w:t xml:space="preserve"> A. </w:t>
-      </w:r>
-      <w:proofErr w:type="spellStart"/>
-      <w:r>
-        <w:rPr>
-          <w:rStyle w:val="body31"/>
-          <w:rFonts w:ascii="Times New Roman" w:hAnsi="Times New Roman"/>
-          <w:color w:val="auto"/>
-          <w:sz w:val="20"/>
-        </w:rPr>
-        <w:t>Lediju</w:t>
-      </w:r>
-      <w:proofErr w:type="spellEnd"/>
-      <w:r>
-        <w:rPr>
-          <w:rStyle w:val="body31"/>
-          <w:rFonts w:ascii="Times New Roman" w:hAnsi="Times New Roman"/>
-          <w:color w:val="auto"/>
-          <w:sz w:val="20"/>
-        </w:rPr>
-        <w:t xml:space="preserve"> Bell, “Design of a multifiber light delivery system for photoacoustic-guided surgery," J. Biomed. Opt. 22(4), 041011 (13 Jan 2022). </w:t>
+        <w:t xml:space="preserve">Blackberrie Eddins and Muyinatu A. Lediju Bell, “Design of a multifiber light delivery system for photoacoustic-guided surgery," J. Biomed. Opt. 22(4), 041011 (13 Jan 2022). </w:t>
       </w:r>
       <w:hyperlink r:id="rId21" w:history="1">
         <w:r>
